--- a/tests/fixtures/english_technical_doc.docx
+++ b/tests/fixtures/english_technical_doc.docx
@@ -443,27 +443,7 @@
           <w:color w:val="2D2D2D"/>
           <w:lang w:val="en-US" w:bidi="fa-IR"/>
         </w:rPr>
-        <w:t>high</w:t>
-      </w:r>
-      <w:r>
-        <w:rPr>
-          <w:rFonts w:ascii="Vazirmatn" w:hAnsi="Vazirmatn" w:cs="Vazirmatn"/>
-          <w:sz w:val="22"/>
-          <w:szCs w:val="22"/>
-          <w:color w:val="2D2D2D"/>
-          <w:lang w:val="en-US" w:bidi="fa-IR"/>
-        </w:rPr>
-        <w:t>-</w:t>
-      </w:r>
-      <w:r>
-        <w:rPr>
-          <w:rFonts w:ascii="Vazirmatn" w:hAnsi="Vazirmatn" w:cs="Vazirmatn"/>
-          <w:sz w:val="22"/>
-          <w:szCs w:val="22"/>
-          <w:color w:val="2D2D2D"/>
-          <w:lang w:val="en-US" w:bidi="fa-IR"/>
-        </w:rPr>
-        <w:t>throughput</w:t>
+        <w:t>high-throughput</w:t>
       </w:r>
       <w:r>
         <w:rPr>
@@ -503,17 +483,7 @@
           <w:color w:val="2D2D2D"/>
           <w:lang w:val="en-US" w:bidi="fa-IR"/>
         </w:rPr>
-        <w:t>clusters</w:t>
-      </w:r>
-      <w:r>
-        <w:rPr>
-          <w:rFonts w:ascii="Vazirmatn" w:hAnsi="Vazirmatn" w:cs="Vazirmatn"/>
-          <w:sz w:val="22"/>
-          <w:szCs w:val="22"/>
-          <w:color w:val="2D2D2D"/>
-          <w:lang w:val="en-US" w:bidi="fa-IR"/>
-        </w:rPr>
-        <w:t>.</w:t>
+        <w:t>clusters.</w:t>
       </w:r>
     </w:p>
     <w:tbl>
@@ -592,31 +562,7 @@
                 <w:color w:val="2D2D2D"/>
                 <w:lang w:val="en-US" w:bidi="fa-IR"/>
               </w:rPr>
-              <w:t>Cache</w:t>
-            </w:r>
-            <w:r>
-              <w:rPr>
-                <w:rFonts w:ascii="Vazirmatn" w:hAnsi="Vazirmatn" w:cs="Vazirmatn"/>
-                <w:sz w:val="28"/>
-                <w:szCs w:val="28"/>
-                <w:b/>
-                <w:bCs/>
-                <w:color w:val="2D2D2D"/>
-                <w:lang w:val="en-US" w:bidi="fa-IR"/>
-              </w:rPr>
-              <w:t>-</w:t>
-            </w:r>
-            <w:r>
-              <w:rPr>
-                <w:rFonts w:ascii="Vazirmatn" w:hAnsi="Vazirmatn" w:cs="Vazirmatn"/>
-                <w:sz w:val="28"/>
-                <w:szCs w:val="28"/>
-                <w:b/>
-                <w:bCs/>
-                <w:color w:val="2D2D2D"/>
-                <w:lang w:val="en-US" w:bidi="fa-IR"/>
-              </w:rPr>
-              <w:t>Aside Pattern and Invalidation</w:t>
+              <w:t>Cache-Aside Pattern and Invalidation</w:t>
             </w:r>
           </w:p>
         </w:tc>
@@ -761,27 +707,7 @@
           <w:color w:val="2D2D2D"/>
           <w:lang w:val="en-US" w:bidi="fa-IR"/>
         </w:rPr>
-        <w:t>Cache</w:t>
-      </w:r>
-      <w:r>
-        <w:rPr>
-          <w:rFonts w:ascii="Vazirmatn" w:hAnsi="Vazirmatn" w:cs="Vazirmatn"/>
-          <w:sz w:val="22"/>
-          <w:szCs w:val="22"/>
-          <w:color w:val="2D2D2D"/>
-          <w:lang w:val="en-US" w:bidi="fa-IR"/>
-        </w:rPr>
-        <w:t>-</w:t>
-      </w:r>
-      <w:r>
-        <w:rPr>
-          <w:rFonts w:ascii="Vazirmatn" w:hAnsi="Vazirmatn" w:cs="Vazirmatn"/>
-          <w:sz w:val="22"/>
-          <w:szCs w:val="22"/>
-          <w:color w:val="2D2D2D"/>
-          <w:lang w:val="en-US" w:bidi="fa-IR"/>
-        </w:rPr>
-        <w:t>Aside</w:t>
+        <w:t>Cache-Aside</w:t>
       </w:r>
       <w:r>
         <w:rPr>
@@ -861,47 +787,7 @@
           <w:color w:val="2D2D2D"/>
           <w:lang w:val="en-US" w:bidi="fa-IR"/>
         </w:rPr>
-        <w:t>time</w:t>
-      </w:r>
-      <w:r>
-        <w:rPr>
-          <w:rFonts w:ascii="Vazirmatn" w:hAnsi="Vazirmatn" w:cs="Vazirmatn"/>
-          <w:sz w:val="22"/>
-          <w:szCs w:val="22"/>
-          <w:color w:val="2D2D2D"/>
-          <w:lang w:val="en-US" w:bidi="fa-IR"/>
-        </w:rPr>
-        <w:t>-</w:t>
-      </w:r>
-      <w:r>
-        <w:rPr>
-          <w:rFonts w:ascii="Vazirmatn" w:hAnsi="Vazirmatn" w:cs="Vazirmatn"/>
-          <w:sz w:val="22"/>
-          <w:szCs w:val="22"/>
-          <w:color w:val="2D2D2D"/>
-          <w:lang w:val="en-US" w:bidi="fa-IR"/>
-        </w:rPr>
-        <w:t>to</w:t>
-      </w:r>
-      <w:r>
-        <w:rPr>
-          <w:rFonts w:ascii="Vazirmatn" w:hAnsi="Vazirmatn" w:cs="Vazirmatn"/>
-          <w:sz w:val="22"/>
-          <w:szCs w:val="22"/>
-          <w:color w:val="2D2D2D"/>
-          <w:lang w:val="en-US" w:bidi="fa-IR"/>
-        </w:rPr>
-        <w:t>-</w:t>
-      </w:r>
-      <w:r>
-        <w:rPr>
-          <w:rFonts w:ascii="Vazirmatn" w:hAnsi="Vazirmatn" w:cs="Vazirmatn"/>
-          <w:sz w:val="22"/>
-          <w:szCs w:val="22"/>
-          <w:color w:val="2D2D2D"/>
-          <w:lang w:val="en-US" w:bidi="fa-IR"/>
-        </w:rPr>
-        <w:t>live</w:t>
+        <w:t>time-to-live</w:t>
       </w:r>
       <w:r>
         <w:rPr>
@@ -921,27 +807,7 @@
           <w:color w:val="2D2D2D"/>
           <w:lang w:val="en-US" w:bidi="fa-IR"/>
         </w:rPr>
-        <w:t>(</w:t>
-      </w:r>
-      <w:r>
-        <w:rPr>
-          <w:rFonts w:ascii="Vazirmatn" w:hAnsi="Vazirmatn" w:cs="Vazirmatn"/>
-          <w:sz w:val="22"/>
-          <w:szCs w:val="22"/>
-          <w:color w:val="2D2D2D"/>
-          <w:lang w:val="en-US" w:bidi="fa-IR"/>
-        </w:rPr>
-        <w:t>TTL</w:t>
-      </w:r>
-      <w:r>
-        <w:rPr>
-          <w:rFonts w:ascii="Vazirmatn" w:hAnsi="Vazirmatn" w:cs="Vazirmatn"/>
-          <w:sz w:val="22"/>
-          <w:szCs w:val="22"/>
-          <w:color w:val="2D2D2D"/>
-          <w:lang w:val="en-US" w:bidi="fa-IR"/>
-        </w:rPr>
-        <w:t>)</w:t>
+        <w:t>(TTL)</w:t>
       </w:r>
       <w:r>
         <w:rPr>
@@ -1021,27 +887,7 @@
           <w:color w:val="2D2D2D"/>
           <w:lang w:val="en-US" w:bidi="fa-IR"/>
         </w:rPr>
-        <w:t>write</w:t>
-      </w:r>
-      <w:r>
-        <w:rPr>
-          <w:rFonts w:ascii="Vazirmatn" w:hAnsi="Vazirmatn" w:cs="Vazirmatn"/>
-          <w:sz w:val="22"/>
-          <w:szCs w:val="22"/>
-          <w:color w:val="2D2D2D"/>
-          <w:lang w:val="en-US" w:bidi="fa-IR"/>
-        </w:rPr>
-        <w:t>-</w:t>
-      </w:r>
-      <w:r>
-        <w:rPr>
-          <w:rFonts w:ascii="Vazirmatn" w:hAnsi="Vazirmatn" w:cs="Vazirmatn"/>
-          <w:sz w:val="22"/>
-          <w:szCs w:val="22"/>
-          <w:color w:val="2D2D2D"/>
-          <w:lang w:val="en-US" w:bidi="fa-IR"/>
-        </w:rPr>
-        <w:t>through</w:t>
+        <w:t>write-through</w:t>
       </w:r>
       <w:r>
         <w:rPr>
@@ -1141,17 +987,7 @@
           <w:color w:val="2D2D2D"/>
           <w:lang w:val="en-US" w:bidi="fa-IR"/>
         </w:rPr>
-        <w:t>records</w:t>
-      </w:r>
-      <w:r>
-        <w:rPr>
-          <w:rFonts w:ascii="Vazirmatn" w:hAnsi="Vazirmatn" w:cs="Vazirmatn"/>
-          <w:sz w:val="22"/>
-          <w:szCs w:val="22"/>
-          <w:color w:val="2D2D2D"/>
-          <w:lang w:val="en-US" w:bidi="fa-IR"/>
-        </w:rPr>
-        <w:t>.</w:t>
+        <w:t>records.</w:t>
       </w:r>
     </w:p>
     <w:tbl>
@@ -1232,7 +1068,7 @@
           </w:tcPr>
           <w:p>
             <w:pPr>
-              <w:spacing w:line="336" w:lineRule="auto" w:after="120"/>
+              <w:spacing w:line="276" w:lineRule="auto" w:after="80"/>
               <w:jc w:val="both"/>
             </w:pPr>
             <w:r>
@@ -1243,7 +1079,7 @@
                 <w:color w:val="2D2D2D"/>
                 <w:lang w:val="en-US" w:bidi="fa-IR"/>
               </w:rPr>
-              <w:t>Read replicas can experience brief replication lag during heavy write spikes</w:t>
+              <w:t>Read</w:t>
             </w:r>
             <w:r>
               <w:rPr>
@@ -1253,7 +1089,7 @@
                 <w:color w:val="2D2D2D"/>
                 <w:lang w:val="en-US" w:bidi="fa-IR"/>
               </w:rPr>
-              <w:t xml:space="preserve">. </w:t>
+              <w:t xml:space="preserve"> </w:t>
             </w:r>
             <w:r>
               <w:rPr>
@@ -1263,7 +1099,7 @@
                 <w:color w:val="2D2D2D"/>
                 <w:lang w:val="en-US" w:bidi="fa-IR"/>
               </w:rPr>
-              <w:t>For strictly consistent read operations</w:t>
+              <w:t>replicas</w:t>
             </w:r>
             <w:r>
               <w:rPr>
@@ -1273,7 +1109,7 @@
                 <w:color w:val="2D2D2D"/>
                 <w:lang w:val="en-US" w:bidi="fa-IR"/>
               </w:rPr>
-              <w:t xml:space="preserve">, </w:t>
+              <w:t xml:space="preserve"> </w:t>
             </w:r>
             <w:r>
               <w:rPr>
@@ -1283,7 +1119,7 @@
                 <w:color w:val="2D2D2D"/>
                 <w:lang w:val="en-US" w:bidi="fa-IR"/>
               </w:rPr>
-              <w:t>route queries to the primary database node</w:t>
+              <w:t>can</w:t>
             </w:r>
             <w:r>
               <w:rPr>
@@ -1293,7 +1129,407 @@
                 <w:color w:val="2D2D2D"/>
                 <w:lang w:val="en-US" w:bidi="fa-IR"/>
               </w:rPr>
-              <w:t>.</w:t>
+              <w:t xml:space="preserve"> </w:t>
+            </w:r>
+            <w:r>
+              <w:rPr>
+                <w:rFonts w:ascii="Vazirmatn" w:hAnsi="Vazirmatn" w:cs="Vazirmatn"/>
+                <w:sz w:val="21"/>
+                <w:szCs w:val="21"/>
+                <w:color w:val="2D2D2D"/>
+                <w:lang w:val="en-US" w:bidi="fa-IR"/>
+              </w:rPr>
+              <w:t>experience</w:t>
+            </w:r>
+            <w:r>
+              <w:rPr>
+                <w:rFonts w:ascii="Vazirmatn" w:hAnsi="Vazirmatn" w:cs="Vazirmatn"/>
+                <w:sz w:val="21"/>
+                <w:szCs w:val="21"/>
+                <w:color w:val="2D2D2D"/>
+                <w:lang w:val="en-US" w:bidi="fa-IR"/>
+              </w:rPr>
+              <w:t xml:space="preserve"> </w:t>
+            </w:r>
+            <w:r>
+              <w:rPr>
+                <w:rFonts w:ascii="Vazirmatn" w:hAnsi="Vazirmatn" w:cs="Vazirmatn"/>
+                <w:sz w:val="21"/>
+                <w:szCs w:val="21"/>
+                <w:color w:val="2D2D2D"/>
+                <w:lang w:val="en-US" w:bidi="fa-IR"/>
+              </w:rPr>
+              <w:t>brief</w:t>
+            </w:r>
+            <w:r>
+              <w:rPr>
+                <w:rFonts w:ascii="Vazirmatn" w:hAnsi="Vazirmatn" w:cs="Vazirmatn"/>
+                <w:sz w:val="21"/>
+                <w:szCs w:val="21"/>
+                <w:color w:val="2D2D2D"/>
+                <w:lang w:val="en-US" w:bidi="fa-IR"/>
+              </w:rPr>
+              <w:t xml:space="preserve"> </w:t>
+            </w:r>
+            <w:r>
+              <w:rPr>
+                <w:rFonts w:ascii="Vazirmatn" w:hAnsi="Vazirmatn" w:cs="Vazirmatn"/>
+                <w:sz w:val="21"/>
+                <w:szCs w:val="21"/>
+                <w:color w:val="2D2D2D"/>
+                <w:lang w:val="en-US" w:bidi="fa-IR"/>
+              </w:rPr>
+              <w:t>replication</w:t>
+            </w:r>
+            <w:r>
+              <w:rPr>
+                <w:rFonts w:ascii="Vazirmatn" w:hAnsi="Vazirmatn" w:cs="Vazirmatn"/>
+                <w:sz w:val="21"/>
+                <w:szCs w:val="21"/>
+                <w:color w:val="2D2D2D"/>
+                <w:lang w:val="en-US" w:bidi="fa-IR"/>
+              </w:rPr>
+              <w:t xml:space="preserve"> </w:t>
+            </w:r>
+            <w:r>
+              <w:rPr>
+                <w:rFonts w:ascii="Vazirmatn" w:hAnsi="Vazirmatn" w:cs="Vazirmatn"/>
+                <w:sz w:val="21"/>
+                <w:szCs w:val="21"/>
+                <w:color w:val="2D2D2D"/>
+                <w:lang w:val="en-US" w:bidi="fa-IR"/>
+              </w:rPr>
+              <w:t>lag</w:t>
+            </w:r>
+            <w:r>
+              <w:rPr>
+                <w:rFonts w:ascii="Vazirmatn" w:hAnsi="Vazirmatn" w:cs="Vazirmatn"/>
+                <w:sz w:val="21"/>
+                <w:szCs w:val="21"/>
+                <w:color w:val="2D2D2D"/>
+                <w:lang w:val="en-US" w:bidi="fa-IR"/>
+              </w:rPr>
+              <w:t xml:space="preserve"> </w:t>
+            </w:r>
+            <w:r>
+              <w:rPr>
+                <w:rFonts w:ascii="Vazirmatn" w:hAnsi="Vazirmatn" w:cs="Vazirmatn"/>
+                <w:sz w:val="21"/>
+                <w:szCs w:val="21"/>
+                <w:color w:val="2D2D2D"/>
+                <w:lang w:val="en-US" w:bidi="fa-IR"/>
+              </w:rPr>
+              <w:t>during</w:t>
+            </w:r>
+            <w:r>
+              <w:rPr>
+                <w:rFonts w:ascii="Vazirmatn" w:hAnsi="Vazirmatn" w:cs="Vazirmatn"/>
+                <w:sz w:val="21"/>
+                <w:szCs w:val="21"/>
+                <w:color w:val="2D2D2D"/>
+                <w:lang w:val="en-US" w:bidi="fa-IR"/>
+              </w:rPr>
+              <w:t xml:space="preserve"> </w:t>
+            </w:r>
+            <w:r>
+              <w:rPr>
+                <w:rFonts w:ascii="Vazirmatn" w:hAnsi="Vazirmatn" w:cs="Vazirmatn"/>
+                <w:sz w:val="21"/>
+                <w:szCs w:val="21"/>
+                <w:color w:val="2D2D2D"/>
+                <w:lang w:val="en-US" w:bidi="fa-IR"/>
+              </w:rPr>
+              <w:t>heavy</w:t>
+            </w:r>
+            <w:r>
+              <w:rPr>
+                <w:rFonts w:ascii="Vazirmatn" w:hAnsi="Vazirmatn" w:cs="Vazirmatn"/>
+                <w:sz w:val="21"/>
+                <w:szCs w:val="21"/>
+                <w:color w:val="2D2D2D"/>
+                <w:lang w:val="en-US" w:bidi="fa-IR"/>
+              </w:rPr>
+              <w:t xml:space="preserve"> </w:t>
+            </w:r>
+            <w:r>
+              <w:rPr>
+                <w:rFonts w:ascii="Vazirmatn" w:hAnsi="Vazirmatn" w:cs="Vazirmatn"/>
+                <w:sz w:val="21"/>
+                <w:szCs w:val="21"/>
+                <w:color w:val="2D2D2D"/>
+                <w:lang w:val="en-US" w:bidi="fa-IR"/>
+              </w:rPr>
+              <w:t>write</w:t>
+            </w:r>
+            <w:r>
+              <w:rPr>
+                <w:rFonts w:ascii="Vazirmatn" w:hAnsi="Vazirmatn" w:cs="Vazirmatn"/>
+                <w:sz w:val="21"/>
+                <w:szCs w:val="21"/>
+                <w:color w:val="2D2D2D"/>
+                <w:lang w:val="en-US" w:bidi="fa-IR"/>
+              </w:rPr>
+              <w:t xml:space="preserve"> </w:t>
+            </w:r>
+            <w:r>
+              <w:rPr>
+                <w:rFonts w:ascii="Vazirmatn" w:hAnsi="Vazirmatn" w:cs="Vazirmatn"/>
+                <w:sz w:val="21"/>
+                <w:szCs w:val="21"/>
+                <w:color w:val="2D2D2D"/>
+                <w:lang w:val="en-US" w:bidi="fa-IR"/>
+              </w:rPr>
+              <w:t>spikes.</w:t>
+            </w:r>
+            <w:r>
+              <w:rPr>
+                <w:rFonts w:ascii="Vazirmatn" w:hAnsi="Vazirmatn" w:cs="Vazirmatn"/>
+                <w:sz w:val="21"/>
+                <w:szCs w:val="21"/>
+                <w:color w:val="2D2D2D"/>
+                <w:lang w:val="en-US" w:bidi="fa-IR"/>
+              </w:rPr>
+              <w:t xml:space="preserve"> </w:t>
+            </w:r>
+            <w:r>
+              <w:rPr>
+                <w:rFonts w:ascii="Vazirmatn" w:hAnsi="Vazirmatn" w:cs="Vazirmatn"/>
+                <w:sz w:val="21"/>
+                <w:szCs w:val="21"/>
+                <w:color w:val="2D2D2D"/>
+                <w:lang w:val="en-US" w:bidi="fa-IR"/>
+              </w:rPr>
+              <w:t>For</w:t>
+            </w:r>
+            <w:r>
+              <w:rPr>
+                <w:rFonts w:ascii="Vazirmatn" w:hAnsi="Vazirmatn" w:cs="Vazirmatn"/>
+                <w:sz w:val="21"/>
+                <w:szCs w:val="21"/>
+                <w:color w:val="2D2D2D"/>
+                <w:lang w:val="en-US" w:bidi="fa-IR"/>
+              </w:rPr>
+              <w:t xml:space="preserve"> </w:t>
+            </w:r>
+            <w:r>
+              <w:rPr>
+                <w:rFonts w:ascii="Vazirmatn" w:hAnsi="Vazirmatn" w:cs="Vazirmatn"/>
+                <w:sz w:val="21"/>
+                <w:szCs w:val="21"/>
+                <w:color w:val="2D2D2D"/>
+                <w:lang w:val="en-US" w:bidi="fa-IR"/>
+              </w:rPr>
+              <w:t>strictly</w:t>
+            </w:r>
+            <w:r>
+              <w:rPr>
+                <w:rFonts w:ascii="Vazirmatn" w:hAnsi="Vazirmatn" w:cs="Vazirmatn"/>
+                <w:sz w:val="21"/>
+                <w:szCs w:val="21"/>
+                <w:color w:val="2D2D2D"/>
+                <w:lang w:val="en-US" w:bidi="fa-IR"/>
+              </w:rPr>
+              <w:t xml:space="preserve"> </w:t>
+            </w:r>
+            <w:r>
+              <w:rPr>
+                <w:rFonts w:ascii="Vazirmatn" w:hAnsi="Vazirmatn" w:cs="Vazirmatn"/>
+                <w:sz w:val="21"/>
+                <w:szCs w:val="21"/>
+                <w:color w:val="2D2D2D"/>
+                <w:lang w:val="en-US" w:bidi="fa-IR"/>
+              </w:rPr>
+              <w:t>consistent</w:t>
+            </w:r>
+            <w:r>
+              <w:rPr>
+                <w:rFonts w:ascii="Vazirmatn" w:hAnsi="Vazirmatn" w:cs="Vazirmatn"/>
+                <w:sz w:val="21"/>
+                <w:szCs w:val="21"/>
+                <w:color w:val="2D2D2D"/>
+                <w:lang w:val="en-US" w:bidi="fa-IR"/>
+              </w:rPr>
+              <w:t xml:space="preserve"> </w:t>
+            </w:r>
+            <w:r>
+              <w:rPr>
+                <w:rFonts w:ascii="Vazirmatn" w:hAnsi="Vazirmatn" w:cs="Vazirmatn"/>
+                <w:sz w:val="21"/>
+                <w:szCs w:val="21"/>
+                <w:color w:val="2D2D2D"/>
+                <w:lang w:val="en-US" w:bidi="fa-IR"/>
+              </w:rPr>
+              <w:t>read</w:t>
+            </w:r>
+            <w:r>
+              <w:rPr>
+                <w:rFonts w:ascii="Vazirmatn" w:hAnsi="Vazirmatn" w:cs="Vazirmatn"/>
+                <w:sz w:val="21"/>
+                <w:szCs w:val="21"/>
+                <w:color w:val="2D2D2D"/>
+                <w:lang w:val="en-US" w:bidi="fa-IR"/>
+              </w:rPr>
+              <w:t xml:space="preserve"> </w:t>
+            </w:r>
+            <w:r>
+              <w:rPr>
+                <w:rFonts w:ascii="Vazirmatn" w:hAnsi="Vazirmatn" w:cs="Vazirmatn"/>
+                <w:sz w:val="21"/>
+                <w:szCs w:val="21"/>
+                <w:color w:val="2D2D2D"/>
+                <w:lang w:val="en-US" w:bidi="fa-IR"/>
+              </w:rPr>
+              <w:t>operations</w:t>
+            </w:r>
+            <w:r>
+              <w:rPr>
+                <w:rFonts w:ascii="Vazirmatn" w:hAnsi="Vazirmatn" w:cs="Vazirmatn"/>
+                <w:sz w:val="21"/>
+                <w:szCs w:val="21"/>
+                <w:color w:val="2D2D2D"/>
+                <w:lang w:val="en-US" w:bidi="fa-IR"/>
+              </w:rPr>
+              <w:t>,</w:t>
+            </w:r>
+            <w:r>
+              <w:rPr>
+                <w:rFonts w:ascii="Vazirmatn" w:hAnsi="Vazirmatn" w:cs="Vazirmatn"/>
+                <w:sz w:val="21"/>
+                <w:szCs w:val="21"/>
+                <w:color w:val="2D2D2D"/>
+                <w:lang w:val="en-US" w:bidi="fa-IR"/>
+              </w:rPr>
+              <w:t xml:space="preserve"> </w:t>
+            </w:r>
+            <w:r>
+              <w:rPr>
+                <w:rFonts w:ascii="Vazirmatn" w:hAnsi="Vazirmatn" w:cs="Vazirmatn"/>
+                <w:sz w:val="21"/>
+                <w:szCs w:val="21"/>
+                <w:color w:val="2D2D2D"/>
+                <w:lang w:val="en-US" w:bidi="fa-IR"/>
+              </w:rPr>
+              <w:t>route</w:t>
+            </w:r>
+            <w:r>
+              <w:rPr>
+                <w:rFonts w:ascii="Vazirmatn" w:hAnsi="Vazirmatn" w:cs="Vazirmatn"/>
+                <w:sz w:val="21"/>
+                <w:szCs w:val="21"/>
+                <w:color w:val="2D2D2D"/>
+                <w:lang w:val="en-US" w:bidi="fa-IR"/>
+              </w:rPr>
+              <w:t xml:space="preserve"> </w:t>
+            </w:r>
+            <w:r>
+              <w:rPr>
+                <w:rFonts w:ascii="Vazirmatn" w:hAnsi="Vazirmatn" w:cs="Vazirmatn"/>
+                <w:sz w:val="21"/>
+                <w:szCs w:val="21"/>
+                <w:color w:val="2D2D2D"/>
+                <w:lang w:val="en-US" w:bidi="fa-IR"/>
+              </w:rPr>
+              <w:t>queries</w:t>
+            </w:r>
+            <w:r>
+              <w:rPr>
+                <w:rFonts w:ascii="Vazirmatn" w:hAnsi="Vazirmatn" w:cs="Vazirmatn"/>
+                <w:sz w:val="21"/>
+                <w:szCs w:val="21"/>
+                <w:color w:val="2D2D2D"/>
+                <w:lang w:val="en-US" w:bidi="fa-IR"/>
+              </w:rPr>
+              <w:t xml:space="preserve"> </w:t>
+            </w:r>
+            <w:r>
+              <w:rPr>
+                <w:rFonts w:ascii="Vazirmatn" w:hAnsi="Vazirmatn" w:cs="Vazirmatn"/>
+                <w:sz w:val="21"/>
+                <w:szCs w:val="21"/>
+                <w:color w:val="2D2D2D"/>
+                <w:lang w:val="en-US" w:bidi="fa-IR"/>
+              </w:rPr>
+              <w:t>to</w:t>
+            </w:r>
+            <w:r>
+              <w:rPr>
+                <w:rFonts w:ascii="Vazirmatn" w:hAnsi="Vazirmatn" w:cs="Vazirmatn"/>
+                <w:sz w:val="21"/>
+                <w:szCs w:val="21"/>
+                <w:color w:val="2D2D2D"/>
+                <w:lang w:val="en-US" w:bidi="fa-IR"/>
+              </w:rPr>
+              <w:t xml:space="preserve"> </w:t>
+            </w:r>
+            <w:r>
+              <w:rPr>
+                <w:rFonts w:ascii="Vazirmatn" w:hAnsi="Vazirmatn" w:cs="Vazirmatn"/>
+                <w:sz w:val="21"/>
+                <w:szCs w:val="21"/>
+                <w:color w:val="2D2D2D"/>
+                <w:lang w:val="en-US" w:bidi="fa-IR"/>
+              </w:rPr>
+              <w:t>the</w:t>
+            </w:r>
+            <w:r>
+              <w:rPr>
+                <w:rFonts w:ascii="Vazirmatn" w:hAnsi="Vazirmatn" w:cs="Vazirmatn"/>
+                <w:sz w:val="21"/>
+                <w:szCs w:val="21"/>
+                <w:color w:val="2D2D2D"/>
+                <w:lang w:val="en-US" w:bidi="fa-IR"/>
+              </w:rPr>
+              <w:t xml:space="preserve"> </w:t>
+            </w:r>
+            <w:r>
+              <w:rPr>
+                <w:rFonts w:ascii="Vazirmatn" w:hAnsi="Vazirmatn" w:cs="Vazirmatn"/>
+                <w:sz w:val="21"/>
+                <w:szCs w:val="21"/>
+                <w:color w:val="2D2D2D"/>
+                <w:lang w:val="en-US" w:bidi="fa-IR"/>
+              </w:rPr>
+              <w:t>primary</w:t>
+            </w:r>
+            <w:r>
+              <w:rPr>
+                <w:rFonts w:ascii="Vazirmatn" w:hAnsi="Vazirmatn" w:cs="Vazirmatn"/>
+                <w:sz w:val="21"/>
+                <w:szCs w:val="21"/>
+                <w:color w:val="2D2D2D"/>
+                <w:lang w:val="en-US" w:bidi="fa-IR"/>
+              </w:rPr>
+              <w:t xml:space="preserve"> </w:t>
+            </w:r>
+            <w:r>
+              <w:rPr>
+                <w:rFonts w:ascii="Vazirmatn" w:hAnsi="Vazirmatn" w:cs="Vazirmatn"/>
+                <w:sz w:val="21"/>
+                <w:szCs w:val="21"/>
+                <w:color w:val="2D2D2D"/>
+                <w:lang w:val="en-US" w:bidi="fa-IR"/>
+              </w:rPr>
+              <w:t>database</w:t>
+            </w:r>
+            <w:r>
+              <w:rPr>
+                <w:rFonts w:ascii="Vazirmatn" w:hAnsi="Vazirmatn" w:cs="Vazirmatn"/>
+                <w:sz w:val="21"/>
+                <w:szCs w:val="21"/>
+                <w:color w:val="2D2D2D"/>
+                <w:lang w:val="en-US" w:bidi="fa-IR"/>
+              </w:rPr>
+              <w:t xml:space="preserve"> </w:t>
+            </w:r>
+            <w:r>
+              <w:rPr>
+                <w:rFonts w:ascii="Vazirmatn" w:hAnsi="Vazirmatn" w:cs="Vazirmatn"/>
+                <w:sz w:val="21"/>
+                <w:szCs w:val="21"/>
+                <w:color w:val="2D2D2D"/>
+                <w:lang w:val="en-US" w:bidi="fa-IR"/>
+              </w:rPr>
+              <w:t>node.</w:t>
             </w:r>
           </w:p>
         </w:tc>
@@ -1371,7 +1607,7 @@
           </w:tcPr>
           <w:p>
             <w:pPr>
-              <w:spacing w:line="336" w:lineRule="auto" w:after="120"/>
+              <w:spacing w:line="276" w:lineRule="auto" w:after="80"/>
               <w:jc w:val="both"/>
             </w:pPr>
             <w:r>
@@ -1382,7 +1618,7 @@
                 <w:color w:val="2D2D2D"/>
                 <w:lang w:val="en-US" w:bidi="fa-IR"/>
               </w:rPr>
-              <w:t>Ensure that maxmemory</w:t>
+              <w:t>Ensure</w:t>
             </w:r>
             <w:r>
               <w:rPr>
@@ -1392,7 +1628,7 @@
                 <w:color w:val="2D2D2D"/>
                 <w:lang w:val="en-US" w:bidi="fa-IR"/>
               </w:rPr>
-              <w:t>-</w:t>
+              <w:t xml:space="preserve"> </w:t>
             </w:r>
             <w:r>
               <w:rPr>
@@ -1402,7 +1638,7 @@
                 <w:color w:val="2D2D2D"/>
                 <w:lang w:val="en-US" w:bidi="fa-IR"/>
               </w:rPr>
-              <w:t>policy is configured to volatile</w:t>
+              <w:t>that</w:t>
             </w:r>
             <w:r>
               <w:rPr>
@@ -1412,7 +1648,17 @@
                 <w:color w:val="2D2D2D"/>
                 <w:lang w:val="en-US" w:bidi="fa-IR"/>
               </w:rPr>
-              <w:t>-</w:t>
+              <w:t xml:space="preserve"> </w:t>
+            </w:r>
+            <w:r>
+              <w:rPr>
+                <w:rFonts w:ascii="Courier New" w:hAnsi="Courier New" w:cs="Courier New"/>
+                <w:sz w:val="21"/>
+                <w:szCs w:val="21"/>
+                <w:color w:val="2D2D2D"/>
+                <w:lang w:val="en-US" w:bidi="fa-IR"/>
+              </w:rPr>
+              <w:t>maxmemory-policy</w:t>
             </w:r>
             <w:r>
               <w:rPr>
@@ -1422,7 +1668,7 @@
                 <w:color w:val="2D2D2D"/>
                 <w:lang w:val="en-US" w:bidi="fa-IR"/>
               </w:rPr>
-              <w:t>lru in production so that persistent auth tokens are never evicted prematurely</w:t>
+              <w:t xml:space="preserve"> </w:t>
             </w:r>
             <w:r>
               <w:rPr>
@@ -1432,7 +1678,287 @@
                 <w:color w:val="2D2D2D"/>
                 <w:lang w:val="en-US" w:bidi="fa-IR"/>
               </w:rPr>
-              <w:t>.</w:t>
+              <w:t>is</w:t>
+            </w:r>
+            <w:r>
+              <w:rPr>
+                <w:rFonts w:ascii="Vazirmatn" w:hAnsi="Vazirmatn" w:cs="Vazirmatn"/>
+                <w:sz w:val="21"/>
+                <w:szCs w:val="21"/>
+                <w:color w:val="2D2D2D"/>
+                <w:lang w:val="en-US" w:bidi="fa-IR"/>
+              </w:rPr>
+              <w:t xml:space="preserve"> </w:t>
+            </w:r>
+            <w:r>
+              <w:rPr>
+                <w:rFonts w:ascii="Vazirmatn" w:hAnsi="Vazirmatn" w:cs="Vazirmatn"/>
+                <w:sz w:val="21"/>
+                <w:szCs w:val="21"/>
+                <w:color w:val="2D2D2D"/>
+                <w:lang w:val="en-US" w:bidi="fa-IR"/>
+              </w:rPr>
+              <w:t>configured</w:t>
+            </w:r>
+            <w:r>
+              <w:rPr>
+                <w:rFonts w:ascii="Vazirmatn" w:hAnsi="Vazirmatn" w:cs="Vazirmatn"/>
+                <w:sz w:val="21"/>
+                <w:szCs w:val="21"/>
+                <w:color w:val="2D2D2D"/>
+                <w:lang w:val="en-US" w:bidi="fa-IR"/>
+              </w:rPr>
+              <w:t xml:space="preserve"> </w:t>
+            </w:r>
+            <w:r>
+              <w:rPr>
+                <w:rFonts w:ascii="Vazirmatn" w:hAnsi="Vazirmatn" w:cs="Vazirmatn"/>
+                <w:sz w:val="21"/>
+                <w:szCs w:val="21"/>
+                <w:color w:val="2D2D2D"/>
+                <w:lang w:val="en-US" w:bidi="fa-IR"/>
+              </w:rPr>
+              <w:t>to</w:t>
+            </w:r>
+            <w:r>
+              <w:rPr>
+                <w:rFonts w:ascii="Vazirmatn" w:hAnsi="Vazirmatn" w:cs="Vazirmatn"/>
+                <w:sz w:val="21"/>
+                <w:szCs w:val="21"/>
+                <w:color w:val="2D2D2D"/>
+                <w:lang w:val="en-US" w:bidi="fa-IR"/>
+              </w:rPr>
+              <w:t xml:space="preserve"> </w:t>
+            </w:r>
+            <w:r>
+              <w:rPr>
+                <w:rFonts w:ascii="Courier New" w:hAnsi="Courier New" w:cs="Courier New"/>
+                <w:sz w:val="21"/>
+                <w:szCs w:val="21"/>
+                <w:color w:val="2D2D2D"/>
+                <w:lang w:val="en-US" w:bidi="fa-IR"/>
+              </w:rPr>
+              <w:t>volatile-lru</w:t>
+            </w:r>
+            <w:r>
+              <w:rPr>
+                <w:rFonts w:ascii="Vazirmatn" w:hAnsi="Vazirmatn" w:cs="Vazirmatn"/>
+                <w:sz w:val="21"/>
+                <w:szCs w:val="21"/>
+                <w:color w:val="2D2D2D"/>
+                <w:lang w:val="en-US" w:bidi="fa-IR"/>
+              </w:rPr>
+              <w:t xml:space="preserve"> </w:t>
+            </w:r>
+            <w:r>
+              <w:rPr>
+                <w:rFonts w:ascii="Vazirmatn" w:hAnsi="Vazirmatn" w:cs="Vazirmatn"/>
+                <w:sz w:val="21"/>
+                <w:szCs w:val="21"/>
+                <w:color w:val="2D2D2D"/>
+                <w:lang w:val="en-US" w:bidi="fa-IR"/>
+              </w:rPr>
+              <w:t>in</w:t>
+            </w:r>
+            <w:r>
+              <w:rPr>
+                <w:rFonts w:ascii="Vazirmatn" w:hAnsi="Vazirmatn" w:cs="Vazirmatn"/>
+                <w:sz w:val="21"/>
+                <w:szCs w:val="21"/>
+                <w:color w:val="2D2D2D"/>
+                <w:lang w:val="en-US" w:bidi="fa-IR"/>
+              </w:rPr>
+              <w:t xml:space="preserve"> </w:t>
+            </w:r>
+            <w:r>
+              <w:rPr>
+                <w:rFonts w:ascii="Vazirmatn" w:hAnsi="Vazirmatn" w:cs="Vazirmatn"/>
+                <w:sz w:val="21"/>
+                <w:szCs w:val="21"/>
+                <w:color w:val="2D2D2D"/>
+                <w:lang w:val="en-US" w:bidi="fa-IR"/>
+              </w:rPr>
+              <w:t>production</w:t>
+            </w:r>
+            <w:r>
+              <w:rPr>
+                <w:rFonts w:ascii="Vazirmatn" w:hAnsi="Vazirmatn" w:cs="Vazirmatn"/>
+                <w:sz w:val="21"/>
+                <w:szCs w:val="21"/>
+                <w:color w:val="2D2D2D"/>
+                <w:lang w:val="en-US" w:bidi="fa-IR"/>
+              </w:rPr>
+              <w:t xml:space="preserve"> </w:t>
+            </w:r>
+            <w:r>
+              <w:rPr>
+                <w:rFonts w:ascii="Vazirmatn" w:hAnsi="Vazirmatn" w:cs="Vazirmatn"/>
+                <w:sz w:val="21"/>
+                <w:szCs w:val="21"/>
+                <w:color w:val="2D2D2D"/>
+                <w:lang w:val="en-US" w:bidi="fa-IR"/>
+              </w:rPr>
+              <w:t>so</w:t>
+            </w:r>
+            <w:r>
+              <w:rPr>
+                <w:rFonts w:ascii="Vazirmatn" w:hAnsi="Vazirmatn" w:cs="Vazirmatn"/>
+                <w:sz w:val="21"/>
+                <w:szCs w:val="21"/>
+                <w:color w:val="2D2D2D"/>
+                <w:lang w:val="en-US" w:bidi="fa-IR"/>
+              </w:rPr>
+              <w:t xml:space="preserve"> </w:t>
+            </w:r>
+            <w:r>
+              <w:rPr>
+                <w:rFonts w:ascii="Vazirmatn" w:hAnsi="Vazirmatn" w:cs="Vazirmatn"/>
+                <w:sz w:val="21"/>
+                <w:szCs w:val="21"/>
+                <w:color w:val="2D2D2D"/>
+                <w:lang w:val="en-US" w:bidi="fa-IR"/>
+              </w:rPr>
+              <w:t>that</w:t>
+            </w:r>
+            <w:r>
+              <w:rPr>
+                <w:rFonts w:ascii="Vazirmatn" w:hAnsi="Vazirmatn" w:cs="Vazirmatn"/>
+                <w:sz w:val="21"/>
+                <w:szCs w:val="21"/>
+                <w:color w:val="2D2D2D"/>
+                <w:lang w:val="en-US" w:bidi="fa-IR"/>
+              </w:rPr>
+              <w:t xml:space="preserve"> </w:t>
+            </w:r>
+            <w:r>
+              <w:rPr>
+                <w:rFonts w:ascii="Vazirmatn" w:hAnsi="Vazirmatn" w:cs="Vazirmatn"/>
+                <w:sz w:val="21"/>
+                <w:szCs w:val="21"/>
+                <w:color w:val="2D2D2D"/>
+                <w:lang w:val="en-US" w:bidi="fa-IR"/>
+              </w:rPr>
+              <w:t>persistent</w:t>
+            </w:r>
+            <w:r>
+              <w:rPr>
+                <w:rFonts w:ascii="Vazirmatn" w:hAnsi="Vazirmatn" w:cs="Vazirmatn"/>
+                <w:sz w:val="21"/>
+                <w:szCs w:val="21"/>
+                <w:color w:val="2D2D2D"/>
+                <w:lang w:val="en-US" w:bidi="fa-IR"/>
+              </w:rPr>
+              <w:t xml:space="preserve"> </w:t>
+            </w:r>
+            <w:r>
+              <w:rPr>
+                <w:rFonts w:ascii="Vazirmatn" w:hAnsi="Vazirmatn" w:cs="Vazirmatn"/>
+                <w:sz w:val="21"/>
+                <w:szCs w:val="21"/>
+                <w:color w:val="2D2D2D"/>
+                <w:lang w:val="en-US" w:bidi="fa-IR"/>
+              </w:rPr>
+              <w:t>auth</w:t>
+            </w:r>
+            <w:r>
+              <w:rPr>
+                <w:rFonts w:ascii="Vazirmatn" w:hAnsi="Vazirmatn" w:cs="Vazirmatn"/>
+                <w:sz w:val="21"/>
+                <w:szCs w:val="21"/>
+                <w:color w:val="2D2D2D"/>
+                <w:lang w:val="en-US" w:bidi="fa-IR"/>
+              </w:rPr>
+              <w:t xml:space="preserve"> </w:t>
+            </w:r>
+            <w:r>
+              <w:rPr>
+                <w:rFonts w:ascii="Vazirmatn" w:hAnsi="Vazirmatn" w:cs="Vazirmatn"/>
+                <w:sz w:val="21"/>
+                <w:szCs w:val="21"/>
+                <w:color w:val="2D2D2D"/>
+                <w:lang w:val="en-US" w:bidi="fa-IR"/>
+              </w:rPr>
+              <w:t>tokens</w:t>
+            </w:r>
+            <w:r>
+              <w:rPr>
+                <w:rFonts w:ascii="Vazirmatn" w:hAnsi="Vazirmatn" w:cs="Vazirmatn"/>
+                <w:sz w:val="21"/>
+                <w:szCs w:val="21"/>
+                <w:color w:val="2D2D2D"/>
+                <w:lang w:val="en-US" w:bidi="fa-IR"/>
+              </w:rPr>
+              <w:t xml:space="preserve"> </w:t>
+            </w:r>
+            <w:r>
+              <w:rPr>
+                <w:rFonts w:ascii="Vazirmatn" w:hAnsi="Vazirmatn" w:cs="Vazirmatn"/>
+                <w:sz w:val="21"/>
+                <w:szCs w:val="21"/>
+                <w:color w:val="2D2D2D"/>
+                <w:lang w:val="en-US" w:bidi="fa-IR"/>
+              </w:rPr>
+              <w:t>are</w:t>
+            </w:r>
+            <w:r>
+              <w:rPr>
+                <w:rFonts w:ascii="Vazirmatn" w:hAnsi="Vazirmatn" w:cs="Vazirmatn"/>
+                <w:sz w:val="21"/>
+                <w:szCs w:val="21"/>
+                <w:color w:val="2D2D2D"/>
+                <w:lang w:val="en-US" w:bidi="fa-IR"/>
+              </w:rPr>
+              <w:t xml:space="preserve"> </w:t>
+            </w:r>
+            <w:r>
+              <w:rPr>
+                <w:rFonts w:ascii="Vazirmatn" w:hAnsi="Vazirmatn" w:cs="Vazirmatn"/>
+                <w:sz w:val="21"/>
+                <w:szCs w:val="21"/>
+                <w:color w:val="2D2D2D"/>
+                <w:lang w:val="en-US" w:bidi="fa-IR"/>
+              </w:rPr>
+              <w:t>never</w:t>
+            </w:r>
+            <w:r>
+              <w:rPr>
+                <w:rFonts w:ascii="Vazirmatn" w:hAnsi="Vazirmatn" w:cs="Vazirmatn"/>
+                <w:sz w:val="21"/>
+                <w:szCs w:val="21"/>
+                <w:color w:val="2D2D2D"/>
+                <w:lang w:val="en-US" w:bidi="fa-IR"/>
+              </w:rPr>
+              <w:t xml:space="preserve"> </w:t>
+            </w:r>
+            <w:r>
+              <w:rPr>
+                <w:rFonts w:ascii="Vazirmatn" w:hAnsi="Vazirmatn" w:cs="Vazirmatn"/>
+                <w:sz w:val="21"/>
+                <w:szCs w:val="21"/>
+                <w:color w:val="2D2D2D"/>
+                <w:lang w:val="en-US" w:bidi="fa-IR"/>
+              </w:rPr>
+              <w:t>evicted</w:t>
+            </w:r>
+            <w:r>
+              <w:rPr>
+                <w:rFonts w:ascii="Vazirmatn" w:hAnsi="Vazirmatn" w:cs="Vazirmatn"/>
+                <w:sz w:val="21"/>
+                <w:szCs w:val="21"/>
+                <w:color w:val="2D2D2D"/>
+                <w:lang w:val="en-US" w:bidi="fa-IR"/>
+              </w:rPr>
+              <w:t xml:space="preserve"> </w:t>
+            </w:r>
+            <w:r>
+              <w:rPr>
+                <w:rFonts w:ascii="Vazirmatn" w:hAnsi="Vazirmatn" w:cs="Vazirmatn"/>
+                <w:sz w:val="21"/>
+                <w:szCs w:val="21"/>
+                <w:color w:val="2D2D2D"/>
+                <w:lang w:val="en-US" w:bidi="fa-IR"/>
+              </w:rPr>
+              <w:t>prematurely.</w:t>
             </w:r>
           </w:p>
         </w:tc>
@@ -1517,67 +2043,7 @@
           <w:color w:val="5A5A5A"/>
           <w:lang w:val="en-US" w:bidi="fa-IR"/>
         </w:rPr>
-        <w:t>End</w:t>
-      </w:r>
-      <w:r>
-        <w:rPr>
-          <w:rFonts w:ascii="Vazirmatn" w:hAnsi="Vazirmatn" w:cs="Vazirmatn"/>
-          <w:sz w:val="19"/>
-          <w:szCs w:val="19"/>
-          <w:color w:val="5A5A5A"/>
-          <w:lang w:val="en-US" w:bidi="fa-IR"/>
-        </w:rPr>
-        <w:t>-</w:t>
-      </w:r>
-      <w:r>
-        <w:rPr>
-          <w:rFonts w:ascii="Vazirmatn" w:hAnsi="Vazirmatn" w:cs="Vazirmatn"/>
-          <w:sz w:val="19"/>
-          <w:szCs w:val="19"/>
-          <w:color w:val="5A5A5A"/>
-          <w:lang w:val="en-US" w:bidi="fa-IR"/>
-        </w:rPr>
-        <w:t>to</w:t>
-      </w:r>
-      <w:r>
-        <w:rPr>
-          <w:rFonts w:ascii="Vazirmatn" w:hAnsi="Vazirmatn" w:cs="Vazirmatn"/>
-          <w:sz w:val="19"/>
-          <w:szCs w:val="19"/>
-          <w:color w:val="5A5A5A"/>
-          <w:lang w:val="en-US" w:bidi="fa-IR"/>
-        </w:rPr>
-        <w:t>-</w:t>
-      </w:r>
-      <w:r>
-        <w:rPr>
-          <w:rFonts w:ascii="Vazirmatn" w:hAnsi="Vazirmatn" w:cs="Vazirmatn"/>
-          <w:sz w:val="19"/>
-          <w:szCs w:val="19"/>
-          <w:color w:val="5A5A5A"/>
-          <w:lang w:val="en-US" w:bidi="fa-IR"/>
-        </w:rPr>
-        <w:t>end sequence diagram demonstrating Cache</w:t>
-      </w:r>
-      <w:r>
-        <w:rPr>
-          <w:rFonts w:ascii="Vazirmatn" w:hAnsi="Vazirmatn" w:cs="Vazirmatn"/>
-          <w:sz w:val="19"/>
-          <w:szCs w:val="19"/>
-          <w:color w:val="5A5A5A"/>
-          <w:lang w:val="en-US" w:bidi="fa-IR"/>
-        </w:rPr>
-        <w:t>-</w:t>
-      </w:r>
-      <w:r>
-        <w:rPr>
-          <w:rFonts w:ascii="Vazirmatn" w:hAnsi="Vazirmatn" w:cs="Vazirmatn"/>
-          <w:sz w:val="19"/>
-          <w:szCs w:val="19"/>
-          <w:color w:val="5A5A5A"/>
-          <w:lang w:val="en-US" w:bidi="fa-IR"/>
-        </w:rPr>
-        <w:t>Aside lookup</w:t>
+        <w:t>End-to-end sequence diagram demonstrating Cache-Aside lookup</w:t>
       </w:r>
       <w:r>
         <w:rPr>
@@ -1617,17 +2083,7 @@
           <w:color w:val="5A5A5A"/>
           <w:lang w:val="en-US" w:bidi="fa-IR"/>
         </w:rPr>
-        <w:t>and asynchronous replenishment</w:t>
-      </w:r>
-      <w:r>
-        <w:rPr>
-          <w:rFonts w:ascii="Vazirmatn" w:hAnsi="Vazirmatn" w:cs="Vazirmatn"/>
-          <w:sz w:val="19"/>
-          <w:szCs w:val="19"/>
-          <w:color w:val="5A5A5A"/>
-          <w:lang w:val="en-US" w:bidi="fa-IR"/>
-        </w:rPr>
-        <w:t>.</w:t>
+        <w:t>and asynchronous replenishment.</w:t>
       </w:r>
     </w:p>
     <w:p>
@@ -7555,17 +8011,7 @@
           <w:color w:val="2D2D2D"/>
           <w:lang w:val="en-US" w:bidi="fa-IR"/>
         </w:rPr>
-        <w:t>p</w:t>
-      </w:r>
-      <w:r>
-        <w:rPr>
-          <w:rFonts w:ascii="Vazirmatn" w:hAnsi="Vazirmatn" w:cs="Vazirmatn"/>
-          <w:sz w:val="22"/>
-          <w:szCs w:val="22"/>
-          <w:color w:val="2D2D2D"/>
-          <w:lang w:val="en-US" w:bidi="fa-IR"/>
-        </w:rPr>
-        <w:t>99</w:t>
+        <w:t>p99</w:t>
       </w:r>
       <w:r>
         <w:rPr>
@@ -7665,17 +8111,7 @@
           <w:color w:val="2D2D2D"/>
           <w:lang w:val="en-US" w:bidi="fa-IR"/>
         </w:rPr>
-        <w:t>nodes</w:t>
-      </w:r>
-      <w:r>
-        <w:rPr>
-          <w:rFonts w:ascii="Vazirmatn" w:hAnsi="Vazirmatn" w:cs="Vazirmatn"/>
-          <w:sz w:val="22"/>
-          <w:szCs w:val="22"/>
-          <w:color w:val="2D2D2D"/>
-          <w:lang w:val="en-US" w:bidi="fa-IR"/>
-        </w:rPr>
-        <w:t>.</w:t>
+        <w:t>nodes.</w:t>
       </w:r>
     </w:p>
     <w:p>
@@ -9013,7 +9449,7 @@
     </w:p>
     <w:tbl>
       <w:tblPr>
-        <w:tblW w:type="auto" w:w="0"/>
+        <w:tblW w:type="dxa" w:w="9638"/>
         <w:tblLayout w:type="fixed"/>
         <w:tblLook w:firstColumn="1" w:firstRow="1" w:lastColumn="0" w:lastRow="0" w:noHBand="0" w:noVBand="1" w:val="04A0"/>
       </w:tblPr>
@@ -9023,9 +9459,13 @@
         <w:gridCol w:w="1606"/>
         <w:gridCol w:w="1606"/>
         <w:gridCol w:w="1606"/>
-        <w:gridCol w:w="1606"/>
+        <w:gridCol w:w="1608"/>
       </w:tblGrid>
       <w:tr>
+        <w:trPr>
+          <w:tblHeader/>
+          <w:cantSplit/>
+        </w:trPr>
         <w:tc>
           <w:tcPr>
             <w:tcW w:type="dxa" w:w="1606"/>
@@ -9166,43 +9606,7 @@
                 <w:color w:val="FFFFFF"/>
                 <w:lang w:val="en-US" w:bidi="fa-IR"/>
               </w:rPr>
-              <w:t>Latency</w:t>
-            </w:r>
-            <w:r>
-              <w:rPr>
-                <w:rFonts w:ascii="Vazirmatn" w:hAnsi="Vazirmatn" w:cs="Vazirmatn"/>
-                <w:sz w:val="21"/>
-                <w:szCs w:val="21"/>
-                <w:b/>
-                <w:bCs/>
-                <w:color w:val="FFFFFF"/>
-                <w:lang w:val="en-US" w:bidi="fa-IR"/>
-              </w:rPr>
-              <w:t xml:space="preserve"> (</w:t>
-            </w:r>
-            <w:r>
-              <w:rPr>
-                <w:rFonts w:ascii="Vazirmatn" w:hAnsi="Vazirmatn" w:cs="Vazirmatn"/>
-                <w:sz w:val="21"/>
-                <w:szCs w:val="21"/>
-                <w:b/>
-                <w:bCs/>
-                <w:color w:val="FFFFFF"/>
-                <w:lang w:val="en-US" w:bidi="fa-IR"/>
-              </w:rPr>
-              <w:t>p</w:t>
-            </w:r>
-            <w:r>
-              <w:rPr>
-                <w:rFonts w:ascii="Vazirmatn" w:hAnsi="Vazirmatn" w:cs="Vazirmatn"/>
-                <w:sz w:val="21"/>
-                <w:szCs w:val="21"/>
-                <w:b/>
-                <w:bCs/>
-                <w:color w:val="FFFFFF"/>
-                <w:lang w:val="en-US" w:bidi="fa-IR"/>
-              </w:rPr>
-              <w:t>99)</w:t>
+              <w:t>Latency (p99)</w:t>
             </w:r>
           </w:p>
         </w:tc>
@@ -9244,7 +9648,7 @@
         </w:tc>
         <w:tc>
           <w:tcPr>
-            <w:tcW w:type="dxa" w:w="1606"/>
+            <w:tcW w:type="dxa" w:w="1608"/>
             <w:shd w:val="clear" w:color="auto" w:fill="6B2FA0"/>
             <w:tcMar>
               <w:top w:w="100" w:type="dxa"/>
@@ -9280,6 +9684,9 @@
         </w:tc>
       </w:tr>
       <w:tr>
+        <w:trPr>
+          <w:cantSplit/>
+        </w:trPr>
         <w:tc>
           <w:tcPr>
             <w:tcW w:type="dxa" w:w="1606"/>
@@ -9310,37 +9717,7 @@
                 <w:color w:val="2D2D2D"/>
                 <w:lang w:val="en-US" w:bidi="fa-IR"/>
               </w:rPr>
-              <w:t>redis</w:t>
-            </w:r>
-            <w:r>
-              <w:rPr>
-                <w:rFonts w:ascii="Vazirmatn" w:hAnsi="Vazirmatn" w:cs="Vazirmatn"/>
-                <w:sz w:val="20"/>
-                <w:szCs w:val="20"/>
-                <w:color w:val="2D2D2D"/>
-                <w:lang w:val="en-US" w:bidi="fa-IR"/>
-              </w:rPr>
-              <w:t>-</w:t>
-            </w:r>
-            <w:r>
-              <w:rPr>
-                <w:rFonts w:ascii="Vazirmatn" w:hAnsi="Vazirmatn" w:cs="Vazirmatn"/>
-                <w:sz w:val="20"/>
-                <w:szCs w:val="20"/>
-                <w:color w:val="2D2D2D"/>
-                <w:lang w:val="en-US" w:bidi="fa-IR"/>
-              </w:rPr>
-              <w:t>master</w:t>
-            </w:r>
-            <w:r>
-              <w:rPr>
-                <w:rFonts w:ascii="Vazirmatn" w:hAnsi="Vazirmatn" w:cs="Vazirmatn"/>
-                <w:sz w:val="20"/>
-                <w:szCs w:val="20"/>
-                <w:color w:val="2D2D2D"/>
-                <w:lang w:val="en-US" w:bidi="fa-IR"/>
-              </w:rPr>
-              <w:t>-01</w:t>
+              <w:t>redis-master-01</w:t>
             </w:r>
           </w:p>
         </w:tc>
@@ -9502,7 +9879,7 @@
         </w:tc>
         <w:tc>
           <w:tcPr>
-            <w:tcW w:type="dxa" w:w="1606"/>
+            <w:tcW w:type="dxa" w:w="1608"/>
             <w:shd w:val="clear" w:color="auto" w:fill="FFFFFF"/>
             <w:tcMar>
               <w:top w:w="80" w:type="dxa"/>
@@ -9536,6 +9913,9 @@
         </w:tc>
       </w:tr>
       <w:tr>
+        <w:trPr>
+          <w:cantSplit/>
+        </w:trPr>
         <w:tc>
           <w:tcPr>
             <w:tcW w:type="dxa" w:w="1606"/>
@@ -9566,47 +9946,7 @@
                 <w:color w:val="2D2D2D"/>
                 <w:lang w:val="en-US" w:bidi="fa-IR"/>
               </w:rPr>
-              <w:t>redis</w:t>
-            </w:r>
-            <w:r>
-              <w:rPr>
-                <w:rFonts w:ascii="Vazirmatn" w:hAnsi="Vazirmatn" w:cs="Vazirmatn"/>
-                <w:sz w:val="20"/>
-                <w:szCs w:val="20"/>
-                <w:color w:val="2D2D2D"/>
-                <w:lang w:val="en-US" w:bidi="fa-IR"/>
-              </w:rPr>
-              <w:t>-</w:t>
-            </w:r>
-            <w:r>
-              <w:rPr>
-                <w:rFonts w:ascii="Vazirmatn" w:hAnsi="Vazirmatn" w:cs="Vazirmatn"/>
-                <w:sz w:val="20"/>
-                <w:szCs w:val="20"/>
-                <w:color w:val="2D2D2D"/>
-                <w:lang w:val="en-US" w:bidi="fa-IR"/>
-              </w:rPr>
-              <w:t>replica</w:t>
-            </w:r>
-            <w:r>
-              <w:rPr>
-                <w:rFonts w:ascii="Vazirmatn" w:hAnsi="Vazirmatn" w:cs="Vazirmatn"/>
-                <w:sz w:val="20"/>
-                <w:szCs w:val="20"/>
-                <w:color w:val="2D2D2D"/>
-                <w:lang w:val="en-US" w:bidi="fa-IR"/>
-              </w:rPr>
-              <w:t>-01</w:t>
-            </w:r>
-            <w:r>
-              <w:rPr>
-                <w:rFonts w:ascii="Vazirmatn" w:hAnsi="Vazirmatn" w:cs="Vazirmatn"/>
-                <w:sz w:val="20"/>
-                <w:szCs w:val="20"/>
-                <w:color w:val="2D2D2D"/>
-                <w:lang w:val="en-US" w:bidi="fa-IR"/>
-              </w:rPr>
-              <w:t>a</w:t>
+              <w:t>redis-replica-01a</w:t>
             </w:r>
           </w:p>
         </w:tc>
@@ -9762,8 +10102,32 @@
                 <w:color w:val="2D2D2D"/>
                 <w:lang w:val="en-US" w:bidi="fa-IR"/>
               </w:rPr>
-              <w:t>In</w:t>
-            </w:r>
+              <w:t>In-Sync (Lag 0ms)</w:t>
+            </w:r>
+          </w:p>
+        </w:tc>
+        <w:tc>
+          <w:tcPr>
+            <w:tcW w:type="dxa" w:w="1608"/>
+            <w:shd w:val="clear" w:color="auto" w:fill="FFFFFF"/>
+            <w:tcMar>
+              <w:top w:w="80" w:type="dxa"/>
+              <w:bottom w:w="80" w:type="dxa"/>
+              <w:left w:w="120" w:type="dxa"/>
+              <w:right w:w="120" w:type="dxa"/>
+            </w:tcMar>
+            <w:tcBorders>
+              <w:top w:val="single" w:sz="4" w:space="0" w:color="D8D8D8"/>
+              <w:bottom w:val="single" w:sz="4" w:space="0" w:color="D8D8D8"/>
+              <w:left w:val="single" w:sz="4" w:space="0" w:color="D8D8D8"/>
+              <w:right w:val="single" w:sz="4" w:space="0" w:color="D8D8D8"/>
+            </w:tcBorders>
+          </w:tcPr>
+          <w:p>
+            <w:pPr>
+              <w:jc w:val="start"/>
+            </w:pPr>
+            <w:r/>
             <w:r>
               <w:rPr>
                 <w:rFonts w:ascii="Vazirmatn" w:hAnsi="Vazirmatn" w:cs="Vazirmatn"/>
@@ -9772,8 +10136,37 @@
                 <w:color w:val="2D2D2D"/>
                 <w:lang w:val="en-US" w:bidi="fa-IR"/>
               </w:rPr>
-              <w:t>-</w:t>
-            </w:r>
+              <w:t>Healthy</w:t>
+            </w:r>
+          </w:p>
+        </w:tc>
+      </w:tr>
+      <w:tr>
+        <w:trPr>
+          <w:cantSplit/>
+        </w:trPr>
+        <w:tc>
+          <w:tcPr>
+            <w:tcW w:type="dxa" w:w="1606"/>
+            <w:shd w:val="clear" w:color="auto" w:fill="FFFFFF"/>
+            <w:tcMar>
+              <w:top w:w="80" w:type="dxa"/>
+              <w:bottom w:w="80" w:type="dxa"/>
+              <w:left w:w="120" w:type="dxa"/>
+              <w:right w:w="120" w:type="dxa"/>
+            </w:tcMar>
+            <w:tcBorders>
+              <w:top w:val="single" w:sz="4" w:space="0" w:color="D8D8D8"/>
+              <w:bottom w:val="single" w:sz="4" w:space="0" w:color="D8D8D8"/>
+              <w:left w:val="single" w:sz="4" w:space="0" w:color="D8D8D8"/>
+              <w:right w:val="single" w:sz="4" w:space="0" w:color="D8D8D8"/>
+            </w:tcBorders>
+          </w:tcPr>
+          <w:p>
+            <w:pPr>
+              <w:jc w:val="start"/>
+            </w:pPr>
+            <w:r/>
             <w:r>
               <w:rPr>
                 <w:rFonts w:ascii="Vazirmatn" w:hAnsi="Vazirmatn" w:cs="Vazirmatn"/>
@@ -9782,57 +10175,7 @@
                 <w:color w:val="2D2D2D"/>
                 <w:lang w:val="en-US" w:bidi="fa-IR"/>
               </w:rPr>
-              <w:t>Sync</w:t>
-            </w:r>
-            <w:r>
-              <w:rPr>
-                <w:rFonts w:ascii="Vazirmatn" w:hAnsi="Vazirmatn" w:cs="Vazirmatn"/>
-                <w:sz w:val="20"/>
-                <w:szCs w:val="20"/>
-                <w:color w:val="2D2D2D"/>
-                <w:lang w:val="en-US" w:bidi="fa-IR"/>
-              </w:rPr>
-              <w:t xml:space="preserve"> (</w:t>
-            </w:r>
-            <w:r>
-              <w:rPr>
-                <w:rFonts w:ascii="Vazirmatn" w:hAnsi="Vazirmatn" w:cs="Vazirmatn"/>
-                <w:sz w:val="20"/>
-                <w:szCs w:val="20"/>
-                <w:color w:val="2D2D2D"/>
-                <w:lang w:val="en-US" w:bidi="fa-IR"/>
-              </w:rPr>
-              <w:t>Lag</w:t>
-            </w:r>
-            <w:r>
-              <w:rPr>
-                <w:rFonts w:ascii="Vazirmatn" w:hAnsi="Vazirmatn" w:cs="Vazirmatn"/>
-                <w:sz w:val="20"/>
-                <w:szCs w:val="20"/>
-                <w:color w:val="2D2D2D"/>
-                <w:lang w:val="en-US" w:bidi="fa-IR"/>
-              </w:rPr>
-              <w:t xml:space="preserve"> 0</w:t>
-            </w:r>
-            <w:r>
-              <w:rPr>
-                <w:rFonts w:ascii="Vazirmatn" w:hAnsi="Vazirmatn" w:cs="Vazirmatn"/>
-                <w:sz w:val="20"/>
-                <w:szCs w:val="20"/>
-                <w:color w:val="2D2D2D"/>
-                <w:lang w:val="en-US" w:bidi="fa-IR"/>
-              </w:rPr>
-              <w:t>ms</w:t>
-            </w:r>
-            <w:r>
-              <w:rPr>
-                <w:rFonts w:ascii="Vazirmatn" w:hAnsi="Vazirmatn" w:cs="Vazirmatn"/>
-                <w:sz w:val="20"/>
-                <w:szCs w:val="20"/>
-                <w:color w:val="2D2D2D"/>
-                <w:lang w:val="en-US" w:bidi="fa-IR"/>
-              </w:rPr>
-              <w:t>)</w:t>
+              <w:t>redis-replica-01b</w:t>
             </w:r>
           </w:p>
         </w:tc>
@@ -9866,83 +10209,7 @@
                 <w:color w:val="2D2D2D"/>
                 <w:lang w:val="en-US" w:bidi="fa-IR"/>
               </w:rPr>
-              <w:t>Healthy</w:t>
-            </w:r>
-          </w:p>
-        </w:tc>
-      </w:tr>
-      <w:tr>
-        <w:tc>
-          <w:tcPr>
-            <w:tcW w:type="dxa" w:w="1606"/>
-            <w:shd w:val="clear" w:color="auto" w:fill="FFFFFF"/>
-            <w:tcMar>
-              <w:top w:w="80" w:type="dxa"/>
-              <w:bottom w:w="80" w:type="dxa"/>
-              <w:left w:w="120" w:type="dxa"/>
-              <w:right w:w="120" w:type="dxa"/>
-            </w:tcMar>
-            <w:tcBorders>
-              <w:top w:val="single" w:sz="4" w:space="0" w:color="D8D8D8"/>
-              <w:bottom w:val="single" w:sz="4" w:space="0" w:color="D8D8D8"/>
-              <w:left w:val="single" w:sz="4" w:space="0" w:color="D8D8D8"/>
-              <w:right w:val="single" w:sz="4" w:space="0" w:color="D8D8D8"/>
-            </w:tcBorders>
-          </w:tcPr>
-          <w:p>
-            <w:pPr>
-              <w:jc w:val="start"/>
-            </w:pPr>
-            <w:r/>
-            <w:r>
-              <w:rPr>
-                <w:rFonts w:ascii="Vazirmatn" w:hAnsi="Vazirmatn" w:cs="Vazirmatn"/>
-                <w:sz w:val="20"/>
-                <w:szCs w:val="20"/>
-                <w:color w:val="2D2D2D"/>
-                <w:lang w:val="en-US" w:bidi="fa-IR"/>
-              </w:rPr>
-              <w:t>redis</w:t>
-            </w:r>
-            <w:r>
-              <w:rPr>
-                <w:rFonts w:ascii="Vazirmatn" w:hAnsi="Vazirmatn" w:cs="Vazirmatn"/>
-                <w:sz w:val="20"/>
-                <w:szCs w:val="20"/>
-                <w:color w:val="2D2D2D"/>
-                <w:lang w:val="en-US" w:bidi="fa-IR"/>
-              </w:rPr>
-              <w:t>-</w:t>
-            </w:r>
-            <w:r>
-              <w:rPr>
-                <w:rFonts w:ascii="Vazirmatn" w:hAnsi="Vazirmatn" w:cs="Vazirmatn"/>
-                <w:sz w:val="20"/>
-                <w:szCs w:val="20"/>
-                <w:color w:val="2D2D2D"/>
-                <w:lang w:val="en-US" w:bidi="fa-IR"/>
-              </w:rPr>
-              <w:t>replica</w:t>
-            </w:r>
-            <w:r>
-              <w:rPr>
-                <w:rFonts w:ascii="Vazirmatn" w:hAnsi="Vazirmatn" w:cs="Vazirmatn"/>
-                <w:sz w:val="20"/>
-                <w:szCs w:val="20"/>
-                <w:color w:val="2D2D2D"/>
-                <w:lang w:val="en-US" w:bidi="fa-IR"/>
-              </w:rPr>
-              <w:t>-01</w:t>
-            </w:r>
-            <w:r>
-              <w:rPr>
-                <w:rFonts w:ascii="Vazirmatn" w:hAnsi="Vazirmatn" w:cs="Vazirmatn"/>
-                <w:sz w:val="20"/>
-                <w:szCs w:val="20"/>
-                <w:color w:val="2D2D2D"/>
-                <w:lang w:val="en-US" w:bidi="fa-IR"/>
-              </w:rPr>
-              <w:t>b</w:t>
+              <w:t>Replica</w:t>
             </w:r>
           </w:p>
         </w:tc>
@@ -9976,7 +10243,17 @@
                 <w:color w:val="2D2D2D"/>
                 <w:lang w:val="en-US" w:bidi="fa-IR"/>
               </w:rPr>
-              <w:t>Replica</w:t>
+              <w:t xml:space="preserve">32 </w:t>
+            </w:r>
+            <w:r>
+              <w:rPr>
+                <w:rFonts w:ascii="Vazirmatn" w:hAnsi="Vazirmatn" w:cs="Vazirmatn"/>
+                <w:sz w:val="20"/>
+                <w:szCs w:val="20"/>
+                <w:color w:val="2D2D2D"/>
+                <w:lang w:val="en-US" w:bidi="fa-IR"/>
+              </w:rPr>
+              <w:t>GB</w:t>
             </w:r>
           </w:p>
         </w:tc>
@@ -10010,7 +10287,7 @@
                 <w:color w:val="2D2D2D"/>
                 <w:lang w:val="en-US" w:bidi="fa-IR"/>
               </w:rPr>
-              <w:t xml:space="preserve">32 </w:t>
+              <w:t xml:space="preserve">1.2 </w:t>
             </w:r>
             <w:r>
               <w:rPr>
@@ -10020,7 +10297,7 @@
                 <w:color w:val="2D2D2D"/>
                 <w:lang w:val="en-US" w:bidi="fa-IR"/>
               </w:rPr>
-              <w:t>GB</w:t>
+              <w:t>ms</w:t>
             </w:r>
           </w:p>
         </w:tc>
@@ -10054,8 +10331,32 @@
                 <w:color w:val="2D2D2D"/>
                 <w:lang w:val="en-US" w:bidi="fa-IR"/>
               </w:rPr>
-              <w:t xml:space="preserve">1.2 </w:t>
-            </w:r>
+              <w:t>In-Sync (Lag 1ms)</w:t>
+            </w:r>
+          </w:p>
+        </w:tc>
+        <w:tc>
+          <w:tcPr>
+            <w:tcW w:type="dxa" w:w="1608"/>
+            <w:shd w:val="clear" w:color="auto" w:fill="FFFFFF"/>
+            <w:tcMar>
+              <w:top w:w="80" w:type="dxa"/>
+              <w:bottom w:w="80" w:type="dxa"/>
+              <w:left w:w="120" w:type="dxa"/>
+              <w:right w:w="120" w:type="dxa"/>
+            </w:tcMar>
+            <w:tcBorders>
+              <w:top w:val="single" w:sz="4" w:space="0" w:color="D8D8D8"/>
+              <w:bottom w:val="single" w:sz="4" w:space="0" w:color="D8D8D8"/>
+              <w:left w:val="single" w:sz="4" w:space="0" w:color="D8D8D8"/>
+              <w:right w:val="single" w:sz="4" w:space="0" w:color="D8D8D8"/>
+            </w:tcBorders>
+          </w:tcPr>
+          <w:p>
+            <w:pPr>
+              <w:jc w:val="start"/>
+            </w:pPr>
+            <w:r/>
             <w:r>
               <w:rPr>
                 <w:rFonts w:ascii="Vazirmatn" w:hAnsi="Vazirmatn" w:cs="Vazirmatn"/>
@@ -10064,7 +10365,46 @@
                 <w:color w:val="2D2D2D"/>
                 <w:lang w:val="en-US" w:bidi="fa-IR"/>
               </w:rPr>
-              <w:t>ms</w:t>
+              <w:t>Healthy</w:t>
+            </w:r>
+          </w:p>
+        </w:tc>
+      </w:tr>
+      <w:tr>
+        <w:trPr>
+          <w:cantSplit/>
+        </w:trPr>
+        <w:tc>
+          <w:tcPr>
+            <w:tcW w:type="dxa" w:w="1606"/>
+            <w:shd w:val="clear" w:color="auto" w:fill="FFFFFF"/>
+            <w:tcMar>
+              <w:top w:w="80" w:type="dxa"/>
+              <w:bottom w:w="80" w:type="dxa"/>
+              <w:left w:w="120" w:type="dxa"/>
+              <w:right w:w="120" w:type="dxa"/>
+            </w:tcMar>
+            <w:tcBorders>
+              <w:top w:val="single" w:sz="4" w:space="0" w:color="D8D8D8"/>
+              <w:bottom w:val="single" w:sz="4" w:space="0" w:color="D8D8D8"/>
+              <w:left w:val="single" w:sz="4" w:space="0" w:color="D8D8D8"/>
+              <w:right w:val="single" w:sz="4" w:space="0" w:color="D8D8D8"/>
+            </w:tcBorders>
+          </w:tcPr>
+          <w:p>
+            <w:pPr>
+              <w:jc w:val="start"/>
+            </w:pPr>
+            <w:r/>
+            <w:r>
+              <w:rPr>
+                <w:rFonts w:ascii="Vazirmatn" w:hAnsi="Vazirmatn" w:cs="Vazirmatn"/>
+                <w:sz w:val="20"/>
+                <w:szCs w:val="20"/>
+                <w:color w:val="2D2D2D"/>
+                <w:lang w:val="en-US" w:bidi="fa-IR"/>
+              </w:rPr>
+              <w:t>redis-sentinel-01</w:t>
             </w:r>
           </w:p>
         </w:tc>
@@ -10098,77 +10438,7 @@
                 <w:color w:val="2D2D2D"/>
                 <w:lang w:val="en-US" w:bidi="fa-IR"/>
               </w:rPr>
-              <w:t>In</w:t>
-            </w:r>
-            <w:r>
-              <w:rPr>
-                <w:rFonts w:ascii="Vazirmatn" w:hAnsi="Vazirmatn" w:cs="Vazirmatn"/>
-                <w:sz w:val="20"/>
-                <w:szCs w:val="20"/>
-                <w:color w:val="2D2D2D"/>
-                <w:lang w:val="en-US" w:bidi="fa-IR"/>
-              </w:rPr>
-              <w:t>-</w:t>
-            </w:r>
-            <w:r>
-              <w:rPr>
-                <w:rFonts w:ascii="Vazirmatn" w:hAnsi="Vazirmatn" w:cs="Vazirmatn"/>
-                <w:sz w:val="20"/>
-                <w:szCs w:val="20"/>
-                <w:color w:val="2D2D2D"/>
-                <w:lang w:val="en-US" w:bidi="fa-IR"/>
-              </w:rPr>
-              <w:t>Sync</w:t>
-            </w:r>
-            <w:r>
-              <w:rPr>
-                <w:rFonts w:ascii="Vazirmatn" w:hAnsi="Vazirmatn" w:cs="Vazirmatn"/>
-                <w:sz w:val="20"/>
-                <w:szCs w:val="20"/>
-                <w:color w:val="2D2D2D"/>
-                <w:lang w:val="en-US" w:bidi="fa-IR"/>
-              </w:rPr>
-              <w:t xml:space="preserve"> (</w:t>
-            </w:r>
-            <w:r>
-              <w:rPr>
-                <w:rFonts w:ascii="Vazirmatn" w:hAnsi="Vazirmatn" w:cs="Vazirmatn"/>
-                <w:sz w:val="20"/>
-                <w:szCs w:val="20"/>
-                <w:color w:val="2D2D2D"/>
-                <w:lang w:val="en-US" w:bidi="fa-IR"/>
-              </w:rPr>
-              <w:t>Lag</w:t>
-            </w:r>
-            <w:r>
-              <w:rPr>
-                <w:rFonts w:ascii="Vazirmatn" w:hAnsi="Vazirmatn" w:cs="Vazirmatn"/>
-                <w:sz w:val="20"/>
-                <w:szCs w:val="20"/>
-                <w:color w:val="2D2D2D"/>
-                <w:lang w:val="en-US" w:bidi="fa-IR"/>
-              </w:rPr>
-              <w:t xml:space="preserve"> 1</w:t>
-            </w:r>
-            <w:r>
-              <w:rPr>
-                <w:rFonts w:ascii="Vazirmatn" w:hAnsi="Vazirmatn" w:cs="Vazirmatn"/>
-                <w:sz w:val="20"/>
-                <w:szCs w:val="20"/>
-                <w:color w:val="2D2D2D"/>
-                <w:lang w:val="en-US" w:bidi="fa-IR"/>
-              </w:rPr>
-              <w:t>ms</w:t>
-            </w:r>
-            <w:r>
-              <w:rPr>
-                <w:rFonts w:ascii="Vazirmatn" w:hAnsi="Vazirmatn" w:cs="Vazirmatn"/>
-                <w:sz w:val="20"/>
-                <w:szCs w:val="20"/>
-                <w:color w:val="2D2D2D"/>
-                <w:lang w:val="en-US" w:bidi="fa-IR"/>
-              </w:rPr>
-              <w:t>)</w:t>
+              <w:t>Monitor</w:t>
             </w:r>
           </w:p>
         </w:tc>
@@ -10202,34 +10472,8 @@
                 <w:color w:val="2D2D2D"/>
                 <w:lang w:val="en-US" w:bidi="fa-IR"/>
               </w:rPr>
-              <w:t>Healthy</w:t>
-            </w:r>
-          </w:p>
-        </w:tc>
-      </w:tr>
-      <w:tr>
-        <w:tc>
-          <w:tcPr>
-            <w:tcW w:type="dxa" w:w="1606"/>
-            <w:shd w:val="clear" w:color="auto" w:fill="FFFFFF"/>
-            <w:tcMar>
-              <w:top w:w="80" w:type="dxa"/>
-              <w:bottom w:w="80" w:type="dxa"/>
-              <w:left w:w="120" w:type="dxa"/>
-              <w:right w:w="120" w:type="dxa"/>
-            </w:tcMar>
-            <w:tcBorders>
-              <w:top w:val="single" w:sz="4" w:space="0" w:color="D8D8D8"/>
-              <w:bottom w:val="single" w:sz="4" w:space="0" w:color="D8D8D8"/>
-              <w:left w:val="single" w:sz="4" w:space="0" w:color="D8D8D8"/>
-              <w:right w:val="single" w:sz="4" w:space="0" w:color="D8D8D8"/>
-            </w:tcBorders>
-          </w:tcPr>
-          <w:p>
-            <w:pPr>
-              <w:jc w:val="start"/>
-            </w:pPr>
-            <w:r/>
+              <w:t xml:space="preserve">512 </w:t>
+            </w:r>
             <w:r>
               <w:rPr>
                 <w:rFonts w:ascii="Vazirmatn" w:hAnsi="Vazirmatn" w:cs="Vazirmatn"/>
@@ -10238,37 +10482,7 @@
                 <w:color w:val="2D2D2D"/>
                 <w:lang w:val="en-US" w:bidi="fa-IR"/>
               </w:rPr>
-              <w:t>redis</w:t>
-            </w:r>
-            <w:r>
-              <w:rPr>
-                <w:rFonts w:ascii="Vazirmatn" w:hAnsi="Vazirmatn" w:cs="Vazirmatn"/>
-                <w:sz w:val="20"/>
-                <w:szCs w:val="20"/>
-                <w:color w:val="2D2D2D"/>
-                <w:lang w:val="en-US" w:bidi="fa-IR"/>
-              </w:rPr>
-              <w:t>-</w:t>
-            </w:r>
-            <w:r>
-              <w:rPr>
-                <w:rFonts w:ascii="Vazirmatn" w:hAnsi="Vazirmatn" w:cs="Vazirmatn"/>
-                <w:sz w:val="20"/>
-                <w:szCs w:val="20"/>
-                <w:color w:val="2D2D2D"/>
-                <w:lang w:val="en-US" w:bidi="fa-IR"/>
-              </w:rPr>
-              <w:t>sentinel</w:t>
-            </w:r>
-            <w:r>
-              <w:rPr>
-                <w:rFonts w:ascii="Vazirmatn" w:hAnsi="Vazirmatn" w:cs="Vazirmatn"/>
-                <w:sz w:val="20"/>
-                <w:szCs w:val="20"/>
-                <w:color w:val="2D2D2D"/>
-                <w:lang w:val="en-US" w:bidi="fa-IR"/>
-              </w:rPr>
-              <w:t>-01</w:t>
+              <w:t>MB</w:t>
             </w:r>
           </w:p>
         </w:tc>
@@ -10302,7 +10516,17 @@
                 <w:color w:val="2D2D2D"/>
                 <w:lang w:val="en-US" w:bidi="fa-IR"/>
               </w:rPr>
-              <w:t>Monitor</w:t>
+              <w:t xml:space="preserve">0.2 </w:t>
+            </w:r>
+            <w:r>
+              <w:rPr>
+                <w:rFonts w:ascii="Vazirmatn" w:hAnsi="Vazirmatn" w:cs="Vazirmatn"/>
+                <w:sz w:val="20"/>
+                <w:szCs w:val="20"/>
+                <w:color w:val="2D2D2D"/>
+                <w:lang w:val="en-US" w:bidi="fa-IR"/>
+              </w:rPr>
+              <w:t>ms</w:t>
             </w:r>
           </w:p>
         </w:tc>
@@ -10336,101 +10560,13 @@
                 <w:color w:val="2D2D2D"/>
                 <w:lang w:val="en-US" w:bidi="fa-IR"/>
               </w:rPr>
-              <w:t xml:space="preserve">512 </w:t>
-            </w:r>
-            <w:r>
-              <w:rPr>
-                <w:rFonts w:ascii="Vazirmatn" w:hAnsi="Vazirmatn" w:cs="Vazirmatn"/>
-                <w:sz w:val="20"/>
-                <w:szCs w:val="20"/>
-                <w:color w:val="2D2D2D"/>
-                <w:lang w:val="en-US" w:bidi="fa-IR"/>
-              </w:rPr>
-              <w:t>MB</w:t>
+              <w:t>Quorum Active</w:t>
             </w:r>
           </w:p>
         </w:tc>
         <w:tc>
           <w:tcPr>
-            <w:tcW w:type="dxa" w:w="1606"/>
-            <w:shd w:val="clear" w:color="auto" w:fill="FFFFFF"/>
-            <w:tcMar>
-              <w:top w:w="80" w:type="dxa"/>
-              <w:bottom w:w="80" w:type="dxa"/>
-              <w:left w:w="120" w:type="dxa"/>
-              <w:right w:w="120" w:type="dxa"/>
-            </w:tcMar>
-            <w:tcBorders>
-              <w:top w:val="single" w:sz="4" w:space="0" w:color="D8D8D8"/>
-              <w:bottom w:val="single" w:sz="4" w:space="0" w:color="D8D8D8"/>
-              <w:left w:val="single" w:sz="4" w:space="0" w:color="D8D8D8"/>
-              <w:right w:val="single" w:sz="4" w:space="0" w:color="D8D8D8"/>
-            </w:tcBorders>
-          </w:tcPr>
-          <w:p>
-            <w:pPr>
-              <w:jc w:val="start"/>
-            </w:pPr>
-            <w:r/>
-            <w:r>
-              <w:rPr>
-                <w:rFonts w:ascii="Vazirmatn" w:hAnsi="Vazirmatn" w:cs="Vazirmatn"/>
-                <w:sz w:val="20"/>
-                <w:szCs w:val="20"/>
-                <w:color w:val="2D2D2D"/>
-                <w:lang w:val="en-US" w:bidi="fa-IR"/>
-              </w:rPr>
-              <w:t xml:space="preserve">0.2 </w:t>
-            </w:r>
-            <w:r>
-              <w:rPr>
-                <w:rFonts w:ascii="Vazirmatn" w:hAnsi="Vazirmatn" w:cs="Vazirmatn"/>
-                <w:sz w:val="20"/>
-                <w:szCs w:val="20"/>
-                <w:color w:val="2D2D2D"/>
-                <w:lang w:val="en-US" w:bidi="fa-IR"/>
-              </w:rPr>
-              <w:t>ms</w:t>
-            </w:r>
-          </w:p>
-        </w:tc>
-        <w:tc>
-          <w:tcPr>
-            <w:tcW w:type="dxa" w:w="1606"/>
-            <w:shd w:val="clear" w:color="auto" w:fill="FFFFFF"/>
-            <w:tcMar>
-              <w:top w:w="80" w:type="dxa"/>
-              <w:bottom w:w="80" w:type="dxa"/>
-              <w:left w:w="120" w:type="dxa"/>
-              <w:right w:w="120" w:type="dxa"/>
-            </w:tcMar>
-            <w:tcBorders>
-              <w:top w:val="single" w:sz="4" w:space="0" w:color="D8D8D8"/>
-              <w:bottom w:val="single" w:sz="4" w:space="0" w:color="D8D8D8"/>
-              <w:left w:val="single" w:sz="4" w:space="0" w:color="D8D8D8"/>
-              <w:right w:val="single" w:sz="4" w:space="0" w:color="D8D8D8"/>
-            </w:tcBorders>
-          </w:tcPr>
-          <w:p>
-            <w:pPr>
-              <w:jc w:val="start"/>
-            </w:pPr>
-            <w:r/>
-            <w:r>
-              <w:rPr>
-                <w:rFonts w:ascii="Vazirmatn" w:hAnsi="Vazirmatn" w:cs="Vazirmatn"/>
-                <w:sz w:val="20"/>
-                <w:szCs w:val="20"/>
-                <w:color w:val="2D2D2D"/>
-                <w:lang w:val="en-US" w:bidi="fa-IR"/>
-              </w:rPr>
-              <w:t>Quorum Active</w:t>
-            </w:r>
-          </w:p>
-        </w:tc>
-        <w:tc>
-          <w:tcPr>
-            <w:tcW w:type="dxa" w:w="1606"/>
+            <w:tcW w:type="dxa" w:w="1608"/>
             <w:shd w:val="clear" w:color="auto" w:fill="FFFFFF"/>
             <w:tcMar>
               <w:top w:w="80" w:type="dxa"/>
@@ -10751,17 +10887,7 @@
           <w:color w:val="2D2D2D"/>
           <w:lang w:val="en-US" w:bidi="fa-IR"/>
         </w:rPr>
-        <w:t>nightly</w:t>
-      </w:r>
-      <w:r>
-        <w:rPr>
-          <w:rFonts w:ascii="Vazirmatn" w:hAnsi="Vazirmatn" w:cs="Vazirmatn"/>
-          <w:sz w:val="22"/>
-          <w:szCs w:val="22"/>
-          <w:color w:val="2D2D2D"/>
-          <w:lang w:val="en-US" w:bidi="fa-IR"/>
-        </w:rPr>
-        <w:t>.</w:t>
+        <w:t>nightly.</w:t>
       </w:r>
       <w:r>
         <w:rPr>
@@ -11161,17 +11287,7 @@
           <w:color w:val="2D2D2D"/>
           <w:lang w:val="en-US" w:bidi="fa-IR"/>
         </w:rPr>
-        <w:t>minutes</w:t>
-      </w:r>
-      <w:r>
-        <w:rPr>
-          <w:rFonts w:ascii="Vazirmatn" w:hAnsi="Vazirmatn" w:cs="Vazirmatn"/>
-          <w:sz w:val="22"/>
-          <w:szCs w:val="22"/>
-          <w:color w:val="2D2D2D"/>
-          <w:lang w:val="en-US" w:bidi="fa-IR"/>
-        </w:rPr>
-        <w:t>.</w:t>
+        <w:t>minutes.</w:t>
       </w:r>
     </w:p>
     <w:sectPr>

--- a/tests/fixtures/english_technical_doc.docx
+++ b/tests/fixtures/english_technical_doc.docx
@@ -97,7 +97,7 @@
       </w:pPr>
       <w:r>
         <w:rPr>
-          <w:rFonts w:ascii="Vazirmatn" w:hAnsi="Vazirmatn" w:cs="Vazirmatn"/>
+          <w:rFonts w:ascii="Segoe UI" w:hAnsi="Segoe UI" w:cs="Vazirmatn"/>
           <w:sz w:val="22"/>
           <w:szCs w:val="22"/>
           <w:color w:val="2D2D2D"/>
@@ -117,7 +117,7 @@
       </w:r>
       <w:r>
         <w:rPr>
-          <w:rFonts w:ascii="Vazirmatn" w:hAnsi="Vazirmatn" w:cs="Vazirmatn"/>
+          <w:rFonts w:ascii="Segoe UI" w:hAnsi="Segoe UI" w:cs="Vazirmatn"/>
           <w:sz w:val="22"/>
           <w:szCs w:val="22"/>
           <w:color w:val="2D2D2D"/>
@@ -137,7 +137,7 @@
       </w:r>
       <w:r>
         <w:rPr>
-          <w:rFonts w:ascii="Vazirmatn" w:hAnsi="Vazirmatn" w:cs="Vazirmatn"/>
+          <w:rFonts w:ascii="Segoe UI" w:hAnsi="Segoe UI" w:cs="Vazirmatn"/>
           <w:sz w:val="22"/>
           <w:szCs w:val="22"/>
           <w:color w:val="2D2D2D"/>
@@ -157,7 +157,7 @@
       </w:r>
       <w:r>
         <w:rPr>
-          <w:rFonts w:ascii="Vazirmatn" w:hAnsi="Vazirmatn" w:cs="Vazirmatn"/>
+          <w:rFonts w:ascii="Segoe UI" w:hAnsi="Segoe UI" w:cs="Vazirmatn"/>
           <w:sz w:val="22"/>
           <w:szCs w:val="22"/>
           <w:color w:val="2D2D2D"/>
@@ -177,7 +177,7 @@
       </w:r>
       <w:r>
         <w:rPr>
-          <w:rFonts w:ascii="Vazirmatn" w:hAnsi="Vazirmatn" w:cs="Vazirmatn"/>
+          <w:rFonts w:ascii="Segoe UI" w:hAnsi="Segoe UI" w:cs="Vazirmatn"/>
           <w:sz w:val="22"/>
           <w:szCs w:val="22"/>
           <w:color w:val="2D2D2D"/>
@@ -197,7 +197,7 @@
       </w:r>
       <w:r>
         <w:rPr>
-          <w:rFonts w:ascii="Vazirmatn" w:hAnsi="Vazirmatn" w:cs="Vazirmatn"/>
+          <w:rFonts w:ascii="Segoe UI" w:hAnsi="Segoe UI" w:cs="Vazirmatn"/>
           <w:sz w:val="22"/>
           <w:szCs w:val="22"/>
           <w:color w:val="2D2D2D"/>
@@ -217,7 +217,7 @@
       </w:r>
       <w:r>
         <w:rPr>
-          <w:rFonts w:ascii="Vazirmatn" w:hAnsi="Vazirmatn" w:cs="Vazirmatn"/>
+          <w:rFonts w:ascii="Segoe UI" w:hAnsi="Segoe UI" w:cs="Vazirmatn"/>
           <w:sz w:val="22"/>
           <w:szCs w:val="22"/>
           <w:color w:val="2D2D2D"/>
@@ -237,7 +237,7 @@
       </w:r>
       <w:r>
         <w:rPr>
-          <w:rFonts w:ascii="Vazirmatn" w:hAnsi="Vazirmatn" w:cs="Vazirmatn"/>
+          <w:rFonts w:ascii="Segoe UI" w:hAnsi="Segoe UI" w:cs="Vazirmatn"/>
           <w:sz w:val="22"/>
           <w:szCs w:val="22"/>
           <w:color w:val="2D2D2D"/>
@@ -257,7 +257,7 @@
       </w:r>
       <w:r>
         <w:rPr>
-          <w:rFonts w:ascii="Vazirmatn" w:hAnsi="Vazirmatn" w:cs="Vazirmatn"/>
+          <w:rFonts w:ascii="Segoe UI" w:hAnsi="Segoe UI" w:cs="Vazirmatn"/>
           <w:sz w:val="22"/>
           <w:szCs w:val="22"/>
           <w:color w:val="2D2D2D"/>
@@ -277,7 +277,7 @@
       </w:r>
       <w:r>
         <w:rPr>
-          <w:rFonts w:ascii="Vazirmatn" w:hAnsi="Vazirmatn" w:cs="Vazirmatn"/>
+          <w:rFonts w:ascii="Segoe UI" w:hAnsi="Segoe UI" w:cs="Vazirmatn"/>
           <w:sz w:val="22"/>
           <w:szCs w:val="22"/>
           <w:color w:val="2D2D2D"/>
@@ -297,7 +297,7 @@
       </w:r>
       <w:r>
         <w:rPr>
-          <w:rFonts w:ascii="Vazirmatn" w:hAnsi="Vazirmatn" w:cs="Vazirmatn"/>
+          <w:rFonts w:ascii="Segoe UI" w:hAnsi="Segoe UI" w:cs="Vazirmatn"/>
           <w:sz w:val="22"/>
           <w:szCs w:val="22"/>
           <w:color w:val="2D2D2D"/>
@@ -317,7 +317,7 @@
       </w:r>
       <w:r>
         <w:rPr>
-          <w:rFonts w:ascii="Vazirmatn" w:hAnsi="Vazirmatn" w:cs="Vazirmatn"/>
+          <w:rFonts w:ascii="Segoe UI" w:hAnsi="Segoe UI" w:cs="Vazirmatn"/>
           <w:sz w:val="22"/>
           <w:szCs w:val="22"/>
           <w:color w:val="2D2D2D"/>
@@ -337,7 +337,7 @@
       </w:r>
       <w:r>
         <w:rPr>
-          <w:rFonts w:ascii="Vazirmatn" w:hAnsi="Vazirmatn" w:cs="Vazirmatn"/>
+          <w:rFonts w:ascii="Segoe UI" w:hAnsi="Segoe UI" w:cs="Vazirmatn"/>
           <w:sz w:val="22"/>
           <w:szCs w:val="22"/>
           <w:color w:val="2D2D2D"/>
@@ -357,7 +357,7 @@
       </w:r>
       <w:r>
         <w:rPr>
-          <w:rFonts w:ascii="Vazirmatn" w:hAnsi="Vazirmatn" w:cs="Vazirmatn"/>
+          <w:rFonts w:ascii="Segoe UI" w:hAnsi="Segoe UI" w:cs="Vazirmatn"/>
           <w:sz w:val="22"/>
           <w:szCs w:val="22"/>
           <w:color w:val="2D2D2D"/>
@@ -377,7 +377,7 @@
       </w:r>
       <w:r>
         <w:rPr>
-          <w:rFonts w:ascii="Vazirmatn" w:hAnsi="Vazirmatn" w:cs="Vazirmatn"/>
+          <w:rFonts w:ascii="Segoe UI" w:hAnsi="Segoe UI" w:cs="Vazirmatn"/>
           <w:sz w:val="22"/>
           <w:szCs w:val="22"/>
           <w:color w:val="2D2D2D"/>
@@ -397,7 +397,7 @@
       </w:r>
       <w:r>
         <w:rPr>
-          <w:rFonts w:ascii="Vazirmatn" w:hAnsi="Vazirmatn" w:cs="Vazirmatn"/>
+          <w:rFonts w:ascii="Segoe UI" w:hAnsi="Segoe UI" w:cs="Vazirmatn"/>
           <w:sz w:val="22"/>
           <w:szCs w:val="22"/>
           <w:color w:val="2D2D2D"/>
@@ -417,7 +417,7 @@
       </w:r>
       <w:r>
         <w:rPr>
-          <w:rFonts w:ascii="Vazirmatn" w:hAnsi="Vazirmatn" w:cs="Vazirmatn"/>
+          <w:rFonts w:ascii="Segoe UI" w:hAnsi="Segoe UI" w:cs="Vazirmatn"/>
           <w:sz w:val="22"/>
           <w:szCs w:val="22"/>
           <w:color w:val="2D2D2D"/>
@@ -437,7 +437,7 @@
       </w:r>
       <w:r>
         <w:rPr>
-          <w:rFonts w:ascii="Vazirmatn" w:hAnsi="Vazirmatn" w:cs="Vazirmatn"/>
+          <w:rFonts w:ascii="Segoe UI" w:hAnsi="Segoe UI" w:cs="Vazirmatn"/>
           <w:sz w:val="22"/>
           <w:szCs w:val="22"/>
           <w:color w:val="2D2D2D"/>
@@ -457,7 +457,7 @@
       </w:r>
       <w:r>
         <w:rPr>
-          <w:rFonts w:ascii="Vazirmatn" w:hAnsi="Vazirmatn" w:cs="Vazirmatn"/>
+          <w:rFonts w:ascii="Segoe UI" w:hAnsi="Segoe UI" w:cs="Vazirmatn"/>
           <w:sz w:val="22"/>
           <w:szCs w:val="22"/>
           <w:color w:val="2D2D2D"/>
@@ -477,7 +477,7 @@
       </w:r>
       <w:r>
         <w:rPr>
-          <w:rFonts w:ascii="Vazirmatn" w:hAnsi="Vazirmatn" w:cs="Vazirmatn"/>
+          <w:rFonts w:ascii="Segoe UI" w:hAnsi="Segoe UI" w:cs="Vazirmatn"/>
           <w:sz w:val="22"/>
           <w:szCs w:val="22"/>
           <w:color w:val="2D2D2D"/>
@@ -581,7 +581,7 @@
       </w:pPr>
       <w:r>
         <w:rPr>
-          <w:rFonts w:ascii="Vazirmatn" w:hAnsi="Vazirmatn" w:cs="Vazirmatn"/>
+          <w:rFonts w:ascii="Segoe UI" w:hAnsi="Segoe UI" w:cs="Vazirmatn"/>
           <w:sz w:val="22"/>
           <w:szCs w:val="22"/>
           <w:color w:val="2D2D2D"/>
@@ -601,7 +601,7 @@
       </w:r>
       <w:r>
         <w:rPr>
-          <w:rFonts w:ascii="Vazirmatn" w:hAnsi="Vazirmatn" w:cs="Vazirmatn"/>
+          <w:rFonts w:ascii="Segoe UI" w:hAnsi="Segoe UI" w:cs="Vazirmatn"/>
           <w:sz w:val="22"/>
           <w:szCs w:val="22"/>
           <w:color w:val="2D2D2D"/>
@@ -621,7 +621,7 @@
       </w:r>
       <w:r>
         <w:rPr>
-          <w:rFonts w:ascii="Vazirmatn" w:hAnsi="Vazirmatn" w:cs="Vazirmatn"/>
+          <w:rFonts w:ascii="Segoe UI" w:hAnsi="Segoe UI" w:cs="Vazirmatn"/>
           <w:sz w:val="22"/>
           <w:szCs w:val="22"/>
           <w:color w:val="2D2D2D"/>
@@ -641,7 +641,7 @@
       </w:r>
       <w:r>
         <w:rPr>
-          <w:rFonts w:ascii="Vazirmatn" w:hAnsi="Vazirmatn" w:cs="Vazirmatn"/>
+          <w:rFonts w:ascii="Segoe UI" w:hAnsi="Segoe UI" w:cs="Vazirmatn"/>
           <w:sz w:val="22"/>
           <w:szCs w:val="22"/>
           <w:color w:val="2D2D2D"/>
@@ -661,7 +661,7 @@
       </w:r>
       <w:r>
         <w:rPr>
-          <w:rFonts w:ascii="Vazirmatn" w:hAnsi="Vazirmatn" w:cs="Vazirmatn"/>
+          <w:rFonts w:ascii="Segoe UI" w:hAnsi="Segoe UI" w:cs="Vazirmatn"/>
           <w:sz w:val="22"/>
           <w:szCs w:val="22"/>
           <w:color w:val="2D2D2D"/>
@@ -681,7 +681,7 @@
       </w:r>
       <w:r>
         <w:rPr>
-          <w:rFonts w:ascii="Vazirmatn" w:hAnsi="Vazirmatn" w:cs="Vazirmatn"/>
+          <w:rFonts w:ascii="Segoe UI" w:hAnsi="Segoe UI" w:cs="Vazirmatn"/>
           <w:sz w:val="22"/>
           <w:szCs w:val="22"/>
           <w:color w:val="2D2D2D"/>
@@ -701,7 +701,7 @@
       </w:r>
       <w:r>
         <w:rPr>
-          <w:rFonts w:ascii="Vazirmatn" w:hAnsi="Vazirmatn" w:cs="Vazirmatn"/>
+          <w:rFonts w:ascii="Segoe UI" w:hAnsi="Segoe UI" w:cs="Vazirmatn"/>
           <w:sz w:val="22"/>
           <w:szCs w:val="22"/>
           <w:color w:val="2D2D2D"/>
@@ -721,7 +721,7 @@
       </w:r>
       <w:r>
         <w:rPr>
-          <w:rFonts w:ascii="Vazirmatn" w:hAnsi="Vazirmatn" w:cs="Vazirmatn"/>
+          <w:rFonts w:ascii="Segoe UI" w:hAnsi="Segoe UI" w:cs="Vazirmatn"/>
           <w:sz w:val="22"/>
           <w:szCs w:val="22"/>
           <w:color w:val="2D2D2D"/>
@@ -741,7 +741,7 @@
       </w:r>
       <w:r>
         <w:rPr>
-          <w:rFonts w:ascii="Vazirmatn" w:hAnsi="Vazirmatn" w:cs="Vazirmatn"/>
+          <w:rFonts w:ascii="Segoe UI" w:hAnsi="Segoe UI" w:cs="Vazirmatn"/>
           <w:sz w:val="22"/>
           <w:szCs w:val="22"/>
           <w:color w:val="2D2D2D"/>
@@ -761,7 +761,7 @@
       </w:r>
       <w:r>
         <w:rPr>
-          <w:rFonts w:ascii="Vazirmatn" w:hAnsi="Vazirmatn" w:cs="Vazirmatn"/>
+          <w:rFonts w:ascii="Segoe UI" w:hAnsi="Segoe UI" w:cs="Vazirmatn"/>
           <w:sz w:val="22"/>
           <w:szCs w:val="22"/>
           <w:color w:val="2D2D2D"/>
@@ -781,7 +781,7 @@
       </w:r>
       <w:r>
         <w:rPr>
-          <w:rFonts w:ascii="Vazirmatn" w:hAnsi="Vazirmatn" w:cs="Vazirmatn"/>
+          <w:rFonts w:ascii="Segoe UI" w:hAnsi="Segoe UI" w:cs="Vazirmatn"/>
           <w:sz w:val="22"/>
           <w:szCs w:val="22"/>
           <w:color w:val="2D2D2D"/>
@@ -801,7 +801,7 @@
       </w:r>
       <w:r>
         <w:rPr>
-          <w:rFonts w:ascii="Vazirmatn" w:hAnsi="Vazirmatn" w:cs="Vazirmatn"/>
+          <w:rFonts w:ascii="Segoe UI" w:hAnsi="Segoe UI" w:cs="Vazirmatn"/>
           <w:sz w:val="22"/>
           <w:szCs w:val="22"/>
           <w:color w:val="2D2D2D"/>
@@ -821,7 +821,7 @@
       </w:r>
       <w:r>
         <w:rPr>
-          <w:rFonts w:ascii="Vazirmatn" w:hAnsi="Vazirmatn" w:cs="Vazirmatn"/>
+          <w:rFonts w:ascii="Segoe UI" w:hAnsi="Segoe UI" w:cs="Vazirmatn"/>
           <w:sz w:val="22"/>
           <w:szCs w:val="22"/>
           <w:color w:val="2D2D2D"/>
@@ -841,7 +841,7 @@
       </w:r>
       <w:r>
         <w:rPr>
-          <w:rFonts w:ascii="Vazirmatn" w:hAnsi="Vazirmatn" w:cs="Vazirmatn"/>
+          <w:rFonts w:ascii="Segoe UI" w:hAnsi="Segoe UI" w:cs="Vazirmatn"/>
           <w:sz w:val="22"/>
           <w:szCs w:val="22"/>
           <w:color w:val="2D2D2D"/>
@@ -861,7 +861,7 @@
       </w:r>
       <w:r>
         <w:rPr>
-          <w:rFonts w:ascii="Vazirmatn" w:hAnsi="Vazirmatn" w:cs="Vazirmatn"/>
+          <w:rFonts w:ascii="Segoe UI" w:hAnsi="Segoe UI" w:cs="Vazirmatn"/>
           <w:sz w:val="22"/>
           <w:szCs w:val="22"/>
           <w:color w:val="2D2D2D"/>
@@ -881,7 +881,7 @@
       </w:r>
       <w:r>
         <w:rPr>
-          <w:rFonts w:ascii="Vazirmatn" w:hAnsi="Vazirmatn" w:cs="Vazirmatn"/>
+          <w:rFonts w:ascii="Segoe UI" w:hAnsi="Segoe UI" w:cs="Vazirmatn"/>
           <w:sz w:val="22"/>
           <w:szCs w:val="22"/>
           <w:color w:val="2D2D2D"/>
@@ -901,7 +901,7 @@
       </w:r>
       <w:r>
         <w:rPr>
-          <w:rFonts w:ascii="Vazirmatn" w:hAnsi="Vazirmatn" w:cs="Vazirmatn"/>
+          <w:rFonts w:ascii="Segoe UI" w:hAnsi="Segoe UI" w:cs="Vazirmatn"/>
           <w:sz w:val="22"/>
           <w:szCs w:val="22"/>
           <w:color w:val="2D2D2D"/>
@@ -921,7 +921,7 @@
       </w:r>
       <w:r>
         <w:rPr>
-          <w:rFonts w:ascii="Vazirmatn" w:hAnsi="Vazirmatn" w:cs="Vazirmatn"/>
+          <w:rFonts w:ascii="Segoe UI" w:hAnsi="Segoe UI" w:cs="Vazirmatn"/>
           <w:sz w:val="22"/>
           <w:szCs w:val="22"/>
           <w:color w:val="2D2D2D"/>
@@ -941,7 +941,7 @@
       </w:r>
       <w:r>
         <w:rPr>
-          <w:rFonts w:ascii="Vazirmatn" w:hAnsi="Vazirmatn" w:cs="Vazirmatn"/>
+          <w:rFonts w:ascii="Segoe UI" w:hAnsi="Segoe UI" w:cs="Vazirmatn"/>
           <w:sz w:val="22"/>
           <w:szCs w:val="22"/>
           <w:color w:val="2D2D2D"/>
@@ -961,7 +961,7 @@
       </w:r>
       <w:r>
         <w:rPr>
-          <w:rFonts w:ascii="Vazirmatn" w:hAnsi="Vazirmatn" w:cs="Vazirmatn"/>
+          <w:rFonts w:ascii="Segoe UI" w:hAnsi="Segoe UI" w:cs="Vazirmatn"/>
           <w:sz w:val="22"/>
           <w:szCs w:val="22"/>
           <w:color w:val="2D2D2D"/>
@@ -981,7 +981,7 @@
       </w:r>
       <w:r>
         <w:rPr>
-          <w:rFonts w:ascii="Vazirmatn" w:hAnsi="Vazirmatn" w:cs="Vazirmatn"/>
+          <w:rFonts w:ascii="Segoe UI" w:hAnsi="Segoe UI" w:cs="Vazirmatn"/>
           <w:sz w:val="22"/>
           <w:szCs w:val="22"/>
           <w:color w:val="2D2D2D"/>
@@ -1073,13 +1073,33 @@
             </w:pPr>
             <w:r>
               <w:rPr>
+                <w:rFonts w:ascii="Segoe UI" w:hAnsi="Segoe UI" w:cs="Vazirmatn"/>
+                <w:sz w:val="21"/>
+                <w:szCs w:val="21"/>
+                <w:color w:val="2D2D2D"/>
+                <w:lang w:val="en-US" w:bidi="fa-IR"/>
+              </w:rPr>
+              <w:t>Read</w:t>
+            </w:r>
+            <w:r>
+              <w:rPr>
                 <w:rFonts w:ascii="Vazirmatn" w:hAnsi="Vazirmatn" w:cs="Vazirmatn"/>
                 <w:sz w:val="21"/>
                 <w:szCs w:val="21"/>
                 <w:color w:val="2D2D2D"/>
                 <w:lang w:val="en-US" w:bidi="fa-IR"/>
               </w:rPr>
-              <w:t>Read</w:t>
+              <w:t xml:space="preserve"> </w:t>
+            </w:r>
+            <w:r>
+              <w:rPr>
+                <w:rFonts w:ascii="Segoe UI" w:hAnsi="Segoe UI" w:cs="Vazirmatn"/>
+                <w:sz w:val="21"/>
+                <w:szCs w:val="21"/>
+                <w:color w:val="2D2D2D"/>
+                <w:lang w:val="en-US" w:bidi="fa-IR"/>
+              </w:rPr>
+              <w:t>replicas</w:t>
             </w:r>
             <w:r>
               <w:rPr>
@@ -1093,13 +1113,33 @@
             </w:r>
             <w:r>
               <w:rPr>
+                <w:rFonts w:ascii="Segoe UI" w:hAnsi="Segoe UI" w:cs="Vazirmatn"/>
+                <w:sz w:val="21"/>
+                <w:szCs w:val="21"/>
+                <w:color w:val="2D2D2D"/>
+                <w:lang w:val="en-US" w:bidi="fa-IR"/>
+              </w:rPr>
+              <w:t>can</w:t>
+            </w:r>
+            <w:r>
+              <w:rPr>
                 <w:rFonts w:ascii="Vazirmatn" w:hAnsi="Vazirmatn" w:cs="Vazirmatn"/>
                 <w:sz w:val="21"/>
                 <w:szCs w:val="21"/>
                 <w:color w:val="2D2D2D"/>
                 <w:lang w:val="en-US" w:bidi="fa-IR"/>
               </w:rPr>
-              <w:t>replicas</w:t>
+              <w:t xml:space="preserve"> </w:t>
+            </w:r>
+            <w:r>
+              <w:rPr>
+                <w:rFonts w:ascii="Segoe UI" w:hAnsi="Segoe UI" w:cs="Vazirmatn"/>
+                <w:sz w:val="21"/>
+                <w:szCs w:val="21"/>
+                <w:color w:val="2D2D2D"/>
+                <w:lang w:val="en-US" w:bidi="fa-IR"/>
+              </w:rPr>
+              <w:t>experience</w:t>
             </w:r>
             <w:r>
               <w:rPr>
@@ -1113,13 +1153,33 @@
             </w:r>
             <w:r>
               <w:rPr>
+                <w:rFonts w:ascii="Segoe UI" w:hAnsi="Segoe UI" w:cs="Vazirmatn"/>
+                <w:sz w:val="21"/>
+                <w:szCs w:val="21"/>
+                <w:color w:val="2D2D2D"/>
+                <w:lang w:val="en-US" w:bidi="fa-IR"/>
+              </w:rPr>
+              <w:t>brief</w:t>
+            </w:r>
+            <w:r>
+              <w:rPr>
                 <w:rFonts w:ascii="Vazirmatn" w:hAnsi="Vazirmatn" w:cs="Vazirmatn"/>
                 <w:sz w:val="21"/>
                 <w:szCs w:val="21"/>
                 <w:color w:val="2D2D2D"/>
                 <w:lang w:val="en-US" w:bidi="fa-IR"/>
               </w:rPr>
-              <w:t>can</w:t>
+              <w:t xml:space="preserve"> </w:t>
+            </w:r>
+            <w:r>
+              <w:rPr>
+                <w:rFonts w:ascii="Segoe UI" w:hAnsi="Segoe UI" w:cs="Vazirmatn"/>
+                <w:sz w:val="21"/>
+                <w:szCs w:val="21"/>
+                <w:color w:val="2D2D2D"/>
+                <w:lang w:val="en-US" w:bidi="fa-IR"/>
+              </w:rPr>
+              <w:t>replication</w:t>
             </w:r>
             <w:r>
               <w:rPr>
@@ -1133,13 +1193,33 @@
             </w:r>
             <w:r>
               <w:rPr>
+                <w:rFonts w:ascii="Segoe UI" w:hAnsi="Segoe UI" w:cs="Vazirmatn"/>
+                <w:sz w:val="21"/>
+                <w:szCs w:val="21"/>
+                <w:color w:val="2D2D2D"/>
+                <w:lang w:val="en-US" w:bidi="fa-IR"/>
+              </w:rPr>
+              <w:t>lag</w:t>
+            </w:r>
+            <w:r>
+              <w:rPr>
                 <w:rFonts w:ascii="Vazirmatn" w:hAnsi="Vazirmatn" w:cs="Vazirmatn"/>
                 <w:sz w:val="21"/>
                 <w:szCs w:val="21"/>
                 <w:color w:val="2D2D2D"/>
                 <w:lang w:val="en-US" w:bidi="fa-IR"/>
               </w:rPr>
-              <w:t>experience</w:t>
+              <w:t xml:space="preserve"> </w:t>
+            </w:r>
+            <w:r>
+              <w:rPr>
+                <w:rFonts w:ascii="Segoe UI" w:hAnsi="Segoe UI" w:cs="Vazirmatn"/>
+                <w:sz w:val="21"/>
+                <w:szCs w:val="21"/>
+                <w:color w:val="2D2D2D"/>
+                <w:lang w:val="en-US" w:bidi="fa-IR"/>
+              </w:rPr>
+              <w:t>during</w:t>
             </w:r>
             <w:r>
               <w:rPr>
@@ -1153,13 +1233,33 @@
             </w:r>
             <w:r>
               <w:rPr>
+                <w:rFonts w:ascii="Segoe UI" w:hAnsi="Segoe UI" w:cs="Vazirmatn"/>
+                <w:sz w:val="21"/>
+                <w:szCs w:val="21"/>
+                <w:color w:val="2D2D2D"/>
+                <w:lang w:val="en-US" w:bidi="fa-IR"/>
+              </w:rPr>
+              <w:t>heavy</w:t>
+            </w:r>
+            <w:r>
+              <w:rPr>
                 <w:rFonts w:ascii="Vazirmatn" w:hAnsi="Vazirmatn" w:cs="Vazirmatn"/>
                 <w:sz w:val="21"/>
                 <w:szCs w:val="21"/>
                 <w:color w:val="2D2D2D"/>
                 <w:lang w:val="en-US" w:bidi="fa-IR"/>
               </w:rPr>
-              <w:t>brief</w:t>
+              <w:t xml:space="preserve"> </w:t>
+            </w:r>
+            <w:r>
+              <w:rPr>
+                <w:rFonts w:ascii="Segoe UI" w:hAnsi="Segoe UI" w:cs="Vazirmatn"/>
+                <w:sz w:val="21"/>
+                <w:szCs w:val="21"/>
+                <w:color w:val="2D2D2D"/>
+                <w:lang w:val="en-US" w:bidi="fa-IR"/>
+              </w:rPr>
+              <w:t>write</w:t>
             </w:r>
             <w:r>
               <w:rPr>
@@ -1173,13 +1273,33 @@
             </w:r>
             <w:r>
               <w:rPr>
+                <w:rFonts w:ascii="Segoe UI" w:hAnsi="Segoe UI" w:cs="Vazirmatn"/>
+                <w:sz w:val="21"/>
+                <w:szCs w:val="21"/>
+                <w:color w:val="2D2D2D"/>
+                <w:lang w:val="en-US" w:bidi="fa-IR"/>
+              </w:rPr>
+              <w:t>spikes.</w:t>
+            </w:r>
+            <w:r>
+              <w:rPr>
                 <w:rFonts w:ascii="Vazirmatn" w:hAnsi="Vazirmatn" w:cs="Vazirmatn"/>
                 <w:sz w:val="21"/>
                 <w:szCs w:val="21"/>
                 <w:color w:val="2D2D2D"/>
                 <w:lang w:val="en-US" w:bidi="fa-IR"/>
               </w:rPr>
-              <w:t>replication</w:t>
+              <w:t xml:space="preserve"> </w:t>
+            </w:r>
+            <w:r>
+              <w:rPr>
+                <w:rFonts w:ascii="Segoe UI" w:hAnsi="Segoe UI" w:cs="Vazirmatn"/>
+                <w:sz w:val="21"/>
+                <w:szCs w:val="21"/>
+                <w:color w:val="2D2D2D"/>
+                <w:lang w:val="en-US" w:bidi="fa-IR"/>
+              </w:rPr>
+              <w:t>For</w:t>
             </w:r>
             <w:r>
               <w:rPr>
@@ -1193,13 +1313,33 @@
             </w:r>
             <w:r>
               <w:rPr>
+                <w:rFonts w:ascii="Segoe UI" w:hAnsi="Segoe UI" w:cs="Vazirmatn"/>
+                <w:sz w:val="21"/>
+                <w:szCs w:val="21"/>
+                <w:color w:val="2D2D2D"/>
+                <w:lang w:val="en-US" w:bidi="fa-IR"/>
+              </w:rPr>
+              <w:t>strictly</w:t>
+            </w:r>
+            <w:r>
+              <w:rPr>
                 <w:rFonts w:ascii="Vazirmatn" w:hAnsi="Vazirmatn" w:cs="Vazirmatn"/>
                 <w:sz w:val="21"/>
                 <w:szCs w:val="21"/>
                 <w:color w:val="2D2D2D"/>
                 <w:lang w:val="en-US" w:bidi="fa-IR"/>
               </w:rPr>
-              <w:t>lag</w:t>
+              <w:t xml:space="preserve"> </w:t>
+            </w:r>
+            <w:r>
+              <w:rPr>
+                <w:rFonts w:ascii="Segoe UI" w:hAnsi="Segoe UI" w:cs="Vazirmatn"/>
+                <w:sz w:val="21"/>
+                <w:szCs w:val="21"/>
+                <w:color w:val="2D2D2D"/>
+                <w:lang w:val="en-US" w:bidi="fa-IR"/>
+              </w:rPr>
+              <w:t>consistent</w:t>
             </w:r>
             <w:r>
               <w:rPr>
@@ -1213,13 +1353,33 @@
             </w:r>
             <w:r>
               <w:rPr>
+                <w:rFonts w:ascii="Segoe UI" w:hAnsi="Segoe UI" w:cs="Vazirmatn"/>
+                <w:sz w:val="21"/>
+                <w:szCs w:val="21"/>
+                <w:color w:val="2D2D2D"/>
+                <w:lang w:val="en-US" w:bidi="fa-IR"/>
+              </w:rPr>
+              <w:t>read</w:t>
+            </w:r>
+            <w:r>
+              <w:rPr>
                 <w:rFonts w:ascii="Vazirmatn" w:hAnsi="Vazirmatn" w:cs="Vazirmatn"/>
                 <w:sz w:val="21"/>
                 <w:szCs w:val="21"/>
                 <w:color w:val="2D2D2D"/>
                 <w:lang w:val="en-US" w:bidi="fa-IR"/>
               </w:rPr>
-              <w:t>during</w:t>
+              <w:t xml:space="preserve"> </w:t>
+            </w:r>
+            <w:r>
+              <w:rPr>
+                <w:rFonts w:ascii="Segoe UI" w:hAnsi="Segoe UI" w:cs="Vazirmatn"/>
+                <w:sz w:val="21"/>
+                <w:szCs w:val="21"/>
+                <w:color w:val="2D2D2D"/>
+                <w:lang w:val="en-US" w:bidi="fa-IR"/>
+              </w:rPr>
+              <w:t>operations</w:t>
             </w:r>
             <w:r>
               <w:rPr>
@@ -1229,7 +1389,7 @@
                 <w:color w:val="2D2D2D"/>
                 <w:lang w:val="en-US" w:bidi="fa-IR"/>
               </w:rPr>
-              <w:t xml:space="preserve"> </w:t>
+              <w:t>,</w:t>
             </w:r>
             <w:r>
               <w:rPr>
@@ -1239,7 +1399,17 @@
                 <w:color w:val="2D2D2D"/>
                 <w:lang w:val="en-US" w:bidi="fa-IR"/>
               </w:rPr>
-              <w:t>heavy</w:t>
+              <w:t xml:space="preserve"> </w:t>
+            </w:r>
+            <w:r>
+              <w:rPr>
+                <w:rFonts w:ascii="Segoe UI" w:hAnsi="Segoe UI" w:cs="Vazirmatn"/>
+                <w:sz w:val="21"/>
+                <w:szCs w:val="21"/>
+                <w:color w:val="2D2D2D"/>
+                <w:lang w:val="en-US" w:bidi="fa-IR"/>
+              </w:rPr>
+              <w:t>route</w:t>
             </w:r>
             <w:r>
               <w:rPr>
@@ -1253,13 +1423,33 @@
             </w:r>
             <w:r>
               <w:rPr>
+                <w:rFonts w:ascii="Segoe UI" w:hAnsi="Segoe UI" w:cs="Vazirmatn"/>
+                <w:sz w:val="21"/>
+                <w:szCs w:val="21"/>
+                <w:color w:val="2D2D2D"/>
+                <w:lang w:val="en-US" w:bidi="fa-IR"/>
+              </w:rPr>
+              <w:t>queries</w:t>
+            </w:r>
+            <w:r>
+              <w:rPr>
                 <w:rFonts w:ascii="Vazirmatn" w:hAnsi="Vazirmatn" w:cs="Vazirmatn"/>
                 <w:sz w:val="21"/>
                 <w:szCs w:val="21"/>
                 <w:color w:val="2D2D2D"/>
                 <w:lang w:val="en-US" w:bidi="fa-IR"/>
               </w:rPr>
-              <w:t>write</w:t>
+              <w:t xml:space="preserve"> </w:t>
+            </w:r>
+            <w:r>
+              <w:rPr>
+                <w:rFonts w:ascii="Segoe UI" w:hAnsi="Segoe UI" w:cs="Vazirmatn"/>
+                <w:sz w:val="21"/>
+                <w:szCs w:val="21"/>
+                <w:color w:val="2D2D2D"/>
+                <w:lang w:val="en-US" w:bidi="fa-IR"/>
+              </w:rPr>
+              <w:t>to</w:t>
             </w:r>
             <w:r>
               <w:rPr>
@@ -1273,13 +1463,33 @@
             </w:r>
             <w:r>
               <w:rPr>
+                <w:rFonts w:ascii="Segoe UI" w:hAnsi="Segoe UI" w:cs="Vazirmatn"/>
+                <w:sz w:val="21"/>
+                <w:szCs w:val="21"/>
+                <w:color w:val="2D2D2D"/>
+                <w:lang w:val="en-US" w:bidi="fa-IR"/>
+              </w:rPr>
+              <w:t>the</w:t>
+            </w:r>
+            <w:r>
+              <w:rPr>
                 <w:rFonts w:ascii="Vazirmatn" w:hAnsi="Vazirmatn" w:cs="Vazirmatn"/>
                 <w:sz w:val="21"/>
                 <w:szCs w:val="21"/>
                 <w:color w:val="2D2D2D"/>
                 <w:lang w:val="en-US" w:bidi="fa-IR"/>
               </w:rPr>
-              <w:t>spikes.</w:t>
+              <w:t xml:space="preserve"> </w:t>
+            </w:r>
+            <w:r>
+              <w:rPr>
+                <w:rFonts w:ascii="Segoe UI" w:hAnsi="Segoe UI" w:cs="Vazirmatn"/>
+                <w:sz w:val="21"/>
+                <w:szCs w:val="21"/>
+                <w:color w:val="2D2D2D"/>
+                <w:lang w:val="en-US" w:bidi="fa-IR"/>
+              </w:rPr>
+              <w:t>primary</w:t>
             </w:r>
             <w:r>
               <w:rPr>
@@ -1293,237 +1503,27 @@
             </w:r>
             <w:r>
               <w:rPr>
+                <w:rFonts w:ascii="Segoe UI" w:hAnsi="Segoe UI" w:cs="Vazirmatn"/>
+                <w:sz w:val="21"/>
+                <w:szCs w:val="21"/>
+                <w:color w:val="2D2D2D"/>
+                <w:lang w:val="en-US" w:bidi="fa-IR"/>
+              </w:rPr>
+              <w:t>database</w:t>
+            </w:r>
+            <w:r>
+              <w:rPr>
                 <w:rFonts w:ascii="Vazirmatn" w:hAnsi="Vazirmatn" w:cs="Vazirmatn"/>
                 <w:sz w:val="21"/>
                 <w:szCs w:val="21"/>
                 <w:color w:val="2D2D2D"/>
                 <w:lang w:val="en-US" w:bidi="fa-IR"/>
               </w:rPr>
-              <w:t>For</w:t>
-            </w:r>
-            <w:r>
-              <w:rPr>
-                <w:rFonts w:ascii="Vazirmatn" w:hAnsi="Vazirmatn" w:cs="Vazirmatn"/>
-                <w:sz w:val="21"/>
-                <w:szCs w:val="21"/>
-                <w:color w:val="2D2D2D"/>
-                <w:lang w:val="en-US" w:bidi="fa-IR"/>
-              </w:rPr>
               <w:t xml:space="preserve"> </w:t>
             </w:r>
             <w:r>
               <w:rPr>
-                <w:rFonts w:ascii="Vazirmatn" w:hAnsi="Vazirmatn" w:cs="Vazirmatn"/>
-                <w:sz w:val="21"/>
-                <w:szCs w:val="21"/>
-                <w:color w:val="2D2D2D"/>
-                <w:lang w:val="en-US" w:bidi="fa-IR"/>
-              </w:rPr>
-              <w:t>strictly</w:t>
-            </w:r>
-            <w:r>
-              <w:rPr>
-                <w:rFonts w:ascii="Vazirmatn" w:hAnsi="Vazirmatn" w:cs="Vazirmatn"/>
-                <w:sz w:val="21"/>
-                <w:szCs w:val="21"/>
-                <w:color w:val="2D2D2D"/>
-                <w:lang w:val="en-US" w:bidi="fa-IR"/>
-              </w:rPr>
-              <w:t xml:space="preserve"> </w:t>
-            </w:r>
-            <w:r>
-              <w:rPr>
-                <w:rFonts w:ascii="Vazirmatn" w:hAnsi="Vazirmatn" w:cs="Vazirmatn"/>
-                <w:sz w:val="21"/>
-                <w:szCs w:val="21"/>
-                <w:color w:val="2D2D2D"/>
-                <w:lang w:val="en-US" w:bidi="fa-IR"/>
-              </w:rPr>
-              <w:t>consistent</w:t>
-            </w:r>
-            <w:r>
-              <w:rPr>
-                <w:rFonts w:ascii="Vazirmatn" w:hAnsi="Vazirmatn" w:cs="Vazirmatn"/>
-                <w:sz w:val="21"/>
-                <w:szCs w:val="21"/>
-                <w:color w:val="2D2D2D"/>
-                <w:lang w:val="en-US" w:bidi="fa-IR"/>
-              </w:rPr>
-              <w:t xml:space="preserve"> </w:t>
-            </w:r>
-            <w:r>
-              <w:rPr>
-                <w:rFonts w:ascii="Vazirmatn" w:hAnsi="Vazirmatn" w:cs="Vazirmatn"/>
-                <w:sz w:val="21"/>
-                <w:szCs w:val="21"/>
-                <w:color w:val="2D2D2D"/>
-                <w:lang w:val="en-US" w:bidi="fa-IR"/>
-              </w:rPr>
-              <w:t>read</w:t>
-            </w:r>
-            <w:r>
-              <w:rPr>
-                <w:rFonts w:ascii="Vazirmatn" w:hAnsi="Vazirmatn" w:cs="Vazirmatn"/>
-                <w:sz w:val="21"/>
-                <w:szCs w:val="21"/>
-                <w:color w:val="2D2D2D"/>
-                <w:lang w:val="en-US" w:bidi="fa-IR"/>
-              </w:rPr>
-              <w:t xml:space="preserve"> </w:t>
-            </w:r>
-            <w:r>
-              <w:rPr>
-                <w:rFonts w:ascii="Vazirmatn" w:hAnsi="Vazirmatn" w:cs="Vazirmatn"/>
-                <w:sz w:val="21"/>
-                <w:szCs w:val="21"/>
-                <w:color w:val="2D2D2D"/>
-                <w:lang w:val="en-US" w:bidi="fa-IR"/>
-              </w:rPr>
-              <w:t>operations</w:t>
-            </w:r>
-            <w:r>
-              <w:rPr>
-                <w:rFonts w:ascii="Vazirmatn" w:hAnsi="Vazirmatn" w:cs="Vazirmatn"/>
-                <w:sz w:val="21"/>
-                <w:szCs w:val="21"/>
-                <w:color w:val="2D2D2D"/>
-                <w:lang w:val="en-US" w:bidi="fa-IR"/>
-              </w:rPr>
-              <w:t>,</w:t>
-            </w:r>
-            <w:r>
-              <w:rPr>
-                <w:rFonts w:ascii="Vazirmatn" w:hAnsi="Vazirmatn" w:cs="Vazirmatn"/>
-                <w:sz w:val="21"/>
-                <w:szCs w:val="21"/>
-                <w:color w:val="2D2D2D"/>
-                <w:lang w:val="en-US" w:bidi="fa-IR"/>
-              </w:rPr>
-              <w:t xml:space="preserve"> </w:t>
-            </w:r>
-            <w:r>
-              <w:rPr>
-                <w:rFonts w:ascii="Vazirmatn" w:hAnsi="Vazirmatn" w:cs="Vazirmatn"/>
-                <w:sz w:val="21"/>
-                <w:szCs w:val="21"/>
-                <w:color w:val="2D2D2D"/>
-                <w:lang w:val="en-US" w:bidi="fa-IR"/>
-              </w:rPr>
-              <w:t>route</w:t>
-            </w:r>
-            <w:r>
-              <w:rPr>
-                <w:rFonts w:ascii="Vazirmatn" w:hAnsi="Vazirmatn" w:cs="Vazirmatn"/>
-                <w:sz w:val="21"/>
-                <w:szCs w:val="21"/>
-                <w:color w:val="2D2D2D"/>
-                <w:lang w:val="en-US" w:bidi="fa-IR"/>
-              </w:rPr>
-              <w:t xml:space="preserve"> </w:t>
-            </w:r>
-            <w:r>
-              <w:rPr>
-                <w:rFonts w:ascii="Vazirmatn" w:hAnsi="Vazirmatn" w:cs="Vazirmatn"/>
-                <w:sz w:val="21"/>
-                <w:szCs w:val="21"/>
-                <w:color w:val="2D2D2D"/>
-                <w:lang w:val="en-US" w:bidi="fa-IR"/>
-              </w:rPr>
-              <w:t>queries</w:t>
-            </w:r>
-            <w:r>
-              <w:rPr>
-                <w:rFonts w:ascii="Vazirmatn" w:hAnsi="Vazirmatn" w:cs="Vazirmatn"/>
-                <w:sz w:val="21"/>
-                <w:szCs w:val="21"/>
-                <w:color w:val="2D2D2D"/>
-                <w:lang w:val="en-US" w:bidi="fa-IR"/>
-              </w:rPr>
-              <w:t xml:space="preserve"> </w:t>
-            </w:r>
-            <w:r>
-              <w:rPr>
-                <w:rFonts w:ascii="Vazirmatn" w:hAnsi="Vazirmatn" w:cs="Vazirmatn"/>
-                <w:sz w:val="21"/>
-                <w:szCs w:val="21"/>
-                <w:color w:val="2D2D2D"/>
-                <w:lang w:val="en-US" w:bidi="fa-IR"/>
-              </w:rPr>
-              <w:t>to</w:t>
-            </w:r>
-            <w:r>
-              <w:rPr>
-                <w:rFonts w:ascii="Vazirmatn" w:hAnsi="Vazirmatn" w:cs="Vazirmatn"/>
-                <w:sz w:val="21"/>
-                <w:szCs w:val="21"/>
-                <w:color w:val="2D2D2D"/>
-                <w:lang w:val="en-US" w:bidi="fa-IR"/>
-              </w:rPr>
-              <w:t xml:space="preserve"> </w:t>
-            </w:r>
-            <w:r>
-              <w:rPr>
-                <w:rFonts w:ascii="Vazirmatn" w:hAnsi="Vazirmatn" w:cs="Vazirmatn"/>
-                <w:sz w:val="21"/>
-                <w:szCs w:val="21"/>
-                <w:color w:val="2D2D2D"/>
-                <w:lang w:val="en-US" w:bidi="fa-IR"/>
-              </w:rPr>
-              <w:t>the</w:t>
-            </w:r>
-            <w:r>
-              <w:rPr>
-                <w:rFonts w:ascii="Vazirmatn" w:hAnsi="Vazirmatn" w:cs="Vazirmatn"/>
-                <w:sz w:val="21"/>
-                <w:szCs w:val="21"/>
-                <w:color w:val="2D2D2D"/>
-                <w:lang w:val="en-US" w:bidi="fa-IR"/>
-              </w:rPr>
-              <w:t xml:space="preserve"> </w:t>
-            </w:r>
-            <w:r>
-              <w:rPr>
-                <w:rFonts w:ascii="Vazirmatn" w:hAnsi="Vazirmatn" w:cs="Vazirmatn"/>
-                <w:sz w:val="21"/>
-                <w:szCs w:val="21"/>
-                <w:color w:val="2D2D2D"/>
-                <w:lang w:val="en-US" w:bidi="fa-IR"/>
-              </w:rPr>
-              <w:t>primary</w:t>
-            </w:r>
-            <w:r>
-              <w:rPr>
-                <w:rFonts w:ascii="Vazirmatn" w:hAnsi="Vazirmatn" w:cs="Vazirmatn"/>
-                <w:sz w:val="21"/>
-                <w:szCs w:val="21"/>
-                <w:color w:val="2D2D2D"/>
-                <w:lang w:val="en-US" w:bidi="fa-IR"/>
-              </w:rPr>
-              <w:t xml:space="preserve"> </w:t>
-            </w:r>
-            <w:r>
-              <w:rPr>
-                <w:rFonts w:ascii="Vazirmatn" w:hAnsi="Vazirmatn" w:cs="Vazirmatn"/>
-                <w:sz w:val="21"/>
-                <w:szCs w:val="21"/>
-                <w:color w:val="2D2D2D"/>
-                <w:lang w:val="en-US" w:bidi="fa-IR"/>
-              </w:rPr>
-              <w:t>database</w:t>
-            </w:r>
-            <w:r>
-              <w:rPr>
-                <w:rFonts w:ascii="Vazirmatn" w:hAnsi="Vazirmatn" w:cs="Vazirmatn"/>
-                <w:sz w:val="21"/>
-                <w:szCs w:val="21"/>
-                <w:color w:val="2D2D2D"/>
-                <w:lang w:val="en-US" w:bidi="fa-IR"/>
-              </w:rPr>
-              <w:t xml:space="preserve"> </w:t>
-            </w:r>
-            <w:r>
-              <w:rPr>
-                <w:rFonts w:ascii="Vazirmatn" w:hAnsi="Vazirmatn" w:cs="Vazirmatn"/>
+                <w:rFonts w:ascii="Segoe UI" w:hAnsi="Segoe UI" w:cs="Vazirmatn"/>
                 <w:sz w:val="21"/>
                 <w:szCs w:val="21"/>
                 <w:color w:val="2D2D2D"/>
@@ -1612,13 +1612,33 @@
             </w:pPr>
             <w:r>
               <w:rPr>
+                <w:rFonts w:ascii="Segoe UI" w:hAnsi="Segoe UI" w:cs="Vazirmatn"/>
+                <w:sz w:val="21"/>
+                <w:szCs w:val="21"/>
+                <w:color w:val="2D2D2D"/>
+                <w:lang w:val="en-US" w:bidi="fa-IR"/>
+              </w:rPr>
+              <w:t>Ensure</w:t>
+            </w:r>
+            <w:r>
+              <w:rPr>
                 <w:rFonts w:ascii="Vazirmatn" w:hAnsi="Vazirmatn" w:cs="Vazirmatn"/>
                 <w:sz w:val="21"/>
                 <w:szCs w:val="21"/>
                 <w:color w:val="2D2D2D"/>
                 <w:lang w:val="en-US" w:bidi="fa-IR"/>
               </w:rPr>
-              <w:t>Ensure</w:t>
+              <w:t xml:space="preserve"> </w:t>
+            </w:r>
+            <w:r>
+              <w:rPr>
+                <w:rFonts w:ascii="Segoe UI" w:hAnsi="Segoe UI" w:cs="Vazirmatn"/>
+                <w:sz w:val="21"/>
+                <w:szCs w:val="21"/>
+                <w:color w:val="2D2D2D"/>
+                <w:lang w:val="en-US" w:bidi="fa-IR"/>
+              </w:rPr>
+              <w:t>that</w:t>
             </w:r>
             <w:r>
               <w:rPr>
@@ -1632,13 +1652,33 @@
             </w:r>
             <w:r>
               <w:rPr>
+                <w:rFonts w:ascii="Courier New" w:hAnsi="Courier New" w:cs="Courier New"/>
+                <w:sz w:val="21"/>
+                <w:szCs w:val="21"/>
+                <w:color w:val="2D2D2D"/>
+                <w:lang w:val="en-US" w:bidi="fa-IR"/>
+              </w:rPr>
+              <w:t>maxmemory-policy</w:t>
+            </w:r>
+            <w:r>
+              <w:rPr>
                 <w:rFonts w:ascii="Vazirmatn" w:hAnsi="Vazirmatn" w:cs="Vazirmatn"/>
                 <w:sz w:val="21"/>
                 <w:szCs w:val="21"/>
                 <w:color w:val="2D2D2D"/>
                 <w:lang w:val="en-US" w:bidi="fa-IR"/>
               </w:rPr>
-              <w:t>that</w:t>
+              <w:t xml:space="preserve"> </w:t>
+            </w:r>
+            <w:r>
+              <w:rPr>
+                <w:rFonts w:ascii="Segoe UI" w:hAnsi="Segoe UI" w:cs="Vazirmatn"/>
+                <w:sz w:val="21"/>
+                <w:szCs w:val="21"/>
+                <w:color w:val="2D2D2D"/>
+                <w:lang w:val="en-US" w:bidi="fa-IR"/>
+              </w:rPr>
+              <w:t>is</w:t>
             </w:r>
             <w:r>
               <w:rPr>
@@ -1652,13 +1692,53 @@
             </w:r>
             <w:r>
               <w:rPr>
+                <w:rFonts w:ascii="Segoe UI" w:hAnsi="Segoe UI" w:cs="Vazirmatn"/>
+                <w:sz w:val="21"/>
+                <w:szCs w:val="21"/>
+                <w:color w:val="2D2D2D"/>
+                <w:lang w:val="en-US" w:bidi="fa-IR"/>
+              </w:rPr>
+              <w:t>configured</w:t>
+            </w:r>
+            <w:r>
+              <w:rPr>
+                <w:rFonts w:ascii="Vazirmatn" w:hAnsi="Vazirmatn" w:cs="Vazirmatn"/>
+                <w:sz w:val="21"/>
+                <w:szCs w:val="21"/>
+                <w:color w:val="2D2D2D"/>
+                <w:lang w:val="en-US" w:bidi="fa-IR"/>
+              </w:rPr>
+              <w:t xml:space="preserve"> </w:t>
+            </w:r>
+            <w:r>
+              <w:rPr>
+                <w:rFonts w:ascii="Segoe UI" w:hAnsi="Segoe UI" w:cs="Vazirmatn"/>
+                <w:sz w:val="21"/>
+                <w:szCs w:val="21"/>
+                <w:color w:val="2D2D2D"/>
+                <w:lang w:val="en-US" w:bidi="fa-IR"/>
+              </w:rPr>
+              <w:t>to</w:t>
+            </w:r>
+            <w:r>
+              <w:rPr>
+                <w:rFonts w:ascii="Vazirmatn" w:hAnsi="Vazirmatn" w:cs="Vazirmatn"/>
+                <w:sz w:val="21"/>
+                <w:szCs w:val="21"/>
+                <w:color w:val="2D2D2D"/>
+                <w:lang w:val="en-US" w:bidi="fa-IR"/>
+              </w:rPr>
+              <w:t xml:space="preserve"> </w:t>
+            </w:r>
+            <w:r>
+              <w:rPr>
                 <w:rFonts w:ascii="Courier New" w:hAnsi="Courier New" w:cs="Courier New"/>
                 <w:sz w:val="21"/>
                 <w:szCs w:val="21"/>
                 <w:color w:val="2D2D2D"/>
                 <w:lang w:val="en-US" w:bidi="fa-IR"/>
               </w:rPr>
-              <w:t>maxmemory-policy</w:t>
+              <w:t>volatile-lru</w:t>
             </w:r>
             <w:r>
               <w:rPr>
@@ -1672,13 +1752,33 @@
             </w:r>
             <w:r>
               <w:rPr>
+                <w:rFonts w:ascii="Segoe UI" w:hAnsi="Segoe UI" w:cs="Vazirmatn"/>
+                <w:sz w:val="21"/>
+                <w:szCs w:val="21"/>
+                <w:color w:val="2D2D2D"/>
+                <w:lang w:val="en-US" w:bidi="fa-IR"/>
+              </w:rPr>
+              <w:t>in</w:t>
+            </w:r>
+            <w:r>
+              <w:rPr>
                 <w:rFonts w:ascii="Vazirmatn" w:hAnsi="Vazirmatn" w:cs="Vazirmatn"/>
                 <w:sz w:val="21"/>
                 <w:szCs w:val="21"/>
                 <w:color w:val="2D2D2D"/>
                 <w:lang w:val="en-US" w:bidi="fa-IR"/>
               </w:rPr>
-              <w:t>is</w:t>
+              <w:t xml:space="preserve"> </w:t>
+            </w:r>
+            <w:r>
+              <w:rPr>
+                <w:rFonts w:ascii="Segoe UI" w:hAnsi="Segoe UI" w:cs="Vazirmatn"/>
+                <w:sz w:val="21"/>
+                <w:szCs w:val="21"/>
+                <w:color w:val="2D2D2D"/>
+                <w:lang w:val="en-US" w:bidi="fa-IR"/>
+              </w:rPr>
+              <w:t>production</w:t>
             </w:r>
             <w:r>
               <w:rPr>
@@ -1692,13 +1792,33 @@
             </w:r>
             <w:r>
               <w:rPr>
+                <w:rFonts w:ascii="Segoe UI" w:hAnsi="Segoe UI" w:cs="Vazirmatn"/>
+                <w:sz w:val="21"/>
+                <w:szCs w:val="21"/>
+                <w:color w:val="2D2D2D"/>
+                <w:lang w:val="en-US" w:bidi="fa-IR"/>
+              </w:rPr>
+              <w:t>so</w:t>
+            </w:r>
+            <w:r>
+              <w:rPr>
                 <w:rFonts w:ascii="Vazirmatn" w:hAnsi="Vazirmatn" w:cs="Vazirmatn"/>
                 <w:sz w:val="21"/>
                 <w:szCs w:val="21"/>
                 <w:color w:val="2D2D2D"/>
                 <w:lang w:val="en-US" w:bidi="fa-IR"/>
               </w:rPr>
-              <w:t>configured</w:t>
+              <w:t xml:space="preserve"> </w:t>
+            </w:r>
+            <w:r>
+              <w:rPr>
+                <w:rFonts w:ascii="Segoe UI" w:hAnsi="Segoe UI" w:cs="Vazirmatn"/>
+                <w:sz w:val="21"/>
+                <w:szCs w:val="21"/>
+                <w:color w:val="2D2D2D"/>
+                <w:lang w:val="en-US" w:bidi="fa-IR"/>
+              </w:rPr>
+              <w:t>that</w:t>
             </w:r>
             <w:r>
               <w:rPr>
@@ -1712,13 +1832,33 @@
             </w:r>
             <w:r>
               <w:rPr>
+                <w:rFonts w:ascii="Segoe UI" w:hAnsi="Segoe UI" w:cs="Vazirmatn"/>
+                <w:sz w:val="21"/>
+                <w:szCs w:val="21"/>
+                <w:color w:val="2D2D2D"/>
+                <w:lang w:val="en-US" w:bidi="fa-IR"/>
+              </w:rPr>
+              <w:t>persistent</w:t>
+            </w:r>
+            <w:r>
+              <w:rPr>
                 <w:rFonts w:ascii="Vazirmatn" w:hAnsi="Vazirmatn" w:cs="Vazirmatn"/>
                 <w:sz w:val="21"/>
                 <w:szCs w:val="21"/>
                 <w:color w:val="2D2D2D"/>
                 <w:lang w:val="en-US" w:bidi="fa-IR"/>
               </w:rPr>
-              <w:t>to</w:t>
+              <w:t xml:space="preserve"> </w:t>
+            </w:r>
+            <w:r>
+              <w:rPr>
+                <w:rFonts w:ascii="Segoe UI" w:hAnsi="Segoe UI" w:cs="Vazirmatn"/>
+                <w:sz w:val="21"/>
+                <w:szCs w:val="21"/>
+                <w:color w:val="2D2D2D"/>
+                <w:lang w:val="en-US" w:bidi="fa-IR"/>
+              </w:rPr>
+              <w:t>auth</w:t>
             </w:r>
             <w:r>
               <w:rPr>
@@ -1732,13 +1872,13 @@
             </w:r>
             <w:r>
               <w:rPr>
-                <w:rFonts w:ascii="Courier New" w:hAnsi="Courier New" w:cs="Courier New"/>
+                <w:rFonts w:ascii="Segoe UI" w:hAnsi="Segoe UI" w:cs="Vazirmatn"/>
                 <w:sz w:val="21"/>
                 <w:szCs w:val="21"/>
                 <w:color w:val="2D2D2D"/>
                 <w:lang w:val="en-US" w:bidi="fa-IR"/>
               </w:rPr>
-              <w:t>volatile-lru</w:t>
+              <w:t>tokens</w:t>
             </w:r>
             <w:r>
               <w:rPr>
@@ -1752,13 +1892,33 @@
             </w:r>
             <w:r>
               <w:rPr>
+                <w:rFonts w:ascii="Segoe UI" w:hAnsi="Segoe UI" w:cs="Vazirmatn"/>
+                <w:sz w:val="21"/>
+                <w:szCs w:val="21"/>
+                <w:color w:val="2D2D2D"/>
+                <w:lang w:val="en-US" w:bidi="fa-IR"/>
+              </w:rPr>
+              <w:t>are</w:t>
+            </w:r>
+            <w:r>
+              <w:rPr>
                 <w:rFonts w:ascii="Vazirmatn" w:hAnsi="Vazirmatn" w:cs="Vazirmatn"/>
                 <w:sz w:val="21"/>
                 <w:szCs w:val="21"/>
                 <w:color w:val="2D2D2D"/>
                 <w:lang w:val="en-US" w:bidi="fa-IR"/>
               </w:rPr>
-              <w:t>in</w:t>
+              <w:t xml:space="preserve"> </w:t>
+            </w:r>
+            <w:r>
+              <w:rPr>
+                <w:rFonts w:ascii="Segoe UI" w:hAnsi="Segoe UI" w:cs="Vazirmatn"/>
+                <w:sz w:val="21"/>
+                <w:szCs w:val="21"/>
+                <w:color w:val="2D2D2D"/>
+                <w:lang w:val="en-US" w:bidi="fa-IR"/>
+              </w:rPr>
+              <w:t>never</w:t>
             </w:r>
             <w:r>
               <w:rPr>
@@ -1772,187 +1932,27 @@
             </w:r>
             <w:r>
               <w:rPr>
+                <w:rFonts w:ascii="Segoe UI" w:hAnsi="Segoe UI" w:cs="Vazirmatn"/>
+                <w:sz w:val="21"/>
+                <w:szCs w:val="21"/>
+                <w:color w:val="2D2D2D"/>
+                <w:lang w:val="en-US" w:bidi="fa-IR"/>
+              </w:rPr>
+              <w:t>evicted</w:t>
+            </w:r>
+            <w:r>
+              <w:rPr>
                 <w:rFonts w:ascii="Vazirmatn" w:hAnsi="Vazirmatn" w:cs="Vazirmatn"/>
                 <w:sz w:val="21"/>
                 <w:szCs w:val="21"/>
                 <w:color w:val="2D2D2D"/>
                 <w:lang w:val="en-US" w:bidi="fa-IR"/>
               </w:rPr>
-              <w:t>production</w:t>
-            </w:r>
-            <w:r>
-              <w:rPr>
-                <w:rFonts w:ascii="Vazirmatn" w:hAnsi="Vazirmatn" w:cs="Vazirmatn"/>
-                <w:sz w:val="21"/>
-                <w:szCs w:val="21"/>
-                <w:color w:val="2D2D2D"/>
-                <w:lang w:val="en-US" w:bidi="fa-IR"/>
-              </w:rPr>
               <w:t xml:space="preserve"> </w:t>
             </w:r>
             <w:r>
               <w:rPr>
-                <w:rFonts w:ascii="Vazirmatn" w:hAnsi="Vazirmatn" w:cs="Vazirmatn"/>
-                <w:sz w:val="21"/>
-                <w:szCs w:val="21"/>
-                <w:color w:val="2D2D2D"/>
-                <w:lang w:val="en-US" w:bidi="fa-IR"/>
-              </w:rPr>
-              <w:t>so</w:t>
-            </w:r>
-            <w:r>
-              <w:rPr>
-                <w:rFonts w:ascii="Vazirmatn" w:hAnsi="Vazirmatn" w:cs="Vazirmatn"/>
-                <w:sz w:val="21"/>
-                <w:szCs w:val="21"/>
-                <w:color w:val="2D2D2D"/>
-                <w:lang w:val="en-US" w:bidi="fa-IR"/>
-              </w:rPr>
-              <w:t xml:space="preserve"> </w:t>
-            </w:r>
-            <w:r>
-              <w:rPr>
-                <w:rFonts w:ascii="Vazirmatn" w:hAnsi="Vazirmatn" w:cs="Vazirmatn"/>
-                <w:sz w:val="21"/>
-                <w:szCs w:val="21"/>
-                <w:color w:val="2D2D2D"/>
-                <w:lang w:val="en-US" w:bidi="fa-IR"/>
-              </w:rPr>
-              <w:t>that</w:t>
-            </w:r>
-            <w:r>
-              <w:rPr>
-                <w:rFonts w:ascii="Vazirmatn" w:hAnsi="Vazirmatn" w:cs="Vazirmatn"/>
-                <w:sz w:val="21"/>
-                <w:szCs w:val="21"/>
-                <w:color w:val="2D2D2D"/>
-                <w:lang w:val="en-US" w:bidi="fa-IR"/>
-              </w:rPr>
-              <w:t xml:space="preserve"> </w:t>
-            </w:r>
-            <w:r>
-              <w:rPr>
-                <w:rFonts w:ascii="Vazirmatn" w:hAnsi="Vazirmatn" w:cs="Vazirmatn"/>
-                <w:sz w:val="21"/>
-                <w:szCs w:val="21"/>
-                <w:color w:val="2D2D2D"/>
-                <w:lang w:val="en-US" w:bidi="fa-IR"/>
-              </w:rPr>
-              <w:t>persistent</w:t>
-            </w:r>
-            <w:r>
-              <w:rPr>
-                <w:rFonts w:ascii="Vazirmatn" w:hAnsi="Vazirmatn" w:cs="Vazirmatn"/>
-                <w:sz w:val="21"/>
-                <w:szCs w:val="21"/>
-                <w:color w:val="2D2D2D"/>
-                <w:lang w:val="en-US" w:bidi="fa-IR"/>
-              </w:rPr>
-              <w:t xml:space="preserve"> </w:t>
-            </w:r>
-            <w:r>
-              <w:rPr>
-                <w:rFonts w:ascii="Vazirmatn" w:hAnsi="Vazirmatn" w:cs="Vazirmatn"/>
-                <w:sz w:val="21"/>
-                <w:szCs w:val="21"/>
-                <w:color w:val="2D2D2D"/>
-                <w:lang w:val="en-US" w:bidi="fa-IR"/>
-              </w:rPr>
-              <w:t>auth</w:t>
-            </w:r>
-            <w:r>
-              <w:rPr>
-                <w:rFonts w:ascii="Vazirmatn" w:hAnsi="Vazirmatn" w:cs="Vazirmatn"/>
-                <w:sz w:val="21"/>
-                <w:szCs w:val="21"/>
-                <w:color w:val="2D2D2D"/>
-                <w:lang w:val="en-US" w:bidi="fa-IR"/>
-              </w:rPr>
-              <w:t xml:space="preserve"> </w:t>
-            </w:r>
-            <w:r>
-              <w:rPr>
-                <w:rFonts w:ascii="Vazirmatn" w:hAnsi="Vazirmatn" w:cs="Vazirmatn"/>
-                <w:sz w:val="21"/>
-                <w:szCs w:val="21"/>
-                <w:color w:val="2D2D2D"/>
-                <w:lang w:val="en-US" w:bidi="fa-IR"/>
-              </w:rPr>
-              <w:t>tokens</w:t>
-            </w:r>
-            <w:r>
-              <w:rPr>
-                <w:rFonts w:ascii="Vazirmatn" w:hAnsi="Vazirmatn" w:cs="Vazirmatn"/>
-                <w:sz w:val="21"/>
-                <w:szCs w:val="21"/>
-                <w:color w:val="2D2D2D"/>
-                <w:lang w:val="en-US" w:bidi="fa-IR"/>
-              </w:rPr>
-              <w:t xml:space="preserve"> </w:t>
-            </w:r>
-            <w:r>
-              <w:rPr>
-                <w:rFonts w:ascii="Vazirmatn" w:hAnsi="Vazirmatn" w:cs="Vazirmatn"/>
-                <w:sz w:val="21"/>
-                <w:szCs w:val="21"/>
-                <w:color w:val="2D2D2D"/>
-                <w:lang w:val="en-US" w:bidi="fa-IR"/>
-              </w:rPr>
-              <w:t>are</w:t>
-            </w:r>
-            <w:r>
-              <w:rPr>
-                <w:rFonts w:ascii="Vazirmatn" w:hAnsi="Vazirmatn" w:cs="Vazirmatn"/>
-                <w:sz w:val="21"/>
-                <w:szCs w:val="21"/>
-                <w:color w:val="2D2D2D"/>
-                <w:lang w:val="en-US" w:bidi="fa-IR"/>
-              </w:rPr>
-              <w:t xml:space="preserve"> </w:t>
-            </w:r>
-            <w:r>
-              <w:rPr>
-                <w:rFonts w:ascii="Vazirmatn" w:hAnsi="Vazirmatn" w:cs="Vazirmatn"/>
-                <w:sz w:val="21"/>
-                <w:szCs w:val="21"/>
-                <w:color w:val="2D2D2D"/>
-                <w:lang w:val="en-US" w:bidi="fa-IR"/>
-              </w:rPr>
-              <w:t>never</w:t>
-            </w:r>
-            <w:r>
-              <w:rPr>
-                <w:rFonts w:ascii="Vazirmatn" w:hAnsi="Vazirmatn" w:cs="Vazirmatn"/>
-                <w:sz w:val="21"/>
-                <w:szCs w:val="21"/>
-                <w:color w:val="2D2D2D"/>
-                <w:lang w:val="en-US" w:bidi="fa-IR"/>
-              </w:rPr>
-              <w:t xml:space="preserve"> </w:t>
-            </w:r>
-            <w:r>
-              <w:rPr>
-                <w:rFonts w:ascii="Vazirmatn" w:hAnsi="Vazirmatn" w:cs="Vazirmatn"/>
-                <w:sz w:val="21"/>
-                <w:szCs w:val="21"/>
-                <w:color w:val="2D2D2D"/>
-                <w:lang w:val="en-US" w:bidi="fa-IR"/>
-              </w:rPr>
-              <w:t>evicted</w:t>
-            </w:r>
-            <w:r>
-              <w:rPr>
-                <w:rFonts w:ascii="Vazirmatn" w:hAnsi="Vazirmatn" w:cs="Vazirmatn"/>
-                <w:sz w:val="21"/>
-                <w:szCs w:val="21"/>
-                <w:color w:val="2D2D2D"/>
-                <w:lang w:val="en-US" w:bidi="fa-IR"/>
-              </w:rPr>
-              <w:t xml:space="preserve"> </w:t>
-            </w:r>
-            <w:r>
-              <w:rPr>
-                <w:rFonts w:ascii="Vazirmatn" w:hAnsi="Vazirmatn" w:cs="Vazirmatn"/>
+                <w:rFonts w:ascii="Segoe UI" w:hAnsi="Segoe UI" w:cs="Vazirmatn"/>
                 <w:sz w:val="21"/>
                 <w:szCs w:val="21"/>
                 <w:color w:val="2D2D2D"/>
@@ -2093,7 +2093,7 @@
       </w:pPr>
       <w:r>
         <w:rPr>
-          <w:rFonts w:ascii="Vazirmatn" w:hAnsi="Vazirmatn" w:cs="Vazirmatn"/>
+          <w:rFonts w:ascii="Segoe UI" w:hAnsi="Segoe UI" w:cs="Vazirmatn"/>
           <w:sz w:val="22"/>
           <w:szCs w:val="22"/>
           <w:color w:val="2D2D2D"/>
@@ -2113,7 +2113,7 @@
       </w:r>
       <w:r>
         <w:rPr>
-          <w:rFonts w:ascii="Vazirmatn" w:hAnsi="Vazirmatn" w:cs="Vazirmatn"/>
+          <w:rFonts w:ascii="Segoe UI" w:hAnsi="Segoe UI" w:cs="Vazirmatn"/>
           <w:sz w:val="22"/>
           <w:szCs w:val="22"/>
           <w:color w:val="2D2D2D"/>
@@ -2133,7 +2133,7 @@
       </w:r>
       <w:r>
         <w:rPr>
-          <w:rFonts w:ascii="Vazirmatn" w:hAnsi="Vazirmatn" w:cs="Vazirmatn"/>
+          <w:rFonts w:ascii="Segoe UI" w:hAnsi="Segoe UI" w:cs="Vazirmatn"/>
           <w:sz w:val="22"/>
           <w:szCs w:val="22"/>
           <w:color w:val="2D2D2D"/>
@@ -2153,7 +2153,7 @@
       </w:r>
       <w:r>
         <w:rPr>
-          <w:rFonts w:ascii="Vazirmatn" w:hAnsi="Vazirmatn" w:cs="Vazirmatn"/>
+          <w:rFonts w:ascii="Segoe UI" w:hAnsi="Segoe UI" w:cs="Vazirmatn"/>
           <w:sz w:val="22"/>
           <w:szCs w:val="22"/>
           <w:color w:val="2D2D2D"/>
@@ -2173,7 +2173,7 @@
       </w:r>
       <w:r>
         <w:rPr>
-          <w:rFonts w:ascii="Vazirmatn" w:hAnsi="Vazirmatn" w:cs="Vazirmatn"/>
+          <w:rFonts w:ascii="Segoe UI" w:hAnsi="Segoe UI" w:cs="Vazirmatn"/>
           <w:sz w:val="22"/>
           <w:szCs w:val="22"/>
           <w:color w:val="2D2D2D"/>
@@ -2193,7 +2193,7 @@
       </w:r>
       <w:r>
         <w:rPr>
-          <w:rFonts w:ascii="Vazirmatn" w:hAnsi="Vazirmatn" w:cs="Vazirmatn"/>
+          <w:rFonts w:ascii="Segoe UI" w:hAnsi="Segoe UI" w:cs="Vazirmatn"/>
           <w:sz w:val="22"/>
           <w:szCs w:val="22"/>
           <w:color w:val="2D2D2D"/>
@@ -2213,7 +2213,7 @@
       </w:r>
       <w:r>
         <w:rPr>
-          <w:rFonts w:ascii="Vazirmatn" w:hAnsi="Vazirmatn" w:cs="Vazirmatn"/>
+          <w:rFonts w:ascii="Segoe UI" w:hAnsi="Segoe UI" w:cs="Vazirmatn"/>
           <w:sz w:val="22"/>
           <w:szCs w:val="22"/>
           <w:color w:val="2D2D2D"/>
@@ -2233,7 +2233,7 @@
       </w:r>
       <w:r>
         <w:rPr>
-          <w:rFonts w:ascii="Vazirmatn" w:hAnsi="Vazirmatn" w:cs="Vazirmatn"/>
+          <w:rFonts w:ascii="Segoe UI" w:hAnsi="Segoe UI" w:cs="Vazirmatn"/>
           <w:sz w:val="22"/>
           <w:szCs w:val="22"/>
           <w:color w:val="2D2D2D"/>
@@ -2253,7 +2253,7 @@
       </w:r>
       <w:r>
         <w:rPr>
-          <w:rFonts w:ascii="Vazirmatn" w:hAnsi="Vazirmatn" w:cs="Vazirmatn"/>
+          <w:rFonts w:ascii="Segoe UI" w:hAnsi="Segoe UI" w:cs="Vazirmatn"/>
           <w:sz w:val="22"/>
           <w:szCs w:val="22"/>
           <w:color w:val="2D2D2D"/>
@@ -2273,7 +2273,7 @@
       </w:r>
       <w:r>
         <w:rPr>
-          <w:rFonts w:ascii="Vazirmatn" w:hAnsi="Vazirmatn" w:cs="Vazirmatn"/>
+          <w:rFonts w:ascii="Segoe UI" w:hAnsi="Segoe UI" w:cs="Vazirmatn"/>
           <w:sz w:val="22"/>
           <w:szCs w:val="22"/>
           <w:color w:val="2D2D2D"/>
@@ -2293,7 +2293,7 @@
       </w:r>
       <w:r>
         <w:rPr>
-          <w:rFonts w:ascii="Vazirmatn" w:hAnsi="Vazirmatn" w:cs="Vazirmatn"/>
+          <w:rFonts w:ascii="Segoe UI" w:hAnsi="Segoe UI" w:cs="Vazirmatn"/>
           <w:sz w:val="22"/>
           <w:szCs w:val="22"/>
           <w:color w:val="2D2D2D"/>
@@ -2313,7 +2313,7 @@
       </w:r>
       <w:r>
         <w:rPr>
-          <w:rFonts w:ascii="Vazirmatn" w:hAnsi="Vazirmatn" w:cs="Vazirmatn"/>
+          <w:rFonts w:ascii="Segoe UI" w:hAnsi="Segoe UI" w:cs="Vazirmatn"/>
           <w:sz w:val="22"/>
           <w:szCs w:val="22"/>
           <w:color w:val="2D2D2D"/>
@@ -2333,7 +2333,7 @@
       </w:r>
       <w:r>
         <w:rPr>
-          <w:rFonts w:ascii="Vazirmatn" w:hAnsi="Vazirmatn" w:cs="Vazirmatn"/>
+          <w:rFonts w:ascii="Segoe UI" w:hAnsi="Segoe UI" w:cs="Vazirmatn"/>
           <w:sz w:val="22"/>
           <w:szCs w:val="22"/>
           <w:color w:val="2D2D2D"/>
@@ -2353,7 +2353,7 @@
       </w:r>
       <w:r>
         <w:rPr>
-          <w:rFonts w:ascii="Vazirmatn" w:hAnsi="Vazirmatn" w:cs="Vazirmatn"/>
+          <w:rFonts w:ascii="Segoe UI" w:hAnsi="Segoe UI" w:cs="Vazirmatn"/>
           <w:sz w:val="22"/>
           <w:szCs w:val="22"/>
           <w:color w:val="2D2D2D"/>
@@ -4156,7 +4156,7 @@
       </w:pPr>
       <w:r>
         <w:rPr>
-          <w:rFonts w:ascii="Vazirmatn" w:hAnsi="Vazirmatn" w:cs="Vazirmatn"/>
+          <w:rFonts w:ascii="Segoe UI" w:hAnsi="Segoe UI" w:cs="Vazirmatn"/>
           <w:sz w:val="22"/>
           <w:szCs w:val="22"/>
           <w:color w:val="2D2D2D"/>
@@ -4176,7 +4176,7 @@
       </w:r>
       <w:r>
         <w:rPr>
-          <w:rFonts w:ascii="Vazirmatn" w:hAnsi="Vazirmatn" w:cs="Vazirmatn"/>
+          <w:rFonts w:ascii="Segoe UI" w:hAnsi="Segoe UI" w:cs="Vazirmatn"/>
           <w:sz w:val="22"/>
           <w:szCs w:val="22"/>
           <w:color w:val="2D2D2D"/>
@@ -4196,7 +4196,7 @@
       </w:r>
       <w:r>
         <w:rPr>
-          <w:rFonts w:ascii="Vazirmatn" w:hAnsi="Vazirmatn" w:cs="Vazirmatn"/>
+          <w:rFonts w:ascii="Segoe UI" w:hAnsi="Segoe UI" w:cs="Vazirmatn"/>
           <w:sz w:val="22"/>
           <w:szCs w:val="22"/>
           <w:color w:val="2D2D2D"/>
@@ -4216,7 +4216,7 @@
       </w:r>
       <w:r>
         <w:rPr>
-          <w:rFonts w:ascii="Vazirmatn" w:hAnsi="Vazirmatn" w:cs="Vazirmatn"/>
+          <w:rFonts w:ascii="Segoe UI" w:hAnsi="Segoe UI" w:cs="Vazirmatn"/>
           <w:sz w:val="22"/>
           <w:szCs w:val="22"/>
           <w:color w:val="2D2D2D"/>
@@ -4236,7 +4236,7 @@
       </w:r>
       <w:r>
         <w:rPr>
-          <w:rFonts w:ascii="Vazirmatn" w:hAnsi="Vazirmatn" w:cs="Vazirmatn"/>
+          <w:rFonts w:ascii="Segoe UI" w:hAnsi="Segoe UI" w:cs="Vazirmatn"/>
           <w:sz w:val="22"/>
           <w:szCs w:val="22"/>
           <w:color w:val="2D2D2D"/>
@@ -4256,7 +4256,7 @@
       </w:r>
       <w:r>
         <w:rPr>
-          <w:rFonts w:ascii="Vazirmatn" w:hAnsi="Vazirmatn" w:cs="Vazirmatn"/>
+          <w:rFonts w:ascii="Segoe UI" w:hAnsi="Segoe UI" w:cs="Vazirmatn"/>
           <w:sz w:val="22"/>
           <w:szCs w:val="22"/>
           <w:color w:val="2D2D2D"/>
@@ -4276,7 +4276,7 @@
       </w:r>
       <w:r>
         <w:rPr>
-          <w:rFonts w:ascii="Vazirmatn" w:hAnsi="Vazirmatn" w:cs="Vazirmatn"/>
+          <w:rFonts w:ascii="Segoe UI" w:hAnsi="Segoe UI" w:cs="Vazirmatn"/>
           <w:sz w:val="22"/>
           <w:szCs w:val="22"/>
           <w:color w:val="2D2D2D"/>
@@ -4296,7 +4296,7 @@
       </w:r>
       <w:r>
         <w:rPr>
-          <w:rFonts w:ascii="Vazirmatn" w:hAnsi="Vazirmatn" w:cs="Vazirmatn"/>
+          <w:rFonts w:ascii="Segoe UI" w:hAnsi="Segoe UI" w:cs="Vazirmatn"/>
           <w:sz w:val="22"/>
           <w:szCs w:val="22"/>
           <w:color w:val="2D2D2D"/>
@@ -4316,7 +4316,7 @@
       </w:r>
       <w:r>
         <w:rPr>
-          <w:rFonts w:ascii="Vazirmatn" w:hAnsi="Vazirmatn" w:cs="Vazirmatn"/>
+          <w:rFonts w:ascii="Segoe UI" w:hAnsi="Segoe UI" w:cs="Vazirmatn"/>
           <w:sz w:val="22"/>
           <w:szCs w:val="22"/>
           <w:color w:val="2D2D2D"/>
@@ -4336,7 +4336,7 @@
       </w:r>
       <w:r>
         <w:rPr>
-          <w:rFonts w:ascii="Vazirmatn" w:hAnsi="Vazirmatn" w:cs="Vazirmatn"/>
+          <w:rFonts w:ascii="Segoe UI" w:hAnsi="Segoe UI" w:cs="Vazirmatn"/>
           <w:sz w:val="22"/>
           <w:szCs w:val="22"/>
           <w:color w:val="2D2D2D"/>
@@ -4356,7 +4356,7 @@
       </w:r>
       <w:r>
         <w:rPr>
-          <w:rFonts w:ascii="Vazirmatn" w:hAnsi="Vazirmatn" w:cs="Vazirmatn"/>
+          <w:rFonts w:ascii="Segoe UI" w:hAnsi="Segoe UI" w:cs="Vazirmatn"/>
           <w:sz w:val="22"/>
           <w:szCs w:val="22"/>
           <w:color w:val="2D2D2D"/>
@@ -4376,7 +4376,7 @@
       </w:r>
       <w:r>
         <w:rPr>
-          <w:rFonts w:ascii="Vazirmatn" w:hAnsi="Vazirmatn" w:cs="Vazirmatn"/>
+          <w:rFonts w:ascii="Segoe UI" w:hAnsi="Segoe UI" w:cs="Vazirmatn"/>
           <w:sz w:val="22"/>
           <w:szCs w:val="22"/>
           <w:color w:val="2D2D2D"/>
@@ -4396,7 +4396,7 @@
       </w:r>
       <w:r>
         <w:rPr>
-          <w:rFonts w:ascii="Vazirmatn" w:hAnsi="Vazirmatn" w:cs="Vazirmatn"/>
+          <w:rFonts w:ascii="Segoe UI" w:hAnsi="Segoe UI" w:cs="Vazirmatn"/>
           <w:sz w:val="22"/>
           <w:szCs w:val="22"/>
           <w:color w:val="2D2D2D"/>
@@ -4416,7 +4416,7 @@
       </w:r>
       <w:r>
         <w:rPr>
-          <w:rFonts w:ascii="Vazirmatn" w:hAnsi="Vazirmatn" w:cs="Vazirmatn"/>
+          <w:rFonts w:ascii="Segoe UI" w:hAnsi="Segoe UI" w:cs="Vazirmatn"/>
           <w:sz w:val="22"/>
           <w:szCs w:val="22"/>
           <w:color w:val="2D2D2D"/>
@@ -4436,7 +4436,7 @@
       </w:r>
       <w:r>
         <w:rPr>
-          <w:rFonts w:ascii="Vazirmatn" w:hAnsi="Vazirmatn" w:cs="Vazirmatn"/>
+          <w:rFonts w:ascii="Segoe UI" w:hAnsi="Segoe UI" w:cs="Vazirmatn"/>
           <w:sz w:val="22"/>
           <w:szCs w:val="22"/>
           <w:color w:val="2D2D2D"/>
@@ -4456,7 +4456,7 @@
       </w:r>
       <w:r>
         <w:rPr>
-          <w:rFonts w:ascii="Vazirmatn" w:hAnsi="Vazirmatn" w:cs="Vazirmatn"/>
+          <w:rFonts w:ascii="Segoe UI" w:hAnsi="Segoe UI" w:cs="Vazirmatn"/>
           <w:sz w:val="22"/>
           <w:szCs w:val="22"/>
           <w:color w:val="2D2D2D"/>
@@ -6009,7 +6009,7 @@
       </w:pPr>
       <w:r>
         <w:rPr>
-          <w:rFonts w:ascii="Vazirmatn" w:hAnsi="Vazirmatn" w:cs="Vazirmatn"/>
+          <w:rFonts w:ascii="Segoe UI" w:hAnsi="Segoe UI" w:cs="Vazirmatn"/>
           <w:sz w:val="22"/>
           <w:szCs w:val="22"/>
           <w:color w:val="2D2D2D"/>
@@ -6029,7 +6029,7 @@
       </w:r>
       <w:r>
         <w:rPr>
-          <w:rFonts w:ascii="Vazirmatn" w:hAnsi="Vazirmatn" w:cs="Vazirmatn"/>
+          <w:rFonts w:ascii="Segoe UI" w:hAnsi="Segoe UI" w:cs="Vazirmatn"/>
           <w:sz w:val="22"/>
           <w:szCs w:val="22"/>
           <w:color w:val="2D2D2D"/>
@@ -6049,7 +6049,7 @@
       </w:r>
       <w:r>
         <w:rPr>
-          <w:rFonts w:ascii="Vazirmatn" w:hAnsi="Vazirmatn" w:cs="Vazirmatn"/>
+          <w:rFonts w:ascii="Segoe UI" w:hAnsi="Segoe UI" w:cs="Vazirmatn"/>
           <w:sz w:val="22"/>
           <w:szCs w:val="22"/>
           <w:color w:val="2D2D2D"/>
@@ -6069,7 +6069,7 @@
       </w:r>
       <w:r>
         <w:rPr>
-          <w:rFonts w:ascii="Vazirmatn" w:hAnsi="Vazirmatn" w:cs="Vazirmatn"/>
+          <w:rFonts w:ascii="Segoe UI" w:hAnsi="Segoe UI" w:cs="Vazirmatn"/>
           <w:sz w:val="22"/>
           <w:szCs w:val="22"/>
           <w:color w:val="2D2D2D"/>
@@ -6089,7 +6089,7 @@
       </w:r>
       <w:r>
         <w:rPr>
-          <w:rFonts w:ascii="Vazirmatn" w:hAnsi="Vazirmatn" w:cs="Vazirmatn"/>
+          <w:rFonts w:ascii="Segoe UI" w:hAnsi="Segoe UI" w:cs="Vazirmatn"/>
           <w:sz w:val="22"/>
           <w:szCs w:val="22"/>
           <w:color w:val="2D2D2D"/>
@@ -6109,7 +6109,7 @@
       </w:r>
       <w:r>
         <w:rPr>
-          <w:rFonts w:ascii="Vazirmatn" w:hAnsi="Vazirmatn" w:cs="Vazirmatn"/>
+          <w:rFonts w:ascii="Segoe UI" w:hAnsi="Segoe UI" w:cs="Vazirmatn"/>
           <w:sz w:val="22"/>
           <w:szCs w:val="22"/>
           <w:color w:val="2D2D2D"/>
@@ -6129,7 +6129,7 @@
       </w:r>
       <w:r>
         <w:rPr>
-          <w:rFonts w:ascii="Vazirmatn" w:hAnsi="Vazirmatn" w:cs="Vazirmatn"/>
+          <w:rFonts w:ascii="Segoe UI" w:hAnsi="Segoe UI" w:cs="Vazirmatn"/>
           <w:sz w:val="22"/>
           <w:szCs w:val="22"/>
           <w:color w:val="2D2D2D"/>
@@ -6149,7 +6149,7 @@
       </w:r>
       <w:r>
         <w:rPr>
-          <w:rFonts w:ascii="Vazirmatn" w:hAnsi="Vazirmatn" w:cs="Vazirmatn"/>
+          <w:rFonts w:ascii="Segoe UI" w:hAnsi="Segoe UI" w:cs="Vazirmatn"/>
           <w:sz w:val="22"/>
           <w:szCs w:val="22"/>
           <w:color w:val="2D2D2D"/>
@@ -6169,7 +6169,7 @@
       </w:r>
       <w:r>
         <w:rPr>
-          <w:rFonts w:ascii="Vazirmatn" w:hAnsi="Vazirmatn" w:cs="Vazirmatn"/>
+          <w:rFonts w:ascii="Segoe UI" w:hAnsi="Segoe UI" w:cs="Vazirmatn"/>
           <w:sz w:val="22"/>
           <w:szCs w:val="22"/>
           <w:color w:val="2D2D2D"/>
@@ -6189,7 +6189,7 @@
       </w:r>
       <w:r>
         <w:rPr>
-          <w:rFonts w:ascii="Vazirmatn" w:hAnsi="Vazirmatn" w:cs="Vazirmatn"/>
+          <w:rFonts w:ascii="Segoe UI" w:hAnsi="Segoe UI" w:cs="Vazirmatn"/>
           <w:sz w:val="22"/>
           <w:szCs w:val="22"/>
           <w:color w:val="2D2D2D"/>
@@ -6209,7 +6209,7 @@
       </w:r>
       <w:r>
         <w:rPr>
-          <w:rFonts w:ascii="Vazirmatn" w:hAnsi="Vazirmatn" w:cs="Vazirmatn"/>
+          <w:rFonts w:ascii="Segoe UI" w:hAnsi="Segoe UI" w:cs="Vazirmatn"/>
           <w:sz w:val="22"/>
           <w:szCs w:val="22"/>
           <w:color w:val="2D2D2D"/>
@@ -6229,7 +6229,7 @@
       </w:r>
       <w:r>
         <w:rPr>
-          <w:rFonts w:ascii="Vazirmatn" w:hAnsi="Vazirmatn" w:cs="Vazirmatn"/>
+          <w:rFonts w:ascii="Segoe UI" w:hAnsi="Segoe UI" w:cs="Vazirmatn"/>
           <w:sz w:val="22"/>
           <w:szCs w:val="22"/>
           <w:color w:val="2D2D2D"/>
@@ -6249,7 +6249,7 @@
       </w:r>
       <w:r>
         <w:rPr>
-          <w:rFonts w:ascii="Vazirmatn" w:hAnsi="Vazirmatn" w:cs="Vazirmatn"/>
+          <w:rFonts w:ascii="Segoe UI" w:hAnsi="Segoe UI" w:cs="Vazirmatn"/>
           <w:sz w:val="22"/>
           <w:szCs w:val="22"/>
           <w:color w:val="2D2D2D"/>
@@ -7825,7 +7825,7 @@
       </w:pPr>
       <w:r>
         <w:rPr>
-          <w:rFonts w:ascii="Vazirmatn" w:hAnsi="Vazirmatn" w:cs="Vazirmatn"/>
+          <w:rFonts w:ascii="Segoe UI" w:hAnsi="Segoe UI" w:cs="Vazirmatn"/>
           <w:sz w:val="22"/>
           <w:szCs w:val="22"/>
           <w:color w:val="2D2D2D"/>
@@ -7845,7 +7845,7 @@
       </w:r>
       <w:r>
         <w:rPr>
-          <w:rFonts w:ascii="Vazirmatn" w:hAnsi="Vazirmatn" w:cs="Vazirmatn"/>
+          <w:rFonts w:ascii="Segoe UI" w:hAnsi="Segoe UI" w:cs="Vazirmatn"/>
           <w:sz w:val="22"/>
           <w:szCs w:val="22"/>
           <w:color w:val="2D2D2D"/>
@@ -7865,7 +7865,7 @@
       </w:r>
       <w:r>
         <w:rPr>
-          <w:rFonts w:ascii="Vazirmatn" w:hAnsi="Vazirmatn" w:cs="Vazirmatn"/>
+          <w:rFonts w:ascii="Segoe UI" w:hAnsi="Segoe UI" w:cs="Vazirmatn"/>
           <w:sz w:val="22"/>
           <w:szCs w:val="22"/>
           <w:color w:val="2D2D2D"/>
@@ -7885,7 +7885,7 @@
       </w:r>
       <w:r>
         <w:rPr>
-          <w:rFonts w:ascii="Vazirmatn" w:hAnsi="Vazirmatn" w:cs="Vazirmatn"/>
+          <w:rFonts w:ascii="Segoe UI" w:hAnsi="Segoe UI" w:cs="Vazirmatn"/>
           <w:sz w:val="22"/>
           <w:szCs w:val="22"/>
           <w:color w:val="2D2D2D"/>
@@ -7905,7 +7905,7 @@
       </w:r>
       <w:r>
         <w:rPr>
-          <w:rFonts w:ascii="Vazirmatn" w:hAnsi="Vazirmatn" w:cs="Vazirmatn"/>
+          <w:rFonts w:ascii="Segoe UI" w:hAnsi="Segoe UI" w:cs="Vazirmatn"/>
           <w:sz w:val="22"/>
           <w:szCs w:val="22"/>
           <w:color w:val="2D2D2D"/>
@@ -7935,7 +7935,7 @@
       </w:r>
       <w:r>
         <w:rPr>
-          <w:rFonts w:ascii="Vazirmatn" w:hAnsi="Vazirmatn" w:cs="Vazirmatn"/>
+          <w:rFonts w:ascii="Segoe UI" w:hAnsi="Segoe UI" w:cs="Vazirmatn"/>
           <w:sz w:val="22"/>
           <w:szCs w:val="22"/>
           <w:color w:val="2D2D2D"/>
@@ -7955,7 +7955,7 @@
       </w:r>
       <w:r>
         <w:rPr>
-          <w:rFonts w:ascii="Vazirmatn" w:hAnsi="Vazirmatn" w:cs="Vazirmatn"/>
+          <w:rFonts w:ascii="Segoe UI" w:hAnsi="Segoe UI" w:cs="Vazirmatn"/>
           <w:sz w:val="22"/>
           <w:szCs w:val="22"/>
           <w:color w:val="2D2D2D"/>
@@ -7985,7 +7985,7 @@
       </w:r>
       <w:r>
         <w:rPr>
-          <w:rFonts w:ascii="Vazirmatn" w:hAnsi="Vazirmatn" w:cs="Vazirmatn"/>
+          <w:rFonts w:ascii="Segoe UI" w:hAnsi="Segoe UI" w:cs="Vazirmatn"/>
           <w:sz w:val="22"/>
           <w:szCs w:val="22"/>
           <w:color w:val="2D2D2D"/>
@@ -8005,7 +8005,7 @@
       </w:r>
       <w:r>
         <w:rPr>
-          <w:rFonts w:ascii="Vazirmatn" w:hAnsi="Vazirmatn" w:cs="Vazirmatn"/>
+          <w:rFonts w:ascii="Segoe UI" w:hAnsi="Segoe UI" w:cs="Vazirmatn"/>
           <w:sz w:val="22"/>
           <w:szCs w:val="22"/>
           <w:color w:val="2D2D2D"/>
@@ -8025,7 +8025,7 @@
       </w:r>
       <w:r>
         <w:rPr>
-          <w:rFonts w:ascii="Vazirmatn" w:hAnsi="Vazirmatn" w:cs="Vazirmatn"/>
+          <w:rFonts w:ascii="Segoe UI" w:hAnsi="Segoe UI" w:cs="Vazirmatn"/>
           <w:sz w:val="22"/>
           <w:szCs w:val="22"/>
           <w:color w:val="2D2D2D"/>
@@ -8045,7 +8045,7 @@
       </w:r>
       <w:r>
         <w:rPr>
-          <w:rFonts w:ascii="Vazirmatn" w:hAnsi="Vazirmatn" w:cs="Vazirmatn"/>
+          <w:rFonts w:ascii="Segoe UI" w:hAnsi="Segoe UI" w:cs="Vazirmatn"/>
           <w:sz w:val="22"/>
           <w:szCs w:val="22"/>
           <w:color w:val="2D2D2D"/>
@@ -8065,7 +8065,7 @@
       </w:r>
       <w:r>
         <w:rPr>
-          <w:rFonts w:ascii="Vazirmatn" w:hAnsi="Vazirmatn" w:cs="Vazirmatn"/>
+          <w:rFonts w:ascii="Segoe UI" w:hAnsi="Segoe UI" w:cs="Vazirmatn"/>
           <w:sz w:val="22"/>
           <w:szCs w:val="22"/>
           <w:color w:val="2D2D2D"/>
@@ -8085,7 +8085,7 @@
       </w:r>
       <w:r>
         <w:rPr>
-          <w:rFonts w:ascii="Vazirmatn" w:hAnsi="Vazirmatn" w:cs="Vazirmatn"/>
+          <w:rFonts w:ascii="Segoe UI" w:hAnsi="Segoe UI" w:cs="Vazirmatn"/>
           <w:sz w:val="22"/>
           <w:szCs w:val="22"/>
           <w:color w:val="2D2D2D"/>
@@ -8105,7 +8105,7 @@
       </w:r>
       <w:r>
         <w:rPr>
-          <w:rFonts w:ascii="Vazirmatn" w:hAnsi="Vazirmatn" w:cs="Vazirmatn"/>
+          <w:rFonts w:ascii="Segoe UI" w:hAnsi="Segoe UI" w:cs="Vazirmatn"/>
           <w:sz w:val="22"/>
           <w:szCs w:val="22"/>
           <w:color w:val="2D2D2D"/>
@@ -8121,7 +8121,7 @@
       </w:pPr>
       <w:r>
         <w:rPr>
-          <w:rFonts w:ascii="Vazirmatn" w:hAnsi="Vazirmatn" w:cs="Vazirmatn"/>
+          <w:rFonts w:ascii="Segoe UI" w:hAnsi="Segoe UI" w:cs="Vazirmatn"/>
           <w:sz w:val="22"/>
           <w:szCs w:val="22"/>
           <w:color w:val="2D2D2D"/>
@@ -8141,7 +8141,7 @@
       </w:r>
       <w:r>
         <w:rPr>
-          <w:rFonts w:ascii="Vazirmatn" w:hAnsi="Vazirmatn" w:cs="Vazirmatn"/>
+          <w:rFonts w:ascii="Segoe UI" w:hAnsi="Segoe UI" w:cs="Vazirmatn"/>
           <w:sz w:val="22"/>
           <w:szCs w:val="22"/>
           <w:color w:val="2D2D2D"/>
@@ -8161,7 +8161,7 @@
       </w:r>
       <w:r>
         <w:rPr>
-          <w:rFonts w:ascii="Vazirmatn" w:hAnsi="Vazirmatn" w:cs="Vazirmatn"/>
+          <w:rFonts w:ascii="Segoe UI" w:hAnsi="Segoe UI" w:cs="Vazirmatn"/>
           <w:sz w:val="22"/>
           <w:szCs w:val="22"/>
           <w:color w:val="2D2D2D"/>
@@ -8181,7 +8181,7 @@
       </w:r>
       <w:r>
         <w:rPr>
-          <w:rFonts w:ascii="Vazirmatn" w:hAnsi="Vazirmatn" w:cs="Vazirmatn"/>
+          <w:rFonts w:ascii="Segoe UI" w:hAnsi="Segoe UI" w:cs="Vazirmatn"/>
           <w:sz w:val="22"/>
           <w:szCs w:val="22"/>
           <w:color w:val="2D2D2D"/>
@@ -8201,7 +8201,7 @@
       </w:r>
       <w:r>
         <w:rPr>
-          <w:rFonts w:ascii="Vazirmatn" w:hAnsi="Vazirmatn" w:cs="Vazirmatn"/>
+          <w:rFonts w:ascii="Segoe UI" w:hAnsi="Segoe UI" w:cs="Vazirmatn"/>
           <w:sz w:val="22"/>
           <w:szCs w:val="22"/>
           <w:color w:val="2D2D2D"/>
@@ -8221,7 +8221,7 @@
       </w:r>
       <w:r>
         <w:rPr>
-          <w:rFonts w:ascii="Vazirmatn" w:hAnsi="Vazirmatn" w:cs="Vazirmatn"/>
+          <w:rFonts w:ascii="Segoe UI" w:hAnsi="Segoe UI" w:cs="Vazirmatn"/>
           <w:sz w:val="22"/>
           <w:szCs w:val="22"/>
           <w:color w:val="2D2D2D"/>
@@ -8241,7 +8241,7 @@
       </w:r>
       <w:r>
         <w:rPr>
-          <w:rFonts w:ascii="Vazirmatn" w:hAnsi="Vazirmatn" w:cs="Vazirmatn"/>
+          <w:rFonts w:ascii="Segoe UI" w:hAnsi="Segoe UI" w:cs="Vazirmatn"/>
           <w:sz w:val="22"/>
           <w:szCs w:val="22"/>
           <w:color w:val="2D2D2D"/>
@@ -8261,7 +8261,7 @@
       </w:r>
       <w:r>
         <w:rPr>
-          <w:rFonts w:ascii="Vazirmatn" w:hAnsi="Vazirmatn" w:cs="Vazirmatn"/>
+          <w:rFonts w:ascii="Segoe UI" w:hAnsi="Segoe UI" w:cs="Vazirmatn"/>
           <w:sz w:val="22"/>
           <w:szCs w:val="22"/>
           <w:color w:val="2D2D2D"/>
@@ -8281,7 +8281,7 @@
       </w:r>
       <w:r>
         <w:rPr>
-          <w:rFonts w:ascii="Vazirmatn" w:hAnsi="Vazirmatn" w:cs="Vazirmatn"/>
+          <w:rFonts w:ascii="Segoe UI" w:hAnsi="Segoe UI" w:cs="Vazirmatn"/>
           <w:sz w:val="22"/>
           <w:szCs w:val="22"/>
           <w:color w:val="2D2D2D"/>
@@ -8301,7 +8301,7 @@
       </w:r>
       <w:r>
         <w:rPr>
-          <w:rFonts w:ascii="Vazirmatn" w:hAnsi="Vazirmatn" w:cs="Vazirmatn"/>
+          <w:rFonts w:ascii="Segoe UI" w:hAnsi="Segoe UI" w:cs="Vazirmatn"/>
           <w:sz w:val="22"/>
           <w:szCs w:val="22"/>
           <w:color w:val="2D2D2D"/>
@@ -8321,7 +8321,7 @@
       </w:r>
       <w:r>
         <w:rPr>
-          <w:rFonts w:ascii="Vazirmatn" w:hAnsi="Vazirmatn" w:cs="Vazirmatn"/>
+          <w:rFonts w:ascii="Segoe UI" w:hAnsi="Segoe UI" w:cs="Vazirmatn"/>
           <w:sz w:val="22"/>
           <w:szCs w:val="22"/>
           <w:color w:val="2D2D2D"/>
@@ -8341,7 +8341,7 @@
       </w:r>
       <w:r>
         <w:rPr>
-          <w:rFonts w:ascii="Vazirmatn" w:hAnsi="Vazirmatn" w:cs="Vazirmatn"/>
+          <w:rFonts w:ascii="Segoe UI" w:hAnsi="Segoe UI" w:cs="Vazirmatn"/>
           <w:sz w:val="22"/>
           <w:szCs w:val="22"/>
           <w:color w:val="2D2D2D"/>
@@ -8361,7 +8361,7 @@
       </w:r>
       <w:r>
         <w:rPr>
-          <w:rFonts w:ascii="Vazirmatn" w:hAnsi="Vazirmatn" w:cs="Vazirmatn"/>
+          <w:rFonts w:ascii="Segoe UI" w:hAnsi="Segoe UI" w:cs="Vazirmatn"/>
           <w:sz w:val="22"/>
           <w:szCs w:val="22"/>
           <w:color w:val="2D2D2D"/>
@@ -9066,7 +9066,7 @@
         <w:drawing>
           <wp:inline xmlns:a="http://schemas.openxmlformats.org/drawingml/2006/main" xmlns:pic="http://schemas.openxmlformats.org/drawingml/2006/picture">
             <wp:extent cx="5760720" cy="2606547"/>
-            <wp:docPr id="2" name="Picture 2"/>
+            <wp:docPr id="2" name="Picture 2" descr="Primary cluster topology and network routing map" title="Primary cluster topology and network routing map"/>
             <wp:cNvGraphicFramePr>
               <a:graphicFrameLocks noChangeAspect="1"/>
             </wp:cNvGraphicFramePr>
@@ -9095,22 +9095,6 @@
             </a:graphic>
           </wp:inline>
         </w:drawing>
-      </w:r>
-    </w:p>
-    <w:p>
-      <w:pPr>
-        <w:spacing w:before="40" w:after="200"/>
-        <w:jc w:val="center"/>
-      </w:pPr>
-      <w:r>
-        <w:rPr>
-          <w:rFonts w:ascii="Vazirmatn" w:hAnsi="Vazirmatn" w:cs="Vazirmatn"/>
-          <w:sz w:val="19"/>
-          <w:szCs w:val="19"/>
-          <w:color w:val="5A5A5A"/>
-          <w:lang w:val="en-US" w:bidi="fa-IR"/>
-        </w:rPr>
-        <w:t>Primary cluster topology and network routing map</w:t>
       </w:r>
     </w:p>
     <w:tbl>
@@ -9208,7 +9192,7 @@
       </w:pPr>
       <w:r>
         <w:rPr>
-          <w:rFonts w:ascii="Vazirmatn" w:hAnsi="Vazirmatn" w:cs="Vazirmatn"/>
+          <w:rFonts w:ascii="Segoe UI" w:hAnsi="Segoe UI" w:cs="Vazirmatn"/>
           <w:sz w:val="22"/>
           <w:szCs w:val="22"/>
           <w:color w:val="2D2D2D"/>
@@ -9228,7 +9212,7 @@
       </w:r>
       <w:r>
         <w:rPr>
-          <w:rFonts w:ascii="Vazirmatn" w:hAnsi="Vazirmatn" w:cs="Vazirmatn"/>
+          <w:rFonts w:ascii="Segoe UI" w:hAnsi="Segoe UI" w:cs="Vazirmatn"/>
           <w:sz w:val="22"/>
           <w:szCs w:val="22"/>
           <w:color w:val="2D2D2D"/>
@@ -9248,7 +9232,7 @@
       </w:r>
       <w:r>
         <w:rPr>
-          <w:rFonts w:ascii="Vazirmatn" w:hAnsi="Vazirmatn" w:cs="Vazirmatn"/>
+          <w:rFonts w:ascii="Segoe UI" w:hAnsi="Segoe UI" w:cs="Vazirmatn"/>
           <w:sz w:val="22"/>
           <w:szCs w:val="22"/>
           <w:color w:val="2D2D2D"/>
@@ -9268,7 +9252,7 @@
       </w:r>
       <w:r>
         <w:rPr>
-          <w:rFonts w:ascii="Vazirmatn" w:hAnsi="Vazirmatn" w:cs="Vazirmatn"/>
+          <w:rFonts w:ascii="Segoe UI" w:hAnsi="Segoe UI" w:cs="Vazirmatn"/>
           <w:sz w:val="22"/>
           <w:szCs w:val="22"/>
           <w:color w:val="2D2D2D"/>
@@ -9288,7 +9272,7 @@
       </w:r>
       <w:r>
         <w:rPr>
-          <w:rFonts w:ascii="Vazirmatn" w:hAnsi="Vazirmatn" w:cs="Vazirmatn"/>
+          <w:rFonts w:ascii="Segoe UI" w:hAnsi="Segoe UI" w:cs="Vazirmatn"/>
           <w:sz w:val="22"/>
           <w:szCs w:val="22"/>
           <w:color w:val="2D2D2D"/>
@@ -9308,7 +9292,7 @@
       </w:r>
       <w:r>
         <w:rPr>
-          <w:rFonts w:ascii="Vazirmatn" w:hAnsi="Vazirmatn" w:cs="Vazirmatn"/>
+          <w:rFonts w:ascii="Segoe UI" w:hAnsi="Segoe UI" w:cs="Vazirmatn"/>
           <w:sz w:val="22"/>
           <w:szCs w:val="22"/>
           <w:color w:val="2D2D2D"/>
@@ -9338,7 +9322,7 @@
       </w:r>
       <w:r>
         <w:rPr>
-          <w:rFonts w:ascii="Vazirmatn" w:hAnsi="Vazirmatn" w:cs="Vazirmatn"/>
+          <w:rFonts w:ascii="Segoe UI" w:hAnsi="Segoe UI" w:cs="Vazirmatn"/>
           <w:sz w:val="22"/>
           <w:szCs w:val="22"/>
           <w:color w:val="2D2D2D"/>
@@ -9358,7 +9342,7 @@
       </w:r>
       <w:r>
         <w:rPr>
-          <w:rFonts w:ascii="Vazirmatn" w:hAnsi="Vazirmatn" w:cs="Vazirmatn"/>
+          <w:rFonts w:ascii="Segoe UI" w:hAnsi="Segoe UI" w:cs="Vazirmatn"/>
           <w:sz w:val="22"/>
           <w:szCs w:val="22"/>
           <w:color w:val="2D2D2D"/>
@@ -9388,7 +9372,7 @@
       </w:r>
       <w:r>
         <w:rPr>
-          <w:rFonts w:ascii="Vazirmatn" w:hAnsi="Vazirmatn" w:cs="Vazirmatn"/>
+          <w:rFonts w:ascii="Segoe UI" w:hAnsi="Segoe UI" w:cs="Vazirmatn"/>
           <w:sz w:val="22"/>
           <w:szCs w:val="22"/>
           <w:color w:val="2D2D2D"/>
@@ -9408,7 +9392,7 @@
       </w:r>
       <w:r>
         <w:rPr>
-          <w:rFonts w:ascii="Vazirmatn" w:hAnsi="Vazirmatn" w:cs="Vazirmatn"/>
+          <w:rFonts w:ascii="Segoe UI" w:hAnsi="Segoe UI" w:cs="Vazirmatn"/>
           <w:sz w:val="22"/>
           <w:szCs w:val="22"/>
           <w:color w:val="2D2D2D"/>
@@ -9428,7 +9412,7 @@
       </w:r>
       <w:r>
         <w:rPr>
-          <w:rFonts w:ascii="Vazirmatn" w:hAnsi="Vazirmatn" w:cs="Vazirmatn"/>
+          <w:rFonts w:ascii="Segoe UI" w:hAnsi="Segoe UI" w:cs="Vazirmatn"/>
           <w:sz w:val="22"/>
           <w:szCs w:val="22"/>
           <w:color w:val="2D2D2D"/>
@@ -9463,8 +9447,8 @@
       </w:tblGrid>
       <w:tr>
         <w:trPr>
+          <w:cantSplit/>
           <w:tblHeader/>
-          <w:cantSplit/>
         </w:trPr>
         <w:tc>
           <w:tcPr>
@@ -9485,9 +9469,21 @@
           </w:tcPr>
           <w:p>
             <w:pPr>
-              <w:jc w:val="start"/>
+              <w:spacing w:line="276" w:lineRule="auto" w:after="80"/>
+              <w:jc w:val="left"/>
             </w:pPr>
-            <w:r/>
+            <w:r>
+              <w:rPr>
+                <w:rFonts w:ascii="Segoe UI" w:hAnsi="Segoe UI" w:cs="Vazirmatn"/>
+                <w:sz w:val="21"/>
+                <w:szCs w:val="21"/>
+                <w:b/>
+                <w:bCs/>
+                <w:color w:val="FFFFFF"/>
+                <w:lang w:val="en-US" w:bidi="fa-IR"/>
+              </w:rPr>
+              <w:t>Node</w:t>
+            </w:r>
             <w:r>
               <w:rPr>
                 <w:rFonts w:ascii="Vazirmatn" w:hAnsi="Vazirmatn" w:cs="Vazirmatn"/>
@@ -9498,7 +9494,19 @@
                 <w:color w:val="FFFFFF"/>
                 <w:lang w:val="en-US" w:bidi="fa-IR"/>
               </w:rPr>
-              <w:t>Node Identifier</w:t>
+              <w:t xml:space="preserve"> </w:t>
+            </w:r>
+            <w:r>
+              <w:rPr>
+                <w:rFonts w:ascii="Segoe UI" w:hAnsi="Segoe UI" w:cs="Vazirmatn"/>
+                <w:sz w:val="21"/>
+                <w:szCs w:val="21"/>
+                <w:b/>
+                <w:bCs/>
+                <w:color w:val="FFFFFF"/>
+                <w:lang w:val="en-US" w:bidi="fa-IR"/>
+              </w:rPr>
+              <w:t>Identifier</w:t>
             </w:r>
           </w:p>
         </w:tc>
@@ -9521,12 +9529,12 @@
           </w:tcPr>
           <w:p>
             <w:pPr>
-              <w:jc w:val="start"/>
+              <w:spacing w:line="276" w:lineRule="auto" w:after="80"/>
+              <w:jc w:val="left"/>
             </w:pPr>
-            <w:r/>
-            <w:r>
-              <w:rPr>
-                <w:rFonts w:ascii="Vazirmatn" w:hAnsi="Vazirmatn" w:cs="Vazirmatn"/>
+            <w:r>
+              <w:rPr>
+                <w:rFonts w:ascii="Segoe UI" w:hAnsi="Segoe UI" w:cs="Vazirmatn"/>
                 <w:sz w:val="21"/>
                 <w:szCs w:val="21"/>
                 <w:b/>
@@ -9557,9 +9565,21 @@
           </w:tcPr>
           <w:p>
             <w:pPr>
-              <w:jc w:val="start"/>
+              <w:spacing w:line="276" w:lineRule="auto" w:after="80"/>
+              <w:jc w:val="left"/>
             </w:pPr>
-            <w:r/>
+            <w:r>
+              <w:rPr>
+                <w:rFonts w:ascii="Segoe UI" w:hAnsi="Segoe UI" w:cs="Vazirmatn"/>
+                <w:sz w:val="21"/>
+                <w:szCs w:val="21"/>
+                <w:b/>
+                <w:bCs/>
+                <w:color w:val="FFFFFF"/>
+                <w:lang w:val="en-US" w:bidi="fa-IR"/>
+              </w:rPr>
+              <w:t>Memory</w:t>
+            </w:r>
             <w:r>
               <w:rPr>
                 <w:rFonts w:ascii="Vazirmatn" w:hAnsi="Vazirmatn" w:cs="Vazirmatn"/>
@@ -9570,7 +9590,19 @@
                 <w:color w:val="FFFFFF"/>
                 <w:lang w:val="en-US" w:bidi="fa-IR"/>
               </w:rPr>
-              <w:t>Memory Allocated</w:t>
+              <w:t xml:space="preserve"> </w:t>
+            </w:r>
+            <w:r>
+              <w:rPr>
+                <w:rFonts w:ascii="Segoe UI" w:hAnsi="Segoe UI" w:cs="Vazirmatn"/>
+                <w:sz w:val="21"/>
+                <w:szCs w:val="21"/>
+                <w:b/>
+                <w:bCs/>
+                <w:color w:val="FFFFFF"/>
+                <w:lang w:val="en-US" w:bidi="fa-IR"/>
+              </w:rPr>
+              <w:t>Allocated</w:t>
             </w:r>
           </w:p>
         </w:tc>
@@ -9593,9 +9625,21 @@
           </w:tcPr>
           <w:p>
             <w:pPr>
-              <w:jc w:val="start"/>
+              <w:spacing w:line="276" w:lineRule="auto" w:after="80"/>
+              <w:jc w:val="left"/>
             </w:pPr>
-            <w:r/>
+            <w:r>
+              <w:rPr>
+                <w:rFonts w:ascii="Segoe UI" w:hAnsi="Segoe UI" w:cs="Vazirmatn"/>
+                <w:sz w:val="21"/>
+                <w:szCs w:val="21"/>
+                <w:b/>
+                <w:bCs/>
+                <w:color w:val="FFFFFF"/>
+                <w:lang w:val="en-US" w:bidi="fa-IR"/>
+              </w:rPr>
+              <w:t>Latency</w:t>
+            </w:r>
             <w:r>
               <w:rPr>
                 <w:rFonts w:ascii="Vazirmatn" w:hAnsi="Vazirmatn" w:cs="Vazirmatn"/>
@@ -9606,7 +9650,19 @@
                 <w:color w:val="FFFFFF"/>
                 <w:lang w:val="en-US" w:bidi="fa-IR"/>
               </w:rPr>
-              <w:t>Latency (p99)</w:t>
+              <w:t xml:space="preserve"> </w:t>
+            </w:r>
+            <w:r>
+              <w:rPr>
+                <w:rFonts w:ascii="Segoe UI" w:hAnsi="Segoe UI" w:cs="Vazirmatn"/>
+                <w:sz w:val="21"/>
+                <w:szCs w:val="21"/>
+                <w:b/>
+                <w:bCs/>
+                <w:color w:val="FFFFFF"/>
+                <w:lang w:val="en-US" w:bidi="fa-IR"/>
+              </w:rPr>
+              <w:t>(p99)</w:t>
             </w:r>
           </w:p>
         </w:tc>
@@ -9629,9 +9685,21 @@
           </w:tcPr>
           <w:p>
             <w:pPr>
-              <w:jc w:val="start"/>
+              <w:spacing w:line="276" w:lineRule="auto" w:after="80"/>
+              <w:jc w:val="left"/>
             </w:pPr>
-            <w:r/>
+            <w:r>
+              <w:rPr>
+                <w:rFonts w:ascii="Segoe UI" w:hAnsi="Segoe UI" w:cs="Vazirmatn"/>
+                <w:sz w:val="21"/>
+                <w:szCs w:val="21"/>
+                <w:b/>
+                <w:bCs/>
+                <w:color w:val="FFFFFF"/>
+                <w:lang w:val="en-US" w:bidi="fa-IR"/>
+              </w:rPr>
+              <w:t>Replication</w:t>
+            </w:r>
             <w:r>
               <w:rPr>
                 <w:rFonts w:ascii="Vazirmatn" w:hAnsi="Vazirmatn" w:cs="Vazirmatn"/>
@@ -9642,7 +9710,19 @@
                 <w:color w:val="FFFFFF"/>
                 <w:lang w:val="en-US" w:bidi="fa-IR"/>
               </w:rPr>
-              <w:t>Replication Status</w:t>
+              <w:t xml:space="preserve"> </w:t>
+            </w:r>
+            <w:r>
+              <w:rPr>
+                <w:rFonts w:ascii="Segoe UI" w:hAnsi="Segoe UI" w:cs="Vazirmatn"/>
+                <w:sz w:val="21"/>
+                <w:szCs w:val="21"/>
+                <w:b/>
+                <w:bCs/>
+                <w:color w:val="FFFFFF"/>
+                <w:lang w:val="en-US" w:bidi="fa-IR"/>
+              </w:rPr>
+              <w:t>Status</w:t>
             </w:r>
           </w:p>
         </w:tc>
@@ -9665,12 +9745,12 @@
           </w:tcPr>
           <w:p>
             <w:pPr>
-              <w:jc w:val="start"/>
+              <w:spacing w:line="276" w:lineRule="auto" w:after="80"/>
+              <w:jc w:val="left"/>
             </w:pPr>
-            <w:r/>
-            <w:r>
-              <w:rPr>
-                <w:rFonts w:ascii="Vazirmatn" w:hAnsi="Vazirmatn" w:cs="Vazirmatn"/>
+            <w:r>
+              <w:rPr>
+                <w:rFonts w:ascii="Segoe UI" w:hAnsi="Segoe UI" w:cs="Vazirmatn"/>
                 <w:sz w:val="21"/>
                 <w:szCs w:val="21"/>
                 <w:b/>
@@ -9706,14 +9786,14 @@
           </w:tcPr>
           <w:p>
             <w:pPr>
-              <w:jc w:val="start"/>
+              <w:spacing w:line="276" w:lineRule="auto" w:after="80"/>
+              <w:jc w:val="left"/>
             </w:pPr>
-            <w:r/>
-            <w:r>
-              <w:rPr>
-                <w:rFonts w:ascii="Vazirmatn" w:hAnsi="Vazirmatn" w:cs="Vazirmatn"/>
-                <w:sz w:val="20"/>
-                <w:szCs w:val="20"/>
+            <w:r>
+              <w:rPr>
+                <w:rFonts w:ascii="Segoe UI" w:hAnsi="Segoe UI" w:cs="Vazirmatn"/>
+                <w:sz w:val="21"/>
+                <w:szCs w:val="21"/>
                 <w:color w:val="2D2D2D"/>
                 <w:lang w:val="en-US" w:bidi="fa-IR"/>
               </w:rPr>
@@ -9740,14 +9820,14 @@
           </w:tcPr>
           <w:p>
             <w:pPr>
-              <w:jc w:val="start"/>
+              <w:spacing w:line="276" w:lineRule="auto" w:after="80"/>
+              <w:jc w:val="left"/>
             </w:pPr>
-            <w:r/>
-            <w:r>
-              <w:rPr>
-                <w:rFonts w:ascii="Vazirmatn" w:hAnsi="Vazirmatn" w:cs="Vazirmatn"/>
-                <w:sz w:val="20"/>
-                <w:szCs w:val="20"/>
+            <w:r>
+              <w:rPr>
+                <w:rFonts w:ascii="Segoe UI" w:hAnsi="Segoe UI" w:cs="Vazirmatn"/>
+                <w:sz w:val="21"/>
+                <w:szCs w:val="21"/>
                 <w:color w:val="2D2D2D"/>
                 <w:lang w:val="en-US" w:bidi="fa-IR"/>
               </w:rPr>
@@ -9774,24 +9854,34 @@
           </w:tcPr>
           <w:p>
             <w:pPr>
-              <w:jc w:val="start"/>
+              <w:spacing w:line="276" w:lineRule="auto" w:after="80"/>
+              <w:jc w:val="left"/>
             </w:pPr>
-            <w:r/>
             <w:r>
               <w:rPr>
                 <w:rFonts w:ascii="Vazirmatn" w:hAnsi="Vazirmatn" w:cs="Vazirmatn"/>
-                <w:sz w:val="20"/>
-                <w:szCs w:val="20"/>
+                <w:sz w:val="21"/>
+                <w:szCs w:val="21"/>
                 <w:color w:val="2D2D2D"/>
                 <w:lang w:val="en-US" w:bidi="fa-IR"/>
               </w:rPr>
-              <w:t xml:space="preserve">32 </w:t>
+              <w:t>32</w:t>
             </w:r>
             <w:r>
               <w:rPr>
                 <w:rFonts w:ascii="Vazirmatn" w:hAnsi="Vazirmatn" w:cs="Vazirmatn"/>
-                <w:sz w:val="20"/>
-                <w:szCs w:val="20"/>
+                <w:sz w:val="21"/>
+                <w:szCs w:val="21"/>
+                <w:color w:val="2D2D2D"/>
+                <w:lang w:val="en-US" w:bidi="fa-IR"/>
+              </w:rPr>
+              <w:t xml:space="preserve"> </w:t>
+            </w:r>
+            <w:r>
+              <w:rPr>
+                <w:rFonts w:ascii="Segoe UI" w:hAnsi="Segoe UI" w:cs="Vazirmatn"/>
+                <w:sz w:val="21"/>
+                <w:szCs w:val="21"/>
                 <w:color w:val="2D2D2D"/>
                 <w:lang w:val="en-US" w:bidi="fa-IR"/>
               </w:rPr>
@@ -9818,24 +9908,34 @@
           </w:tcPr>
           <w:p>
             <w:pPr>
-              <w:jc w:val="start"/>
+              <w:spacing w:line="276" w:lineRule="auto" w:after="80"/>
+              <w:jc w:val="left"/>
             </w:pPr>
-            <w:r/>
             <w:r>
               <w:rPr>
                 <w:rFonts w:ascii="Vazirmatn" w:hAnsi="Vazirmatn" w:cs="Vazirmatn"/>
-                <w:sz w:val="20"/>
-                <w:szCs w:val="20"/>
+                <w:sz w:val="21"/>
+                <w:szCs w:val="21"/>
                 <w:color w:val="2D2D2D"/>
                 <w:lang w:val="en-US" w:bidi="fa-IR"/>
               </w:rPr>
-              <w:t xml:space="preserve">0.8 </w:t>
+              <w:t>0.8</w:t>
             </w:r>
             <w:r>
               <w:rPr>
                 <w:rFonts w:ascii="Vazirmatn" w:hAnsi="Vazirmatn" w:cs="Vazirmatn"/>
-                <w:sz w:val="20"/>
-                <w:szCs w:val="20"/>
+                <w:sz w:val="21"/>
+                <w:szCs w:val="21"/>
+                <w:color w:val="2D2D2D"/>
+                <w:lang w:val="en-US" w:bidi="fa-IR"/>
+              </w:rPr>
+              <w:t xml:space="preserve"> </w:t>
+            </w:r>
+            <w:r>
+              <w:rPr>
+                <w:rFonts w:ascii="Segoe UI" w:hAnsi="Segoe UI" w:cs="Vazirmatn"/>
+                <w:sz w:val="21"/>
+                <w:szCs w:val="21"/>
                 <w:color w:val="2D2D2D"/>
                 <w:lang w:val="en-US" w:bidi="fa-IR"/>
               </w:rPr>
@@ -9862,18 +9962,38 @@
           </w:tcPr>
           <w:p>
             <w:pPr>
-              <w:jc w:val="start"/>
+              <w:spacing w:line="276" w:lineRule="auto" w:after="80"/>
+              <w:jc w:val="left"/>
             </w:pPr>
-            <w:r/>
+            <w:r>
+              <w:rPr>
+                <w:rFonts w:ascii="Segoe UI" w:hAnsi="Segoe UI" w:cs="Vazirmatn"/>
+                <w:sz w:val="21"/>
+                <w:szCs w:val="21"/>
+                <w:color w:val="2D2D2D"/>
+                <w:lang w:val="en-US" w:bidi="fa-IR"/>
+              </w:rPr>
+              <w:t>Primary</w:t>
+            </w:r>
             <w:r>
               <w:rPr>
                 <w:rFonts w:ascii="Vazirmatn" w:hAnsi="Vazirmatn" w:cs="Vazirmatn"/>
-                <w:sz w:val="20"/>
-                <w:szCs w:val="20"/>
+                <w:sz w:val="21"/>
+                <w:szCs w:val="21"/>
                 <w:color w:val="2D2D2D"/>
                 <w:lang w:val="en-US" w:bidi="fa-IR"/>
               </w:rPr>
-              <w:t>Primary Master</w:t>
+              <w:t xml:space="preserve"> </w:t>
+            </w:r>
+            <w:r>
+              <w:rPr>
+                <w:rFonts w:ascii="Segoe UI" w:hAnsi="Segoe UI" w:cs="Vazirmatn"/>
+                <w:sz w:val="21"/>
+                <w:szCs w:val="21"/>
+                <w:color w:val="2D2D2D"/>
+                <w:lang w:val="en-US" w:bidi="fa-IR"/>
+              </w:rPr>
+              <w:t>Master</w:t>
             </w:r>
           </w:p>
         </w:tc>
@@ -9896,14 +10016,14 @@
           </w:tcPr>
           <w:p>
             <w:pPr>
-              <w:jc w:val="start"/>
+              <w:spacing w:line="276" w:lineRule="auto" w:after="80"/>
+              <w:jc w:val="left"/>
             </w:pPr>
-            <w:r/>
-            <w:r>
-              <w:rPr>
-                <w:rFonts w:ascii="Vazirmatn" w:hAnsi="Vazirmatn" w:cs="Vazirmatn"/>
-                <w:sz w:val="20"/>
-                <w:szCs w:val="20"/>
+            <w:r>
+              <w:rPr>
+                <w:rFonts w:ascii="Segoe UI" w:hAnsi="Segoe UI" w:cs="Vazirmatn"/>
+                <w:sz w:val="21"/>
+                <w:szCs w:val="21"/>
                 <w:color w:val="2D2D2D"/>
                 <w:lang w:val="en-US" w:bidi="fa-IR"/>
               </w:rPr>
@@ -9935,14 +10055,14 @@
           </w:tcPr>
           <w:p>
             <w:pPr>
-              <w:jc w:val="start"/>
+              <w:spacing w:line="276" w:lineRule="auto" w:after="80"/>
+              <w:jc w:val="left"/>
             </w:pPr>
-            <w:r/>
-            <w:r>
-              <w:rPr>
-                <w:rFonts w:ascii="Vazirmatn" w:hAnsi="Vazirmatn" w:cs="Vazirmatn"/>
-                <w:sz w:val="20"/>
-                <w:szCs w:val="20"/>
+            <w:r>
+              <w:rPr>
+                <w:rFonts w:ascii="Segoe UI" w:hAnsi="Segoe UI" w:cs="Vazirmatn"/>
+                <w:sz w:val="21"/>
+                <w:szCs w:val="21"/>
                 <w:color w:val="2D2D2D"/>
                 <w:lang w:val="en-US" w:bidi="fa-IR"/>
               </w:rPr>
@@ -9969,14 +10089,14 @@
           </w:tcPr>
           <w:p>
             <w:pPr>
-              <w:jc w:val="start"/>
+              <w:spacing w:line="276" w:lineRule="auto" w:after="80"/>
+              <w:jc w:val="left"/>
             </w:pPr>
-            <w:r/>
-            <w:r>
-              <w:rPr>
-                <w:rFonts w:ascii="Vazirmatn" w:hAnsi="Vazirmatn" w:cs="Vazirmatn"/>
-                <w:sz w:val="20"/>
-                <w:szCs w:val="20"/>
+            <w:r>
+              <w:rPr>
+                <w:rFonts w:ascii="Segoe UI" w:hAnsi="Segoe UI" w:cs="Vazirmatn"/>
+                <w:sz w:val="21"/>
+                <w:szCs w:val="21"/>
                 <w:color w:val="2D2D2D"/>
                 <w:lang w:val="en-US" w:bidi="fa-IR"/>
               </w:rPr>
@@ -10003,24 +10123,34 @@
           </w:tcPr>
           <w:p>
             <w:pPr>
-              <w:jc w:val="start"/>
+              <w:spacing w:line="276" w:lineRule="auto" w:after="80"/>
+              <w:jc w:val="left"/>
             </w:pPr>
-            <w:r/>
             <w:r>
               <w:rPr>
                 <w:rFonts w:ascii="Vazirmatn" w:hAnsi="Vazirmatn" w:cs="Vazirmatn"/>
-                <w:sz w:val="20"/>
-                <w:szCs w:val="20"/>
+                <w:sz w:val="21"/>
+                <w:szCs w:val="21"/>
                 <w:color w:val="2D2D2D"/>
                 <w:lang w:val="en-US" w:bidi="fa-IR"/>
               </w:rPr>
-              <w:t xml:space="preserve">32 </w:t>
+              <w:t>32</w:t>
             </w:r>
             <w:r>
               <w:rPr>
                 <w:rFonts w:ascii="Vazirmatn" w:hAnsi="Vazirmatn" w:cs="Vazirmatn"/>
-                <w:sz w:val="20"/>
-                <w:szCs w:val="20"/>
+                <w:sz w:val="21"/>
+                <w:szCs w:val="21"/>
+                <w:color w:val="2D2D2D"/>
+                <w:lang w:val="en-US" w:bidi="fa-IR"/>
+              </w:rPr>
+              <w:t xml:space="preserve"> </w:t>
+            </w:r>
+            <w:r>
+              <w:rPr>
+                <w:rFonts w:ascii="Segoe UI" w:hAnsi="Segoe UI" w:cs="Vazirmatn"/>
+                <w:sz w:val="21"/>
+                <w:szCs w:val="21"/>
                 <w:color w:val="2D2D2D"/>
                 <w:lang w:val="en-US" w:bidi="fa-IR"/>
               </w:rPr>
@@ -10047,24 +10177,34 @@
           </w:tcPr>
           <w:p>
             <w:pPr>
-              <w:jc w:val="start"/>
+              <w:spacing w:line="276" w:lineRule="auto" w:after="80"/>
+              <w:jc w:val="left"/>
             </w:pPr>
-            <w:r/>
             <w:r>
               <w:rPr>
                 <w:rFonts w:ascii="Vazirmatn" w:hAnsi="Vazirmatn" w:cs="Vazirmatn"/>
-                <w:sz w:val="20"/>
-                <w:szCs w:val="20"/>
+                <w:sz w:val="21"/>
+                <w:szCs w:val="21"/>
                 <w:color w:val="2D2D2D"/>
                 <w:lang w:val="en-US" w:bidi="fa-IR"/>
               </w:rPr>
-              <w:t xml:space="preserve">1.1 </w:t>
+              <w:t>1.1</w:t>
             </w:r>
             <w:r>
               <w:rPr>
                 <w:rFonts w:ascii="Vazirmatn" w:hAnsi="Vazirmatn" w:cs="Vazirmatn"/>
-                <w:sz w:val="20"/>
-                <w:szCs w:val="20"/>
+                <w:sz w:val="21"/>
+                <w:szCs w:val="21"/>
+                <w:color w:val="2D2D2D"/>
+                <w:lang w:val="en-US" w:bidi="fa-IR"/>
+              </w:rPr>
+              <w:t xml:space="preserve"> </w:t>
+            </w:r>
+            <w:r>
+              <w:rPr>
+                <w:rFonts w:ascii="Segoe UI" w:hAnsi="Segoe UI" w:cs="Vazirmatn"/>
+                <w:sz w:val="21"/>
+                <w:szCs w:val="21"/>
                 <w:color w:val="2D2D2D"/>
                 <w:lang w:val="en-US" w:bidi="fa-IR"/>
               </w:rPr>
@@ -10091,18 +10231,78 @@
           </w:tcPr>
           <w:p>
             <w:pPr>
-              <w:jc w:val="start"/>
+              <w:spacing w:line="276" w:lineRule="auto" w:after="80"/>
+              <w:jc w:val="left"/>
             </w:pPr>
-            <w:r/>
+            <w:r>
+              <w:rPr>
+                <w:rFonts w:ascii="Segoe UI" w:hAnsi="Segoe UI" w:cs="Vazirmatn"/>
+                <w:sz w:val="21"/>
+                <w:szCs w:val="21"/>
+                <w:color w:val="2D2D2D"/>
+                <w:lang w:val="en-US" w:bidi="fa-IR"/>
+              </w:rPr>
+              <w:t>In-Sync</w:t>
+            </w:r>
             <w:r>
               <w:rPr>
                 <w:rFonts w:ascii="Vazirmatn" w:hAnsi="Vazirmatn" w:cs="Vazirmatn"/>
-                <w:sz w:val="20"/>
-                <w:szCs w:val="20"/>
+                <w:sz w:val="21"/>
+                <w:szCs w:val="21"/>
                 <w:color w:val="2D2D2D"/>
                 <w:lang w:val="en-US" w:bidi="fa-IR"/>
               </w:rPr>
-              <w:t>In-Sync (Lag 0ms)</w:t>
+              <w:t xml:space="preserve"> </w:t>
+            </w:r>
+            <w:r>
+              <w:rPr>
+                <w:rFonts w:ascii="Vazirmatn" w:hAnsi="Vazirmatn" w:cs="Vazirmatn"/>
+                <w:sz w:val="21"/>
+                <w:szCs w:val="21"/>
+                <w:color w:val="2D2D2D"/>
+                <w:lang w:val="en-US" w:bidi="fa-IR"/>
+              </w:rPr>
+              <w:t>(</w:t>
+            </w:r>
+            <w:r>
+              <w:rPr>
+                <w:rFonts w:ascii="Segoe UI" w:hAnsi="Segoe UI" w:cs="Vazirmatn"/>
+                <w:sz w:val="21"/>
+                <w:szCs w:val="21"/>
+                <w:color w:val="2D2D2D"/>
+                <w:lang w:val="en-US" w:bidi="fa-IR"/>
+              </w:rPr>
+              <w:t>Lag</w:t>
+            </w:r>
+            <w:r>
+              <w:rPr>
+                <w:rFonts w:ascii="Vazirmatn" w:hAnsi="Vazirmatn" w:cs="Vazirmatn"/>
+                <w:sz w:val="21"/>
+                <w:szCs w:val="21"/>
+                <w:color w:val="2D2D2D"/>
+                <w:lang w:val="en-US" w:bidi="fa-IR"/>
+              </w:rPr>
+              <w:t xml:space="preserve"> </w:t>
+            </w:r>
+            <w:r>
+              <w:rPr>
+                <w:rFonts w:ascii="Segoe UI" w:hAnsi="Segoe UI" w:cs="Vazirmatn"/>
+                <w:sz w:val="21"/>
+                <w:szCs w:val="21"/>
+                <w:color w:val="2D2D2D"/>
+                <w:lang w:val="en-US" w:bidi="fa-IR"/>
+              </w:rPr>
+              <w:t>0ms</w:t>
+            </w:r>
+            <w:r>
+              <w:rPr>
+                <w:rFonts w:ascii="Vazirmatn" w:hAnsi="Vazirmatn" w:cs="Vazirmatn"/>
+                <w:sz w:val="21"/>
+                <w:szCs w:val="21"/>
+                <w:color w:val="2D2D2D"/>
+                <w:lang w:val="en-US" w:bidi="fa-IR"/>
+              </w:rPr>
+              <w:t>)</w:t>
             </w:r>
           </w:p>
         </w:tc>
@@ -10125,14 +10325,14 @@
           </w:tcPr>
           <w:p>
             <w:pPr>
-              <w:jc w:val="start"/>
+              <w:spacing w:line="276" w:lineRule="auto" w:after="80"/>
+              <w:jc w:val="left"/>
             </w:pPr>
-            <w:r/>
-            <w:r>
-              <w:rPr>
-                <w:rFonts w:ascii="Vazirmatn" w:hAnsi="Vazirmatn" w:cs="Vazirmatn"/>
-                <w:sz w:val="20"/>
-                <w:szCs w:val="20"/>
+            <w:r>
+              <w:rPr>
+                <w:rFonts w:ascii="Segoe UI" w:hAnsi="Segoe UI" w:cs="Vazirmatn"/>
+                <w:sz w:val="21"/>
+                <w:szCs w:val="21"/>
                 <w:color w:val="2D2D2D"/>
                 <w:lang w:val="en-US" w:bidi="fa-IR"/>
               </w:rPr>
@@ -10164,14 +10364,14 @@
           </w:tcPr>
           <w:p>
             <w:pPr>
-              <w:jc w:val="start"/>
+              <w:spacing w:line="276" w:lineRule="auto" w:after="80"/>
+              <w:jc w:val="left"/>
             </w:pPr>
-            <w:r/>
-            <w:r>
-              <w:rPr>
-                <w:rFonts w:ascii="Vazirmatn" w:hAnsi="Vazirmatn" w:cs="Vazirmatn"/>
-                <w:sz w:val="20"/>
-                <w:szCs w:val="20"/>
+            <w:r>
+              <w:rPr>
+                <w:rFonts w:ascii="Segoe UI" w:hAnsi="Segoe UI" w:cs="Vazirmatn"/>
+                <w:sz w:val="21"/>
+                <w:szCs w:val="21"/>
                 <w:color w:val="2D2D2D"/>
                 <w:lang w:val="en-US" w:bidi="fa-IR"/>
               </w:rPr>
@@ -10198,14 +10398,14 @@
           </w:tcPr>
           <w:p>
             <w:pPr>
-              <w:jc w:val="start"/>
+              <w:spacing w:line="276" w:lineRule="auto" w:after="80"/>
+              <w:jc w:val="left"/>
             </w:pPr>
-            <w:r/>
-            <w:r>
-              <w:rPr>
-                <w:rFonts w:ascii="Vazirmatn" w:hAnsi="Vazirmatn" w:cs="Vazirmatn"/>
-                <w:sz w:val="20"/>
-                <w:szCs w:val="20"/>
+            <w:r>
+              <w:rPr>
+                <w:rFonts w:ascii="Segoe UI" w:hAnsi="Segoe UI" w:cs="Vazirmatn"/>
+                <w:sz w:val="21"/>
+                <w:szCs w:val="21"/>
                 <w:color w:val="2D2D2D"/>
                 <w:lang w:val="en-US" w:bidi="fa-IR"/>
               </w:rPr>
@@ -10232,24 +10432,34 @@
           </w:tcPr>
           <w:p>
             <w:pPr>
-              <w:jc w:val="start"/>
+              <w:spacing w:line="276" w:lineRule="auto" w:after="80"/>
+              <w:jc w:val="left"/>
             </w:pPr>
-            <w:r/>
             <w:r>
               <w:rPr>
                 <w:rFonts w:ascii="Vazirmatn" w:hAnsi="Vazirmatn" w:cs="Vazirmatn"/>
-                <w:sz w:val="20"/>
-                <w:szCs w:val="20"/>
+                <w:sz w:val="21"/>
+                <w:szCs w:val="21"/>
                 <w:color w:val="2D2D2D"/>
                 <w:lang w:val="en-US" w:bidi="fa-IR"/>
               </w:rPr>
-              <w:t xml:space="preserve">32 </w:t>
+              <w:t>32</w:t>
             </w:r>
             <w:r>
               <w:rPr>
                 <w:rFonts w:ascii="Vazirmatn" w:hAnsi="Vazirmatn" w:cs="Vazirmatn"/>
-                <w:sz w:val="20"/>
-                <w:szCs w:val="20"/>
+                <w:sz w:val="21"/>
+                <w:szCs w:val="21"/>
+                <w:color w:val="2D2D2D"/>
+                <w:lang w:val="en-US" w:bidi="fa-IR"/>
+              </w:rPr>
+              <w:t xml:space="preserve"> </w:t>
+            </w:r>
+            <w:r>
+              <w:rPr>
+                <w:rFonts w:ascii="Segoe UI" w:hAnsi="Segoe UI" w:cs="Vazirmatn"/>
+                <w:sz w:val="21"/>
+                <w:szCs w:val="21"/>
                 <w:color w:val="2D2D2D"/>
                 <w:lang w:val="en-US" w:bidi="fa-IR"/>
               </w:rPr>
@@ -10276,24 +10486,34 @@
           </w:tcPr>
           <w:p>
             <w:pPr>
-              <w:jc w:val="start"/>
+              <w:spacing w:line="276" w:lineRule="auto" w:after="80"/>
+              <w:jc w:val="left"/>
             </w:pPr>
-            <w:r/>
             <w:r>
               <w:rPr>
                 <w:rFonts w:ascii="Vazirmatn" w:hAnsi="Vazirmatn" w:cs="Vazirmatn"/>
-                <w:sz w:val="20"/>
-                <w:szCs w:val="20"/>
+                <w:sz w:val="21"/>
+                <w:szCs w:val="21"/>
                 <w:color w:val="2D2D2D"/>
                 <w:lang w:val="en-US" w:bidi="fa-IR"/>
               </w:rPr>
-              <w:t xml:space="preserve">1.2 </w:t>
+              <w:t>1.2</w:t>
             </w:r>
             <w:r>
               <w:rPr>
                 <w:rFonts w:ascii="Vazirmatn" w:hAnsi="Vazirmatn" w:cs="Vazirmatn"/>
-                <w:sz w:val="20"/>
-                <w:szCs w:val="20"/>
+                <w:sz w:val="21"/>
+                <w:szCs w:val="21"/>
+                <w:color w:val="2D2D2D"/>
+                <w:lang w:val="en-US" w:bidi="fa-IR"/>
+              </w:rPr>
+              <w:t xml:space="preserve"> </w:t>
+            </w:r>
+            <w:r>
+              <w:rPr>
+                <w:rFonts w:ascii="Segoe UI" w:hAnsi="Segoe UI" w:cs="Vazirmatn"/>
+                <w:sz w:val="21"/>
+                <w:szCs w:val="21"/>
                 <w:color w:val="2D2D2D"/>
                 <w:lang w:val="en-US" w:bidi="fa-IR"/>
               </w:rPr>
@@ -10320,18 +10540,78 @@
           </w:tcPr>
           <w:p>
             <w:pPr>
-              <w:jc w:val="start"/>
+              <w:spacing w:line="276" w:lineRule="auto" w:after="80"/>
+              <w:jc w:val="left"/>
             </w:pPr>
-            <w:r/>
+            <w:r>
+              <w:rPr>
+                <w:rFonts w:ascii="Segoe UI" w:hAnsi="Segoe UI" w:cs="Vazirmatn"/>
+                <w:sz w:val="21"/>
+                <w:szCs w:val="21"/>
+                <w:color w:val="2D2D2D"/>
+                <w:lang w:val="en-US" w:bidi="fa-IR"/>
+              </w:rPr>
+              <w:t>In-Sync</w:t>
+            </w:r>
             <w:r>
               <w:rPr>
                 <w:rFonts w:ascii="Vazirmatn" w:hAnsi="Vazirmatn" w:cs="Vazirmatn"/>
-                <w:sz w:val="20"/>
-                <w:szCs w:val="20"/>
+                <w:sz w:val="21"/>
+                <w:szCs w:val="21"/>
                 <w:color w:val="2D2D2D"/>
                 <w:lang w:val="en-US" w:bidi="fa-IR"/>
               </w:rPr>
-              <w:t>In-Sync (Lag 1ms)</w:t>
+              <w:t xml:space="preserve"> </w:t>
+            </w:r>
+            <w:r>
+              <w:rPr>
+                <w:rFonts w:ascii="Vazirmatn" w:hAnsi="Vazirmatn" w:cs="Vazirmatn"/>
+                <w:sz w:val="21"/>
+                <w:szCs w:val="21"/>
+                <w:color w:val="2D2D2D"/>
+                <w:lang w:val="en-US" w:bidi="fa-IR"/>
+              </w:rPr>
+              <w:t>(</w:t>
+            </w:r>
+            <w:r>
+              <w:rPr>
+                <w:rFonts w:ascii="Segoe UI" w:hAnsi="Segoe UI" w:cs="Vazirmatn"/>
+                <w:sz w:val="21"/>
+                <w:szCs w:val="21"/>
+                <w:color w:val="2D2D2D"/>
+                <w:lang w:val="en-US" w:bidi="fa-IR"/>
+              </w:rPr>
+              <w:t>Lag</w:t>
+            </w:r>
+            <w:r>
+              <w:rPr>
+                <w:rFonts w:ascii="Vazirmatn" w:hAnsi="Vazirmatn" w:cs="Vazirmatn"/>
+                <w:sz w:val="21"/>
+                <w:szCs w:val="21"/>
+                <w:color w:val="2D2D2D"/>
+                <w:lang w:val="en-US" w:bidi="fa-IR"/>
+              </w:rPr>
+              <w:t xml:space="preserve"> </w:t>
+            </w:r>
+            <w:r>
+              <w:rPr>
+                <w:rFonts w:ascii="Segoe UI" w:hAnsi="Segoe UI" w:cs="Vazirmatn"/>
+                <w:sz w:val="21"/>
+                <w:szCs w:val="21"/>
+                <w:color w:val="2D2D2D"/>
+                <w:lang w:val="en-US" w:bidi="fa-IR"/>
+              </w:rPr>
+              <w:t>1ms</w:t>
+            </w:r>
+            <w:r>
+              <w:rPr>
+                <w:rFonts w:ascii="Vazirmatn" w:hAnsi="Vazirmatn" w:cs="Vazirmatn"/>
+                <w:sz w:val="21"/>
+                <w:szCs w:val="21"/>
+                <w:color w:val="2D2D2D"/>
+                <w:lang w:val="en-US" w:bidi="fa-IR"/>
+              </w:rPr>
+              <w:t>)</w:t>
             </w:r>
           </w:p>
         </w:tc>
@@ -10354,14 +10634,14 @@
           </w:tcPr>
           <w:p>
             <w:pPr>
-              <w:jc w:val="start"/>
+              <w:spacing w:line="276" w:lineRule="auto" w:after="80"/>
+              <w:jc w:val="left"/>
             </w:pPr>
-            <w:r/>
-            <w:r>
-              <w:rPr>
-                <w:rFonts w:ascii="Vazirmatn" w:hAnsi="Vazirmatn" w:cs="Vazirmatn"/>
-                <w:sz w:val="20"/>
-                <w:szCs w:val="20"/>
+            <w:r>
+              <w:rPr>
+                <w:rFonts w:ascii="Segoe UI" w:hAnsi="Segoe UI" w:cs="Vazirmatn"/>
+                <w:sz w:val="21"/>
+                <w:szCs w:val="21"/>
                 <w:color w:val="2D2D2D"/>
                 <w:lang w:val="en-US" w:bidi="fa-IR"/>
               </w:rPr>
@@ -10393,14 +10673,14 @@
           </w:tcPr>
           <w:p>
             <w:pPr>
-              <w:jc w:val="start"/>
+              <w:spacing w:line="276" w:lineRule="auto" w:after="80"/>
+              <w:jc w:val="left"/>
             </w:pPr>
-            <w:r/>
-            <w:r>
-              <w:rPr>
-                <w:rFonts w:ascii="Vazirmatn" w:hAnsi="Vazirmatn" w:cs="Vazirmatn"/>
-                <w:sz w:val="20"/>
-                <w:szCs w:val="20"/>
+            <w:r>
+              <w:rPr>
+                <w:rFonts w:ascii="Segoe UI" w:hAnsi="Segoe UI" w:cs="Vazirmatn"/>
+                <w:sz w:val="21"/>
+                <w:szCs w:val="21"/>
                 <w:color w:val="2D2D2D"/>
                 <w:lang w:val="en-US" w:bidi="fa-IR"/>
               </w:rPr>
@@ -10427,14 +10707,14 @@
           </w:tcPr>
           <w:p>
             <w:pPr>
-              <w:jc w:val="start"/>
+              <w:spacing w:line="276" w:lineRule="auto" w:after="80"/>
+              <w:jc w:val="left"/>
             </w:pPr>
-            <w:r/>
-            <w:r>
-              <w:rPr>
-                <w:rFonts w:ascii="Vazirmatn" w:hAnsi="Vazirmatn" w:cs="Vazirmatn"/>
-                <w:sz w:val="20"/>
-                <w:szCs w:val="20"/>
+            <w:r>
+              <w:rPr>
+                <w:rFonts w:ascii="Segoe UI" w:hAnsi="Segoe UI" w:cs="Vazirmatn"/>
+                <w:sz w:val="21"/>
+                <w:szCs w:val="21"/>
                 <w:color w:val="2D2D2D"/>
                 <w:lang w:val="en-US" w:bidi="fa-IR"/>
               </w:rPr>
@@ -10461,24 +10741,34 @@
           </w:tcPr>
           <w:p>
             <w:pPr>
-              <w:jc w:val="start"/>
+              <w:spacing w:line="276" w:lineRule="auto" w:after="80"/>
+              <w:jc w:val="left"/>
             </w:pPr>
-            <w:r/>
             <w:r>
               <w:rPr>
                 <w:rFonts w:ascii="Vazirmatn" w:hAnsi="Vazirmatn" w:cs="Vazirmatn"/>
-                <w:sz w:val="20"/>
-                <w:szCs w:val="20"/>
+                <w:sz w:val="21"/>
+                <w:szCs w:val="21"/>
                 <w:color w:val="2D2D2D"/>
                 <w:lang w:val="en-US" w:bidi="fa-IR"/>
               </w:rPr>
-              <w:t xml:space="preserve">512 </w:t>
+              <w:t>512</w:t>
             </w:r>
             <w:r>
               <w:rPr>
                 <w:rFonts w:ascii="Vazirmatn" w:hAnsi="Vazirmatn" w:cs="Vazirmatn"/>
-                <w:sz w:val="20"/>
-                <w:szCs w:val="20"/>
+                <w:sz w:val="21"/>
+                <w:szCs w:val="21"/>
+                <w:color w:val="2D2D2D"/>
+                <w:lang w:val="en-US" w:bidi="fa-IR"/>
+              </w:rPr>
+              <w:t xml:space="preserve"> </w:t>
+            </w:r>
+            <w:r>
+              <w:rPr>
+                <w:rFonts w:ascii="Segoe UI" w:hAnsi="Segoe UI" w:cs="Vazirmatn"/>
+                <w:sz w:val="21"/>
+                <w:szCs w:val="21"/>
                 <w:color w:val="2D2D2D"/>
                 <w:lang w:val="en-US" w:bidi="fa-IR"/>
               </w:rPr>
@@ -10505,24 +10795,34 @@
           </w:tcPr>
           <w:p>
             <w:pPr>
-              <w:jc w:val="start"/>
+              <w:spacing w:line="276" w:lineRule="auto" w:after="80"/>
+              <w:jc w:val="left"/>
             </w:pPr>
-            <w:r/>
             <w:r>
               <w:rPr>
                 <w:rFonts w:ascii="Vazirmatn" w:hAnsi="Vazirmatn" w:cs="Vazirmatn"/>
-                <w:sz w:val="20"/>
-                <w:szCs w:val="20"/>
+                <w:sz w:val="21"/>
+                <w:szCs w:val="21"/>
                 <w:color w:val="2D2D2D"/>
                 <w:lang w:val="en-US" w:bidi="fa-IR"/>
               </w:rPr>
-              <w:t xml:space="preserve">0.2 </w:t>
+              <w:t>0.2</w:t>
             </w:r>
             <w:r>
               <w:rPr>
                 <w:rFonts w:ascii="Vazirmatn" w:hAnsi="Vazirmatn" w:cs="Vazirmatn"/>
-                <w:sz w:val="20"/>
-                <w:szCs w:val="20"/>
+                <w:sz w:val="21"/>
+                <w:szCs w:val="21"/>
+                <w:color w:val="2D2D2D"/>
+                <w:lang w:val="en-US" w:bidi="fa-IR"/>
+              </w:rPr>
+              <w:t xml:space="preserve"> </w:t>
+            </w:r>
+            <w:r>
+              <w:rPr>
+                <w:rFonts w:ascii="Segoe UI" w:hAnsi="Segoe UI" w:cs="Vazirmatn"/>
+                <w:sz w:val="21"/>
+                <w:szCs w:val="21"/>
                 <w:color w:val="2D2D2D"/>
                 <w:lang w:val="en-US" w:bidi="fa-IR"/>
               </w:rPr>
@@ -10549,18 +10849,38 @@
           </w:tcPr>
           <w:p>
             <w:pPr>
-              <w:jc w:val="start"/>
+              <w:spacing w:line="276" w:lineRule="auto" w:after="80"/>
+              <w:jc w:val="left"/>
             </w:pPr>
-            <w:r/>
+            <w:r>
+              <w:rPr>
+                <w:rFonts w:ascii="Segoe UI" w:hAnsi="Segoe UI" w:cs="Vazirmatn"/>
+                <w:sz w:val="21"/>
+                <w:szCs w:val="21"/>
+                <w:color w:val="2D2D2D"/>
+                <w:lang w:val="en-US" w:bidi="fa-IR"/>
+              </w:rPr>
+              <w:t>Quorum</w:t>
+            </w:r>
             <w:r>
               <w:rPr>
                 <w:rFonts w:ascii="Vazirmatn" w:hAnsi="Vazirmatn" w:cs="Vazirmatn"/>
-                <w:sz w:val="20"/>
-                <w:szCs w:val="20"/>
+                <w:sz w:val="21"/>
+                <w:szCs w:val="21"/>
                 <w:color w:val="2D2D2D"/>
                 <w:lang w:val="en-US" w:bidi="fa-IR"/>
               </w:rPr>
-              <w:t>Quorum Active</w:t>
+              <w:t xml:space="preserve"> </w:t>
+            </w:r>
+            <w:r>
+              <w:rPr>
+                <w:rFonts w:ascii="Segoe UI" w:hAnsi="Segoe UI" w:cs="Vazirmatn"/>
+                <w:sz w:val="21"/>
+                <w:szCs w:val="21"/>
+                <w:color w:val="2D2D2D"/>
+                <w:lang w:val="en-US" w:bidi="fa-IR"/>
+              </w:rPr>
+              <w:t>Active</w:t>
             </w:r>
           </w:p>
         </w:tc>
@@ -10583,14 +10903,14 @@
           </w:tcPr>
           <w:p>
             <w:pPr>
-              <w:jc w:val="start"/>
+              <w:spacing w:line="276" w:lineRule="auto" w:after="80"/>
+              <w:jc w:val="left"/>
             </w:pPr>
-            <w:r/>
-            <w:r>
-              <w:rPr>
-                <w:rFonts w:ascii="Vazirmatn" w:hAnsi="Vazirmatn" w:cs="Vazirmatn"/>
-                <w:sz w:val="20"/>
-                <w:szCs w:val="20"/>
+            <w:r>
+              <w:rPr>
+                <w:rFonts w:ascii="Segoe UI" w:hAnsi="Segoe UI" w:cs="Vazirmatn"/>
+                <w:sz w:val="21"/>
+                <w:szCs w:val="21"/>
                 <w:color w:val="2D2D2D"/>
                 <w:lang w:val="en-US" w:bidi="fa-IR"/>
               </w:rPr>
@@ -10701,7 +11021,7 @@
       </w:pPr>
       <w:r>
         <w:rPr>
-          <w:rFonts w:ascii="Vazirmatn" w:hAnsi="Vazirmatn" w:cs="Vazirmatn"/>
+          <w:rFonts w:ascii="Segoe UI" w:hAnsi="Segoe UI" w:cs="Vazirmatn"/>
           <w:sz w:val="22"/>
           <w:szCs w:val="22"/>
           <w:color w:val="2D2D2D"/>
@@ -10721,7 +11041,7 @@
       </w:r>
       <w:r>
         <w:rPr>
-          <w:rFonts w:ascii="Vazirmatn" w:hAnsi="Vazirmatn" w:cs="Vazirmatn"/>
+          <w:rFonts w:ascii="Segoe UI" w:hAnsi="Segoe UI" w:cs="Vazirmatn"/>
           <w:sz w:val="22"/>
           <w:szCs w:val="22"/>
           <w:color w:val="2D2D2D"/>
@@ -10741,7 +11061,7 @@
       </w:r>
       <w:r>
         <w:rPr>
-          <w:rFonts w:ascii="Vazirmatn" w:hAnsi="Vazirmatn" w:cs="Vazirmatn"/>
+          <w:rFonts w:ascii="Segoe UI" w:hAnsi="Segoe UI" w:cs="Vazirmatn"/>
           <w:sz w:val="22"/>
           <w:szCs w:val="22"/>
           <w:color w:val="2D2D2D"/>
@@ -10761,7 +11081,7 @@
       </w:r>
       <w:r>
         <w:rPr>
-          <w:rFonts w:ascii="Vazirmatn" w:hAnsi="Vazirmatn" w:cs="Vazirmatn"/>
+          <w:rFonts w:ascii="Segoe UI" w:hAnsi="Segoe UI" w:cs="Vazirmatn"/>
           <w:sz w:val="22"/>
           <w:szCs w:val="22"/>
           <w:color w:val="2D2D2D"/>
@@ -10781,7 +11101,7 @@
       </w:r>
       <w:r>
         <w:rPr>
-          <w:rFonts w:ascii="Vazirmatn" w:hAnsi="Vazirmatn" w:cs="Vazirmatn"/>
+          <w:rFonts w:ascii="Segoe UI" w:hAnsi="Segoe UI" w:cs="Vazirmatn"/>
           <w:sz w:val="22"/>
           <w:szCs w:val="22"/>
           <w:color w:val="2D2D2D"/>
@@ -10801,7 +11121,7 @@
       </w:r>
       <w:r>
         <w:rPr>
-          <w:rFonts w:ascii="Vazirmatn" w:hAnsi="Vazirmatn" w:cs="Vazirmatn"/>
+          <w:rFonts w:ascii="Segoe UI" w:hAnsi="Segoe UI" w:cs="Vazirmatn"/>
           <w:sz w:val="22"/>
           <w:szCs w:val="22"/>
           <w:color w:val="2D2D2D"/>
@@ -10821,7 +11141,7 @@
       </w:r>
       <w:r>
         <w:rPr>
-          <w:rFonts w:ascii="Vazirmatn" w:hAnsi="Vazirmatn" w:cs="Vazirmatn"/>
+          <w:rFonts w:ascii="Segoe UI" w:hAnsi="Segoe UI" w:cs="Vazirmatn"/>
           <w:sz w:val="22"/>
           <w:szCs w:val="22"/>
           <w:color w:val="2D2D2D"/>
@@ -10841,7 +11161,7 @@
       </w:r>
       <w:r>
         <w:rPr>
-          <w:rFonts w:ascii="Vazirmatn" w:hAnsi="Vazirmatn" w:cs="Vazirmatn"/>
+          <w:rFonts w:ascii="Segoe UI" w:hAnsi="Segoe UI" w:cs="Vazirmatn"/>
           <w:sz w:val="22"/>
           <w:szCs w:val="22"/>
           <w:color w:val="2D2D2D"/>
@@ -10861,7 +11181,7 @@
       </w:r>
       <w:r>
         <w:rPr>
-          <w:rFonts w:ascii="Vazirmatn" w:hAnsi="Vazirmatn" w:cs="Vazirmatn"/>
+          <w:rFonts w:ascii="Segoe UI" w:hAnsi="Segoe UI" w:cs="Vazirmatn"/>
           <w:sz w:val="22"/>
           <w:szCs w:val="22"/>
           <w:color w:val="2D2D2D"/>
@@ -10881,7 +11201,7 @@
       </w:r>
       <w:r>
         <w:rPr>
-          <w:rFonts w:ascii="Vazirmatn" w:hAnsi="Vazirmatn" w:cs="Vazirmatn"/>
+          <w:rFonts w:ascii="Segoe UI" w:hAnsi="Segoe UI" w:cs="Vazirmatn"/>
           <w:sz w:val="22"/>
           <w:szCs w:val="22"/>
           <w:color w:val="2D2D2D"/>
@@ -10901,7 +11221,7 @@
       </w:r>
       <w:r>
         <w:rPr>
-          <w:rFonts w:ascii="Vazirmatn" w:hAnsi="Vazirmatn" w:cs="Vazirmatn"/>
+          <w:rFonts w:ascii="Segoe UI" w:hAnsi="Segoe UI" w:cs="Vazirmatn"/>
           <w:sz w:val="22"/>
           <w:szCs w:val="22"/>
           <w:color w:val="2D2D2D"/>
@@ -10921,7 +11241,7 @@
       </w:r>
       <w:r>
         <w:rPr>
-          <w:rFonts w:ascii="Vazirmatn" w:hAnsi="Vazirmatn" w:cs="Vazirmatn"/>
+          <w:rFonts w:ascii="Segoe UI" w:hAnsi="Segoe UI" w:cs="Vazirmatn"/>
           <w:sz w:val="22"/>
           <w:szCs w:val="22"/>
           <w:color w:val="2D2D2D"/>
@@ -10941,7 +11261,7 @@
       </w:r>
       <w:r>
         <w:rPr>
-          <w:rFonts w:ascii="Vazirmatn" w:hAnsi="Vazirmatn" w:cs="Vazirmatn"/>
+          <w:rFonts w:ascii="Segoe UI" w:hAnsi="Segoe UI" w:cs="Vazirmatn"/>
           <w:sz w:val="22"/>
           <w:szCs w:val="22"/>
           <w:color w:val="2D2D2D"/>
@@ -10961,7 +11281,7 @@
       </w:r>
       <w:r>
         <w:rPr>
-          <w:rFonts w:ascii="Vazirmatn" w:hAnsi="Vazirmatn" w:cs="Vazirmatn"/>
+          <w:rFonts w:ascii="Segoe UI" w:hAnsi="Segoe UI" w:cs="Vazirmatn"/>
           <w:sz w:val="22"/>
           <w:szCs w:val="22"/>
           <w:color w:val="2D2D2D"/>
@@ -10991,7 +11311,7 @@
       </w:r>
       <w:r>
         <w:rPr>
-          <w:rFonts w:ascii="Vazirmatn" w:hAnsi="Vazirmatn" w:cs="Vazirmatn"/>
+          <w:rFonts w:ascii="Segoe UI" w:hAnsi="Segoe UI" w:cs="Vazirmatn"/>
           <w:sz w:val="22"/>
           <w:szCs w:val="22"/>
           <w:color w:val="2D2D2D"/>
@@ -11011,7 +11331,7 @@
       </w:r>
       <w:r>
         <w:rPr>
-          <w:rFonts w:ascii="Vazirmatn" w:hAnsi="Vazirmatn" w:cs="Vazirmatn"/>
+          <w:rFonts w:ascii="Segoe UI" w:hAnsi="Segoe UI" w:cs="Vazirmatn"/>
           <w:sz w:val="22"/>
           <w:szCs w:val="22"/>
           <w:color w:val="2D2D2D"/>
@@ -11031,7 +11351,7 @@
       </w:r>
       <w:r>
         <w:rPr>
-          <w:rFonts w:ascii="Vazirmatn" w:hAnsi="Vazirmatn" w:cs="Vazirmatn"/>
+          <w:rFonts w:ascii="Segoe UI" w:hAnsi="Segoe UI" w:cs="Vazirmatn"/>
           <w:sz w:val="22"/>
           <w:szCs w:val="22"/>
           <w:color w:val="2D2D2D"/>
@@ -11061,7 +11381,7 @@
       </w:r>
       <w:r>
         <w:rPr>
-          <w:rFonts w:ascii="Vazirmatn" w:hAnsi="Vazirmatn" w:cs="Vazirmatn"/>
+          <w:rFonts w:ascii="Segoe UI" w:hAnsi="Segoe UI" w:cs="Vazirmatn"/>
           <w:sz w:val="22"/>
           <w:szCs w:val="22"/>
           <w:color w:val="2D2D2D"/>
@@ -11101,7 +11421,7 @@
       </w:r>
       <w:r>
         <w:rPr>
-          <w:rFonts w:ascii="Vazirmatn" w:hAnsi="Vazirmatn" w:cs="Vazirmatn"/>
+          <w:rFonts w:ascii="Segoe UI" w:hAnsi="Segoe UI" w:cs="Vazirmatn"/>
           <w:sz w:val="22"/>
           <w:szCs w:val="22"/>
           <w:color w:val="2D2D2D"/>
@@ -11121,7 +11441,7 @@
       </w:r>
       <w:r>
         <w:rPr>
-          <w:rFonts w:ascii="Vazirmatn" w:hAnsi="Vazirmatn" w:cs="Vazirmatn"/>
+          <w:rFonts w:ascii="Segoe UI" w:hAnsi="Segoe UI" w:cs="Vazirmatn"/>
           <w:sz w:val="22"/>
           <w:szCs w:val="22"/>
           <w:color w:val="2D2D2D"/>
@@ -11141,7 +11461,7 @@
       </w:r>
       <w:r>
         <w:rPr>
-          <w:rFonts w:ascii="Vazirmatn" w:hAnsi="Vazirmatn" w:cs="Vazirmatn"/>
+          <w:rFonts w:ascii="Segoe UI" w:hAnsi="Segoe UI" w:cs="Vazirmatn"/>
           <w:sz w:val="22"/>
           <w:szCs w:val="22"/>
           <w:color w:val="2D2D2D"/>
@@ -11171,7 +11491,7 @@
       </w:r>
       <w:r>
         <w:rPr>
-          <w:rFonts w:ascii="Vazirmatn" w:hAnsi="Vazirmatn" w:cs="Vazirmatn"/>
+          <w:rFonts w:ascii="Segoe UI" w:hAnsi="Segoe UI" w:cs="Vazirmatn"/>
           <w:sz w:val="22"/>
           <w:szCs w:val="22"/>
           <w:color w:val="2D2D2D"/>
@@ -11191,7 +11511,7 @@
       </w:r>
       <w:r>
         <w:rPr>
-          <w:rFonts w:ascii="Vazirmatn" w:hAnsi="Vazirmatn" w:cs="Vazirmatn"/>
+          <w:rFonts w:ascii="Segoe UI" w:hAnsi="Segoe UI" w:cs="Vazirmatn"/>
           <w:sz w:val="22"/>
           <w:szCs w:val="22"/>
           <w:color w:val="2D2D2D"/>
@@ -11211,7 +11531,7 @@
       </w:r>
       <w:r>
         <w:rPr>
-          <w:rFonts w:ascii="Vazirmatn" w:hAnsi="Vazirmatn" w:cs="Vazirmatn"/>
+          <w:rFonts w:ascii="Segoe UI" w:hAnsi="Segoe UI" w:cs="Vazirmatn"/>
           <w:sz w:val="22"/>
           <w:szCs w:val="22"/>
           <w:color w:val="2D2D2D"/>
@@ -11241,7 +11561,7 @@
       </w:r>
       <w:r>
         <w:rPr>
-          <w:rFonts w:ascii="Vazirmatn" w:hAnsi="Vazirmatn" w:cs="Vazirmatn"/>
+          <w:rFonts w:ascii="Segoe UI" w:hAnsi="Segoe UI" w:cs="Vazirmatn"/>
           <w:sz w:val="22"/>
           <w:szCs w:val="22"/>
           <w:color w:val="2D2D2D"/>
@@ -11281,7 +11601,7 @@
       </w:r>
       <w:r>
         <w:rPr>
-          <w:rFonts w:ascii="Vazirmatn" w:hAnsi="Vazirmatn" w:cs="Vazirmatn"/>
+          <w:rFonts w:ascii="Segoe UI" w:hAnsi="Segoe UI" w:cs="Vazirmatn"/>
           <w:sz w:val="22"/>
           <w:szCs w:val="22"/>
           <w:color w:val="2D2D2D"/>

--- a/tests/fixtures/english_technical_doc.docx
+++ b/tests/fixtures/english_technical_doc.docx
@@ -70,7 +70,7 @@
             </w:pPr>
             <w:r>
               <w:rPr>
-                <w:rFonts w:ascii="Vazirmatn" w:hAnsi="Vazirmatn" w:cs="Vazirmatn"/>
+                <w:rFonts w:ascii="Segoe UI" w:hAnsi="Segoe UI" w:cs="Vazirmatn"/>
                 <w:sz w:val="32"/>
                 <w:szCs w:val="32"/>
                 <w:b/>
@@ -554,7 +554,7 @@
             </w:pPr>
             <w:r>
               <w:rPr>
-                <w:rFonts w:ascii="Vazirmatn" w:hAnsi="Vazirmatn" w:cs="Vazirmatn"/>
+                <w:rFonts w:ascii="Segoe UI" w:hAnsi="Segoe UI" w:cs="Vazirmatn"/>
                 <w:sz w:val="28"/>
                 <w:szCs w:val="28"/>
                 <w:b/>
@@ -1035,7 +1035,7 @@
             </w:r>
             <w:r>
               <w:rPr>
-                <w:rFonts w:ascii="Vazirmatn" w:hAnsi="Vazirmatn" w:cs="Vazirmatn"/>
+                <w:rFonts w:ascii="Segoe UI" w:hAnsi="Segoe UI" w:cs="Vazirmatn"/>
                 <w:sz w:val="22"/>
                 <w:szCs w:val="22"/>
                 <w:b/>
@@ -1574,7 +1574,7 @@
             </w:pPr>
             <w:r>
               <w:rPr>
-                <w:rFonts w:ascii="Vazirmatn" w:hAnsi="Vazirmatn" w:cs="Vazirmatn"/>
+                <w:rFonts w:ascii="Segoe UI" w:hAnsi="Segoe UI" w:cs="Vazirmatn"/>
                 <w:sz w:val="22"/>
                 <w:szCs w:val="22"/>
                 <w:b/>
@@ -2017,7 +2017,7 @@
       </w:pPr>
       <w:r>
         <w:rPr>
-          <w:rFonts w:ascii="Vazirmatn" w:hAnsi="Vazirmatn" w:cs="Vazirmatn"/>
+          <w:rFonts w:ascii="Segoe UI" w:hAnsi="Segoe UI" w:cs="Vazirmatn"/>
           <w:sz w:val="19"/>
           <w:szCs w:val="19"/>
           <w:color w:val="5A5A5A"/>
@@ -2037,7 +2037,7 @@
       </w:r>
       <w:r>
         <w:rPr>
-          <w:rFonts w:ascii="Vazirmatn" w:hAnsi="Vazirmatn" w:cs="Vazirmatn"/>
+          <w:rFonts w:ascii="Segoe UI" w:hAnsi="Segoe UI" w:cs="Vazirmatn"/>
           <w:sz w:val="19"/>
           <w:szCs w:val="19"/>
           <w:color w:val="5A5A5A"/>
@@ -2057,7 +2057,7 @@
       </w:r>
       <w:r>
         <w:rPr>
-          <w:rFonts w:ascii="Vazirmatn" w:hAnsi="Vazirmatn" w:cs="Vazirmatn"/>
+          <w:rFonts w:ascii="Segoe UI" w:hAnsi="Segoe UI" w:cs="Vazirmatn"/>
           <w:sz w:val="19"/>
           <w:szCs w:val="19"/>
           <w:color w:val="5A5A5A"/>
@@ -2077,7 +2077,7 @@
       </w:r>
       <w:r>
         <w:rPr>
-          <w:rFonts w:ascii="Vazirmatn" w:hAnsi="Vazirmatn" w:cs="Vazirmatn"/>
+          <w:rFonts w:ascii="Segoe UI" w:hAnsi="Segoe UI" w:cs="Vazirmatn"/>
           <w:sz w:val="19"/>
           <w:szCs w:val="19"/>
           <w:color w:val="5A5A5A"/>
@@ -4129,7 +4129,7 @@
             </w:pPr>
             <w:r>
               <w:rPr>
-                <w:rFonts w:ascii="Vazirmatn" w:hAnsi="Vazirmatn" w:cs="Vazirmatn"/>
+                <w:rFonts w:ascii="Segoe UI" w:hAnsi="Segoe UI" w:cs="Vazirmatn"/>
                 <w:sz w:val="28"/>
                 <w:szCs w:val="28"/>
                 <w:b/>
@@ -7798,7 +7798,7 @@
             </w:pPr>
             <w:r>
               <w:rPr>
-                <w:rFonts w:ascii="Vazirmatn" w:hAnsi="Vazirmatn" w:cs="Vazirmatn"/>
+                <w:rFonts w:ascii="Segoe UI" w:hAnsi="Segoe UI" w:cs="Vazirmatn"/>
                 <w:sz w:val="28"/>
                 <w:szCs w:val="28"/>
                 <w:b/>
@@ -9165,7 +9165,7 @@
             </w:pPr>
             <w:r>
               <w:rPr>
-                <w:rFonts w:ascii="Vazirmatn" w:hAnsi="Vazirmatn" w:cs="Vazirmatn"/>
+                <w:rFonts w:ascii="Segoe UI" w:hAnsi="Segoe UI" w:cs="Vazirmatn"/>
                 <w:sz w:val="26"/>
                 <w:szCs w:val="26"/>
                 <w:b/>
@@ -10994,7 +10994,7 @@
             </w:pPr>
             <w:r>
               <w:rPr>
-                <w:rFonts w:ascii="Vazirmatn" w:hAnsi="Vazirmatn" w:cs="Vazirmatn"/>
+                <w:rFonts w:ascii="Segoe UI" w:hAnsi="Segoe UI" w:cs="Vazirmatn"/>
                 <w:sz w:val="28"/>
                 <w:szCs w:val="28"/>
                 <w:b/>
@@ -11989,7 +11989,7 @@
       <w:jc w:val="both"/>
     </w:pPr>
     <w:rPr>
-      <w:rFonts w:ascii="Vazirmatn" w:hAnsi="Vazirmatn" w:cs="Vazirmatn"/>
+      <w:rFonts w:ascii="Segoe UI" w:hAnsi="Segoe UI" w:cs="Vazirmatn"/>
       <w:sz w:val="22"/>
       <w:szCs w:val="22"/>
       <w:lang w:val="en-US" w:bidi="fa-IR"/>

--- a/tests/fixtures/english_technical_doc.docx
+++ b/tests/fixtures/english_technical_doc.docx
@@ -9,13 +9,13 @@
         <w:tblLook w:firstColumn="1" w:firstRow="1" w:lastColumn="0" w:lastRow="0" w:noHBand="0" w:noVBand="1" w:val="04A0"/>
       </w:tblPr>
       <w:tblGrid>
-        <w:gridCol w:w="936"/>
-        <w:gridCol w:w="8702"/>
+        <w:gridCol w:w="1200"/>
+        <w:gridCol w:w="8438"/>
       </w:tblGrid>
       <w:tr>
         <w:tc>
           <w:tcPr>
-            <w:tcW w:type="dxa" w:w="936"/>
+            <w:tcW w:type="dxa" w:w="1200"/>
             <w:shd w:val="clear" w:color="auto" w:fill="6B2FA0"/>
             <w:tcMar>
               <w:top w:w="80" w:type="dxa"/>
@@ -33,6 +33,8 @@
           <w:p>
             <w:pPr>
               <w:jc w:val="center"/>
+              <w:keepNext/>
+              <w:keepLines/>
             </w:pPr>
             <w:r>
               <w:rPr>
@@ -43,6 +45,7 @@
                 <w:bCs/>
                 <w:color w:val="FFFFFF"/>
                 <w:lang w:val="en-US" w:bidi="fa-IR"/>
+                <w:rtl w:val="0"/>
               </w:rPr>
               <w:t>1.0</w:t>
             </w:r>
@@ -50,7 +53,7 @@
         </w:tc>
         <w:tc>
           <w:tcPr>
-            <w:tcW w:type="dxa" w:w="8702"/>
+            <w:tcW w:type="dxa" w:w="8438"/>
             <w:tcMar>
               <w:top w:w="80" w:type="dxa"/>
               <w:bottom w:w="80" w:type="dxa"/>
@@ -66,7 +69,10 @@
           </w:tcPr>
           <w:p>
             <w:pPr>
+              <w:bidi w:val="0"/>
               <w:jc w:val="start"/>
+              <w:keepNext/>
+              <w:keepLines/>
             </w:pPr>
             <w:r>
               <w:rPr>
@@ -77,6 +83,7 @@
                 <w:bCs/>
                 <w:color w:val="2D2D2D"/>
                 <w:lang w:val="en-US" w:bidi="fa-IR"/>
+                <w:rtl w:val="0"/>
               </w:rPr>
               <w:t>Distributed Cache and Persistence Architecture</w:t>
             </w:r>
@@ -87,11 +94,13 @@
     <w:p>
       <w:pPr>
         <w:spacing w:before="0" w:after="120"/>
+        <w:keepNext/>
       </w:pPr>
       <w:r/>
     </w:p>
     <w:p>
       <w:pPr>
+        <w:bidi w:val="0"/>
         <w:spacing w:line="336" w:lineRule="auto" w:after="120"/>
         <w:jc w:val="both"/>
       </w:pPr>
@@ -102,6 +111,7 @@
           <w:szCs w:val="22"/>
           <w:color w:val="2D2D2D"/>
           <w:lang w:val="en-US" w:bidi="fa-IR"/>
+          <w:rtl w:val="0"/>
         </w:rPr>
         <w:t>This</w:t>
       </w:r>
@@ -122,6 +132,7 @@
           <w:szCs w:val="22"/>
           <w:color w:val="2D2D2D"/>
           <w:lang w:val="en-US" w:bidi="fa-IR"/>
+          <w:rtl w:val="0"/>
         </w:rPr>
         <w:t>document</w:t>
       </w:r>
@@ -142,6 +153,7 @@
           <w:szCs w:val="22"/>
           <w:color w:val="2D2D2D"/>
           <w:lang w:val="en-US" w:bidi="fa-IR"/>
+          <w:rtl w:val="0"/>
         </w:rPr>
         <w:t>provides</w:t>
       </w:r>
@@ -162,6 +174,7 @@
           <w:szCs w:val="22"/>
           <w:color w:val="2D2D2D"/>
           <w:lang w:val="en-US" w:bidi="fa-IR"/>
+          <w:rtl w:val="0"/>
         </w:rPr>
         <w:t>a</w:t>
       </w:r>
@@ -182,6 +195,7 @@
           <w:szCs w:val="22"/>
           <w:color w:val="2D2D2D"/>
           <w:lang w:val="en-US" w:bidi="fa-IR"/>
+          <w:rtl w:val="0"/>
         </w:rPr>
         <w:t>technical</w:t>
       </w:r>
@@ -202,6 +216,7 @@
           <w:szCs w:val="22"/>
           <w:color w:val="2D2D2D"/>
           <w:lang w:val="en-US" w:bidi="fa-IR"/>
+          <w:rtl w:val="0"/>
         </w:rPr>
         <w:t>specification</w:t>
       </w:r>
@@ -222,6 +237,7 @@
           <w:szCs w:val="22"/>
           <w:color w:val="2D2D2D"/>
           <w:lang w:val="en-US" w:bidi="fa-IR"/>
+          <w:rtl w:val="0"/>
         </w:rPr>
         <w:t>for</w:t>
       </w:r>
@@ -242,6 +258,7 @@
           <w:szCs w:val="22"/>
           <w:color w:val="2D2D2D"/>
           <w:lang w:val="en-US" w:bidi="fa-IR"/>
+          <w:rtl w:val="0"/>
         </w:rPr>
         <w:t>the</w:t>
       </w:r>
@@ -262,6 +279,7 @@
           <w:szCs w:val="22"/>
           <w:color w:val="2D2D2D"/>
           <w:lang w:val="en-US" w:bidi="fa-IR"/>
+          <w:rtl w:val="0"/>
         </w:rPr>
         <w:t>distributed</w:t>
       </w:r>
@@ -282,6 +300,7 @@
           <w:szCs w:val="22"/>
           <w:color w:val="2D2D2D"/>
           <w:lang w:val="en-US" w:bidi="fa-IR"/>
+          <w:rtl w:val="0"/>
         </w:rPr>
         <w:t>caching</w:t>
       </w:r>
@@ -302,6 +321,7 @@
           <w:szCs w:val="22"/>
           <w:color w:val="2D2D2D"/>
           <w:lang w:val="en-US" w:bidi="fa-IR"/>
+          <w:rtl w:val="0"/>
         </w:rPr>
         <w:t>layer</w:t>
       </w:r>
@@ -322,6 +342,7 @@
           <w:szCs w:val="22"/>
           <w:color w:val="2D2D2D"/>
           <w:lang w:val="en-US" w:bidi="fa-IR"/>
+          <w:rtl w:val="0"/>
         </w:rPr>
         <w:t>and</w:t>
       </w:r>
@@ -342,6 +363,7 @@
           <w:szCs w:val="22"/>
           <w:color w:val="2D2D2D"/>
           <w:lang w:val="en-US" w:bidi="fa-IR"/>
+          <w:rtl w:val="0"/>
         </w:rPr>
         <w:t>data</w:t>
       </w:r>
@@ -362,6 +384,7 @@
           <w:szCs w:val="22"/>
           <w:color w:val="2D2D2D"/>
           <w:lang w:val="en-US" w:bidi="fa-IR"/>
+          <w:rtl w:val="0"/>
         </w:rPr>
         <w:t>synchronization</w:t>
       </w:r>
@@ -382,6 +405,7 @@
           <w:szCs w:val="22"/>
           <w:color w:val="2D2D2D"/>
           <w:lang w:val="en-US" w:bidi="fa-IR"/>
+          <w:rtl w:val="0"/>
         </w:rPr>
         <w:t>pipelines</w:t>
       </w:r>
@@ -402,6 +426,7 @@
           <w:szCs w:val="22"/>
           <w:color w:val="2D2D2D"/>
           <w:lang w:val="en-US" w:bidi="fa-IR"/>
+          <w:rtl w:val="0"/>
         </w:rPr>
         <w:t>deployed</w:t>
       </w:r>
@@ -422,6 +447,7 @@
           <w:szCs w:val="22"/>
           <w:color w:val="2D2D2D"/>
           <w:lang w:val="en-US" w:bidi="fa-IR"/>
+          <w:rtl w:val="0"/>
         </w:rPr>
         <w:t>across</w:t>
       </w:r>
@@ -442,6 +468,7 @@
           <w:szCs w:val="22"/>
           <w:color w:val="2D2D2D"/>
           <w:lang w:val="en-US" w:bidi="fa-IR"/>
+          <w:rtl w:val="0"/>
         </w:rPr>
         <w:t>high-throughput</w:t>
       </w:r>
@@ -462,6 +489,7 @@
           <w:szCs w:val="22"/>
           <w:color w:val="2D2D2D"/>
           <w:lang w:val="en-US" w:bidi="fa-IR"/>
+          <w:rtl w:val="0"/>
         </w:rPr>
         <w:t>production</w:t>
       </w:r>
@@ -482,6 +510,7 @@
           <w:szCs w:val="22"/>
           <w:color w:val="2D2D2D"/>
           <w:lang w:val="en-US" w:bidi="fa-IR"/>
+          <w:rtl w:val="0"/>
         </w:rPr>
         <w:t>clusters.</w:t>
       </w:r>
@@ -493,13 +522,13 @@
         <w:tblLook w:firstColumn="1" w:firstRow="1" w:lastColumn="0" w:lastRow="0" w:noHBand="0" w:noVBand="1" w:val="04A0"/>
       </w:tblPr>
       <w:tblGrid>
-        <w:gridCol w:w="936"/>
-        <w:gridCol w:w="8702"/>
+        <w:gridCol w:w="1200"/>
+        <w:gridCol w:w="8438"/>
       </w:tblGrid>
       <w:tr>
         <w:tc>
           <w:tcPr>
-            <w:tcW w:type="dxa" w:w="936"/>
+            <w:tcW w:type="dxa" w:w="1200"/>
             <w:shd w:val="clear" w:color="auto" w:fill="6B2FA0"/>
             <w:tcMar>
               <w:top w:w="80" w:type="dxa"/>
@@ -517,6 +546,8 @@
           <w:p>
             <w:pPr>
               <w:jc w:val="center"/>
+              <w:keepNext/>
+              <w:keepLines/>
             </w:pPr>
             <w:r>
               <w:rPr>
@@ -527,6 +558,7 @@
                 <w:bCs/>
                 <w:color w:val="FFFFFF"/>
                 <w:lang w:val="en-US" w:bidi="fa-IR"/>
+                <w:rtl w:val="0"/>
               </w:rPr>
               <w:t>1.1</w:t>
             </w:r>
@@ -534,7 +566,7 @@
         </w:tc>
         <w:tc>
           <w:tcPr>
-            <w:tcW w:type="dxa" w:w="8702"/>
+            <w:tcW w:type="dxa" w:w="8438"/>
             <w:tcMar>
               <w:top w:w="80" w:type="dxa"/>
               <w:bottom w:w="80" w:type="dxa"/>
@@ -550,7 +582,10 @@
           </w:tcPr>
           <w:p>
             <w:pPr>
+              <w:bidi w:val="0"/>
               <w:jc w:val="start"/>
+              <w:keepNext/>
+              <w:keepLines/>
             </w:pPr>
             <w:r>
               <w:rPr>
@@ -561,6 +596,7 @@
                 <w:bCs/>
                 <w:color w:val="2D2D2D"/>
                 <w:lang w:val="en-US" w:bidi="fa-IR"/>
+                <w:rtl w:val="0"/>
               </w:rPr>
               <w:t>Cache-Aside Pattern and Invalidation</w:t>
             </w:r>
@@ -571,11 +607,13 @@
     <w:p>
       <w:pPr>
         <w:spacing w:before="0" w:after="120"/>
+        <w:keepNext/>
       </w:pPr>
       <w:r/>
     </w:p>
     <w:p>
       <w:pPr>
+        <w:bidi w:val="0"/>
         <w:spacing w:line="336" w:lineRule="auto" w:after="120"/>
         <w:jc w:val="both"/>
       </w:pPr>
@@ -586,6 +624,7 @@
           <w:szCs w:val="22"/>
           <w:color w:val="2D2D2D"/>
           <w:lang w:val="en-US" w:bidi="fa-IR"/>
+          <w:rtl w:val="0"/>
         </w:rPr>
         <w:t>The</w:t>
       </w:r>
@@ -606,6 +645,7 @@
           <w:szCs w:val="22"/>
           <w:color w:val="2D2D2D"/>
           <w:lang w:val="en-US" w:bidi="fa-IR"/>
+          <w:rtl w:val="0"/>
         </w:rPr>
         <w:t>caching</w:t>
       </w:r>
@@ -626,6 +666,7 @@
           <w:szCs w:val="22"/>
           <w:color w:val="2D2D2D"/>
           <w:lang w:val="en-US" w:bidi="fa-IR"/>
+          <w:rtl w:val="0"/>
         </w:rPr>
         <w:t>architecture</w:t>
       </w:r>
@@ -646,6 +687,7 @@
           <w:szCs w:val="22"/>
           <w:color w:val="2D2D2D"/>
           <w:lang w:val="en-US" w:bidi="fa-IR"/>
+          <w:rtl w:val="0"/>
         </w:rPr>
         <w:t>implements</w:t>
       </w:r>
@@ -666,6 +708,7 @@
           <w:szCs w:val="22"/>
           <w:color w:val="2D2D2D"/>
           <w:lang w:val="en-US" w:bidi="fa-IR"/>
+          <w:rtl w:val="0"/>
         </w:rPr>
         <w:t>the</w:t>
       </w:r>
@@ -686,6 +729,7 @@
           <w:szCs w:val="22"/>
           <w:color w:val="2D2D2D"/>
           <w:lang w:val="en-US" w:bidi="fa-IR"/>
+          <w:rtl w:val="0"/>
         </w:rPr>
         <w:t>standard</w:t>
       </w:r>
@@ -706,6 +750,7 @@
           <w:szCs w:val="22"/>
           <w:color w:val="2D2D2D"/>
           <w:lang w:val="en-US" w:bidi="fa-IR"/>
+          <w:rtl w:val="0"/>
         </w:rPr>
         <w:t>Cache-Aside</w:t>
       </w:r>
@@ -726,6 +771,7 @@
           <w:szCs w:val="22"/>
           <w:color w:val="2D2D2D"/>
           <w:lang w:val="en-US" w:bidi="fa-IR"/>
+          <w:rtl w:val="0"/>
         </w:rPr>
         <w:t>pattern</w:t>
       </w:r>
@@ -746,6 +792,7 @@
           <w:szCs w:val="22"/>
           <w:color w:val="2D2D2D"/>
           <w:lang w:val="en-US" w:bidi="fa-IR"/>
+          <w:rtl w:val="0"/>
         </w:rPr>
         <w:t>combined</w:t>
       </w:r>
@@ -766,6 +813,7 @@
           <w:szCs w:val="22"/>
           <w:color w:val="2D2D2D"/>
           <w:lang w:val="en-US" w:bidi="fa-IR"/>
+          <w:rtl w:val="0"/>
         </w:rPr>
         <w:t>with</w:t>
       </w:r>
@@ -786,6 +834,7 @@
           <w:szCs w:val="22"/>
           <w:color w:val="2D2D2D"/>
           <w:lang w:val="en-US" w:bidi="fa-IR"/>
+          <w:rtl w:val="0"/>
         </w:rPr>
         <w:t>time-to-live</w:t>
       </w:r>
@@ -806,6 +855,7 @@
           <w:szCs w:val="22"/>
           <w:color w:val="2D2D2D"/>
           <w:lang w:val="en-US" w:bidi="fa-IR"/>
+          <w:rtl w:val="0"/>
         </w:rPr>
         <w:t>(TTL)</w:t>
       </w:r>
@@ -826,6 +876,7 @@
           <w:szCs w:val="22"/>
           <w:color w:val="2D2D2D"/>
           <w:lang w:val="en-US" w:bidi="fa-IR"/>
+          <w:rtl w:val="0"/>
         </w:rPr>
         <w:t>expiration</w:t>
       </w:r>
@@ -846,6 +897,7 @@
           <w:szCs w:val="22"/>
           <w:color w:val="2D2D2D"/>
           <w:lang w:val="en-US" w:bidi="fa-IR"/>
+          <w:rtl w:val="0"/>
         </w:rPr>
         <w:t>and</w:t>
       </w:r>
@@ -866,6 +918,7 @@
           <w:szCs w:val="22"/>
           <w:color w:val="2D2D2D"/>
           <w:lang w:val="en-US" w:bidi="fa-IR"/>
+          <w:rtl w:val="0"/>
         </w:rPr>
         <w:t>proactive</w:t>
       </w:r>
@@ -886,6 +939,7 @@
           <w:szCs w:val="22"/>
           <w:color w:val="2D2D2D"/>
           <w:lang w:val="en-US" w:bidi="fa-IR"/>
+          <w:rtl w:val="0"/>
         </w:rPr>
         <w:t>write-through</w:t>
       </w:r>
@@ -906,6 +960,7 @@
           <w:szCs w:val="22"/>
           <w:color w:val="2D2D2D"/>
           <w:lang w:val="en-US" w:bidi="fa-IR"/>
+          <w:rtl w:val="0"/>
         </w:rPr>
         <w:t>invalidation</w:t>
       </w:r>
@@ -926,6 +981,7 @@
           <w:szCs w:val="22"/>
           <w:color w:val="2D2D2D"/>
           <w:lang w:val="en-US" w:bidi="fa-IR"/>
+          <w:rtl w:val="0"/>
         </w:rPr>
         <w:t>for</w:t>
       </w:r>
@@ -946,6 +1002,7 @@
           <w:szCs w:val="22"/>
           <w:color w:val="2D2D2D"/>
           <w:lang w:val="en-US" w:bidi="fa-IR"/>
+          <w:rtl w:val="0"/>
         </w:rPr>
         <w:t>sensitive</w:t>
       </w:r>
@@ -966,6 +1023,7 @@
           <w:szCs w:val="22"/>
           <w:color w:val="2D2D2D"/>
           <w:lang w:val="en-US" w:bidi="fa-IR"/>
+          <w:rtl w:val="0"/>
         </w:rPr>
         <w:t>database</w:t>
       </w:r>
@@ -986,6 +1044,7 @@
           <w:szCs w:val="22"/>
           <w:color w:val="2D2D2D"/>
           <w:lang w:val="en-US" w:bidi="fa-IR"/>
+          <w:rtl w:val="0"/>
         </w:rPr>
         <w:t>records.</w:t>
       </w:r>
@@ -1019,6 +1078,7 @@
           </w:tcPr>
           <w:p>
             <w:pPr>
+              <w:bidi w:val="0"/>
               <w:jc w:val="start"/>
             </w:pPr>
             <w:r>
@@ -1042,6 +1102,7 @@
                 <w:bCs/>
                 <w:color w:val="FFFFFF"/>
                 <w:lang w:val="en-US" w:bidi="fa-IR"/>
+                <w:rtl w:val="0"/>
               </w:rPr>
               <w:t>Replication Lag Considerations</w:t>
             </w:r>
@@ -1068,6 +1129,7 @@
           </w:tcPr>
           <w:p>
             <w:pPr>
+              <w:bidi w:val="0"/>
               <w:spacing w:line="276" w:lineRule="auto" w:after="80"/>
               <w:jc w:val="both"/>
             </w:pPr>
@@ -1078,6 +1140,7 @@
                 <w:szCs w:val="21"/>
                 <w:color w:val="2D2D2D"/>
                 <w:lang w:val="en-US" w:bidi="fa-IR"/>
+                <w:rtl w:val="0"/>
               </w:rPr>
               <w:t>Read</w:t>
             </w:r>
@@ -1098,6 +1161,7 @@
                 <w:szCs w:val="21"/>
                 <w:color w:val="2D2D2D"/>
                 <w:lang w:val="en-US" w:bidi="fa-IR"/>
+                <w:rtl w:val="0"/>
               </w:rPr>
               <w:t>replicas</w:t>
             </w:r>
@@ -1118,6 +1182,7 @@
                 <w:szCs w:val="21"/>
                 <w:color w:val="2D2D2D"/>
                 <w:lang w:val="en-US" w:bidi="fa-IR"/>
+                <w:rtl w:val="0"/>
               </w:rPr>
               <w:t>can</w:t>
             </w:r>
@@ -1138,6 +1203,7 @@
                 <w:szCs w:val="21"/>
                 <w:color w:val="2D2D2D"/>
                 <w:lang w:val="en-US" w:bidi="fa-IR"/>
+                <w:rtl w:val="0"/>
               </w:rPr>
               <w:t>experience</w:t>
             </w:r>
@@ -1158,6 +1224,7 @@
                 <w:szCs w:val="21"/>
                 <w:color w:val="2D2D2D"/>
                 <w:lang w:val="en-US" w:bidi="fa-IR"/>
+                <w:rtl w:val="0"/>
               </w:rPr>
               <w:t>brief</w:t>
             </w:r>
@@ -1178,6 +1245,7 @@
                 <w:szCs w:val="21"/>
                 <w:color w:val="2D2D2D"/>
                 <w:lang w:val="en-US" w:bidi="fa-IR"/>
+                <w:rtl w:val="0"/>
               </w:rPr>
               <w:t>replication</w:t>
             </w:r>
@@ -1198,6 +1266,7 @@
                 <w:szCs w:val="21"/>
                 <w:color w:val="2D2D2D"/>
                 <w:lang w:val="en-US" w:bidi="fa-IR"/>
+                <w:rtl w:val="0"/>
               </w:rPr>
               <w:t>lag</w:t>
             </w:r>
@@ -1218,6 +1287,7 @@
                 <w:szCs w:val="21"/>
                 <w:color w:val="2D2D2D"/>
                 <w:lang w:val="en-US" w:bidi="fa-IR"/>
+                <w:rtl w:val="0"/>
               </w:rPr>
               <w:t>during</w:t>
             </w:r>
@@ -1238,6 +1308,7 @@
                 <w:szCs w:val="21"/>
                 <w:color w:val="2D2D2D"/>
                 <w:lang w:val="en-US" w:bidi="fa-IR"/>
+                <w:rtl w:val="0"/>
               </w:rPr>
               <w:t>heavy</w:t>
             </w:r>
@@ -1258,6 +1329,7 @@
                 <w:szCs w:val="21"/>
                 <w:color w:val="2D2D2D"/>
                 <w:lang w:val="en-US" w:bidi="fa-IR"/>
+                <w:rtl w:val="0"/>
               </w:rPr>
               <w:t>write</w:t>
             </w:r>
@@ -1278,6 +1350,7 @@
                 <w:szCs w:val="21"/>
                 <w:color w:val="2D2D2D"/>
                 <w:lang w:val="en-US" w:bidi="fa-IR"/>
+                <w:rtl w:val="0"/>
               </w:rPr>
               <w:t>spikes.</w:t>
             </w:r>
@@ -1298,6 +1371,7 @@
                 <w:szCs w:val="21"/>
                 <w:color w:val="2D2D2D"/>
                 <w:lang w:val="en-US" w:bidi="fa-IR"/>
+                <w:rtl w:val="0"/>
               </w:rPr>
               <w:t>For</w:t>
             </w:r>
@@ -1318,6 +1392,7 @@
                 <w:szCs w:val="21"/>
                 <w:color w:val="2D2D2D"/>
                 <w:lang w:val="en-US" w:bidi="fa-IR"/>
+                <w:rtl w:val="0"/>
               </w:rPr>
               <w:t>strictly</w:t>
             </w:r>
@@ -1338,6 +1413,7 @@
                 <w:szCs w:val="21"/>
                 <w:color w:val="2D2D2D"/>
                 <w:lang w:val="en-US" w:bidi="fa-IR"/>
+                <w:rtl w:val="0"/>
               </w:rPr>
               <w:t>consistent</w:t>
             </w:r>
@@ -1358,6 +1434,7 @@
                 <w:szCs w:val="21"/>
                 <w:color w:val="2D2D2D"/>
                 <w:lang w:val="en-US" w:bidi="fa-IR"/>
+                <w:rtl w:val="0"/>
               </w:rPr>
               <w:t>read</w:t>
             </w:r>
@@ -1378,6 +1455,7 @@
                 <w:szCs w:val="21"/>
                 <w:color w:val="2D2D2D"/>
                 <w:lang w:val="en-US" w:bidi="fa-IR"/>
+                <w:rtl w:val="0"/>
               </w:rPr>
               <w:t>operations</w:t>
             </w:r>
@@ -1408,6 +1486,7 @@
                 <w:szCs w:val="21"/>
                 <w:color w:val="2D2D2D"/>
                 <w:lang w:val="en-US" w:bidi="fa-IR"/>
+                <w:rtl w:val="0"/>
               </w:rPr>
               <w:t>route</w:t>
             </w:r>
@@ -1428,6 +1507,7 @@
                 <w:szCs w:val="21"/>
                 <w:color w:val="2D2D2D"/>
                 <w:lang w:val="en-US" w:bidi="fa-IR"/>
+                <w:rtl w:val="0"/>
               </w:rPr>
               <w:t>queries</w:t>
             </w:r>
@@ -1448,6 +1528,7 @@
                 <w:szCs w:val="21"/>
                 <w:color w:val="2D2D2D"/>
                 <w:lang w:val="en-US" w:bidi="fa-IR"/>
+                <w:rtl w:val="0"/>
               </w:rPr>
               <w:t>to</w:t>
             </w:r>
@@ -1468,6 +1549,7 @@
                 <w:szCs w:val="21"/>
                 <w:color w:val="2D2D2D"/>
                 <w:lang w:val="en-US" w:bidi="fa-IR"/>
+                <w:rtl w:val="0"/>
               </w:rPr>
               <w:t>the</w:t>
             </w:r>
@@ -1488,6 +1570,7 @@
                 <w:szCs w:val="21"/>
                 <w:color w:val="2D2D2D"/>
                 <w:lang w:val="en-US" w:bidi="fa-IR"/>
+                <w:rtl w:val="0"/>
               </w:rPr>
               <w:t>primary</w:t>
             </w:r>
@@ -1508,6 +1591,7 @@
                 <w:szCs w:val="21"/>
                 <w:color w:val="2D2D2D"/>
                 <w:lang w:val="en-US" w:bidi="fa-IR"/>
+                <w:rtl w:val="0"/>
               </w:rPr>
               <w:t>database</w:t>
             </w:r>
@@ -1528,6 +1612,7 @@
                 <w:szCs w:val="21"/>
                 <w:color w:val="2D2D2D"/>
                 <w:lang w:val="en-US" w:bidi="fa-IR"/>
+                <w:rtl w:val="0"/>
               </w:rPr>
               <w:t>node.</w:t>
             </w:r>
@@ -1570,6 +1655,7 @@
           </w:tcPr>
           <w:p>
             <w:pPr>
+              <w:bidi w:val="0"/>
               <w:jc w:val="start"/>
             </w:pPr>
             <w:r>
@@ -1581,6 +1667,7 @@
                 <w:bCs/>
                 <w:color w:val="8B6914"/>
                 <w:lang w:val="en-US" w:bidi="fa-IR"/>
+                <w:rtl w:val="0"/>
               </w:rPr>
               <w:t>Eviction Policy Notice</w:t>
             </w:r>
@@ -1607,6 +1694,7 @@
           </w:tcPr>
           <w:p>
             <w:pPr>
+              <w:bidi w:val="0"/>
               <w:spacing w:line="276" w:lineRule="auto" w:after="80"/>
               <w:jc w:val="both"/>
             </w:pPr>
@@ -1617,6 +1705,7 @@
                 <w:szCs w:val="21"/>
                 <w:color w:val="2D2D2D"/>
                 <w:lang w:val="en-US" w:bidi="fa-IR"/>
+                <w:rtl w:val="0"/>
               </w:rPr>
               <w:t>Ensure</w:t>
             </w:r>
@@ -1637,6 +1726,7 @@
                 <w:szCs w:val="21"/>
                 <w:color w:val="2D2D2D"/>
                 <w:lang w:val="en-US" w:bidi="fa-IR"/>
+                <w:rtl w:val="0"/>
               </w:rPr>
               <w:t>that</w:t>
             </w:r>
@@ -1657,6 +1747,7 @@
                 <w:szCs w:val="21"/>
                 <w:color w:val="2D2D2D"/>
                 <w:lang w:val="en-US" w:bidi="fa-IR"/>
+                <w:rtl w:val="0"/>
               </w:rPr>
               <w:t>maxmemory-policy</w:t>
             </w:r>
@@ -1677,6 +1768,7 @@
                 <w:szCs w:val="21"/>
                 <w:color w:val="2D2D2D"/>
                 <w:lang w:val="en-US" w:bidi="fa-IR"/>
+                <w:rtl w:val="0"/>
               </w:rPr>
               <w:t>is</w:t>
             </w:r>
@@ -1697,6 +1789,7 @@
                 <w:szCs w:val="21"/>
                 <w:color w:val="2D2D2D"/>
                 <w:lang w:val="en-US" w:bidi="fa-IR"/>
+                <w:rtl w:val="0"/>
               </w:rPr>
               <w:t>configured</w:t>
             </w:r>
@@ -1717,6 +1810,7 @@
                 <w:szCs w:val="21"/>
                 <w:color w:val="2D2D2D"/>
                 <w:lang w:val="en-US" w:bidi="fa-IR"/>
+                <w:rtl w:val="0"/>
               </w:rPr>
               <w:t>to</w:t>
             </w:r>
@@ -1737,6 +1831,7 @@
                 <w:szCs w:val="21"/>
                 <w:color w:val="2D2D2D"/>
                 <w:lang w:val="en-US" w:bidi="fa-IR"/>
+                <w:rtl w:val="0"/>
               </w:rPr>
               <w:t>volatile-lru</w:t>
             </w:r>
@@ -1757,6 +1852,7 @@
                 <w:szCs w:val="21"/>
                 <w:color w:val="2D2D2D"/>
                 <w:lang w:val="en-US" w:bidi="fa-IR"/>
+                <w:rtl w:val="0"/>
               </w:rPr>
               <w:t>in</w:t>
             </w:r>
@@ -1777,6 +1873,7 @@
                 <w:szCs w:val="21"/>
                 <w:color w:val="2D2D2D"/>
                 <w:lang w:val="en-US" w:bidi="fa-IR"/>
+                <w:rtl w:val="0"/>
               </w:rPr>
               <w:t>production</w:t>
             </w:r>
@@ -1797,6 +1894,7 @@
                 <w:szCs w:val="21"/>
                 <w:color w:val="2D2D2D"/>
                 <w:lang w:val="en-US" w:bidi="fa-IR"/>
+                <w:rtl w:val="0"/>
               </w:rPr>
               <w:t>so</w:t>
             </w:r>
@@ -1817,6 +1915,7 @@
                 <w:szCs w:val="21"/>
                 <w:color w:val="2D2D2D"/>
                 <w:lang w:val="en-US" w:bidi="fa-IR"/>
+                <w:rtl w:val="0"/>
               </w:rPr>
               <w:t>that</w:t>
             </w:r>
@@ -1837,6 +1936,7 @@
                 <w:szCs w:val="21"/>
                 <w:color w:val="2D2D2D"/>
                 <w:lang w:val="en-US" w:bidi="fa-IR"/>
+                <w:rtl w:val="0"/>
               </w:rPr>
               <w:t>persistent</w:t>
             </w:r>
@@ -1857,6 +1957,7 @@
                 <w:szCs w:val="21"/>
                 <w:color w:val="2D2D2D"/>
                 <w:lang w:val="en-US" w:bidi="fa-IR"/>
+                <w:rtl w:val="0"/>
               </w:rPr>
               <w:t>auth</w:t>
             </w:r>
@@ -1877,6 +1978,7 @@
                 <w:szCs w:val="21"/>
                 <w:color w:val="2D2D2D"/>
                 <w:lang w:val="en-US" w:bidi="fa-IR"/>
+                <w:rtl w:val="0"/>
               </w:rPr>
               <w:t>tokens</w:t>
             </w:r>
@@ -1897,6 +1999,7 @@
                 <w:szCs w:val="21"/>
                 <w:color w:val="2D2D2D"/>
                 <w:lang w:val="en-US" w:bidi="fa-IR"/>
+                <w:rtl w:val="0"/>
               </w:rPr>
               <w:t>are</w:t>
             </w:r>
@@ -1917,6 +2020,7 @@
                 <w:szCs w:val="21"/>
                 <w:color w:val="2D2D2D"/>
                 <w:lang w:val="en-US" w:bidi="fa-IR"/>
+                <w:rtl w:val="0"/>
               </w:rPr>
               <w:t>never</w:t>
             </w:r>
@@ -1937,6 +2041,7 @@
                 <w:szCs w:val="21"/>
                 <w:color w:val="2D2D2D"/>
                 <w:lang w:val="en-US" w:bidi="fa-IR"/>
+                <w:rtl w:val="0"/>
               </w:rPr>
               <w:t>evicted</w:t>
             </w:r>
@@ -1957,6 +2062,7 @@
                 <w:szCs w:val="21"/>
                 <w:color w:val="2D2D2D"/>
                 <w:lang w:val="en-US" w:bidi="fa-IR"/>
+                <w:rtl w:val="0"/>
               </w:rPr>
               <w:t>prematurely.</w:t>
             </w:r>
@@ -1974,6 +2080,8 @@
       <w:pPr>
         <w:spacing w:before="120" w:after="80"/>
         <w:jc w:val="center"/>
+        <w:keepNext/>
+        <w:keepLines/>
       </w:pPr>
       <w:r>
         <w:drawing>
@@ -2012,6 +2120,7 @@
     </w:p>
     <w:p>
       <w:pPr>
+        <w:bidi w:val="0"/>
         <w:spacing w:before="40" w:after="200"/>
         <w:jc w:val="center"/>
       </w:pPr>
@@ -2022,6 +2131,7 @@
           <w:szCs w:val="19"/>
           <w:color w:val="5A5A5A"/>
           <w:lang w:val="en-US" w:bidi="fa-IR"/>
+          <w:rtl w:val="0"/>
         </w:rPr>
         <w:t>Figure</w:t>
       </w:r>
@@ -2042,6 +2152,7 @@
           <w:szCs w:val="19"/>
           <w:color w:val="5A5A5A"/>
           <w:lang w:val="en-US" w:bidi="fa-IR"/>
+          <w:rtl w:val="0"/>
         </w:rPr>
         <w:t>End-to-end sequence diagram demonstrating Cache-Aside lookup</w:t>
       </w:r>
@@ -2062,6 +2173,7 @@
           <w:szCs w:val="19"/>
           <w:color w:val="5A5A5A"/>
           <w:lang w:val="en-US" w:bidi="fa-IR"/>
+          <w:rtl w:val="0"/>
         </w:rPr>
         <w:t>miss handling</w:t>
       </w:r>
@@ -2082,12 +2194,14 @@
           <w:szCs w:val="19"/>
           <w:color w:val="5A5A5A"/>
           <w:lang w:val="en-US" w:bidi="fa-IR"/>
+          <w:rtl w:val="0"/>
         </w:rPr>
         <w:t>and asynchronous replenishment.</w:t>
       </w:r>
     </w:p>
     <w:p>
       <w:pPr>
+        <w:bidi w:val="0"/>
         <w:spacing w:line="336" w:lineRule="auto" w:after="120"/>
         <w:jc w:val="both"/>
       </w:pPr>
@@ -2098,6 +2212,7 @@
           <w:szCs w:val="22"/>
           <w:color w:val="2D2D2D"/>
           <w:lang w:val="en-US" w:bidi="fa-IR"/>
+          <w:rtl w:val="0"/>
         </w:rPr>
         <w:t>The</w:t>
       </w:r>
@@ -2118,6 +2233,7 @@
           <w:szCs w:val="22"/>
           <w:color w:val="2D2D2D"/>
           <w:lang w:val="en-US" w:bidi="fa-IR"/>
+          <w:rtl w:val="0"/>
         </w:rPr>
         <w:t>distributed</w:t>
       </w:r>
@@ -2138,6 +2254,7 @@
           <w:szCs w:val="22"/>
           <w:color w:val="2D2D2D"/>
           <w:lang w:val="en-US" w:bidi="fa-IR"/>
+          <w:rtl w:val="0"/>
         </w:rPr>
         <w:t>cache</w:t>
       </w:r>
@@ -2158,6 +2275,7 @@
           <w:szCs w:val="22"/>
           <w:color w:val="2D2D2D"/>
           <w:lang w:val="en-US" w:bidi="fa-IR"/>
+          <w:rtl w:val="0"/>
         </w:rPr>
         <w:t>interface</w:t>
       </w:r>
@@ -2178,6 +2296,7 @@
           <w:szCs w:val="22"/>
           <w:color w:val="2D2D2D"/>
           <w:lang w:val="en-US" w:bidi="fa-IR"/>
+          <w:rtl w:val="0"/>
         </w:rPr>
         <w:t>and</w:t>
       </w:r>
@@ -2198,6 +2317,7 @@
           <w:szCs w:val="22"/>
           <w:color w:val="2D2D2D"/>
           <w:lang w:val="en-US" w:bidi="fa-IR"/>
+          <w:rtl w:val="0"/>
         </w:rPr>
         <w:t>typed</w:t>
       </w:r>
@@ -2218,6 +2338,7 @@
           <w:szCs w:val="22"/>
           <w:color w:val="2D2D2D"/>
           <w:lang w:val="en-US" w:bidi="fa-IR"/>
+          <w:rtl w:val="0"/>
         </w:rPr>
         <w:t>fallback</w:t>
       </w:r>
@@ -2238,6 +2359,7 @@
           <w:szCs w:val="22"/>
           <w:color w:val="2D2D2D"/>
           <w:lang w:val="en-US" w:bidi="fa-IR"/>
+          <w:rtl w:val="0"/>
         </w:rPr>
         <w:t>mechanism</w:t>
       </w:r>
@@ -2258,6 +2380,7 @@
           <w:szCs w:val="22"/>
           <w:color w:val="2D2D2D"/>
           <w:lang w:val="en-US" w:bidi="fa-IR"/>
+          <w:rtl w:val="0"/>
         </w:rPr>
         <w:t>are</w:t>
       </w:r>
@@ -2278,6 +2401,7 @@
           <w:szCs w:val="22"/>
           <w:color w:val="2D2D2D"/>
           <w:lang w:val="en-US" w:bidi="fa-IR"/>
+          <w:rtl w:val="0"/>
         </w:rPr>
         <w:t>implemented</w:t>
       </w:r>
@@ -2298,6 +2422,7 @@
           <w:szCs w:val="22"/>
           <w:color w:val="2D2D2D"/>
           <w:lang w:val="en-US" w:bidi="fa-IR"/>
+          <w:rtl w:val="0"/>
         </w:rPr>
         <w:t>in</w:t>
       </w:r>
@@ -2318,6 +2443,7 @@
           <w:szCs w:val="22"/>
           <w:color w:val="2D2D2D"/>
           <w:lang w:val="en-US" w:bidi="fa-IR"/>
+          <w:rtl w:val="0"/>
         </w:rPr>
         <w:t>TypeScript</w:t>
       </w:r>
@@ -2338,6 +2464,7 @@
           <w:szCs w:val="22"/>
           <w:color w:val="2D2D2D"/>
           <w:lang w:val="en-US" w:bidi="fa-IR"/>
+          <w:rtl w:val="0"/>
         </w:rPr>
         <w:t>as</w:t>
       </w:r>
@@ -2358,6 +2485,7 @@
           <w:szCs w:val="22"/>
           <w:color w:val="2D2D2D"/>
           <w:lang w:val="en-US" w:bidi="fa-IR"/>
+          <w:rtl w:val="0"/>
         </w:rPr>
         <w:t>follows</w:t>
       </w:r>
@@ -2402,6 +2530,7 @@
           </w:tcPr>
           <w:p>
             <w:pPr>
+              <w:bidi w:val="0"/>
               <w:spacing w:before="0" w:after="0" w:line="276" w:lineRule="auto"/>
               <w:jc w:val="left"/>
             </w:pPr>
@@ -2414,6 +2543,7 @@
                 <w:bCs/>
                 <w:color w:val="007020"/>
                 <w:lang w:val="en-US" w:bidi="fa-IR"/>
+                <w:rtl w:val="0"/>
               </w:rPr>
               <w:t>export</w:t>
             </w:r>
@@ -2424,6 +2554,7 @@
                 <w:szCs w:val="19"/>
                 <w:color w:val="bbbbbb"/>
                 <w:lang w:val="en-US" w:bidi="fa-IR"/>
+                <w:rtl w:val="0"/>
               </w:rPr>
               <w:t xml:space="preserve"> </w:t>
             </w:r>
@@ -2436,6 +2567,7 @@
                 <w:bCs/>
                 <w:color w:val="007020"/>
                 <w:lang w:val="en-US" w:bidi="fa-IR"/>
+                <w:rtl w:val="0"/>
               </w:rPr>
               <w:t>interface</w:t>
             </w:r>
@@ -2446,6 +2578,7 @@
                 <w:szCs w:val="19"/>
                 <w:color w:val="bbbbbb"/>
                 <w:lang w:val="en-US" w:bidi="fa-IR"/>
+                <w:rtl w:val="0"/>
               </w:rPr>
               <w:t xml:space="preserve"> </w:t>
             </w:r>
@@ -2456,6 +2589,7 @@
                 <w:szCs w:val="19"/>
                 <w:color w:val="24292E"/>
                 <w:lang w:val="en-US" w:bidi="fa-IR"/>
+                <w:rtl w:val="0"/>
               </w:rPr>
               <w:t>CacheConfig</w:t>
             </w:r>
@@ -2466,6 +2600,7 @@
                 <w:szCs w:val="19"/>
                 <w:color w:val="bbbbbb"/>
                 <w:lang w:val="en-US" w:bidi="fa-IR"/>
+                <w:rtl w:val="0"/>
               </w:rPr>
               <w:t xml:space="preserve"> </w:t>
             </w:r>
@@ -2476,12 +2611,14 @@
                 <w:szCs w:val="19"/>
                 <w:color w:val="24292E"/>
                 <w:lang w:val="en-US" w:bidi="fa-IR"/>
+                <w:rtl w:val="0"/>
               </w:rPr>
               <w:t>{</w:t>
             </w:r>
           </w:p>
           <w:p>
             <w:pPr>
+              <w:bidi w:val="0"/>
               <w:spacing w:before="0" w:after="0" w:line="276" w:lineRule="auto"/>
               <w:jc w:val="left"/>
             </w:pPr>
@@ -2492,6 +2629,7 @@
                 <w:szCs w:val="19"/>
                 <w:color w:val="bbbbbb"/>
                 <w:lang w:val="en-US" w:bidi="fa-IR"/>
+                <w:rtl w:val="0"/>
               </w:rPr>
               <w:t xml:space="preserve">  </w:t>
             </w:r>
@@ -2502,6 +2640,7 @@
                 <w:szCs w:val="19"/>
                 <w:color w:val="24292E"/>
                 <w:lang w:val="en-US" w:bidi="fa-IR"/>
+                <w:rtl w:val="0"/>
               </w:rPr>
               <w:t>endpoint</w:t>
             </w:r>
@@ -2512,6 +2651,7 @@
                 <w:szCs w:val="19"/>
                 <w:color w:val="666666"/>
                 <w:lang w:val="en-US" w:bidi="fa-IR"/>
+                <w:rtl w:val="0"/>
               </w:rPr>
               <w:t>:</w:t>
             </w:r>
@@ -2522,6 +2662,7 @@
                 <w:szCs w:val="19"/>
                 <w:color w:val="bbbbbb"/>
                 <w:lang w:val="en-US" w:bidi="fa-IR"/>
+                <w:rtl w:val="0"/>
               </w:rPr>
               <w:t xml:space="preserve"> </w:t>
             </w:r>
@@ -2532,6 +2673,7 @@
                 <w:szCs w:val="19"/>
                 <w:color w:val="902000"/>
                 <w:lang w:val="en-US" w:bidi="fa-IR"/>
+                <w:rtl w:val="0"/>
               </w:rPr>
               <w:t>string</w:t>
             </w:r>
@@ -2542,12 +2684,14 @@
                 <w:szCs w:val="19"/>
                 <w:color w:val="24292E"/>
                 <w:lang w:val="en-US" w:bidi="fa-IR"/>
+                <w:rtl w:val="0"/>
               </w:rPr>
               <w:t>;</w:t>
             </w:r>
           </w:p>
           <w:p>
             <w:pPr>
+              <w:bidi w:val="0"/>
               <w:spacing w:before="0" w:after="0" w:line="276" w:lineRule="auto"/>
               <w:jc w:val="left"/>
             </w:pPr>
@@ -2558,6 +2702,7 @@
                 <w:szCs w:val="19"/>
                 <w:color w:val="bbbbbb"/>
                 <w:lang w:val="en-US" w:bidi="fa-IR"/>
+                <w:rtl w:val="0"/>
               </w:rPr>
               <w:t xml:space="preserve">  </w:t>
             </w:r>
@@ -2568,6 +2713,7 @@
                 <w:szCs w:val="19"/>
                 <w:color w:val="24292E"/>
                 <w:lang w:val="en-US" w:bidi="fa-IR"/>
+                <w:rtl w:val="0"/>
               </w:rPr>
               <w:t>port</w:t>
             </w:r>
@@ -2578,6 +2724,7 @@
                 <w:szCs w:val="19"/>
                 <w:color w:val="666666"/>
                 <w:lang w:val="en-US" w:bidi="fa-IR"/>
+                <w:rtl w:val="0"/>
               </w:rPr>
               <w:t>:</w:t>
             </w:r>
@@ -2588,6 +2735,7 @@
                 <w:szCs w:val="19"/>
                 <w:color w:val="bbbbbb"/>
                 <w:lang w:val="en-US" w:bidi="fa-IR"/>
+                <w:rtl w:val="0"/>
               </w:rPr>
               <w:t xml:space="preserve"> </w:t>
             </w:r>
@@ -2598,6 +2746,7 @@
                 <w:szCs w:val="19"/>
                 <w:color w:val="902000"/>
                 <w:lang w:val="en-US" w:bidi="fa-IR"/>
+                <w:rtl w:val="0"/>
               </w:rPr>
               <w:t>number</w:t>
             </w:r>
@@ -2608,12 +2757,14 @@
                 <w:szCs w:val="19"/>
                 <w:color w:val="24292E"/>
                 <w:lang w:val="en-US" w:bidi="fa-IR"/>
+                <w:rtl w:val="0"/>
               </w:rPr>
               <w:t>;</w:t>
             </w:r>
           </w:p>
           <w:p>
             <w:pPr>
+              <w:bidi w:val="0"/>
               <w:spacing w:before="0" w:after="0" w:line="276" w:lineRule="auto"/>
               <w:jc w:val="left"/>
             </w:pPr>
@@ -2624,6 +2775,7 @@
                 <w:szCs w:val="19"/>
                 <w:color w:val="bbbbbb"/>
                 <w:lang w:val="en-US" w:bidi="fa-IR"/>
+                <w:rtl w:val="0"/>
               </w:rPr>
               <w:t xml:space="preserve">  </w:t>
             </w:r>
@@ -2634,6 +2786,7 @@
                 <w:szCs w:val="19"/>
                 <w:color w:val="24292E"/>
                 <w:lang w:val="en-US" w:bidi="fa-IR"/>
+                <w:rtl w:val="0"/>
               </w:rPr>
               <w:t>ttlSeconds</w:t>
             </w:r>
@@ -2644,6 +2797,7 @@
                 <w:szCs w:val="19"/>
                 <w:color w:val="666666"/>
                 <w:lang w:val="en-US" w:bidi="fa-IR"/>
+                <w:rtl w:val="0"/>
               </w:rPr>
               <w:t>:</w:t>
             </w:r>
@@ -2654,6 +2808,7 @@
                 <w:szCs w:val="19"/>
                 <w:color w:val="bbbbbb"/>
                 <w:lang w:val="en-US" w:bidi="fa-IR"/>
+                <w:rtl w:val="0"/>
               </w:rPr>
               <w:t xml:space="preserve"> </w:t>
             </w:r>
@@ -2664,6 +2819,7 @@
                 <w:szCs w:val="19"/>
                 <w:color w:val="902000"/>
                 <w:lang w:val="en-US" w:bidi="fa-IR"/>
+                <w:rtl w:val="0"/>
               </w:rPr>
               <w:t>number</w:t>
             </w:r>
@@ -2674,12 +2830,14 @@
                 <w:szCs w:val="19"/>
                 <w:color w:val="24292E"/>
                 <w:lang w:val="en-US" w:bidi="fa-IR"/>
+                <w:rtl w:val="0"/>
               </w:rPr>
               <w:t>;</w:t>
             </w:r>
           </w:p>
           <w:p>
             <w:pPr>
+              <w:bidi w:val="0"/>
               <w:spacing w:before="0" w:after="0" w:line="276" w:lineRule="auto"/>
               <w:jc w:val="left"/>
             </w:pPr>
@@ -2690,6 +2848,7 @@
                 <w:szCs w:val="19"/>
                 <w:color w:val="bbbbbb"/>
                 <w:lang w:val="en-US" w:bidi="fa-IR"/>
+                <w:rtl w:val="0"/>
               </w:rPr>
               <w:t xml:space="preserve">  </w:t>
             </w:r>
@@ -2700,6 +2859,7 @@
                 <w:szCs w:val="19"/>
                 <w:color w:val="24292E"/>
                 <w:lang w:val="en-US" w:bidi="fa-IR"/>
+                <w:rtl w:val="0"/>
               </w:rPr>
               <w:t>maxRetries</w:t>
             </w:r>
@@ -2710,6 +2870,7 @@
                 <w:szCs w:val="19"/>
                 <w:color w:val="666666"/>
                 <w:lang w:val="en-US" w:bidi="fa-IR"/>
+                <w:rtl w:val="0"/>
               </w:rPr>
               <w:t>:</w:t>
             </w:r>
@@ -2720,6 +2881,7 @@
                 <w:szCs w:val="19"/>
                 <w:color w:val="bbbbbb"/>
                 <w:lang w:val="en-US" w:bidi="fa-IR"/>
+                <w:rtl w:val="0"/>
               </w:rPr>
               <w:t xml:space="preserve"> </w:t>
             </w:r>
@@ -2730,6 +2892,7 @@
                 <w:szCs w:val="19"/>
                 <w:color w:val="902000"/>
                 <w:lang w:val="en-US" w:bidi="fa-IR"/>
+                <w:rtl w:val="0"/>
               </w:rPr>
               <w:t>number</w:t>
             </w:r>
@@ -2740,12 +2903,14 @@
                 <w:szCs w:val="19"/>
                 <w:color w:val="24292E"/>
                 <w:lang w:val="en-US" w:bidi="fa-IR"/>
+                <w:rtl w:val="0"/>
               </w:rPr>
               <w:t>;</w:t>
             </w:r>
           </w:p>
           <w:p>
             <w:pPr>
+              <w:bidi w:val="0"/>
               <w:spacing w:before="0" w:after="0" w:line="276" w:lineRule="auto"/>
               <w:jc w:val="left"/>
             </w:pPr>
@@ -2756,12 +2921,14 @@
                 <w:szCs w:val="19"/>
                 <w:color w:val="24292E"/>
                 <w:lang w:val="en-US" w:bidi="fa-IR"/>
+                <w:rtl w:val="0"/>
               </w:rPr>
               <w:t>}</w:t>
             </w:r>
           </w:p>
           <w:p>
             <w:pPr>
+              <w:bidi w:val="0"/>
               <w:spacing w:before="0" w:after="0" w:line="276" w:lineRule="auto"/>
               <w:jc w:val="left"/>
             </w:pPr>
@@ -2772,11 +2939,13 @@
                 <w:szCs w:val="19"/>
                 <w:color w:val="24292E"/>
                 <w:lang w:val="en-US" w:bidi="fa-IR"/>
+                <w:rtl w:val="0"/>
               </w:rPr>
             </w:r>
           </w:p>
           <w:p>
             <w:pPr>
+              <w:bidi w:val="0"/>
               <w:spacing w:before="0" w:after="0" w:line="276" w:lineRule="auto"/>
               <w:jc w:val="left"/>
             </w:pPr>
@@ -2789,6 +2958,7 @@
                 <w:bCs/>
                 <w:color w:val="007020"/>
                 <w:lang w:val="en-US" w:bidi="fa-IR"/>
+                <w:rtl w:val="0"/>
               </w:rPr>
               <w:t>export</w:t>
             </w:r>
@@ -2799,6 +2969,7 @@
                 <w:szCs w:val="19"/>
                 <w:color w:val="bbbbbb"/>
                 <w:lang w:val="en-US" w:bidi="fa-IR"/>
+                <w:rtl w:val="0"/>
               </w:rPr>
               <w:t xml:space="preserve"> </w:t>
             </w:r>
@@ -2811,6 +2982,7 @@
                 <w:bCs/>
                 <w:color w:val="007020"/>
                 <w:lang w:val="en-US" w:bidi="fa-IR"/>
+                <w:rtl w:val="0"/>
               </w:rPr>
               <w:t>class</w:t>
             </w:r>
@@ -2821,6 +2993,7 @@
                 <w:szCs w:val="19"/>
                 <w:color w:val="bbbbbb"/>
                 <w:lang w:val="en-US" w:bidi="fa-IR"/>
+                <w:rtl w:val="0"/>
               </w:rPr>
               <w:t xml:space="preserve"> </w:t>
             </w:r>
@@ -2831,6 +3004,7 @@
                 <w:szCs w:val="19"/>
                 <w:color w:val="24292E"/>
                 <w:lang w:val="en-US" w:bidi="fa-IR"/>
+                <w:rtl w:val="0"/>
               </w:rPr>
               <w:t>OrderCacheClient</w:t>
             </w:r>
@@ -2841,6 +3015,7 @@
                 <w:szCs w:val="19"/>
                 <w:color w:val="bbbbbb"/>
                 <w:lang w:val="en-US" w:bidi="fa-IR"/>
+                <w:rtl w:val="0"/>
               </w:rPr>
               <w:t xml:space="preserve"> </w:t>
             </w:r>
@@ -2851,12 +3026,14 @@
                 <w:szCs w:val="19"/>
                 <w:color w:val="24292E"/>
                 <w:lang w:val="en-US" w:bidi="fa-IR"/>
+                <w:rtl w:val="0"/>
               </w:rPr>
               <w:t>{</w:t>
             </w:r>
           </w:p>
           <w:p>
             <w:pPr>
+              <w:bidi w:val="0"/>
               <w:spacing w:before="0" w:after="0" w:line="276" w:lineRule="auto"/>
               <w:jc w:val="left"/>
             </w:pPr>
@@ -2867,6 +3044,7 @@
                 <w:szCs w:val="19"/>
                 <w:color w:val="bbbbbb"/>
                 <w:lang w:val="en-US" w:bidi="fa-IR"/>
+                <w:rtl w:val="0"/>
               </w:rPr>
               <w:t xml:space="preserve">  </w:t>
             </w:r>
@@ -2879,6 +3057,7 @@
                 <w:bCs/>
                 <w:color w:val="007020"/>
                 <w:lang w:val="en-US" w:bidi="fa-IR"/>
+                <w:rtl w:val="0"/>
               </w:rPr>
               <w:t>constructor</w:t>
             </w:r>
@@ -2889,6 +3068,7 @@
                 <w:szCs w:val="19"/>
                 <w:color w:val="24292E"/>
                 <w:lang w:val="en-US" w:bidi="fa-IR"/>
+                <w:rtl w:val="0"/>
               </w:rPr>
               <w:t>(</w:t>
             </w:r>
@@ -2901,6 +3081,7 @@
                 <w:bCs/>
                 <w:color w:val="007020"/>
                 <w:lang w:val="en-US" w:bidi="fa-IR"/>
+                <w:rtl w:val="0"/>
               </w:rPr>
               <w:t>private</w:t>
             </w:r>
@@ -2911,6 +3092,7 @@
                 <w:szCs w:val="19"/>
                 <w:color w:val="bbbbbb"/>
                 <w:lang w:val="en-US" w:bidi="fa-IR"/>
+                <w:rtl w:val="0"/>
               </w:rPr>
               <w:t xml:space="preserve"> </w:t>
             </w:r>
@@ -2923,6 +3105,7 @@
                 <w:bCs/>
                 <w:color w:val="007020"/>
                 <w:lang w:val="en-US" w:bidi="fa-IR"/>
+                <w:rtl w:val="0"/>
               </w:rPr>
               <w:t>readonly</w:t>
             </w:r>
@@ -2933,6 +3116,7 @@
                 <w:szCs w:val="19"/>
                 <w:color w:val="bbbbbb"/>
                 <w:lang w:val="en-US" w:bidi="fa-IR"/>
+                <w:rtl w:val="0"/>
               </w:rPr>
               <w:t xml:space="preserve"> </w:t>
             </w:r>
@@ -2943,6 +3127,7 @@
                 <w:szCs w:val="19"/>
                 <w:color w:val="24292E"/>
                 <w:lang w:val="en-US" w:bidi="fa-IR"/>
+                <w:rtl w:val="0"/>
               </w:rPr>
               <w:t>config</w:t>
             </w:r>
@@ -2953,6 +3138,7 @@
                 <w:szCs w:val="19"/>
                 <w:color w:val="666666"/>
                 <w:lang w:val="en-US" w:bidi="fa-IR"/>
+                <w:rtl w:val="0"/>
               </w:rPr>
               <w:t>:</w:t>
             </w:r>
@@ -2963,6 +3149,7 @@
                 <w:szCs w:val="19"/>
                 <w:color w:val="bbbbbb"/>
                 <w:lang w:val="en-US" w:bidi="fa-IR"/>
+                <w:rtl w:val="0"/>
               </w:rPr>
               <w:t xml:space="preserve"> </w:t>
             </w:r>
@@ -2973,6 +3160,7 @@
                 <w:szCs w:val="19"/>
                 <w:color w:val="902000"/>
                 <w:lang w:val="en-US" w:bidi="fa-IR"/>
+                <w:rtl w:val="0"/>
               </w:rPr>
               <w:t>CacheConfig</w:t>
             </w:r>
@@ -2983,6 +3171,7 @@
                 <w:szCs w:val="19"/>
                 <w:color w:val="24292E"/>
                 <w:lang w:val="en-US" w:bidi="fa-IR"/>
+                <w:rtl w:val="0"/>
               </w:rPr>
               <w:t>)</w:t>
             </w:r>
@@ -2993,6 +3182,7 @@
                 <w:szCs w:val="19"/>
                 <w:color w:val="bbbbbb"/>
                 <w:lang w:val="en-US" w:bidi="fa-IR"/>
+                <w:rtl w:val="0"/>
               </w:rPr>
               <w:t xml:space="preserve"> </w:t>
             </w:r>
@@ -3003,6 +3193,7 @@
                 <w:szCs w:val="19"/>
                 <w:color w:val="24292E"/>
                 <w:lang w:val="en-US" w:bidi="fa-IR"/>
+                <w:rtl w:val="0"/>
               </w:rPr>
               <w:t>{</w:t>
             </w:r>
@@ -3013,12 +3204,14 @@
                 <w:szCs w:val="19"/>
                 <w:color w:val="24292E"/>
                 <w:lang w:val="en-US" w:bidi="fa-IR"/>
+                <w:rtl w:val="0"/>
               </w:rPr>
               <w:t>}</w:t>
             </w:r>
           </w:p>
           <w:p>
             <w:pPr>
+              <w:bidi w:val="0"/>
               <w:spacing w:before="0" w:after="0" w:line="276" w:lineRule="auto"/>
               <w:jc w:val="left"/>
             </w:pPr>
@@ -3029,11 +3222,13 @@
                 <w:szCs w:val="19"/>
                 <w:color w:val="24292E"/>
                 <w:lang w:val="en-US" w:bidi="fa-IR"/>
+                <w:rtl w:val="0"/>
               </w:rPr>
             </w:r>
           </w:p>
           <w:p>
             <w:pPr>
+              <w:bidi w:val="0"/>
               <w:spacing w:before="0" w:after="0" w:line="276" w:lineRule="auto"/>
               <w:jc w:val="left"/>
             </w:pPr>
@@ -3044,6 +3239,7 @@
                 <w:szCs w:val="19"/>
                 <w:color w:val="bbbbbb"/>
                 <w:lang w:val="en-US" w:bidi="fa-IR"/>
+                <w:rtl w:val="0"/>
               </w:rPr>
               <w:t xml:space="preserve">  </w:t>
             </w:r>
@@ -3056,6 +3252,7 @@
                 <w:bCs/>
                 <w:color w:val="007020"/>
                 <w:lang w:val="en-US" w:bidi="fa-IR"/>
+                <w:rtl w:val="0"/>
               </w:rPr>
               <w:t>public</w:t>
             </w:r>
@@ -3066,6 +3263,7 @@
                 <w:szCs w:val="19"/>
                 <w:color w:val="bbbbbb"/>
                 <w:lang w:val="en-US" w:bidi="fa-IR"/>
+                <w:rtl w:val="0"/>
               </w:rPr>
               <w:t xml:space="preserve"> </w:t>
             </w:r>
@@ -3078,6 +3276,7 @@
                 <w:bCs/>
                 <w:color w:val="007020"/>
                 <w:lang w:val="en-US" w:bidi="fa-IR"/>
+                <w:rtl w:val="0"/>
               </w:rPr>
               <w:t>async</w:t>
             </w:r>
@@ -3088,6 +3287,7 @@
                 <w:szCs w:val="19"/>
                 <w:color w:val="bbbbbb"/>
                 <w:lang w:val="en-US" w:bidi="fa-IR"/>
+                <w:rtl w:val="0"/>
               </w:rPr>
               <w:t xml:space="preserve"> </w:t>
             </w:r>
@@ -3098,6 +3298,7 @@
                 <w:szCs w:val="19"/>
                 <w:color w:val="24292E"/>
                 <w:lang w:val="en-US" w:bidi="fa-IR"/>
+                <w:rtl w:val="0"/>
               </w:rPr>
               <w:t>getOrder</w:t>
             </w:r>
@@ -3108,6 +3309,7 @@
                 <w:szCs w:val="19"/>
                 <w:color w:val="24292E"/>
                 <w:lang w:val="en-US" w:bidi="fa-IR"/>
+                <w:rtl w:val="0"/>
               </w:rPr>
               <w:t>(</w:t>
             </w:r>
@@ -3118,6 +3320,7 @@
                 <w:szCs w:val="19"/>
                 <w:color w:val="24292E"/>
                 <w:lang w:val="en-US" w:bidi="fa-IR"/>
+                <w:rtl w:val="0"/>
               </w:rPr>
               <w:t>orderId</w:t>
             </w:r>
@@ -3128,6 +3331,7 @@
                 <w:szCs w:val="19"/>
                 <w:color w:val="666666"/>
                 <w:lang w:val="en-US" w:bidi="fa-IR"/>
+                <w:rtl w:val="0"/>
               </w:rPr>
               <w:t>:</w:t>
             </w:r>
@@ -3138,6 +3342,7 @@
                 <w:szCs w:val="19"/>
                 <w:color w:val="bbbbbb"/>
                 <w:lang w:val="en-US" w:bidi="fa-IR"/>
+                <w:rtl w:val="0"/>
               </w:rPr>
               <w:t xml:space="preserve"> </w:t>
             </w:r>
@@ -3148,6 +3353,7 @@
                 <w:szCs w:val="19"/>
                 <w:color w:val="902000"/>
                 <w:lang w:val="en-US" w:bidi="fa-IR"/>
+                <w:rtl w:val="0"/>
               </w:rPr>
               <w:t>string</w:t>
             </w:r>
@@ -3158,6 +3364,7 @@
                 <w:szCs w:val="19"/>
                 <w:color w:val="24292E"/>
                 <w:lang w:val="en-US" w:bidi="fa-IR"/>
+                <w:rtl w:val="0"/>
               </w:rPr>
               <w:t>)</w:t>
             </w:r>
@@ -3168,6 +3375,7 @@
                 <w:szCs w:val="19"/>
                 <w:color w:val="666666"/>
                 <w:lang w:val="en-US" w:bidi="fa-IR"/>
+                <w:rtl w:val="0"/>
               </w:rPr>
               <w:t>:</w:t>
             </w:r>
@@ -3178,6 +3386,7 @@
                 <w:szCs w:val="19"/>
                 <w:color w:val="bbbbbb"/>
                 <w:lang w:val="en-US" w:bidi="fa-IR"/>
+                <w:rtl w:val="0"/>
               </w:rPr>
               <w:t xml:space="preserve"> </w:t>
             </w:r>
@@ -3188,6 +3397,7 @@
                 <w:szCs w:val="19"/>
                 <w:color w:val="007020"/>
                 <w:lang w:val="en-US" w:bidi="fa-IR"/>
+                <w:rtl w:val="0"/>
               </w:rPr>
               <w:t>Promise</w:t>
             </w:r>
@@ -3198,6 +3408,7 @@
                 <w:szCs w:val="19"/>
                 <w:color w:val="666666"/>
                 <w:lang w:val="en-US" w:bidi="fa-IR"/>
+                <w:rtl w:val="0"/>
               </w:rPr>
               <w:t>&lt;</w:t>
             </w:r>
@@ -3208,6 +3419,7 @@
                 <w:szCs w:val="19"/>
                 <w:color w:val="24292E"/>
                 <w:lang w:val="en-US" w:bidi="fa-IR"/>
+                <w:rtl w:val="0"/>
               </w:rPr>
               <w:t>Record</w:t>
             </w:r>
@@ -3218,6 +3430,7 @@
                 <w:szCs w:val="19"/>
                 <w:color w:val="666666"/>
                 <w:lang w:val="en-US" w:bidi="fa-IR"/>
+                <w:rtl w:val="0"/>
               </w:rPr>
               <w:t>&lt;</w:t>
             </w:r>
@@ -3228,6 +3441,7 @@
                 <w:szCs w:val="19"/>
                 <w:color w:val="902000"/>
                 <w:lang w:val="en-US" w:bidi="fa-IR"/>
+                <w:rtl w:val="0"/>
               </w:rPr>
               <w:t>string</w:t>
             </w:r>
@@ -3238,6 +3452,7 @@
                 <w:szCs w:val="19"/>
                 <w:color w:val="24292E"/>
                 <w:lang w:val="en-US" w:bidi="fa-IR"/>
+                <w:rtl w:val="0"/>
               </w:rPr>
               <w:t>,</w:t>
             </w:r>
@@ -3248,6 +3463,7 @@
                 <w:szCs w:val="19"/>
                 <w:color w:val="bbbbbb"/>
                 <w:lang w:val="en-US" w:bidi="fa-IR"/>
+                <w:rtl w:val="0"/>
               </w:rPr>
               <w:t xml:space="preserve"> </w:t>
             </w:r>
@@ -3258,6 +3474,7 @@
                 <w:szCs w:val="19"/>
                 <w:color w:val="24292E"/>
                 <w:lang w:val="en-US" w:bidi="fa-IR"/>
+                <w:rtl w:val="0"/>
               </w:rPr>
               <w:t>unknown</w:t>
             </w:r>
@@ -3268,6 +3485,7 @@
                 <w:szCs w:val="19"/>
                 <w:color w:val="666666"/>
                 <w:lang w:val="en-US" w:bidi="fa-IR"/>
+                <w:rtl w:val="0"/>
               </w:rPr>
               <w:t>&gt;</w:t>
             </w:r>
@@ -3278,6 +3496,7 @@
                 <w:szCs w:val="19"/>
                 <w:color w:val="bbbbbb"/>
                 <w:lang w:val="en-US" w:bidi="fa-IR"/>
+                <w:rtl w:val="0"/>
               </w:rPr>
               <w:t xml:space="preserve"> </w:t>
             </w:r>
@@ -3288,6 +3507,7 @@
                 <w:szCs w:val="19"/>
                 <w:color w:val="666666"/>
                 <w:lang w:val="en-US" w:bidi="fa-IR"/>
+                <w:rtl w:val="0"/>
               </w:rPr>
               <w:t>|</w:t>
             </w:r>
@@ -3298,6 +3518,7 @@
                 <w:szCs w:val="19"/>
                 <w:color w:val="bbbbbb"/>
                 <w:lang w:val="en-US" w:bidi="fa-IR"/>
+                <w:rtl w:val="0"/>
               </w:rPr>
               <w:t xml:space="preserve"> </w:t>
             </w:r>
@@ -3310,6 +3531,7 @@
                 <w:bCs/>
                 <w:color w:val="007020"/>
                 <w:lang w:val="en-US" w:bidi="fa-IR"/>
+                <w:rtl w:val="0"/>
               </w:rPr>
               <w:t>null</w:t>
             </w:r>
@@ -3320,6 +3542,7 @@
                 <w:szCs w:val="19"/>
                 <w:color w:val="666666"/>
                 <w:lang w:val="en-US" w:bidi="fa-IR"/>
+                <w:rtl w:val="0"/>
               </w:rPr>
               <w:t>&gt;</w:t>
             </w:r>
@@ -3330,6 +3553,7 @@
                 <w:szCs w:val="19"/>
                 <w:color w:val="bbbbbb"/>
                 <w:lang w:val="en-US" w:bidi="fa-IR"/>
+                <w:rtl w:val="0"/>
               </w:rPr>
               <w:t xml:space="preserve"> </w:t>
             </w:r>
@@ -3340,12 +3564,14 @@
                 <w:szCs w:val="19"/>
                 <w:color w:val="24292E"/>
                 <w:lang w:val="en-US" w:bidi="fa-IR"/>
+                <w:rtl w:val="0"/>
               </w:rPr>
               <w:t>{</w:t>
             </w:r>
           </w:p>
           <w:p>
             <w:pPr>
+              <w:bidi w:val="0"/>
               <w:spacing w:before="0" w:after="0" w:line="276" w:lineRule="auto"/>
               <w:jc w:val="left"/>
             </w:pPr>
@@ -3356,6 +3582,7 @@
                 <w:szCs w:val="19"/>
                 <w:color w:val="bbbbbb"/>
                 <w:lang w:val="en-US" w:bidi="fa-IR"/>
+                <w:rtl w:val="0"/>
               </w:rPr>
               <w:t xml:space="preserve">    </w:t>
             </w:r>
@@ -3368,6 +3595,7 @@
                 <w:bCs/>
                 <w:color w:val="007020"/>
                 <w:lang w:val="en-US" w:bidi="fa-IR"/>
+                <w:rtl w:val="0"/>
               </w:rPr>
               <w:t>const</w:t>
             </w:r>
@@ -3378,6 +3606,7 @@
                 <w:szCs w:val="19"/>
                 <w:color w:val="bbbbbb"/>
                 <w:lang w:val="en-US" w:bidi="fa-IR"/>
+                <w:rtl w:val="0"/>
               </w:rPr>
               <w:t xml:space="preserve"> </w:t>
             </w:r>
@@ -3388,6 +3617,7 @@
                 <w:szCs w:val="19"/>
                 <w:color w:val="24292E"/>
                 <w:lang w:val="en-US" w:bidi="fa-IR"/>
+                <w:rtl w:val="0"/>
               </w:rPr>
               <w:t>key</w:t>
             </w:r>
@@ -3398,6 +3628,7 @@
                 <w:szCs w:val="19"/>
                 <w:color w:val="bbbbbb"/>
                 <w:lang w:val="en-US" w:bidi="fa-IR"/>
+                <w:rtl w:val="0"/>
               </w:rPr>
               <w:t xml:space="preserve"> </w:t>
             </w:r>
@@ -3408,6 +3639,7 @@
                 <w:szCs w:val="19"/>
                 <w:color w:val="666666"/>
                 <w:lang w:val="en-US" w:bidi="fa-IR"/>
+                <w:rtl w:val="0"/>
               </w:rPr>
               <w:t>=</w:t>
             </w:r>
@@ -3418,6 +3650,7 @@
                 <w:szCs w:val="19"/>
                 <w:color w:val="bbbbbb"/>
                 <w:lang w:val="en-US" w:bidi="fa-IR"/>
+                <w:rtl w:val="0"/>
               </w:rPr>
               <w:t xml:space="preserve"> </w:t>
             </w:r>
@@ -3428,6 +3661,7 @@
                 <w:szCs w:val="19"/>
                 <w:color w:val="4070a0"/>
                 <w:lang w:val="en-US" w:bidi="fa-IR"/>
+                <w:rtl w:val="0"/>
               </w:rPr>
               <w:t>`</w:t>
             </w:r>
@@ -3438,6 +3672,7 @@
                 <w:szCs w:val="19"/>
                 <w:color w:val="4070a0"/>
                 <w:lang w:val="en-US" w:bidi="fa-IR"/>
+                <w:rtl w:val="0"/>
               </w:rPr>
               <w:t>order:</w:t>
             </w:r>
@@ -3450,6 +3685,7 @@
                 <w:iCs/>
                 <w:color w:val="70a0d0"/>
                 <w:lang w:val="en-US" w:bidi="fa-IR"/>
+                <w:rtl w:val="0"/>
               </w:rPr>
               <w:t>${</w:t>
             </w:r>
@@ -3460,6 +3696,7 @@
                 <w:szCs w:val="19"/>
                 <w:color w:val="24292E"/>
                 <w:lang w:val="en-US" w:bidi="fa-IR"/>
+                <w:rtl w:val="0"/>
               </w:rPr>
               <w:t>orderId</w:t>
             </w:r>
@@ -3472,6 +3709,7 @@
                 <w:iCs/>
                 <w:color w:val="70a0d0"/>
                 <w:lang w:val="en-US" w:bidi="fa-IR"/>
+                <w:rtl w:val="0"/>
               </w:rPr>
               <w:t>}</w:t>
             </w:r>
@@ -3482,6 +3720,7 @@
                 <w:szCs w:val="19"/>
                 <w:color w:val="4070a0"/>
                 <w:lang w:val="en-US" w:bidi="fa-IR"/>
+                <w:rtl w:val="0"/>
               </w:rPr>
               <w:t>`</w:t>
             </w:r>
@@ -3492,12 +3731,14 @@
                 <w:szCs w:val="19"/>
                 <w:color w:val="24292E"/>
                 <w:lang w:val="en-US" w:bidi="fa-IR"/>
+                <w:rtl w:val="0"/>
               </w:rPr>
               <w:t>;</w:t>
             </w:r>
           </w:p>
           <w:p>
             <w:pPr>
+              <w:bidi w:val="0"/>
               <w:spacing w:before="0" w:after="0" w:line="276" w:lineRule="auto"/>
               <w:jc w:val="left"/>
             </w:pPr>
@@ -3508,6 +3749,7 @@
                 <w:szCs w:val="19"/>
                 <w:color w:val="bbbbbb"/>
                 <w:lang w:val="en-US" w:bidi="fa-IR"/>
+                <w:rtl w:val="0"/>
               </w:rPr>
               <w:t xml:space="preserve">    </w:t>
             </w:r>
@@ -3520,6 +3762,7 @@
                 <w:bCs/>
                 <w:color w:val="007020"/>
                 <w:lang w:val="en-US" w:bidi="fa-IR"/>
+                <w:rtl w:val="0"/>
               </w:rPr>
               <w:t>const</w:t>
             </w:r>
@@ -3530,6 +3773,7 @@
                 <w:szCs w:val="19"/>
                 <w:color w:val="bbbbbb"/>
                 <w:lang w:val="en-US" w:bidi="fa-IR"/>
+                <w:rtl w:val="0"/>
               </w:rPr>
               <w:t xml:space="preserve"> </w:t>
             </w:r>
@@ -3540,6 +3784,7 @@
                 <w:szCs w:val="19"/>
                 <w:color w:val="24292E"/>
                 <w:lang w:val="en-US" w:bidi="fa-IR"/>
+                <w:rtl w:val="0"/>
               </w:rPr>
               <w:t>raw</w:t>
             </w:r>
@@ -3550,6 +3795,7 @@
                 <w:szCs w:val="19"/>
                 <w:color w:val="bbbbbb"/>
                 <w:lang w:val="en-US" w:bidi="fa-IR"/>
+                <w:rtl w:val="0"/>
               </w:rPr>
               <w:t xml:space="preserve"> </w:t>
             </w:r>
@@ -3560,6 +3806,7 @@
                 <w:szCs w:val="19"/>
                 <w:color w:val="666666"/>
                 <w:lang w:val="en-US" w:bidi="fa-IR"/>
+                <w:rtl w:val="0"/>
               </w:rPr>
               <w:t>=</w:t>
             </w:r>
@@ -3570,6 +3817,7 @@
                 <w:szCs w:val="19"/>
                 <w:color w:val="bbbbbb"/>
                 <w:lang w:val="en-US" w:bidi="fa-IR"/>
+                <w:rtl w:val="0"/>
               </w:rPr>
               <w:t xml:space="preserve"> </w:t>
             </w:r>
@@ -3582,6 +3830,7 @@
                 <w:bCs/>
                 <w:color w:val="007020"/>
                 <w:lang w:val="en-US" w:bidi="fa-IR"/>
+                <w:rtl w:val="0"/>
               </w:rPr>
               <w:t>await</w:t>
             </w:r>
@@ -3592,6 +3841,7 @@
                 <w:szCs w:val="19"/>
                 <w:color w:val="bbbbbb"/>
                 <w:lang w:val="en-US" w:bidi="fa-IR"/>
+                <w:rtl w:val="0"/>
               </w:rPr>
               <w:t xml:space="preserve"> </w:t>
             </w:r>
@@ -3604,6 +3854,7 @@
                 <w:bCs/>
                 <w:color w:val="007020"/>
                 <w:lang w:val="en-US" w:bidi="fa-IR"/>
+                <w:rtl w:val="0"/>
               </w:rPr>
               <w:t>this</w:t>
             </w:r>
@@ -3614,6 +3865,7 @@
                 <w:szCs w:val="19"/>
                 <w:color w:val="24292E"/>
                 <w:lang w:val="en-US" w:bidi="fa-IR"/>
+                <w:rtl w:val="0"/>
               </w:rPr>
               <w:t>.</w:t>
             </w:r>
@@ -3624,6 +3876,7 @@
                 <w:szCs w:val="19"/>
                 <w:color w:val="24292E"/>
                 <w:lang w:val="en-US" w:bidi="fa-IR"/>
+                <w:rtl w:val="0"/>
               </w:rPr>
               <w:t>readRemote</w:t>
             </w:r>
@@ -3634,6 +3887,7 @@
                 <w:szCs w:val="19"/>
                 <w:color w:val="24292E"/>
                 <w:lang w:val="en-US" w:bidi="fa-IR"/>
+                <w:rtl w:val="0"/>
               </w:rPr>
               <w:t>(</w:t>
             </w:r>
@@ -3644,6 +3898,7 @@
                 <w:szCs w:val="19"/>
                 <w:color w:val="24292E"/>
                 <w:lang w:val="en-US" w:bidi="fa-IR"/>
+                <w:rtl w:val="0"/>
               </w:rPr>
               <w:t>key</w:t>
             </w:r>
@@ -3654,6 +3909,7 @@
                 <w:szCs w:val="19"/>
                 <w:color w:val="24292E"/>
                 <w:lang w:val="en-US" w:bidi="fa-IR"/>
+                <w:rtl w:val="0"/>
               </w:rPr>
               <w:t>)</w:t>
             </w:r>
@@ -3664,12 +3920,14 @@
                 <w:szCs w:val="19"/>
                 <w:color w:val="24292E"/>
                 <w:lang w:val="en-US" w:bidi="fa-IR"/>
+                <w:rtl w:val="0"/>
               </w:rPr>
               <w:t>;</w:t>
             </w:r>
           </w:p>
           <w:p>
             <w:pPr>
+              <w:bidi w:val="0"/>
               <w:spacing w:before="0" w:after="0" w:line="276" w:lineRule="auto"/>
               <w:jc w:val="left"/>
             </w:pPr>
@@ -3680,6 +3938,7 @@
                 <w:szCs w:val="19"/>
                 <w:color w:val="bbbbbb"/>
                 <w:lang w:val="en-US" w:bidi="fa-IR"/>
+                <w:rtl w:val="0"/>
               </w:rPr>
               <w:t xml:space="preserve">    </w:t>
             </w:r>
@@ -3692,6 +3951,7 @@
                 <w:bCs/>
                 <w:color w:val="007020"/>
                 <w:lang w:val="en-US" w:bidi="fa-IR"/>
+                <w:rtl w:val="0"/>
               </w:rPr>
               <w:t>if</w:t>
             </w:r>
@@ -3702,6 +3962,7 @@
                 <w:szCs w:val="19"/>
                 <w:color w:val="bbbbbb"/>
                 <w:lang w:val="en-US" w:bidi="fa-IR"/>
+                <w:rtl w:val="0"/>
               </w:rPr>
               <w:t xml:space="preserve"> </w:t>
             </w:r>
@@ -3712,6 +3973,7 @@
                 <w:szCs w:val="19"/>
                 <w:color w:val="24292E"/>
                 <w:lang w:val="en-US" w:bidi="fa-IR"/>
+                <w:rtl w:val="0"/>
               </w:rPr>
               <w:t>(</w:t>
             </w:r>
@@ -3722,6 +3984,7 @@
                 <w:szCs w:val="19"/>
                 <w:color w:val="666666"/>
                 <w:lang w:val="en-US" w:bidi="fa-IR"/>
+                <w:rtl w:val="0"/>
               </w:rPr>
               <w:t>!</w:t>
             </w:r>
@@ -3732,6 +3995,7 @@
                 <w:szCs w:val="19"/>
                 <w:color w:val="24292E"/>
                 <w:lang w:val="en-US" w:bidi="fa-IR"/>
+                <w:rtl w:val="0"/>
               </w:rPr>
               <w:t>raw</w:t>
             </w:r>
@@ -3742,6 +4006,7 @@
                 <w:szCs w:val="19"/>
                 <w:color w:val="24292E"/>
                 <w:lang w:val="en-US" w:bidi="fa-IR"/>
+                <w:rtl w:val="0"/>
               </w:rPr>
               <w:t>)</w:t>
             </w:r>
@@ -3752,6 +4017,7 @@
                 <w:szCs w:val="19"/>
                 <w:color w:val="bbbbbb"/>
                 <w:lang w:val="en-US" w:bidi="fa-IR"/>
+                <w:rtl w:val="0"/>
               </w:rPr>
               <w:t xml:space="preserve"> </w:t>
             </w:r>
@@ -3764,6 +4030,7 @@
                 <w:bCs/>
                 <w:color w:val="007020"/>
                 <w:lang w:val="en-US" w:bidi="fa-IR"/>
+                <w:rtl w:val="0"/>
               </w:rPr>
               <w:t>return</w:t>
             </w:r>
@@ -3774,6 +4041,7 @@
                 <w:szCs w:val="19"/>
                 <w:color w:val="bbbbbb"/>
                 <w:lang w:val="en-US" w:bidi="fa-IR"/>
+                <w:rtl w:val="0"/>
               </w:rPr>
               <w:t xml:space="preserve"> </w:t>
             </w:r>
@@ -3786,6 +4054,7 @@
                 <w:bCs/>
                 <w:color w:val="007020"/>
                 <w:lang w:val="en-US" w:bidi="fa-IR"/>
+                <w:rtl w:val="0"/>
               </w:rPr>
               <w:t>null</w:t>
             </w:r>
@@ -3796,12 +4065,14 @@
                 <w:szCs w:val="19"/>
                 <w:color w:val="24292E"/>
                 <w:lang w:val="en-US" w:bidi="fa-IR"/>
+                <w:rtl w:val="0"/>
               </w:rPr>
               <w:t>;</w:t>
             </w:r>
           </w:p>
           <w:p>
             <w:pPr>
+              <w:bidi w:val="0"/>
               <w:spacing w:before="0" w:after="0" w:line="276" w:lineRule="auto"/>
               <w:jc w:val="left"/>
             </w:pPr>
@@ -3812,6 +4083,7 @@
                 <w:szCs w:val="19"/>
                 <w:color w:val="bbbbbb"/>
                 <w:lang w:val="en-US" w:bidi="fa-IR"/>
+                <w:rtl w:val="0"/>
               </w:rPr>
               <w:t xml:space="preserve">    </w:t>
             </w:r>
@@ -3824,6 +4096,7 @@
                 <w:bCs/>
                 <w:color w:val="007020"/>
                 <w:lang w:val="en-US" w:bidi="fa-IR"/>
+                <w:rtl w:val="0"/>
               </w:rPr>
               <w:t>return</w:t>
             </w:r>
@@ -3834,6 +4107,7 @@
                 <w:szCs w:val="19"/>
                 <w:color w:val="bbbbbb"/>
                 <w:lang w:val="en-US" w:bidi="fa-IR"/>
+                <w:rtl w:val="0"/>
               </w:rPr>
               <w:t xml:space="preserve"> </w:t>
             </w:r>
@@ -3844,6 +4118,7 @@
                 <w:szCs w:val="19"/>
                 <w:color w:val="007020"/>
                 <w:lang w:val="en-US" w:bidi="fa-IR"/>
+                <w:rtl w:val="0"/>
               </w:rPr>
               <w:t>JSON</w:t>
             </w:r>
@@ -3854,6 +4129,7 @@
                 <w:szCs w:val="19"/>
                 <w:color w:val="24292E"/>
                 <w:lang w:val="en-US" w:bidi="fa-IR"/>
+                <w:rtl w:val="0"/>
               </w:rPr>
               <w:t>.</w:t>
             </w:r>
@@ -3864,6 +4140,7 @@
                 <w:szCs w:val="19"/>
                 <w:color w:val="24292E"/>
                 <w:lang w:val="en-US" w:bidi="fa-IR"/>
+                <w:rtl w:val="0"/>
               </w:rPr>
               <w:t>parse</w:t>
             </w:r>
@@ -3874,6 +4151,7 @@
                 <w:szCs w:val="19"/>
                 <w:color w:val="24292E"/>
                 <w:lang w:val="en-US" w:bidi="fa-IR"/>
+                <w:rtl w:val="0"/>
               </w:rPr>
               <w:t>(</w:t>
             </w:r>
@@ -3884,6 +4162,7 @@
                 <w:szCs w:val="19"/>
                 <w:color w:val="24292E"/>
                 <w:lang w:val="en-US" w:bidi="fa-IR"/>
+                <w:rtl w:val="0"/>
               </w:rPr>
               <w:t>raw</w:t>
             </w:r>
@@ -3894,6 +4173,7 @@
                 <w:szCs w:val="19"/>
                 <w:color w:val="24292E"/>
                 <w:lang w:val="en-US" w:bidi="fa-IR"/>
+                <w:rtl w:val="0"/>
               </w:rPr>
               <w:t>)</w:t>
             </w:r>
@@ -3904,6 +4184,7 @@
                 <w:szCs w:val="19"/>
                 <w:color w:val="bbbbbb"/>
                 <w:lang w:val="en-US" w:bidi="fa-IR"/>
+                <w:rtl w:val="0"/>
               </w:rPr>
               <w:t xml:space="preserve"> </w:t>
             </w:r>
@@ -3916,6 +4197,7 @@
                 <w:bCs/>
                 <w:color w:val="007020"/>
                 <w:lang w:val="en-US" w:bidi="fa-IR"/>
+                <w:rtl w:val="0"/>
               </w:rPr>
               <w:t>as</w:t>
             </w:r>
@@ -3926,6 +4208,7 @@
                 <w:szCs w:val="19"/>
                 <w:color w:val="bbbbbb"/>
                 <w:lang w:val="en-US" w:bidi="fa-IR"/>
+                <w:rtl w:val="0"/>
               </w:rPr>
               <w:t xml:space="preserve"> </w:t>
             </w:r>
@@ -3936,6 +4219,7 @@
                 <w:szCs w:val="19"/>
                 <w:color w:val="24292E"/>
                 <w:lang w:val="en-US" w:bidi="fa-IR"/>
+                <w:rtl w:val="0"/>
               </w:rPr>
               <w:t>Record</w:t>
             </w:r>
@@ -3946,6 +4230,7 @@
                 <w:szCs w:val="19"/>
                 <w:color w:val="666666"/>
                 <w:lang w:val="en-US" w:bidi="fa-IR"/>
+                <w:rtl w:val="0"/>
               </w:rPr>
               <w:t>&lt;</w:t>
             </w:r>
@@ -3956,6 +4241,7 @@
                 <w:szCs w:val="19"/>
                 <w:color w:val="902000"/>
                 <w:lang w:val="en-US" w:bidi="fa-IR"/>
+                <w:rtl w:val="0"/>
               </w:rPr>
               <w:t>string</w:t>
             </w:r>
@@ -3966,6 +4252,7 @@
                 <w:szCs w:val="19"/>
                 <w:color w:val="24292E"/>
                 <w:lang w:val="en-US" w:bidi="fa-IR"/>
+                <w:rtl w:val="0"/>
               </w:rPr>
               <w:t>,</w:t>
             </w:r>
@@ -3976,6 +4263,7 @@
                 <w:szCs w:val="19"/>
                 <w:color w:val="bbbbbb"/>
                 <w:lang w:val="en-US" w:bidi="fa-IR"/>
+                <w:rtl w:val="0"/>
               </w:rPr>
               <w:t xml:space="preserve"> </w:t>
             </w:r>
@@ -3986,6 +4274,7 @@
                 <w:szCs w:val="19"/>
                 <w:color w:val="24292E"/>
                 <w:lang w:val="en-US" w:bidi="fa-IR"/>
+                <w:rtl w:val="0"/>
               </w:rPr>
               <w:t>unknown</w:t>
             </w:r>
@@ -3996,6 +4285,7 @@
                 <w:szCs w:val="19"/>
                 <w:color w:val="666666"/>
                 <w:lang w:val="en-US" w:bidi="fa-IR"/>
+                <w:rtl w:val="0"/>
               </w:rPr>
               <w:t>&gt;</w:t>
             </w:r>
@@ -4006,12 +4296,14 @@
                 <w:szCs w:val="19"/>
                 <w:color w:val="24292E"/>
                 <w:lang w:val="en-US" w:bidi="fa-IR"/>
+                <w:rtl w:val="0"/>
               </w:rPr>
               <w:t>;</w:t>
             </w:r>
           </w:p>
           <w:p>
             <w:pPr>
+              <w:bidi w:val="0"/>
               <w:spacing w:before="0" w:after="0" w:line="276" w:lineRule="auto"/>
               <w:jc w:val="left"/>
             </w:pPr>
@@ -4022,6 +4314,7 @@
                 <w:szCs w:val="19"/>
                 <w:color w:val="bbbbbb"/>
                 <w:lang w:val="en-US" w:bidi="fa-IR"/>
+                <w:rtl w:val="0"/>
               </w:rPr>
               <w:t xml:space="preserve">  </w:t>
             </w:r>
@@ -4032,12 +4325,14 @@
                 <w:szCs w:val="19"/>
                 <w:color w:val="24292E"/>
                 <w:lang w:val="en-US" w:bidi="fa-IR"/>
+                <w:rtl w:val="0"/>
               </w:rPr>
               <w:t>}</w:t>
             </w:r>
           </w:p>
           <w:p>
             <w:pPr>
+              <w:bidi w:val="0"/>
               <w:spacing w:before="0" w:after="0" w:line="276" w:lineRule="auto"/>
               <w:jc w:val="left"/>
             </w:pPr>
@@ -4048,6 +4343,7 @@
                 <w:szCs w:val="19"/>
                 <w:color w:val="24292E"/>
                 <w:lang w:val="en-US" w:bidi="fa-IR"/>
+                <w:rtl w:val="0"/>
               </w:rPr>
               <w:t>}</w:t>
             </w:r>
@@ -4068,13 +4364,13 @@
         <w:tblLook w:firstColumn="1" w:firstRow="1" w:lastColumn="0" w:lastRow="0" w:noHBand="0" w:noVBand="1" w:val="04A0"/>
       </w:tblPr>
       <w:tblGrid>
-        <w:gridCol w:w="936"/>
-        <w:gridCol w:w="8702"/>
+        <w:gridCol w:w="1200"/>
+        <w:gridCol w:w="8438"/>
       </w:tblGrid>
       <w:tr>
         <w:tc>
           <w:tcPr>
-            <w:tcW w:type="dxa" w:w="936"/>
+            <w:tcW w:type="dxa" w:w="1200"/>
             <w:shd w:val="clear" w:color="auto" w:fill="6B2FA0"/>
             <w:tcMar>
               <w:top w:w="80" w:type="dxa"/>
@@ -4092,6 +4388,8 @@
           <w:p>
             <w:pPr>
               <w:jc w:val="center"/>
+              <w:keepNext/>
+              <w:keepLines/>
             </w:pPr>
             <w:r>
               <w:rPr>
@@ -4102,6 +4400,7 @@
                 <w:bCs/>
                 <w:color w:val="FFFFFF"/>
                 <w:lang w:val="en-US" w:bidi="fa-IR"/>
+                <w:rtl w:val="0"/>
               </w:rPr>
               <w:t>1.2</w:t>
             </w:r>
@@ -4109,7 +4408,7 @@
         </w:tc>
         <w:tc>
           <w:tcPr>
-            <w:tcW w:type="dxa" w:w="8702"/>
+            <w:tcW w:type="dxa" w:w="8438"/>
             <w:tcMar>
               <w:top w:w="80" w:type="dxa"/>
               <w:bottom w:w="80" w:type="dxa"/>
@@ -4125,7 +4424,10 @@
           </w:tcPr>
           <w:p>
             <w:pPr>
+              <w:bidi w:val="0"/>
               <w:jc w:val="start"/>
+              <w:keepNext/>
+              <w:keepLines/>
             </w:pPr>
             <w:r>
               <w:rPr>
@@ -4136,6 +4438,7 @@
                 <w:bCs/>
                 <w:color w:val="2D2D2D"/>
                 <w:lang w:val="en-US" w:bidi="fa-IR"/>
+                <w:rtl w:val="0"/>
               </w:rPr>
               <w:t>Data Access Implementation</w:t>
             </w:r>
@@ -4146,11 +4449,13 @@
     <w:p>
       <w:pPr>
         <w:spacing w:before="0" w:after="120"/>
+        <w:keepNext/>
       </w:pPr>
       <w:r/>
     </w:p>
     <w:p>
       <w:pPr>
+        <w:bidi w:val="0"/>
         <w:spacing w:line="336" w:lineRule="auto" w:after="120"/>
         <w:jc w:val="both"/>
       </w:pPr>
@@ -4161,6 +4466,7 @@
           <w:szCs w:val="22"/>
           <w:color w:val="2D2D2D"/>
           <w:lang w:val="en-US" w:bidi="fa-IR"/>
+          <w:rtl w:val="0"/>
         </w:rPr>
         <w:t>The</w:t>
       </w:r>
@@ -4181,6 +4487,7 @@
           <w:szCs w:val="22"/>
           <w:color w:val="2D2D2D"/>
           <w:lang w:val="en-US" w:bidi="fa-IR"/>
+          <w:rtl w:val="0"/>
         </w:rPr>
         <w:t>following</w:t>
       </w:r>
@@ -4201,6 +4508,7 @@
           <w:szCs w:val="22"/>
           <w:color w:val="2D2D2D"/>
           <w:lang w:val="en-US" w:bidi="fa-IR"/>
+          <w:rtl w:val="0"/>
         </w:rPr>
         <w:t>Python</w:t>
       </w:r>
@@ -4221,6 +4529,7 @@
           <w:szCs w:val="22"/>
           <w:color w:val="2D2D2D"/>
           <w:lang w:val="en-US" w:bidi="fa-IR"/>
+          <w:rtl w:val="0"/>
         </w:rPr>
         <w:t>snippet</w:t>
       </w:r>
@@ -4241,6 +4550,7 @@
           <w:szCs w:val="22"/>
           <w:color w:val="2D2D2D"/>
           <w:lang w:val="en-US" w:bidi="fa-IR"/>
+          <w:rtl w:val="0"/>
         </w:rPr>
         <w:t>demonstrates</w:t>
       </w:r>
@@ -4261,6 +4571,7 @@
           <w:szCs w:val="22"/>
           <w:color w:val="2D2D2D"/>
           <w:lang w:val="en-US" w:bidi="fa-IR"/>
+          <w:rtl w:val="0"/>
         </w:rPr>
         <w:t>the</w:t>
       </w:r>
@@ -4281,6 +4592,7 @@
           <w:szCs w:val="22"/>
           <w:color w:val="2D2D2D"/>
           <w:lang w:val="en-US" w:bidi="fa-IR"/>
+          <w:rtl w:val="0"/>
         </w:rPr>
         <w:t>repository</w:t>
       </w:r>
@@ -4301,6 +4613,7 @@
           <w:szCs w:val="22"/>
           <w:color w:val="2D2D2D"/>
           <w:lang w:val="en-US" w:bidi="fa-IR"/>
+          <w:rtl w:val="0"/>
         </w:rPr>
         <w:t>pattern</w:t>
       </w:r>
@@ -4321,6 +4634,7 @@
           <w:szCs w:val="22"/>
           <w:color w:val="2D2D2D"/>
           <w:lang w:val="en-US" w:bidi="fa-IR"/>
+          <w:rtl w:val="0"/>
         </w:rPr>
         <w:t>with</w:t>
       </w:r>
@@ -4341,6 +4655,7 @@
           <w:szCs w:val="22"/>
           <w:color w:val="2D2D2D"/>
           <w:lang w:val="en-US" w:bidi="fa-IR"/>
+          <w:rtl w:val="0"/>
         </w:rPr>
         <w:t>connection</w:t>
       </w:r>
@@ -4361,6 +4676,7 @@
           <w:szCs w:val="22"/>
           <w:color w:val="2D2D2D"/>
           <w:lang w:val="en-US" w:bidi="fa-IR"/>
+          <w:rtl w:val="0"/>
         </w:rPr>
         <w:t>pooling</w:t>
       </w:r>
@@ -4381,6 +4697,7 @@
           <w:szCs w:val="22"/>
           <w:color w:val="2D2D2D"/>
           <w:lang w:val="en-US" w:bidi="fa-IR"/>
+          <w:rtl w:val="0"/>
         </w:rPr>
         <w:t>and</w:t>
       </w:r>
@@ -4401,6 +4718,7 @@
           <w:szCs w:val="22"/>
           <w:color w:val="2D2D2D"/>
           <w:lang w:val="en-US" w:bidi="fa-IR"/>
+          <w:rtl w:val="0"/>
         </w:rPr>
         <w:t>resilient</w:t>
       </w:r>
@@ -4421,6 +4739,7 @@
           <w:szCs w:val="22"/>
           <w:color w:val="2D2D2D"/>
           <w:lang w:val="en-US" w:bidi="fa-IR"/>
+          <w:rtl w:val="0"/>
         </w:rPr>
         <w:t>timeout</w:t>
       </w:r>
@@ -4441,6 +4760,7 @@
           <w:szCs w:val="22"/>
           <w:color w:val="2D2D2D"/>
           <w:lang w:val="en-US" w:bidi="fa-IR"/>
+          <w:rtl w:val="0"/>
         </w:rPr>
         <w:t>retry</w:t>
       </w:r>
@@ -4461,6 +4781,7 @@
           <w:szCs w:val="22"/>
           <w:color w:val="2D2D2D"/>
           <w:lang w:val="en-US" w:bidi="fa-IR"/>
+          <w:rtl w:val="0"/>
         </w:rPr>
         <w:t>loops</w:t>
       </w:r>
@@ -4505,6 +4826,7 @@
           </w:tcPr>
           <w:p>
             <w:pPr>
+              <w:bidi w:val="0"/>
               <w:spacing w:before="0" w:after="0" w:line="276" w:lineRule="auto"/>
               <w:jc w:val="left"/>
             </w:pPr>
@@ -4517,6 +4839,7 @@
                 <w:bCs/>
                 <w:color w:val="007020"/>
                 <w:lang w:val="en-US" w:bidi="fa-IR"/>
+                <w:rtl w:val="0"/>
               </w:rPr>
               <w:t>import</w:t>
             </w:r>
@@ -4527,6 +4850,7 @@
                 <w:szCs w:val="19"/>
                 <w:color w:val="bbbbbb"/>
                 <w:lang w:val="en-US" w:bidi="fa-IR"/>
+                <w:rtl w:val="0"/>
               </w:rPr>
               <w:t xml:space="preserve"> </w:t>
             </w:r>
@@ -4539,12 +4863,14 @@
                 <w:bCs/>
                 <w:color w:val="0e84b5"/>
                 <w:lang w:val="en-US" w:bidi="fa-IR"/>
+                <w:rtl w:val="0"/>
               </w:rPr>
               <w:t>json</w:t>
             </w:r>
           </w:p>
           <w:p>
             <w:pPr>
+              <w:bidi w:val="0"/>
               <w:spacing w:before="0" w:after="0" w:line="276" w:lineRule="auto"/>
               <w:jc w:val="left"/>
             </w:pPr>
@@ -4557,6 +4883,7 @@
                 <w:bCs/>
                 <w:color w:val="007020"/>
                 <w:lang w:val="en-US" w:bidi="fa-IR"/>
+                <w:rtl w:val="0"/>
               </w:rPr>
               <w:t>from</w:t>
             </w:r>
@@ -4567,6 +4894,7 @@
                 <w:szCs w:val="19"/>
                 <w:color w:val="bbbbbb"/>
                 <w:lang w:val="en-US" w:bidi="fa-IR"/>
+                <w:rtl w:val="0"/>
               </w:rPr>
               <w:t xml:space="preserve"> </w:t>
             </w:r>
@@ -4579,6 +4907,7 @@
                 <w:bCs/>
                 <w:color w:val="0e84b5"/>
                 <w:lang w:val="en-US" w:bidi="fa-IR"/>
+                <w:rtl w:val="0"/>
               </w:rPr>
               <w:t>datetime</w:t>
             </w:r>
@@ -4589,6 +4918,7 @@
                 <w:szCs w:val="19"/>
                 <w:color w:val="bbbbbb"/>
                 <w:lang w:val="en-US" w:bidi="fa-IR"/>
+                <w:rtl w:val="0"/>
               </w:rPr>
               <w:t xml:space="preserve"> </w:t>
             </w:r>
@@ -4601,6 +4931,7 @@
                 <w:bCs/>
                 <w:color w:val="007020"/>
                 <w:lang w:val="en-US" w:bidi="fa-IR"/>
+                <w:rtl w:val="0"/>
               </w:rPr>
               <w:t>import</w:t>
             </w:r>
@@ -4611,6 +4942,7 @@
                 <w:szCs w:val="19"/>
                 <w:color w:val="24292E"/>
                 <w:lang w:val="en-US" w:bidi="fa-IR"/>
+                <w:rtl w:val="0"/>
               </w:rPr>
               <w:t xml:space="preserve"> </w:t>
             </w:r>
@@ -4621,12 +4953,14 @@
                 <w:szCs w:val="19"/>
                 <w:color w:val="24292E"/>
                 <w:lang w:val="en-US" w:bidi="fa-IR"/>
+                <w:rtl w:val="0"/>
               </w:rPr>
               <w:t>timedelta</w:t>
             </w:r>
           </w:p>
           <w:p>
             <w:pPr>
+              <w:bidi w:val="0"/>
               <w:spacing w:before="0" w:after="0" w:line="276" w:lineRule="auto"/>
               <w:jc w:val="left"/>
             </w:pPr>
@@ -4637,11 +4971,13 @@
                 <w:szCs w:val="19"/>
                 <w:color w:val="24292E"/>
                 <w:lang w:val="en-US" w:bidi="fa-IR"/>
+                <w:rtl w:val="0"/>
               </w:rPr>
             </w:r>
           </w:p>
           <w:p>
             <w:pPr>
+              <w:bidi w:val="0"/>
               <w:spacing w:before="0" w:after="0" w:line="276" w:lineRule="auto"/>
               <w:jc w:val="left"/>
             </w:pPr>
@@ -4654,6 +4990,7 @@
                 <w:bCs/>
                 <w:color w:val="007020"/>
                 <w:lang w:val="en-US" w:bidi="fa-IR"/>
+                <w:rtl w:val="0"/>
               </w:rPr>
               <w:t>def</w:t>
             </w:r>
@@ -4664,6 +5001,7 @@
                 <w:szCs w:val="19"/>
                 <w:color w:val="bbbbbb"/>
                 <w:lang w:val="en-US" w:bidi="fa-IR"/>
+                <w:rtl w:val="0"/>
               </w:rPr>
               <w:t xml:space="preserve"> </w:t>
             </w:r>
@@ -4674,6 +5012,7 @@
                 <w:szCs w:val="19"/>
                 <w:color w:val="06287e"/>
                 <w:lang w:val="en-US" w:bidi="fa-IR"/>
+                <w:rtl w:val="0"/>
               </w:rPr>
               <w:t>fetch_order_details</w:t>
             </w:r>
@@ -4684,6 +5023,7 @@
                 <w:szCs w:val="19"/>
                 <w:color w:val="24292E"/>
                 <w:lang w:val="en-US" w:bidi="fa-IR"/>
+                <w:rtl w:val="0"/>
               </w:rPr>
               <w:t>(</w:t>
             </w:r>
@@ -4694,6 +5034,7 @@
                 <w:szCs w:val="19"/>
                 <w:color w:val="24292E"/>
                 <w:lang w:val="en-US" w:bidi="fa-IR"/>
+                <w:rtl w:val="0"/>
               </w:rPr>
               <w:t>order_id</w:t>
             </w:r>
@@ -4704,6 +5045,7 @@
                 <w:szCs w:val="19"/>
                 <w:color w:val="24292E"/>
                 <w:lang w:val="en-US" w:bidi="fa-IR"/>
+                <w:rtl w:val="0"/>
               </w:rPr>
               <w:t>:</w:t>
             </w:r>
@@ -4714,6 +5056,7 @@
                 <w:szCs w:val="19"/>
                 <w:color w:val="24292E"/>
                 <w:lang w:val="en-US" w:bidi="fa-IR"/>
+                <w:rtl w:val="0"/>
               </w:rPr>
               <w:t xml:space="preserve"> </w:t>
             </w:r>
@@ -4724,6 +5067,7 @@
                 <w:szCs w:val="19"/>
                 <w:color w:val="007020"/>
                 <w:lang w:val="en-US" w:bidi="fa-IR"/>
+                <w:rtl w:val="0"/>
               </w:rPr>
               <w:t>int</w:t>
             </w:r>
@@ -4734,6 +5078,7 @@
                 <w:szCs w:val="19"/>
                 <w:color w:val="24292E"/>
                 <w:lang w:val="en-US" w:bidi="fa-IR"/>
+                <w:rtl w:val="0"/>
               </w:rPr>
               <w:t>,</w:t>
             </w:r>
@@ -4744,6 +5089,7 @@
                 <w:szCs w:val="19"/>
                 <w:color w:val="24292E"/>
                 <w:lang w:val="en-US" w:bidi="fa-IR"/>
+                <w:rtl w:val="0"/>
               </w:rPr>
               <w:t xml:space="preserve"> </w:t>
             </w:r>
@@ -4754,6 +5100,7 @@
                 <w:szCs w:val="19"/>
                 <w:color w:val="24292E"/>
                 <w:lang w:val="en-US" w:bidi="fa-IR"/>
+                <w:rtl w:val="0"/>
               </w:rPr>
               <w:t>redis_client</w:t>
             </w:r>
@@ -4764,6 +5111,7 @@
                 <w:szCs w:val="19"/>
                 <w:color w:val="24292E"/>
                 <w:lang w:val="en-US" w:bidi="fa-IR"/>
+                <w:rtl w:val="0"/>
               </w:rPr>
               <w:t>,</w:t>
             </w:r>
@@ -4774,6 +5122,7 @@
                 <w:szCs w:val="19"/>
                 <w:color w:val="24292E"/>
                 <w:lang w:val="en-US" w:bidi="fa-IR"/>
+                <w:rtl w:val="0"/>
               </w:rPr>
               <w:t xml:space="preserve"> </w:t>
             </w:r>
@@ -4784,6 +5133,7 @@
                 <w:szCs w:val="19"/>
                 <w:color w:val="24292E"/>
                 <w:lang w:val="en-US" w:bidi="fa-IR"/>
+                <w:rtl w:val="0"/>
               </w:rPr>
               <w:t>db_pool</w:t>
             </w:r>
@@ -4794,6 +5144,7 @@
                 <w:szCs w:val="19"/>
                 <w:color w:val="24292E"/>
                 <w:lang w:val="en-US" w:bidi="fa-IR"/>
+                <w:rtl w:val="0"/>
               </w:rPr>
               <w:t>)</w:t>
             </w:r>
@@ -4804,6 +5155,7 @@
                 <w:szCs w:val="19"/>
                 <w:color w:val="24292E"/>
                 <w:lang w:val="en-US" w:bidi="fa-IR"/>
+                <w:rtl w:val="0"/>
               </w:rPr>
               <w:t xml:space="preserve"> </w:t>
             </w:r>
@@ -4814,6 +5166,7 @@
                 <w:szCs w:val="19"/>
                 <w:color w:val="666666"/>
                 <w:lang w:val="en-US" w:bidi="fa-IR"/>
+                <w:rtl w:val="0"/>
               </w:rPr>
               <w:t>-</w:t>
             </w:r>
@@ -4824,6 +5177,7 @@
                 <w:szCs w:val="19"/>
                 <w:color w:val="666666"/>
                 <w:lang w:val="en-US" w:bidi="fa-IR"/>
+                <w:rtl w:val="0"/>
               </w:rPr>
               <w:t>&gt;</w:t>
             </w:r>
@@ -4834,6 +5188,7 @@
                 <w:szCs w:val="19"/>
                 <w:color w:val="24292E"/>
                 <w:lang w:val="en-US" w:bidi="fa-IR"/>
+                <w:rtl w:val="0"/>
               </w:rPr>
               <w:t xml:space="preserve"> </w:t>
             </w:r>
@@ -4844,6 +5199,7 @@
                 <w:szCs w:val="19"/>
                 <w:color w:val="007020"/>
                 <w:lang w:val="en-US" w:bidi="fa-IR"/>
+                <w:rtl w:val="0"/>
               </w:rPr>
               <w:t>dict</w:t>
             </w:r>
@@ -4854,12 +5210,14 @@
                 <w:szCs w:val="19"/>
                 <w:color w:val="24292E"/>
                 <w:lang w:val="en-US" w:bidi="fa-IR"/>
+                <w:rtl w:val="0"/>
               </w:rPr>
               <w:t>:</w:t>
             </w:r>
           </w:p>
           <w:p>
             <w:pPr>
+              <w:bidi w:val="0"/>
               <w:spacing w:before="0" w:after="0" w:line="276" w:lineRule="auto"/>
               <w:jc w:val="left"/>
             </w:pPr>
@@ -4870,6 +5228,7 @@
                 <w:szCs w:val="19"/>
                 <w:color w:val="24292E"/>
                 <w:lang w:val="en-US" w:bidi="fa-IR"/>
+                <w:rtl w:val="0"/>
               </w:rPr>
               <w:t xml:space="preserve">    </w:t>
             </w:r>
@@ -4880,6 +5239,7 @@
                 <w:szCs w:val="19"/>
                 <w:color w:val="24292E"/>
                 <w:lang w:val="en-US" w:bidi="fa-IR"/>
+                <w:rtl w:val="0"/>
               </w:rPr>
               <w:t>cache_key</w:t>
             </w:r>
@@ -4890,6 +5250,7 @@
                 <w:szCs w:val="19"/>
                 <w:color w:val="24292E"/>
                 <w:lang w:val="en-US" w:bidi="fa-IR"/>
+                <w:rtl w:val="0"/>
               </w:rPr>
               <w:t xml:space="preserve"> </w:t>
             </w:r>
@@ -4900,6 +5261,7 @@
                 <w:szCs w:val="19"/>
                 <w:color w:val="666666"/>
                 <w:lang w:val="en-US" w:bidi="fa-IR"/>
+                <w:rtl w:val="0"/>
               </w:rPr>
               <w:t>=</w:t>
             </w:r>
@@ -4910,6 +5272,7 @@
                 <w:szCs w:val="19"/>
                 <w:color w:val="24292E"/>
                 <w:lang w:val="en-US" w:bidi="fa-IR"/>
+                <w:rtl w:val="0"/>
               </w:rPr>
               <w:t xml:space="preserve"> </w:t>
             </w:r>
@@ -4920,6 +5283,7 @@
                 <w:szCs w:val="19"/>
                 <w:color w:val="4070a0"/>
                 <w:lang w:val="en-US" w:bidi="fa-IR"/>
+                <w:rtl w:val="0"/>
               </w:rPr>
               <w:t>f</w:t>
             </w:r>
@@ -4930,6 +5294,7 @@
                 <w:szCs w:val="19"/>
                 <w:color w:val="4070a0"/>
                 <w:lang w:val="en-US" w:bidi="fa-IR"/>
+                <w:rtl w:val="0"/>
               </w:rPr>
               <w:t>"</w:t>
             </w:r>
@@ -4940,6 +5305,7 @@
                 <w:szCs w:val="19"/>
                 <w:color w:val="4070a0"/>
                 <w:lang w:val="en-US" w:bidi="fa-IR"/>
+                <w:rtl w:val="0"/>
               </w:rPr>
               <w:t>order:</w:t>
             </w:r>
@@ -4952,6 +5318,7 @@
                 <w:iCs/>
                 <w:color w:val="70a0d0"/>
                 <w:lang w:val="en-US" w:bidi="fa-IR"/>
+                <w:rtl w:val="0"/>
               </w:rPr>
               <w:t>{</w:t>
             </w:r>
@@ -4962,6 +5329,7 @@
                 <w:szCs w:val="19"/>
                 <w:color w:val="24292E"/>
                 <w:lang w:val="en-US" w:bidi="fa-IR"/>
+                <w:rtl w:val="0"/>
               </w:rPr>
               <w:t>order_id</w:t>
             </w:r>
@@ -4974,6 +5342,7 @@
                 <w:iCs/>
                 <w:color w:val="70a0d0"/>
                 <w:lang w:val="en-US" w:bidi="fa-IR"/>
+                <w:rtl w:val="0"/>
               </w:rPr>
               <w:t>}</w:t>
             </w:r>
@@ -4984,12 +5353,14 @@
                 <w:szCs w:val="19"/>
                 <w:color w:val="4070a0"/>
                 <w:lang w:val="en-US" w:bidi="fa-IR"/>
+                <w:rtl w:val="0"/>
               </w:rPr>
               <w:t>"</w:t>
             </w:r>
           </w:p>
           <w:p>
             <w:pPr>
+              <w:bidi w:val="0"/>
               <w:spacing w:before="0" w:after="0" w:line="276" w:lineRule="auto"/>
               <w:jc w:val="left"/>
             </w:pPr>
@@ -5000,6 +5371,7 @@
                 <w:szCs w:val="19"/>
                 <w:color w:val="24292E"/>
                 <w:lang w:val="en-US" w:bidi="fa-IR"/>
+                <w:rtl w:val="0"/>
               </w:rPr>
               <w:t xml:space="preserve">    </w:t>
             </w:r>
@@ -5010,6 +5382,7 @@
                 <w:szCs w:val="19"/>
                 <w:color w:val="24292E"/>
                 <w:lang w:val="en-US" w:bidi="fa-IR"/>
+                <w:rtl w:val="0"/>
               </w:rPr>
               <w:t>cached_val</w:t>
             </w:r>
@@ -5020,6 +5393,7 @@
                 <w:szCs w:val="19"/>
                 <w:color w:val="24292E"/>
                 <w:lang w:val="en-US" w:bidi="fa-IR"/>
+                <w:rtl w:val="0"/>
               </w:rPr>
               <w:t xml:space="preserve"> </w:t>
             </w:r>
@@ -5030,6 +5404,7 @@
                 <w:szCs w:val="19"/>
                 <w:color w:val="666666"/>
                 <w:lang w:val="en-US" w:bidi="fa-IR"/>
+                <w:rtl w:val="0"/>
               </w:rPr>
               <w:t>=</w:t>
             </w:r>
@@ -5040,6 +5415,7 @@
                 <w:szCs w:val="19"/>
                 <w:color w:val="24292E"/>
                 <w:lang w:val="en-US" w:bidi="fa-IR"/>
+                <w:rtl w:val="0"/>
               </w:rPr>
               <w:t xml:space="preserve"> </w:t>
             </w:r>
@@ -5050,6 +5426,7 @@
                 <w:szCs w:val="19"/>
                 <w:color w:val="24292E"/>
                 <w:lang w:val="en-US" w:bidi="fa-IR"/>
+                <w:rtl w:val="0"/>
               </w:rPr>
               <w:t>redis_client</w:t>
             </w:r>
@@ -5060,6 +5437,7 @@
                 <w:szCs w:val="19"/>
                 <w:color w:val="666666"/>
                 <w:lang w:val="en-US" w:bidi="fa-IR"/>
+                <w:rtl w:val="0"/>
               </w:rPr>
               <w:t>.</w:t>
             </w:r>
@@ -5070,6 +5448,7 @@
                 <w:szCs w:val="19"/>
                 <w:color w:val="24292E"/>
                 <w:lang w:val="en-US" w:bidi="fa-IR"/>
+                <w:rtl w:val="0"/>
               </w:rPr>
               <w:t>get</w:t>
             </w:r>
@@ -5080,6 +5459,7 @@
                 <w:szCs w:val="19"/>
                 <w:color w:val="24292E"/>
                 <w:lang w:val="en-US" w:bidi="fa-IR"/>
+                <w:rtl w:val="0"/>
               </w:rPr>
               <w:t>(</w:t>
             </w:r>
@@ -5090,6 +5470,7 @@
                 <w:szCs w:val="19"/>
                 <w:color w:val="24292E"/>
                 <w:lang w:val="en-US" w:bidi="fa-IR"/>
+                <w:rtl w:val="0"/>
               </w:rPr>
               <w:t>cache_key</w:t>
             </w:r>
@@ -5100,12 +5481,14 @@
                 <w:szCs w:val="19"/>
                 <w:color w:val="24292E"/>
                 <w:lang w:val="en-US" w:bidi="fa-IR"/>
+                <w:rtl w:val="0"/>
               </w:rPr>
               <w:t>)</w:t>
             </w:r>
           </w:p>
           <w:p>
             <w:pPr>
+              <w:bidi w:val="0"/>
               <w:spacing w:before="0" w:after="0" w:line="276" w:lineRule="auto"/>
               <w:jc w:val="left"/>
             </w:pPr>
@@ -5116,6 +5499,7 @@
                 <w:szCs w:val="19"/>
                 <w:color w:val="24292E"/>
                 <w:lang w:val="en-US" w:bidi="fa-IR"/>
+                <w:rtl w:val="0"/>
               </w:rPr>
               <w:t xml:space="preserve">    </w:t>
             </w:r>
@@ -5128,6 +5512,7 @@
                 <w:bCs/>
                 <w:color w:val="007020"/>
                 <w:lang w:val="en-US" w:bidi="fa-IR"/>
+                <w:rtl w:val="0"/>
               </w:rPr>
               <w:t>if</w:t>
             </w:r>
@@ -5138,6 +5523,7 @@
                 <w:szCs w:val="19"/>
                 <w:color w:val="24292E"/>
                 <w:lang w:val="en-US" w:bidi="fa-IR"/>
+                <w:rtl w:val="0"/>
               </w:rPr>
               <w:t xml:space="preserve"> </w:t>
             </w:r>
@@ -5148,6 +5534,7 @@
                 <w:szCs w:val="19"/>
                 <w:color w:val="24292E"/>
                 <w:lang w:val="en-US" w:bidi="fa-IR"/>
+                <w:rtl w:val="0"/>
               </w:rPr>
               <w:t>cached_val</w:t>
             </w:r>
@@ -5158,12 +5545,14 @@
                 <w:szCs w:val="19"/>
                 <w:color w:val="24292E"/>
                 <w:lang w:val="en-US" w:bidi="fa-IR"/>
+                <w:rtl w:val="0"/>
               </w:rPr>
               <w:t>:</w:t>
             </w:r>
           </w:p>
           <w:p>
             <w:pPr>
+              <w:bidi w:val="0"/>
               <w:spacing w:before="0" w:after="0" w:line="276" w:lineRule="auto"/>
               <w:jc w:val="left"/>
             </w:pPr>
@@ -5174,6 +5563,7 @@
                 <w:szCs w:val="19"/>
                 <w:color w:val="24292E"/>
                 <w:lang w:val="en-US" w:bidi="fa-IR"/>
+                <w:rtl w:val="0"/>
               </w:rPr>
               <w:t xml:space="preserve">        </w:t>
             </w:r>
@@ -5186,6 +5576,7 @@
                 <w:bCs/>
                 <w:color w:val="007020"/>
                 <w:lang w:val="en-US" w:bidi="fa-IR"/>
+                <w:rtl w:val="0"/>
               </w:rPr>
               <w:t>return</w:t>
             </w:r>
@@ -5196,6 +5587,7 @@
                 <w:szCs w:val="19"/>
                 <w:color w:val="24292E"/>
                 <w:lang w:val="en-US" w:bidi="fa-IR"/>
+                <w:rtl w:val="0"/>
               </w:rPr>
               <w:t xml:space="preserve"> </w:t>
             </w:r>
@@ -5206,6 +5598,7 @@
                 <w:szCs w:val="19"/>
                 <w:color w:val="24292E"/>
                 <w:lang w:val="en-US" w:bidi="fa-IR"/>
+                <w:rtl w:val="0"/>
               </w:rPr>
               <w:t>json</w:t>
             </w:r>
@@ -5216,6 +5609,7 @@
                 <w:szCs w:val="19"/>
                 <w:color w:val="666666"/>
                 <w:lang w:val="en-US" w:bidi="fa-IR"/>
+                <w:rtl w:val="0"/>
               </w:rPr>
               <w:t>.</w:t>
             </w:r>
@@ -5226,6 +5620,7 @@
                 <w:szCs w:val="19"/>
                 <w:color w:val="24292E"/>
                 <w:lang w:val="en-US" w:bidi="fa-IR"/>
+                <w:rtl w:val="0"/>
               </w:rPr>
               <w:t>loads</w:t>
             </w:r>
@@ -5236,6 +5631,7 @@
                 <w:szCs w:val="19"/>
                 <w:color w:val="24292E"/>
                 <w:lang w:val="en-US" w:bidi="fa-IR"/>
+                <w:rtl w:val="0"/>
               </w:rPr>
               <w:t>(</w:t>
             </w:r>
@@ -5246,6 +5642,7 @@
                 <w:szCs w:val="19"/>
                 <w:color w:val="24292E"/>
                 <w:lang w:val="en-US" w:bidi="fa-IR"/>
+                <w:rtl w:val="0"/>
               </w:rPr>
               <w:t>cached_val</w:t>
             </w:r>
@@ -5256,12 +5653,14 @@
                 <w:szCs w:val="19"/>
                 <w:color w:val="24292E"/>
                 <w:lang w:val="en-US" w:bidi="fa-IR"/>
+                <w:rtl w:val="0"/>
               </w:rPr>
               <w:t>)</w:t>
             </w:r>
           </w:p>
           <w:p>
             <w:pPr>
+              <w:bidi w:val="0"/>
               <w:spacing w:before="0" w:after="0" w:line="276" w:lineRule="auto"/>
               <w:jc w:val="left"/>
             </w:pPr>
@@ -5272,11 +5671,13 @@
                 <w:szCs w:val="19"/>
                 <w:color w:val="24292E"/>
                 <w:lang w:val="en-US" w:bidi="fa-IR"/>
+                <w:rtl w:val="0"/>
               </w:rPr>
             </w:r>
           </w:p>
           <w:p>
             <w:pPr>
+              <w:bidi w:val="0"/>
               <w:spacing w:before="0" w:after="0" w:line="276" w:lineRule="auto"/>
               <w:jc w:val="left"/>
             </w:pPr>
@@ -5287,6 +5688,7 @@
                 <w:szCs w:val="19"/>
                 <w:color w:val="24292E"/>
                 <w:lang w:val="en-US" w:bidi="fa-IR"/>
+                <w:rtl w:val="0"/>
               </w:rPr>
               <w:t xml:space="preserve">    </w:t>
             </w:r>
@@ -5299,6 +5701,7 @@
                 <w:bCs/>
                 <w:color w:val="007020"/>
                 <w:lang w:val="en-US" w:bidi="fa-IR"/>
+                <w:rtl w:val="0"/>
               </w:rPr>
               <w:t>with</w:t>
             </w:r>
@@ -5309,6 +5712,7 @@
                 <w:szCs w:val="19"/>
                 <w:color w:val="24292E"/>
                 <w:lang w:val="en-US" w:bidi="fa-IR"/>
+                <w:rtl w:val="0"/>
               </w:rPr>
               <w:t xml:space="preserve"> </w:t>
             </w:r>
@@ -5319,6 +5723,7 @@
                 <w:szCs w:val="19"/>
                 <w:color w:val="24292E"/>
                 <w:lang w:val="en-US" w:bidi="fa-IR"/>
+                <w:rtl w:val="0"/>
               </w:rPr>
               <w:t>db_pool</w:t>
             </w:r>
@@ -5329,6 +5734,7 @@
                 <w:szCs w:val="19"/>
                 <w:color w:val="666666"/>
                 <w:lang w:val="en-US" w:bidi="fa-IR"/>
+                <w:rtl w:val="0"/>
               </w:rPr>
               <w:t>.</w:t>
             </w:r>
@@ -5339,6 +5745,7 @@
                 <w:szCs w:val="19"/>
                 <w:color w:val="24292E"/>
                 <w:lang w:val="en-US" w:bidi="fa-IR"/>
+                <w:rtl w:val="0"/>
               </w:rPr>
               <w:t>acquire</w:t>
             </w:r>
@@ -5349,6 +5756,7 @@
                 <w:szCs w:val="19"/>
                 <w:color w:val="24292E"/>
                 <w:lang w:val="en-US" w:bidi="fa-IR"/>
+                <w:rtl w:val="0"/>
               </w:rPr>
               <w:t>(</w:t>
             </w:r>
@@ -5359,6 +5767,7 @@
                 <w:szCs w:val="19"/>
                 <w:color w:val="24292E"/>
                 <w:lang w:val="en-US" w:bidi="fa-IR"/>
+                <w:rtl w:val="0"/>
               </w:rPr>
               <w:t>)</w:t>
             </w:r>
@@ -5369,6 +5778,7 @@
                 <w:szCs w:val="19"/>
                 <w:color w:val="24292E"/>
                 <w:lang w:val="en-US" w:bidi="fa-IR"/>
+                <w:rtl w:val="0"/>
               </w:rPr>
               <w:t xml:space="preserve"> </w:t>
             </w:r>
@@ -5381,6 +5791,7 @@
                 <w:bCs/>
                 <w:color w:val="007020"/>
                 <w:lang w:val="en-US" w:bidi="fa-IR"/>
+                <w:rtl w:val="0"/>
               </w:rPr>
               <w:t>as</w:t>
             </w:r>
@@ -5391,6 +5802,7 @@
                 <w:szCs w:val="19"/>
                 <w:color w:val="24292E"/>
                 <w:lang w:val="en-US" w:bidi="fa-IR"/>
+                <w:rtl w:val="0"/>
               </w:rPr>
               <w:t xml:space="preserve"> </w:t>
             </w:r>
@@ -5401,6 +5813,7 @@
                 <w:szCs w:val="19"/>
                 <w:color w:val="24292E"/>
                 <w:lang w:val="en-US" w:bidi="fa-IR"/>
+                <w:rtl w:val="0"/>
               </w:rPr>
               <w:t>conn</w:t>
             </w:r>
@@ -5411,12 +5824,14 @@
                 <w:szCs w:val="19"/>
                 <w:color w:val="24292E"/>
                 <w:lang w:val="en-US" w:bidi="fa-IR"/>
+                <w:rtl w:val="0"/>
               </w:rPr>
               <w:t>:</w:t>
             </w:r>
           </w:p>
           <w:p>
             <w:pPr>
+              <w:bidi w:val="0"/>
               <w:spacing w:before="0" w:after="0" w:line="276" w:lineRule="auto"/>
               <w:jc w:val="left"/>
             </w:pPr>
@@ -5427,6 +5842,7 @@
                 <w:szCs w:val="19"/>
                 <w:color w:val="24292E"/>
                 <w:lang w:val="en-US" w:bidi="fa-IR"/>
+                <w:rtl w:val="0"/>
               </w:rPr>
               <w:t xml:space="preserve">        </w:t>
             </w:r>
@@ -5437,6 +5853,7 @@
                 <w:szCs w:val="19"/>
                 <w:color w:val="24292E"/>
                 <w:lang w:val="en-US" w:bidi="fa-IR"/>
+                <w:rtl w:val="0"/>
               </w:rPr>
               <w:t>record</w:t>
             </w:r>
@@ -5447,6 +5864,7 @@
                 <w:szCs w:val="19"/>
                 <w:color w:val="24292E"/>
                 <w:lang w:val="en-US" w:bidi="fa-IR"/>
+                <w:rtl w:val="0"/>
               </w:rPr>
               <w:t xml:space="preserve"> </w:t>
             </w:r>
@@ -5457,6 +5875,7 @@
                 <w:szCs w:val="19"/>
                 <w:color w:val="666666"/>
                 <w:lang w:val="en-US" w:bidi="fa-IR"/>
+                <w:rtl w:val="0"/>
               </w:rPr>
               <w:t>=</w:t>
             </w:r>
@@ -5467,6 +5886,7 @@
                 <w:szCs w:val="19"/>
                 <w:color w:val="24292E"/>
                 <w:lang w:val="en-US" w:bidi="fa-IR"/>
+                <w:rtl w:val="0"/>
               </w:rPr>
               <w:t xml:space="preserve"> </w:t>
             </w:r>
@@ -5477,6 +5897,7 @@
                 <w:szCs w:val="19"/>
                 <w:color w:val="24292E"/>
                 <w:lang w:val="en-US" w:bidi="fa-IR"/>
+                <w:rtl w:val="0"/>
               </w:rPr>
               <w:t>conn</w:t>
             </w:r>
@@ -5487,6 +5908,7 @@
                 <w:szCs w:val="19"/>
                 <w:color w:val="666666"/>
                 <w:lang w:val="en-US" w:bidi="fa-IR"/>
+                <w:rtl w:val="0"/>
               </w:rPr>
               <w:t>.</w:t>
             </w:r>
@@ -5497,6 +5919,7 @@
                 <w:szCs w:val="19"/>
                 <w:color w:val="24292E"/>
                 <w:lang w:val="en-US" w:bidi="fa-IR"/>
+                <w:rtl w:val="0"/>
               </w:rPr>
               <w:t>query_one</w:t>
             </w:r>
@@ -5507,6 +5930,7 @@
                 <w:szCs w:val="19"/>
                 <w:color w:val="24292E"/>
                 <w:lang w:val="en-US" w:bidi="fa-IR"/>
+                <w:rtl w:val="0"/>
               </w:rPr>
               <w:t>(</w:t>
             </w:r>
@@ -5517,6 +5941,7 @@
                 <w:szCs w:val="19"/>
                 <w:color w:val="4070a0"/>
                 <w:lang w:val="en-US" w:bidi="fa-IR"/>
+                <w:rtl w:val="0"/>
               </w:rPr>
               <w:t>"</w:t>
             </w:r>
@@ -5527,6 +5952,7 @@
                 <w:szCs w:val="19"/>
                 <w:color w:val="4070a0"/>
                 <w:lang w:val="en-US" w:bidi="fa-IR"/>
+                <w:rtl w:val="0"/>
               </w:rPr>
               <w:t xml:space="preserve">SELECT id, amount, status FROM orders WHERE id = </w:t>
             </w:r>
@@ -5539,6 +5965,7 @@
                 <w:iCs/>
                 <w:color w:val="70a0d0"/>
                 <w:lang w:val="en-US" w:bidi="fa-IR"/>
+                <w:rtl w:val="0"/>
               </w:rPr>
               <w:t>%s</w:t>
             </w:r>
@@ -5549,6 +5976,7 @@
                 <w:szCs w:val="19"/>
                 <w:color w:val="4070a0"/>
                 <w:lang w:val="en-US" w:bidi="fa-IR"/>
+                <w:rtl w:val="0"/>
               </w:rPr>
               <w:t>"</w:t>
             </w:r>
@@ -5559,6 +5987,7 @@
                 <w:szCs w:val="19"/>
                 <w:color w:val="24292E"/>
                 <w:lang w:val="en-US" w:bidi="fa-IR"/>
+                <w:rtl w:val="0"/>
               </w:rPr>
               <w:t>,</w:t>
             </w:r>
@@ -5569,6 +5998,7 @@
                 <w:szCs w:val="19"/>
                 <w:color w:val="24292E"/>
                 <w:lang w:val="en-US" w:bidi="fa-IR"/>
+                <w:rtl w:val="0"/>
               </w:rPr>
               <w:t xml:space="preserve"> </w:t>
             </w:r>
@@ -5579,6 +6009,7 @@
                 <w:szCs w:val="19"/>
                 <w:color w:val="24292E"/>
                 <w:lang w:val="en-US" w:bidi="fa-IR"/>
+                <w:rtl w:val="0"/>
               </w:rPr>
               <w:t>order_id</w:t>
             </w:r>
@@ -5589,12 +6020,14 @@
                 <w:szCs w:val="19"/>
                 <w:color w:val="24292E"/>
                 <w:lang w:val="en-US" w:bidi="fa-IR"/>
+                <w:rtl w:val="0"/>
               </w:rPr>
               <w:t>)</w:t>
             </w:r>
           </w:p>
           <w:p>
             <w:pPr>
+              <w:bidi w:val="0"/>
               <w:spacing w:before="0" w:after="0" w:line="276" w:lineRule="auto"/>
               <w:jc w:val="left"/>
             </w:pPr>
@@ -5605,6 +6038,7 @@
                 <w:szCs w:val="19"/>
                 <w:color w:val="24292E"/>
                 <w:lang w:val="en-US" w:bidi="fa-IR"/>
+                <w:rtl w:val="0"/>
               </w:rPr>
               <w:t xml:space="preserve">        </w:t>
             </w:r>
@@ -5617,6 +6051,7 @@
                 <w:bCs/>
                 <w:color w:val="007020"/>
                 <w:lang w:val="en-US" w:bidi="fa-IR"/>
+                <w:rtl w:val="0"/>
               </w:rPr>
               <w:t>if</w:t>
             </w:r>
@@ -5627,6 +6062,7 @@
                 <w:szCs w:val="19"/>
                 <w:color w:val="24292E"/>
                 <w:lang w:val="en-US" w:bidi="fa-IR"/>
+                <w:rtl w:val="0"/>
               </w:rPr>
               <w:t xml:space="preserve"> </w:t>
             </w:r>
@@ -5637,6 +6073,7 @@
                 <w:szCs w:val="19"/>
                 <w:color w:val="24292E"/>
                 <w:lang w:val="en-US" w:bidi="fa-IR"/>
+                <w:rtl w:val="0"/>
               </w:rPr>
               <w:t>record</w:t>
             </w:r>
@@ -5647,12 +6084,14 @@
                 <w:szCs w:val="19"/>
                 <w:color w:val="24292E"/>
                 <w:lang w:val="en-US" w:bidi="fa-IR"/>
+                <w:rtl w:val="0"/>
               </w:rPr>
               <w:t>:</w:t>
             </w:r>
           </w:p>
           <w:p>
             <w:pPr>
+              <w:bidi w:val="0"/>
               <w:spacing w:before="0" w:after="0" w:line="276" w:lineRule="auto"/>
               <w:jc w:val="left"/>
             </w:pPr>
@@ -5663,6 +6102,7 @@
                 <w:szCs w:val="19"/>
                 <w:color w:val="24292E"/>
                 <w:lang w:val="en-US" w:bidi="fa-IR"/>
+                <w:rtl w:val="0"/>
               </w:rPr>
               <w:t xml:space="preserve">            </w:t>
             </w:r>
@@ -5673,6 +6113,7 @@
                 <w:szCs w:val="19"/>
                 <w:color w:val="24292E"/>
                 <w:lang w:val="en-US" w:bidi="fa-IR"/>
+                <w:rtl w:val="0"/>
               </w:rPr>
               <w:t>redis_client</w:t>
             </w:r>
@@ -5683,6 +6124,7 @@
                 <w:szCs w:val="19"/>
                 <w:color w:val="666666"/>
                 <w:lang w:val="en-US" w:bidi="fa-IR"/>
+                <w:rtl w:val="0"/>
               </w:rPr>
               <w:t>.</w:t>
             </w:r>
@@ -5693,6 +6135,7 @@
                 <w:szCs w:val="19"/>
                 <w:color w:val="24292E"/>
                 <w:lang w:val="en-US" w:bidi="fa-IR"/>
+                <w:rtl w:val="0"/>
               </w:rPr>
               <w:t>setex</w:t>
             </w:r>
@@ -5703,6 +6146,7 @@
                 <w:szCs w:val="19"/>
                 <w:color w:val="24292E"/>
                 <w:lang w:val="en-US" w:bidi="fa-IR"/>
+                <w:rtl w:val="0"/>
               </w:rPr>
               <w:t>(</w:t>
             </w:r>
@@ -5713,6 +6157,7 @@
                 <w:szCs w:val="19"/>
                 <w:color w:val="24292E"/>
                 <w:lang w:val="en-US" w:bidi="fa-IR"/>
+                <w:rtl w:val="0"/>
               </w:rPr>
               <w:t>cache_key</w:t>
             </w:r>
@@ -5723,6 +6168,7 @@
                 <w:szCs w:val="19"/>
                 <w:color w:val="24292E"/>
                 <w:lang w:val="en-US" w:bidi="fa-IR"/>
+                <w:rtl w:val="0"/>
               </w:rPr>
               <w:t>,</w:t>
             </w:r>
@@ -5733,6 +6179,7 @@
                 <w:szCs w:val="19"/>
                 <w:color w:val="24292E"/>
                 <w:lang w:val="en-US" w:bidi="fa-IR"/>
+                <w:rtl w:val="0"/>
               </w:rPr>
               <w:t xml:space="preserve"> </w:t>
             </w:r>
@@ -5743,6 +6190,7 @@
                 <w:szCs w:val="19"/>
                 <w:color w:val="24292E"/>
                 <w:lang w:val="en-US" w:bidi="fa-IR"/>
+                <w:rtl w:val="0"/>
               </w:rPr>
               <w:t>timedelta</w:t>
             </w:r>
@@ -5753,6 +6201,7 @@
                 <w:szCs w:val="19"/>
                 <w:color w:val="24292E"/>
                 <w:lang w:val="en-US" w:bidi="fa-IR"/>
+                <w:rtl w:val="0"/>
               </w:rPr>
               <w:t>(</w:t>
             </w:r>
@@ -5763,6 +6212,7 @@
                 <w:szCs w:val="19"/>
                 <w:color w:val="24292E"/>
                 <w:lang w:val="en-US" w:bidi="fa-IR"/>
+                <w:rtl w:val="0"/>
               </w:rPr>
               <w:t>minutes</w:t>
             </w:r>
@@ -5773,6 +6223,7 @@
                 <w:szCs w:val="19"/>
                 <w:color w:val="666666"/>
                 <w:lang w:val="en-US" w:bidi="fa-IR"/>
+                <w:rtl w:val="0"/>
               </w:rPr>
               <w:t>=</w:t>
             </w:r>
@@ -5783,6 +6234,7 @@
                 <w:szCs w:val="19"/>
                 <w:color w:val="40a070"/>
                 <w:lang w:val="en-US" w:bidi="fa-IR"/>
+                <w:rtl w:val="0"/>
               </w:rPr>
               <w:t>15</w:t>
             </w:r>
@@ -5793,6 +6245,7 @@
                 <w:szCs w:val="19"/>
                 <w:color w:val="24292E"/>
                 <w:lang w:val="en-US" w:bidi="fa-IR"/>
+                <w:rtl w:val="0"/>
               </w:rPr>
               <w:t>)</w:t>
             </w:r>
@@ -5803,6 +6256,7 @@
                 <w:szCs w:val="19"/>
                 <w:color w:val="24292E"/>
                 <w:lang w:val="en-US" w:bidi="fa-IR"/>
+                <w:rtl w:val="0"/>
               </w:rPr>
               <w:t>,</w:t>
             </w:r>
@@ -5813,6 +6267,7 @@
                 <w:szCs w:val="19"/>
                 <w:color w:val="24292E"/>
                 <w:lang w:val="en-US" w:bidi="fa-IR"/>
+                <w:rtl w:val="0"/>
               </w:rPr>
               <w:t xml:space="preserve"> </w:t>
             </w:r>
@@ -5823,6 +6278,7 @@
                 <w:szCs w:val="19"/>
                 <w:color w:val="24292E"/>
                 <w:lang w:val="en-US" w:bidi="fa-IR"/>
+                <w:rtl w:val="0"/>
               </w:rPr>
               <w:t>json</w:t>
             </w:r>
@@ -5833,6 +6289,7 @@
                 <w:szCs w:val="19"/>
                 <w:color w:val="666666"/>
                 <w:lang w:val="en-US" w:bidi="fa-IR"/>
+                <w:rtl w:val="0"/>
               </w:rPr>
               <w:t>.</w:t>
             </w:r>
@@ -5843,6 +6300,7 @@
                 <w:szCs w:val="19"/>
                 <w:color w:val="24292E"/>
                 <w:lang w:val="en-US" w:bidi="fa-IR"/>
+                <w:rtl w:val="0"/>
               </w:rPr>
               <w:t>dumps</w:t>
             </w:r>
@@ -5853,6 +6311,7 @@
                 <w:szCs w:val="19"/>
                 <w:color w:val="24292E"/>
                 <w:lang w:val="en-US" w:bidi="fa-IR"/>
+                <w:rtl w:val="0"/>
               </w:rPr>
               <w:t>(</w:t>
             </w:r>
@@ -5863,6 +6322,7 @@
                 <w:szCs w:val="19"/>
                 <w:color w:val="24292E"/>
                 <w:lang w:val="en-US" w:bidi="fa-IR"/>
+                <w:rtl w:val="0"/>
               </w:rPr>
               <w:t>record</w:t>
             </w:r>
@@ -5873,6 +6333,7 @@
                 <w:szCs w:val="19"/>
                 <w:color w:val="24292E"/>
                 <w:lang w:val="en-US" w:bidi="fa-IR"/>
+                <w:rtl w:val="0"/>
               </w:rPr>
               <w:t>)</w:t>
             </w:r>
@@ -5883,12 +6344,14 @@
                 <w:szCs w:val="19"/>
                 <w:color w:val="24292E"/>
                 <w:lang w:val="en-US" w:bidi="fa-IR"/>
+                <w:rtl w:val="0"/>
               </w:rPr>
               <w:t>)</w:t>
             </w:r>
           </w:p>
           <w:p>
             <w:pPr>
+              <w:bidi w:val="0"/>
               <w:spacing w:before="0" w:after="0" w:line="276" w:lineRule="auto"/>
               <w:jc w:val="left"/>
             </w:pPr>
@@ -5899,6 +6362,7 @@
                 <w:szCs w:val="19"/>
                 <w:color w:val="24292E"/>
                 <w:lang w:val="en-US" w:bidi="fa-IR"/>
+                <w:rtl w:val="0"/>
               </w:rPr>
               <w:t xml:space="preserve">            </w:t>
             </w:r>
@@ -5911,6 +6375,7 @@
                 <w:bCs/>
                 <w:color w:val="007020"/>
                 <w:lang w:val="en-US" w:bidi="fa-IR"/>
+                <w:rtl w:val="0"/>
               </w:rPr>
               <w:t>return</w:t>
             </w:r>
@@ -5921,6 +6386,7 @@
                 <w:szCs w:val="19"/>
                 <w:color w:val="24292E"/>
                 <w:lang w:val="en-US" w:bidi="fa-IR"/>
+                <w:rtl w:val="0"/>
               </w:rPr>
               <w:t xml:space="preserve"> </w:t>
             </w:r>
@@ -5931,12 +6397,14 @@
                 <w:szCs w:val="19"/>
                 <w:color w:val="24292E"/>
                 <w:lang w:val="en-US" w:bidi="fa-IR"/>
+                <w:rtl w:val="0"/>
               </w:rPr>
               <w:t>record</w:t>
             </w:r>
           </w:p>
           <w:p>
             <w:pPr>
+              <w:bidi w:val="0"/>
               <w:spacing w:before="0" w:after="0" w:line="276" w:lineRule="auto"/>
               <w:jc w:val="left"/>
             </w:pPr>
@@ -5947,6 +6415,7 @@
                 <w:szCs w:val="19"/>
                 <w:color w:val="24292E"/>
                 <w:lang w:val="en-US" w:bidi="fa-IR"/>
+                <w:rtl w:val="0"/>
               </w:rPr>
               <w:t xml:space="preserve">    </w:t>
             </w:r>
@@ -5959,6 +6428,7 @@
                 <w:bCs/>
                 <w:color w:val="007020"/>
                 <w:lang w:val="en-US" w:bidi="fa-IR"/>
+                <w:rtl w:val="0"/>
               </w:rPr>
               <w:t>return</w:t>
             </w:r>
@@ -5969,6 +6439,7 @@
                 <w:szCs w:val="19"/>
                 <w:color w:val="24292E"/>
                 <w:lang w:val="en-US" w:bidi="fa-IR"/>
+                <w:rtl w:val="0"/>
               </w:rPr>
               <w:t xml:space="preserve"> </w:t>
             </w:r>
@@ -5979,6 +6450,7 @@
                 <w:szCs w:val="19"/>
                 <w:color w:val="24292E"/>
                 <w:lang w:val="en-US" w:bidi="fa-IR"/>
+                <w:rtl w:val="0"/>
               </w:rPr>
               <w:t>{</w:t>
             </w:r>
@@ -5989,6 +6461,7 @@
                 <w:szCs w:val="19"/>
                 <w:color w:val="24292E"/>
                 <w:lang w:val="en-US" w:bidi="fa-IR"/>
+                <w:rtl w:val="0"/>
               </w:rPr>
               <w:t>}</w:t>
             </w:r>
@@ -6004,6 +6477,7 @@
     </w:p>
     <w:p>
       <w:pPr>
+        <w:bidi w:val="0"/>
         <w:spacing w:line="336" w:lineRule="auto" w:after="120"/>
         <w:jc w:val="both"/>
       </w:pPr>
@@ -6014,6 +6488,7 @@
           <w:szCs w:val="22"/>
           <w:color w:val="2D2D2D"/>
           <w:lang w:val="en-US" w:bidi="fa-IR"/>
+          <w:rtl w:val="0"/>
         </w:rPr>
         <w:t>The</w:t>
       </w:r>
@@ -6034,6 +6509,7 @@
           <w:szCs w:val="22"/>
           <w:color w:val="2D2D2D"/>
           <w:lang w:val="en-US" w:bidi="fa-IR"/>
+          <w:rtl w:val="0"/>
         </w:rPr>
         <w:t>relational</w:t>
       </w:r>
@@ -6054,6 +6530,7 @@
           <w:szCs w:val="22"/>
           <w:color w:val="2D2D2D"/>
           <w:lang w:val="en-US" w:bidi="fa-IR"/>
+          <w:rtl w:val="0"/>
         </w:rPr>
         <w:t>database</w:t>
       </w:r>
@@ -6074,6 +6551,7 @@
           <w:szCs w:val="22"/>
           <w:color w:val="2D2D2D"/>
           <w:lang w:val="en-US" w:bidi="fa-IR"/>
+          <w:rtl w:val="0"/>
         </w:rPr>
         <w:t>persistence</w:t>
       </w:r>
@@ -6094,6 +6572,7 @@
           <w:szCs w:val="22"/>
           <w:color w:val="2D2D2D"/>
           <w:lang w:val="en-US" w:bidi="fa-IR"/>
+          <w:rtl w:val="0"/>
         </w:rPr>
         <w:t>schema</w:t>
       </w:r>
@@ -6114,6 +6593,7 @@
           <w:szCs w:val="22"/>
           <w:color w:val="2D2D2D"/>
           <w:lang w:val="en-US" w:bidi="fa-IR"/>
+          <w:rtl w:val="0"/>
         </w:rPr>
         <w:t>utilizes</w:t>
       </w:r>
@@ -6134,6 +6614,7 @@
           <w:szCs w:val="22"/>
           <w:color w:val="2D2D2D"/>
           <w:lang w:val="en-US" w:bidi="fa-IR"/>
+          <w:rtl w:val="0"/>
         </w:rPr>
         <w:t>partitioned</w:t>
       </w:r>
@@ -6154,6 +6635,7 @@
           <w:szCs w:val="22"/>
           <w:color w:val="2D2D2D"/>
           <w:lang w:val="en-US" w:bidi="fa-IR"/>
+          <w:rtl w:val="0"/>
         </w:rPr>
         <w:t>indexing</w:t>
       </w:r>
@@ -6174,6 +6656,7 @@
           <w:szCs w:val="22"/>
           <w:color w:val="2D2D2D"/>
           <w:lang w:val="en-US" w:bidi="fa-IR"/>
+          <w:rtl w:val="0"/>
         </w:rPr>
         <w:t>to</w:t>
       </w:r>
@@ -6194,6 +6677,7 @@
           <w:szCs w:val="22"/>
           <w:color w:val="2D2D2D"/>
           <w:lang w:val="en-US" w:bidi="fa-IR"/>
+          <w:rtl w:val="0"/>
         </w:rPr>
         <w:t>optimize</w:t>
       </w:r>
@@ -6214,6 +6698,7 @@
           <w:szCs w:val="22"/>
           <w:color w:val="2D2D2D"/>
           <w:lang w:val="en-US" w:bidi="fa-IR"/>
+          <w:rtl w:val="0"/>
         </w:rPr>
         <w:t>range</w:t>
       </w:r>
@@ -6234,6 +6719,7 @@
           <w:szCs w:val="22"/>
           <w:color w:val="2D2D2D"/>
           <w:lang w:val="en-US" w:bidi="fa-IR"/>
+          <w:rtl w:val="0"/>
         </w:rPr>
         <w:t>scan</w:t>
       </w:r>
@@ -6254,6 +6740,7 @@
           <w:szCs w:val="22"/>
           <w:color w:val="2D2D2D"/>
           <w:lang w:val="en-US" w:bidi="fa-IR"/>
+          <w:rtl w:val="0"/>
         </w:rPr>
         <w:t>throughput</w:t>
       </w:r>
@@ -6298,6 +6785,7 @@
           </w:tcPr>
           <w:p>
             <w:pPr>
+              <w:bidi w:val="0"/>
               <w:spacing w:before="0" w:after="0" w:line="276" w:lineRule="auto"/>
               <w:jc w:val="left"/>
             </w:pPr>
@@ -6310,12 +6798,14 @@
                 <w:iCs/>
                 <w:color w:val="60a0b0"/>
                 <w:lang w:val="en-US" w:bidi="fa-IR"/>
+                <w:rtl w:val="0"/>
               </w:rPr>
               <w:t>-- Partitioned Orders schema with clustered index and foreign constraints</w:t>
             </w:r>
           </w:p>
           <w:p>
             <w:pPr>
+              <w:bidi w:val="0"/>
               <w:spacing w:before="0" w:after="0" w:line="276" w:lineRule="auto"/>
               <w:jc w:val="left"/>
             </w:pPr>
@@ -6328,6 +6818,7 @@
                 <w:bCs/>
                 <w:color w:val="007020"/>
                 <w:lang w:val="en-US" w:bidi="fa-IR"/>
+                <w:rtl w:val="0"/>
               </w:rPr>
               <w:t>CREATE</w:t>
             </w:r>
@@ -6338,6 +6829,7 @@
                 <w:szCs w:val="19"/>
                 <w:color w:val="bbbbbb"/>
                 <w:lang w:val="en-US" w:bidi="fa-IR"/>
+                <w:rtl w:val="0"/>
               </w:rPr>
               <w:t xml:space="preserve"> </w:t>
             </w:r>
@@ -6350,6 +6842,7 @@
                 <w:bCs/>
                 <w:color w:val="007020"/>
                 <w:lang w:val="en-US" w:bidi="fa-IR"/>
+                <w:rtl w:val="0"/>
               </w:rPr>
               <w:t>TABLE</w:t>
             </w:r>
@@ -6360,6 +6853,7 @@
                 <w:szCs w:val="19"/>
                 <w:color w:val="bbbbbb"/>
                 <w:lang w:val="en-US" w:bidi="fa-IR"/>
+                <w:rtl w:val="0"/>
               </w:rPr>
               <w:t xml:space="preserve"> </w:t>
             </w:r>
@@ -6370,6 +6864,7 @@
                 <w:szCs w:val="19"/>
                 <w:color w:val="24292E"/>
                 <w:lang w:val="en-US" w:bidi="fa-IR"/>
+                <w:rtl w:val="0"/>
               </w:rPr>
               <w:t>dbo</w:t>
             </w:r>
@@ -6380,6 +6875,7 @@
                 <w:szCs w:val="19"/>
                 <w:color w:val="24292E"/>
                 <w:lang w:val="en-US" w:bidi="fa-IR"/>
+                <w:rtl w:val="0"/>
               </w:rPr>
               <w:t>.</w:t>
             </w:r>
@@ -6390,6 +6886,7 @@
                 <w:szCs w:val="19"/>
                 <w:color w:val="24292E"/>
                 <w:lang w:val="en-US" w:bidi="fa-IR"/>
+                <w:rtl w:val="0"/>
               </w:rPr>
               <w:t>Orders</w:t>
             </w:r>
@@ -6400,6 +6897,7 @@
                 <w:szCs w:val="19"/>
                 <w:color w:val="bbbbbb"/>
                 <w:lang w:val="en-US" w:bidi="fa-IR"/>
+                <w:rtl w:val="0"/>
               </w:rPr>
               <w:t xml:space="preserve"> </w:t>
             </w:r>
@@ -6410,12 +6908,14 @@
                 <w:szCs w:val="19"/>
                 <w:color w:val="24292E"/>
                 <w:lang w:val="en-US" w:bidi="fa-IR"/>
+                <w:rtl w:val="0"/>
               </w:rPr>
               <w:t>(</w:t>
             </w:r>
           </w:p>
           <w:p>
             <w:pPr>
+              <w:bidi w:val="0"/>
               <w:spacing w:before="0" w:after="0" w:line="276" w:lineRule="auto"/>
               <w:jc w:val="left"/>
             </w:pPr>
@@ -6426,6 +6926,7 @@
                 <w:szCs w:val="19"/>
                 <w:color w:val="bbbbbb"/>
                 <w:lang w:val="en-US" w:bidi="fa-IR"/>
+                <w:rtl w:val="0"/>
               </w:rPr>
               <w:t xml:space="preserve">    </w:t>
             </w:r>
@@ -6436,6 +6937,7 @@
                 <w:szCs w:val="19"/>
                 <w:color w:val="24292E"/>
                 <w:lang w:val="en-US" w:bidi="fa-IR"/>
+                <w:rtl w:val="0"/>
               </w:rPr>
               <w:t>OrderID</w:t>
             </w:r>
@@ -6446,6 +6948,7 @@
                 <w:szCs w:val="19"/>
                 <w:color w:val="bbbbbb"/>
                 <w:lang w:val="en-US" w:bidi="fa-IR"/>
+                <w:rtl w:val="0"/>
               </w:rPr>
               <w:t xml:space="preserve"> </w:t>
             </w:r>
@@ -6456,6 +6959,7 @@
                 <w:szCs w:val="19"/>
                 <w:color w:val="007020"/>
                 <w:lang w:val="en-US" w:bidi="fa-IR"/>
+                <w:rtl w:val="0"/>
               </w:rPr>
               <w:t>BIGINT</w:t>
             </w:r>
@@ -6466,6 +6970,7 @@
                 <w:szCs w:val="19"/>
                 <w:color w:val="bbbbbb"/>
                 <w:lang w:val="en-US" w:bidi="fa-IR"/>
+                <w:rtl w:val="0"/>
               </w:rPr>
               <w:t xml:space="preserve"> </w:t>
             </w:r>
@@ -6478,6 +6983,7 @@
                 <w:bCs/>
                 <w:color w:val="007020"/>
                 <w:lang w:val="en-US" w:bidi="fa-IR"/>
+                <w:rtl w:val="0"/>
               </w:rPr>
               <w:t>IDENTITY</w:t>
             </w:r>
@@ -6488,6 +6994,7 @@
                 <w:szCs w:val="19"/>
                 <w:color w:val="24292E"/>
                 <w:lang w:val="en-US" w:bidi="fa-IR"/>
+                <w:rtl w:val="0"/>
               </w:rPr>
               <w:t>(</w:t>
             </w:r>
@@ -6498,6 +7005,7 @@
                 <w:szCs w:val="19"/>
                 <w:color w:val="40a070"/>
                 <w:lang w:val="en-US" w:bidi="fa-IR"/>
+                <w:rtl w:val="0"/>
               </w:rPr>
               <w:t>1</w:t>
             </w:r>
@@ -6508,6 +7016,7 @@
                 <w:szCs w:val="19"/>
                 <w:color w:val="24292E"/>
                 <w:lang w:val="en-US" w:bidi="fa-IR"/>
+                <w:rtl w:val="0"/>
               </w:rPr>
               <w:t>,</w:t>
             </w:r>
@@ -6518,6 +7027,7 @@
                 <w:szCs w:val="19"/>
                 <w:color w:val="40a070"/>
                 <w:lang w:val="en-US" w:bidi="fa-IR"/>
+                <w:rtl w:val="0"/>
               </w:rPr>
               <w:t>1</w:t>
             </w:r>
@@ -6528,6 +7038,7 @@
                 <w:szCs w:val="19"/>
                 <w:color w:val="24292E"/>
                 <w:lang w:val="en-US" w:bidi="fa-IR"/>
+                <w:rtl w:val="0"/>
               </w:rPr>
               <w:t>)</w:t>
             </w:r>
@@ -6538,6 +7049,7 @@
                 <w:szCs w:val="19"/>
                 <w:color w:val="bbbbbb"/>
                 <w:lang w:val="en-US" w:bidi="fa-IR"/>
+                <w:rtl w:val="0"/>
               </w:rPr>
               <w:t xml:space="preserve"> </w:t>
             </w:r>
@@ -6550,6 +7062,7 @@
                 <w:bCs/>
                 <w:color w:val="007020"/>
                 <w:lang w:val="en-US" w:bidi="fa-IR"/>
+                <w:rtl w:val="0"/>
               </w:rPr>
               <w:t>NOT</w:t>
             </w:r>
@@ -6560,6 +7073,7 @@
                 <w:szCs w:val="19"/>
                 <w:color w:val="bbbbbb"/>
                 <w:lang w:val="en-US" w:bidi="fa-IR"/>
+                <w:rtl w:val="0"/>
               </w:rPr>
               <w:t xml:space="preserve"> </w:t>
             </w:r>
@@ -6572,6 +7086,7 @@
                 <w:bCs/>
                 <w:color w:val="007020"/>
                 <w:lang w:val="en-US" w:bidi="fa-IR"/>
+                <w:rtl w:val="0"/>
               </w:rPr>
               <w:t>NULL</w:t>
             </w:r>
@@ -6582,12 +7097,14 @@
                 <w:szCs w:val="19"/>
                 <w:color w:val="24292E"/>
                 <w:lang w:val="en-US" w:bidi="fa-IR"/>
+                <w:rtl w:val="0"/>
               </w:rPr>
               <w:t>,</w:t>
             </w:r>
           </w:p>
           <w:p>
             <w:pPr>
+              <w:bidi w:val="0"/>
               <w:spacing w:before="0" w:after="0" w:line="276" w:lineRule="auto"/>
               <w:jc w:val="left"/>
             </w:pPr>
@@ -6598,6 +7115,7 @@
                 <w:szCs w:val="19"/>
                 <w:color w:val="bbbbbb"/>
                 <w:lang w:val="en-US" w:bidi="fa-IR"/>
+                <w:rtl w:val="0"/>
               </w:rPr>
               <w:t xml:space="preserve">    </w:t>
             </w:r>
@@ -6608,6 +7126,7 @@
                 <w:szCs w:val="19"/>
                 <w:color w:val="24292E"/>
                 <w:lang w:val="en-US" w:bidi="fa-IR"/>
+                <w:rtl w:val="0"/>
               </w:rPr>
               <w:t>CustomerID</w:t>
             </w:r>
@@ -6618,6 +7137,7 @@
                 <w:szCs w:val="19"/>
                 <w:color w:val="bbbbbb"/>
                 <w:lang w:val="en-US" w:bidi="fa-IR"/>
+                <w:rtl w:val="0"/>
               </w:rPr>
               <w:t xml:space="preserve"> </w:t>
             </w:r>
@@ -6628,6 +7148,7 @@
                 <w:szCs w:val="19"/>
                 <w:color w:val="007020"/>
                 <w:lang w:val="en-US" w:bidi="fa-IR"/>
+                <w:rtl w:val="0"/>
               </w:rPr>
               <w:t>INT</w:t>
             </w:r>
@@ -6638,6 +7159,7 @@
                 <w:szCs w:val="19"/>
                 <w:color w:val="bbbbbb"/>
                 <w:lang w:val="en-US" w:bidi="fa-IR"/>
+                <w:rtl w:val="0"/>
               </w:rPr>
               <w:t xml:space="preserve"> </w:t>
             </w:r>
@@ -6650,6 +7172,7 @@
                 <w:bCs/>
                 <w:color w:val="007020"/>
                 <w:lang w:val="en-US" w:bidi="fa-IR"/>
+                <w:rtl w:val="0"/>
               </w:rPr>
               <w:t>NOT</w:t>
             </w:r>
@@ -6660,6 +7183,7 @@
                 <w:szCs w:val="19"/>
                 <w:color w:val="bbbbbb"/>
                 <w:lang w:val="en-US" w:bidi="fa-IR"/>
+                <w:rtl w:val="0"/>
               </w:rPr>
               <w:t xml:space="preserve"> </w:t>
             </w:r>
@@ -6672,6 +7196,7 @@
                 <w:bCs/>
                 <w:color w:val="007020"/>
                 <w:lang w:val="en-US" w:bidi="fa-IR"/>
+                <w:rtl w:val="0"/>
               </w:rPr>
               <w:t>NULL</w:t>
             </w:r>
@@ -6682,12 +7207,14 @@
                 <w:szCs w:val="19"/>
                 <w:color w:val="24292E"/>
                 <w:lang w:val="en-US" w:bidi="fa-IR"/>
+                <w:rtl w:val="0"/>
               </w:rPr>
               <w:t>,</w:t>
             </w:r>
           </w:p>
           <w:p>
             <w:pPr>
+              <w:bidi w:val="0"/>
               <w:spacing w:before="0" w:after="0" w:line="276" w:lineRule="auto"/>
               <w:jc w:val="left"/>
             </w:pPr>
@@ -6698,6 +7225,7 @@
                 <w:szCs w:val="19"/>
                 <w:color w:val="bbbbbb"/>
                 <w:lang w:val="en-US" w:bidi="fa-IR"/>
+                <w:rtl w:val="0"/>
               </w:rPr>
               <w:t xml:space="preserve">    </w:t>
             </w:r>
@@ -6708,6 +7236,7 @@
                 <w:szCs w:val="19"/>
                 <w:color w:val="24292E"/>
                 <w:lang w:val="en-US" w:bidi="fa-IR"/>
+                <w:rtl w:val="0"/>
               </w:rPr>
               <w:t>OrderDate</w:t>
             </w:r>
@@ -6718,6 +7247,7 @@
                 <w:szCs w:val="19"/>
                 <w:color w:val="bbbbbb"/>
                 <w:lang w:val="en-US" w:bidi="fa-IR"/>
+                <w:rtl w:val="0"/>
               </w:rPr>
               <w:t xml:space="preserve"> </w:t>
             </w:r>
@@ -6728,6 +7258,7 @@
                 <w:szCs w:val="19"/>
                 <w:color w:val="24292E"/>
                 <w:lang w:val="en-US" w:bidi="fa-IR"/>
+                <w:rtl w:val="0"/>
               </w:rPr>
               <w:t>DATETIMEOFFSET</w:t>
             </w:r>
@@ -6738,6 +7269,7 @@
                 <w:szCs w:val="19"/>
                 <w:color w:val="bbbbbb"/>
                 <w:lang w:val="en-US" w:bidi="fa-IR"/>
+                <w:rtl w:val="0"/>
               </w:rPr>
               <w:t xml:space="preserve"> </w:t>
             </w:r>
@@ -6750,6 +7282,7 @@
                 <w:bCs/>
                 <w:color w:val="007020"/>
                 <w:lang w:val="en-US" w:bidi="fa-IR"/>
+                <w:rtl w:val="0"/>
               </w:rPr>
               <w:t>NOT</w:t>
             </w:r>
@@ -6760,6 +7293,7 @@
                 <w:szCs w:val="19"/>
                 <w:color w:val="bbbbbb"/>
                 <w:lang w:val="en-US" w:bidi="fa-IR"/>
+                <w:rtl w:val="0"/>
               </w:rPr>
               <w:t xml:space="preserve"> </w:t>
             </w:r>
@@ -6772,6 +7306,7 @@
                 <w:bCs/>
                 <w:color w:val="007020"/>
                 <w:lang w:val="en-US" w:bidi="fa-IR"/>
+                <w:rtl w:val="0"/>
               </w:rPr>
               <w:t>NULL</w:t>
             </w:r>
@@ -6782,6 +7317,7 @@
                 <w:szCs w:val="19"/>
                 <w:color w:val="bbbbbb"/>
                 <w:lang w:val="en-US" w:bidi="fa-IR"/>
+                <w:rtl w:val="0"/>
               </w:rPr>
               <w:t xml:space="preserve"> </w:t>
             </w:r>
@@ -6794,6 +7330,7 @@
                 <w:bCs/>
                 <w:color w:val="007020"/>
                 <w:lang w:val="en-US" w:bidi="fa-IR"/>
+                <w:rtl w:val="0"/>
               </w:rPr>
               <w:t>DEFAULT</w:t>
             </w:r>
@@ -6804,6 +7341,7 @@
                 <w:szCs w:val="19"/>
                 <w:color w:val="bbbbbb"/>
                 <w:lang w:val="en-US" w:bidi="fa-IR"/>
+                <w:rtl w:val="0"/>
               </w:rPr>
               <w:t xml:space="preserve"> </w:t>
             </w:r>
@@ -6814,6 +7352,7 @@
                 <w:szCs w:val="19"/>
                 <w:color w:val="24292E"/>
                 <w:lang w:val="en-US" w:bidi="fa-IR"/>
+                <w:rtl w:val="0"/>
               </w:rPr>
               <w:t>SYSDATETIMEOFFSET</w:t>
             </w:r>
@@ -6824,6 +7363,7 @@
                 <w:szCs w:val="19"/>
                 <w:color w:val="24292E"/>
                 <w:lang w:val="en-US" w:bidi="fa-IR"/>
+                <w:rtl w:val="0"/>
               </w:rPr>
               <w:t>(</w:t>
             </w:r>
@@ -6834,6 +7374,7 @@
                 <w:szCs w:val="19"/>
                 <w:color w:val="24292E"/>
                 <w:lang w:val="en-US" w:bidi="fa-IR"/>
+                <w:rtl w:val="0"/>
               </w:rPr>
               <w:t>)</w:t>
             </w:r>
@@ -6844,12 +7385,14 @@
                 <w:szCs w:val="19"/>
                 <w:color w:val="24292E"/>
                 <w:lang w:val="en-US" w:bidi="fa-IR"/>
+                <w:rtl w:val="0"/>
               </w:rPr>
               <w:t>,</w:t>
             </w:r>
           </w:p>
           <w:p>
             <w:pPr>
+              <w:bidi w:val="0"/>
               <w:spacing w:before="0" w:after="0" w:line="276" w:lineRule="auto"/>
               <w:jc w:val="left"/>
             </w:pPr>
@@ -6860,6 +7403,7 @@
                 <w:szCs w:val="19"/>
                 <w:color w:val="bbbbbb"/>
                 <w:lang w:val="en-US" w:bidi="fa-IR"/>
+                <w:rtl w:val="0"/>
               </w:rPr>
               <w:t xml:space="preserve">    </w:t>
             </w:r>
@@ -6870,6 +7414,7 @@
                 <w:szCs w:val="19"/>
                 <w:color w:val="24292E"/>
                 <w:lang w:val="en-US" w:bidi="fa-IR"/>
+                <w:rtl w:val="0"/>
               </w:rPr>
               <w:t>TotalAmount</w:t>
             </w:r>
@@ -6880,6 +7425,7 @@
                 <w:szCs w:val="19"/>
                 <w:color w:val="bbbbbb"/>
                 <w:lang w:val="en-US" w:bidi="fa-IR"/>
+                <w:rtl w:val="0"/>
               </w:rPr>
               <w:t xml:space="preserve"> </w:t>
             </w:r>
@@ -6890,6 +7436,7 @@
                 <w:szCs w:val="19"/>
                 <w:color w:val="007020"/>
                 <w:lang w:val="en-US" w:bidi="fa-IR"/>
+                <w:rtl w:val="0"/>
               </w:rPr>
               <w:t>DECIMAL</w:t>
             </w:r>
@@ -6900,6 +7447,7 @@
                 <w:szCs w:val="19"/>
                 <w:color w:val="24292E"/>
                 <w:lang w:val="en-US" w:bidi="fa-IR"/>
+                <w:rtl w:val="0"/>
               </w:rPr>
               <w:t>(</w:t>
             </w:r>
@@ -6910,6 +7458,7 @@
                 <w:szCs w:val="19"/>
                 <w:color w:val="40a070"/>
                 <w:lang w:val="en-US" w:bidi="fa-IR"/>
+                <w:rtl w:val="0"/>
               </w:rPr>
               <w:t>18</w:t>
             </w:r>
@@ -6920,6 +7469,7 @@
                 <w:szCs w:val="19"/>
                 <w:color w:val="24292E"/>
                 <w:lang w:val="en-US" w:bidi="fa-IR"/>
+                <w:rtl w:val="0"/>
               </w:rPr>
               <w:t>,</w:t>
             </w:r>
@@ -6930,6 +7480,7 @@
                 <w:szCs w:val="19"/>
                 <w:color w:val="bbbbbb"/>
                 <w:lang w:val="en-US" w:bidi="fa-IR"/>
+                <w:rtl w:val="0"/>
               </w:rPr>
               <w:t xml:space="preserve"> </w:t>
             </w:r>
@@ -6940,6 +7491,7 @@
                 <w:szCs w:val="19"/>
                 <w:color w:val="40a070"/>
                 <w:lang w:val="en-US" w:bidi="fa-IR"/>
+                <w:rtl w:val="0"/>
               </w:rPr>
               <w:t>2</w:t>
             </w:r>
@@ -6950,6 +7502,7 @@
                 <w:szCs w:val="19"/>
                 <w:color w:val="24292E"/>
                 <w:lang w:val="en-US" w:bidi="fa-IR"/>
+                <w:rtl w:val="0"/>
               </w:rPr>
               <w:t>)</w:t>
             </w:r>
@@ -6960,6 +7513,7 @@
                 <w:szCs w:val="19"/>
                 <w:color w:val="bbbbbb"/>
                 <w:lang w:val="en-US" w:bidi="fa-IR"/>
+                <w:rtl w:val="0"/>
               </w:rPr>
               <w:t xml:space="preserve"> </w:t>
             </w:r>
@@ -6972,6 +7526,7 @@
                 <w:bCs/>
                 <w:color w:val="007020"/>
                 <w:lang w:val="en-US" w:bidi="fa-IR"/>
+                <w:rtl w:val="0"/>
               </w:rPr>
               <w:t>NOT</w:t>
             </w:r>
@@ -6982,6 +7537,7 @@
                 <w:szCs w:val="19"/>
                 <w:color w:val="bbbbbb"/>
                 <w:lang w:val="en-US" w:bidi="fa-IR"/>
+                <w:rtl w:val="0"/>
               </w:rPr>
               <w:t xml:space="preserve"> </w:t>
             </w:r>
@@ -6994,6 +7550,7 @@
                 <w:bCs/>
                 <w:color w:val="007020"/>
                 <w:lang w:val="en-US" w:bidi="fa-IR"/>
+                <w:rtl w:val="0"/>
               </w:rPr>
               <w:t>NULL</w:t>
             </w:r>
@@ -7004,12 +7561,14 @@
                 <w:szCs w:val="19"/>
                 <w:color w:val="24292E"/>
                 <w:lang w:val="en-US" w:bidi="fa-IR"/>
+                <w:rtl w:val="0"/>
               </w:rPr>
               <w:t>,</w:t>
             </w:r>
           </w:p>
           <w:p>
             <w:pPr>
+              <w:bidi w:val="0"/>
               <w:spacing w:before="0" w:after="0" w:line="276" w:lineRule="auto"/>
               <w:jc w:val="left"/>
             </w:pPr>
@@ -7020,6 +7579,7 @@
                 <w:szCs w:val="19"/>
                 <w:color w:val="bbbbbb"/>
                 <w:lang w:val="en-US" w:bidi="fa-IR"/>
+                <w:rtl w:val="0"/>
               </w:rPr>
               <w:t xml:space="preserve">    </w:t>
             </w:r>
@@ -7030,6 +7590,7 @@
                 <w:szCs w:val="19"/>
                 <w:color w:val="24292E"/>
                 <w:lang w:val="en-US" w:bidi="fa-IR"/>
+                <w:rtl w:val="0"/>
               </w:rPr>
               <w:t>OrderStatus</w:t>
             </w:r>
@@ -7040,6 +7601,7 @@
                 <w:szCs w:val="19"/>
                 <w:color w:val="bbbbbb"/>
                 <w:lang w:val="en-US" w:bidi="fa-IR"/>
+                <w:rtl w:val="0"/>
               </w:rPr>
               <w:t xml:space="preserve"> </w:t>
             </w:r>
@@ -7050,6 +7612,7 @@
                 <w:szCs w:val="19"/>
                 <w:color w:val="24292E"/>
                 <w:lang w:val="en-US" w:bidi="fa-IR"/>
+                <w:rtl w:val="0"/>
               </w:rPr>
               <w:t>NVARCHAR</w:t>
             </w:r>
@@ -7060,6 +7623,7 @@
                 <w:szCs w:val="19"/>
                 <w:color w:val="24292E"/>
                 <w:lang w:val="en-US" w:bidi="fa-IR"/>
+                <w:rtl w:val="0"/>
               </w:rPr>
               <w:t>(</w:t>
             </w:r>
@@ -7070,6 +7634,7 @@
                 <w:szCs w:val="19"/>
                 <w:color w:val="40a070"/>
                 <w:lang w:val="en-US" w:bidi="fa-IR"/>
+                <w:rtl w:val="0"/>
               </w:rPr>
               <w:t>50</w:t>
             </w:r>
@@ -7080,6 +7645,7 @@
                 <w:szCs w:val="19"/>
                 <w:color w:val="24292E"/>
                 <w:lang w:val="en-US" w:bidi="fa-IR"/>
+                <w:rtl w:val="0"/>
               </w:rPr>
               <w:t>)</w:t>
             </w:r>
@@ -7090,6 +7656,7 @@
                 <w:szCs w:val="19"/>
                 <w:color w:val="bbbbbb"/>
                 <w:lang w:val="en-US" w:bidi="fa-IR"/>
+                <w:rtl w:val="0"/>
               </w:rPr>
               <w:t xml:space="preserve"> </w:t>
             </w:r>
@@ -7102,6 +7669,7 @@
                 <w:bCs/>
                 <w:color w:val="007020"/>
                 <w:lang w:val="en-US" w:bidi="fa-IR"/>
+                <w:rtl w:val="0"/>
               </w:rPr>
               <w:t>NOT</w:t>
             </w:r>
@@ -7112,6 +7680,7 @@
                 <w:szCs w:val="19"/>
                 <w:color w:val="bbbbbb"/>
                 <w:lang w:val="en-US" w:bidi="fa-IR"/>
+                <w:rtl w:val="0"/>
               </w:rPr>
               <w:t xml:space="preserve"> </w:t>
             </w:r>
@@ -7124,6 +7693,7 @@
                 <w:bCs/>
                 <w:color w:val="007020"/>
                 <w:lang w:val="en-US" w:bidi="fa-IR"/>
+                <w:rtl w:val="0"/>
               </w:rPr>
               <w:t>NULL</w:t>
             </w:r>
@@ -7134,12 +7704,14 @@
                 <w:szCs w:val="19"/>
                 <w:color w:val="24292E"/>
                 <w:lang w:val="en-US" w:bidi="fa-IR"/>
+                <w:rtl w:val="0"/>
               </w:rPr>
               <w:t>,</w:t>
             </w:r>
           </w:p>
           <w:p>
             <w:pPr>
+              <w:bidi w:val="0"/>
               <w:spacing w:before="0" w:after="0" w:line="276" w:lineRule="auto"/>
               <w:jc w:val="left"/>
             </w:pPr>
@@ -7150,6 +7722,7 @@
                 <w:szCs w:val="19"/>
                 <w:color w:val="bbbbbb"/>
                 <w:lang w:val="en-US" w:bidi="fa-IR"/>
+                <w:rtl w:val="0"/>
               </w:rPr>
               <w:t xml:space="preserve">    </w:t>
             </w:r>
@@ -7162,6 +7735,7 @@
                 <w:bCs/>
                 <w:color w:val="007020"/>
                 <w:lang w:val="en-US" w:bidi="fa-IR"/>
+                <w:rtl w:val="0"/>
               </w:rPr>
               <w:t>CONSTRAINT</w:t>
             </w:r>
@@ -7172,6 +7746,7 @@
                 <w:szCs w:val="19"/>
                 <w:color w:val="bbbbbb"/>
                 <w:lang w:val="en-US" w:bidi="fa-IR"/>
+                <w:rtl w:val="0"/>
               </w:rPr>
               <w:t xml:space="preserve"> </w:t>
             </w:r>
@@ -7182,6 +7757,7 @@
                 <w:szCs w:val="19"/>
                 <w:color w:val="24292E"/>
                 <w:lang w:val="en-US" w:bidi="fa-IR"/>
+                <w:rtl w:val="0"/>
               </w:rPr>
               <w:t>PK_Orders</w:t>
             </w:r>
@@ -7192,6 +7768,7 @@
                 <w:szCs w:val="19"/>
                 <w:color w:val="bbbbbb"/>
                 <w:lang w:val="en-US" w:bidi="fa-IR"/>
+                <w:rtl w:val="0"/>
               </w:rPr>
               <w:t xml:space="preserve"> </w:t>
             </w:r>
@@ -7204,6 +7781,7 @@
                 <w:bCs/>
                 <w:color w:val="007020"/>
                 <w:lang w:val="en-US" w:bidi="fa-IR"/>
+                <w:rtl w:val="0"/>
               </w:rPr>
               <w:t>PRIMARY</w:t>
             </w:r>
@@ -7214,6 +7792,7 @@
                 <w:szCs w:val="19"/>
                 <w:color w:val="bbbbbb"/>
                 <w:lang w:val="en-US" w:bidi="fa-IR"/>
+                <w:rtl w:val="0"/>
               </w:rPr>
               <w:t xml:space="preserve"> </w:t>
             </w:r>
@@ -7226,6 +7805,7 @@
                 <w:bCs/>
                 <w:color w:val="007020"/>
                 <w:lang w:val="en-US" w:bidi="fa-IR"/>
+                <w:rtl w:val="0"/>
               </w:rPr>
               <w:t>KEY</w:t>
             </w:r>
@@ -7236,6 +7816,7 @@
                 <w:szCs w:val="19"/>
                 <w:color w:val="bbbbbb"/>
                 <w:lang w:val="en-US" w:bidi="fa-IR"/>
+                <w:rtl w:val="0"/>
               </w:rPr>
               <w:t xml:space="preserve"> </w:t>
             </w:r>
@@ -7246,6 +7827,7 @@
                 <w:szCs w:val="19"/>
                 <w:color w:val="24292E"/>
                 <w:lang w:val="en-US" w:bidi="fa-IR"/>
+                <w:rtl w:val="0"/>
               </w:rPr>
               <w:t>CLUSTERED</w:t>
             </w:r>
@@ -7256,6 +7838,7 @@
                 <w:szCs w:val="19"/>
                 <w:color w:val="bbbbbb"/>
                 <w:lang w:val="en-US" w:bidi="fa-IR"/>
+                <w:rtl w:val="0"/>
               </w:rPr>
               <w:t xml:space="preserve"> </w:t>
             </w:r>
@@ -7266,6 +7849,7 @@
                 <w:szCs w:val="19"/>
                 <w:color w:val="24292E"/>
                 <w:lang w:val="en-US" w:bidi="fa-IR"/>
+                <w:rtl w:val="0"/>
               </w:rPr>
               <w:t>(</w:t>
             </w:r>
@@ -7276,6 +7860,7 @@
                 <w:szCs w:val="19"/>
                 <w:color w:val="24292E"/>
                 <w:lang w:val="en-US" w:bidi="fa-IR"/>
+                <w:rtl w:val="0"/>
               </w:rPr>
               <w:t>OrderID</w:t>
             </w:r>
@@ -7286,6 +7871,7 @@
                 <w:szCs w:val="19"/>
                 <w:color w:val="24292E"/>
                 <w:lang w:val="en-US" w:bidi="fa-IR"/>
+                <w:rtl w:val="0"/>
               </w:rPr>
               <w:t>,</w:t>
             </w:r>
@@ -7296,6 +7882,7 @@
                 <w:szCs w:val="19"/>
                 <w:color w:val="bbbbbb"/>
                 <w:lang w:val="en-US" w:bidi="fa-IR"/>
+                <w:rtl w:val="0"/>
               </w:rPr>
               <w:t xml:space="preserve"> </w:t>
             </w:r>
@@ -7306,6 +7893,7 @@
                 <w:szCs w:val="19"/>
                 <w:color w:val="24292E"/>
                 <w:lang w:val="en-US" w:bidi="fa-IR"/>
+                <w:rtl w:val="0"/>
               </w:rPr>
               <w:t>OrderDate</w:t>
             </w:r>
@@ -7316,12 +7904,14 @@
                 <w:szCs w:val="19"/>
                 <w:color w:val="24292E"/>
                 <w:lang w:val="en-US" w:bidi="fa-IR"/>
+                <w:rtl w:val="0"/>
               </w:rPr>
               <w:t>)</w:t>
             </w:r>
           </w:p>
           <w:p>
             <w:pPr>
+              <w:bidi w:val="0"/>
               <w:spacing w:before="0" w:after="0" w:line="276" w:lineRule="auto"/>
               <w:jc w:val="left"/>
             </w:pPr>
@@ -7332,6 +7922,7 @@
                 <w:szCs w:val="19"/>
                 <w:color w:val="24292E"/>
                 <w:lang w:val="en-US" w:bidi="fa-IR"/>
+                <w:rtl w:val="0"/>
               </w:rPr>
               <w:t>)</w:t>
             </w:r>
@@ -7342,12 +7933,14 @@
                 <w:szCs w:val="19"/>
                 <w:color w:val="24292E"/>
                 <w:lang w:val="en-US" w:bidi="fa-IR"/>
+                <w:rtl w:val="0"/>
               </w:rPr>
               <w:t>;</w:t>
             </w:r>
           </w:p>
           <w:p>
             <w:pPr>
+              <w:bidi w:val="0"/>
               <w:spacing w:before="0" w:after="0" w:line="276" w:lineRule="auto"/>
               <w:jc w:val="left"/>
             </w:pPr>
@@ -7360,12 +7953,14 @@
                 <w:bCs/>
                 <w:color w:val="007020"/>
                 <w:lang w:val="en-US" w:bidi="fa-IR"/>
+                <w:rtl w:val="0"/>
               </w:rPr>
               <w:t>GO</w:t>
             </w:r>
           </w:p>
           <w:p>
             <w:pPr>
+              <w:bidi w:val="0"/>
               <w:spacing w:before="0" w:after="0" w:line="276" w:lineRule="auto"/>
               <w:jc w:val="left"/>
             </w:pPr>
@@ -7376,11 +7971,13 @@
                 <w:szCs w:val="19"/>
                 <w:color w:val="24292E"/>
                 <w:lang w:val="en-US" w:bidi="fa-IR"/>
+                <w:rtl w:val="0"/>
               </w:rPr>
             </w:r>
           </w:p>
           <w:p>
             <w:pPr>
+              <w:bidi w:val="0"/>
               <w:spacing w:before="0" w:after="0" w:line="276" w:lineRule="auto"/>
               <w:jc w:val="left"/>
             </w:pPr>
@@ -7393,12 +7990,14 @@
                 <w:iCs/>
                 <w:color w:val="60a0b0"/>
                 <w:lang w:val="en-US" w:bidi="fa-IR"/>
+                <w:rtl w:val="0"/>
               </w:rPr>
               <w:t>-- Filtered nonclustered index for high-velocity pending transactions</w:t>
             </w:r>
           </w:p>
           <w:p>
             <w:pPr>
+              <w:bidi w:val="0"/>
               <w:spacing w:before="0" w:after="0" w:line="276" w:lineRule="auto"/>
               <w:jc w:val="left"/>
             </w:pPr>
@@ -7411,6 +8010,7 @@
                 <w:bCs/>
                 <w:color w:val="007020"/>
                 <w:lang w:val="en-US" w:bidi="fa-IR"/>
+                <w:rtl w:val="0"/>
               </w:rPr>
               <w:t>CREATE</w:t>
             </w:r>
@@ -7421,6 +8021,7 @@
                 <w:szCs w:val="19"/>
                 <w:color w:val="bbbbbb"/>
                 <w:lang w:val="en-US" w:bidi="fa-IR"/>
+                <w:rtl w:val="0"/>
               </w:rPr>
               <w:t xml:space="preserve"> </w:t>
             </w:r>
@@ -7431,6 +8032,7 @@
                 <w:szCs w:val="19"/>
                 <w:color w:val="24292E"/>
                 <w:lang w:val="en-US" w:bidi="fa-IR"/>
+                <w:rtl w:val="0"/>
               </w:rPr>
               <w:t>NONCLUSTERED</w:t>
             </w:r>
@@ -7441,6 +8043,7 @@
                 <w:szCs w:val="19"/>
                 <w:color w:val="bbbbbb"/>
                 <w:lang w:val="en-US" w:bidi="fa-IR"/>
+                <w:rtl w:val="0"/>
               </w:rPr>
               <w:t xml:space="preserve"> </w:t>
             </w:r>
@@ -7453,6 +8056,7 @@
                 <w:bCs/>
                 <w:color w:val="007020"/>
                 <w:lang w:val="en-US" w:bidi="fa-IR"/>
+                <w:rtl w:val="0"/>
               </w:rPr>
               <w:t>INDEX</w:t>
             </w:r>
@@ -7463,6 +8067,7 @@
                 <w:szCs w:val="19"/>
                 <w:color w:val="bbbbbb"/>
                 <w:lang w:val="en-US" w:bidi="fa-IR"/>
+                <w:rtl w:val="0"/>
               </w:rPr>
               <w:t xml:space="preserve"> </w:t>
             </w:r>
@@ -7473,12 +8078,14 @@
                 <w:szCs w:val="19"/>
                 <w:color w:val="24292E"/>
                 <w:lang w:val="en-US" w:bidi="fa-IR"/>
+                <w:rtl w:val="0"/>
               </w:rPr>
               <w:t>IX_Orders_Pending</w:t>
             </w:r>
           </w:p>
           <w:p>
             <w:pPr>
+              <w:bidi w:val="0"/>
               <w:spacing w:before="0" w:after="0" w:line="276" w:lineRule="auto"/>
               <w:jc w:val="left"/>
             </w:pPr>
@@ -7491,6 +8098,7 @@
                 <w:bCs/>
                 <w:color w:val="007020"/>
                 <w:lang w:val="en-US" w:bidi="fa-IR"/>
+                <w:rtl w:val="0"/>
               </w:rPr>
               <w:t>ON</w:t>
             </w:r>
@@ -7501,6 +8109,7 @@
                 <w:szCs w:val="19"/>
                 <w:color w:val="bbbbbb"/>
                 <w:lang w:val="en-US" w:bidi="fa-IR"/>
+                <w:rtl w:val="0"/>
               </w:rPr>
               <w:t xml:space="preserve"> </w:t>
             </w:r>
@@ -7511,6 +8120,7 @@
                 <w:szCs w:val="19"/>
                 <w:color w:val="24292E"/>
                 <w:lang w:val="en-US" w:bidi="fa-IR"/>
+                <w:rtl w:val="0"/>
               </w:rPr>
               <w:t>dbo</w:t>
             </w:r>
@@ -7521,6 +8131,7 @@
                 <w:szCs w:val="19"/>
                 <w:color w:val="24292E"/>
                 <w:lang w:val="en-US" w:bidi="fa-IR"/>
+                <w:rtl w:val="0"/>
               </w:rPr>
               <w:t>.</w:t>
             </w:r>
@@ -7531,6 +8142,7 @@
                 <w:szCs w:val="19"/>
                 <w:color w:val="24292E"/>
                 <w:lang w:val="en-US" w:bidi="fa-IR"/>
+                <w:rtl w:val="0"/>
               </w:rPr>
               <w:t>Orders</w:t>
             </w:r>
@@ -7541,6 +8153,7 @@
                 <w:szCs w:val="19"/>
                 <w:color w:val="bbbbbb"/>
                 <w:lang w:val="en-US" w:bidi="fa-IR"/>
+                <w:rtl w:val="0"/>
               </w:rPr>
               <w:t xml:space="preserve"> </w:t>
             </w:r>
@@ -7551,6 +8164,7 @@
                 <w:szCs w:val="19"/>
                 <w:color w:val="24292E"/>
                 <w:lang w:val="en-US" w:bidi="fa-IR"/>
+                <w:rtl w:val="0"/>
               </w:rPr>
               <w:t>(</w:t>
             </w:r>
@@ -7561,6 +8175,7 @@
                 <w:szCs w:val="19"/>
                 <w:color w:val="24292E"/>
                 <w:lang w:val="en-US" w:bidi="fa-IR"/>
+                <w:rtl w:val="0"/>
               </w:rPr>
               <w:t>CustomerID</w:t>
             </w:r>
@@ -7571,6 +8186,7 @@
                 <w:szCs w:val="19"/>
                 <w:color w:val="24292E"/>
                 <w:lang w:val="en-US" w:bidi="fa-IR"/>
+                <w:rtl w:val="0"/>
               </w:rPr>
               <w:t>,</w:t>
             </w:r>
@@ -7581,6 +8197,7 @@
                 <w:szCs w:val="19"/>
                 <w:color w:val="bbbbbb"/>
                 <w:lang w:val="en-US" w:bidi="fa-IR"/>
+                <w:rtl w:val="0"/>
               </w:rPr>
               <w:t xml:space="preserve"> </w:t>
             </w:r>
@@ -7591,6 +8208,7 @@
                 <w:szCs w:val="19"/>
                 <w:color w:val="24292E"/>
                 <w:lang w:val="en-US" w:bidi="fa-IR"/>
+                <w:rtl w:val="0"/>
               </w:rPr>
               <w:t>TotalAmount</w:t>
             </w:r>
@@ -7601,12 +8219,14 @@
                 <w:szCs w:val="19"/>
                 <w:color w:val="24292E"/>
                 <w:lang w:val="en-US" w:bidi="fa-IR"/>
+                <w:rtl w:val="0"/>
               </w:rPr>
               <w:t>)</w:t>
             </w:r>
           </w:p>
           <w:p>
             <w:pPr>
+              <w:bidi w:val="0"/>
               <w:spacing w:before="0" w:after="0" w:line="276" w:lineRule="auto"/>
               <w:jc w:val="left"/>
             </w:pPr>
@@ -7619,6 +8239,7 @@
                 <w:bCs/>
                 <w:color w:val="007020"/>
                 <w:lang w:val="en-US" w:bidi="fa-IR"/>
+                <w:rtl w:val="0"/>
               </w:rPr>
               <w:t>WHERE</w:t>
             </w:r>
@@ -7629,6 +8250,7 @@
                 <w:szCs w:val="19"/>
                 <w:color w:val="bbbbbb"/>
                 <w:lang w:val="en-US" w:bidi="fa-IR"/>
+                <w:rtl w:val="0"/>
               </w:rPr>
               <w:t xml:space="preserve"> </w:t>
             </w:r>
@@ -7639,6 +8261,7 @@
                 <w:szCs w:val="19"/>
                 <w:color w:val="24292E"/>
                 <w:lang w:val="en-US" w:bidi="fa-IR"/>
+                <w:rtl w:val="0"/>
               </w:rPr>
               <w:t>OrderStatus</w:t>
             </w:r>
@@ -7649,6 +8272,7 @@
                 <w:szCs w:val="19"/>
                 <w:color w:val="bbbbbb"/>
                 <w:lang w:val="en-US" w:bidi="fa-IR"/>
+                <w:rtl w:val="0"/>
               </w:rPr>
               <w:t xml:space="preserve"> </w:t>
             </w:r>
@@ -7659,6 +8283,7 @@
                 <w:szCs w:val="19"/>
                 <w:color w:val="666666"/>
                 <w:lang w:val="en-US" w:bidi="fa-IR"/>
+                <w:rtl w:val="0"/>
               </w:rPr>
               <w:t>=</w:t>
             </w:r>
@@ -7669,6 +8294,7 @@
                 <w:szCs w:val="19"/>
                 <w:color w:val="bbbbbb"/>
                 <w:lang w:val="en-US" w:bidi="fa-IR"/>
+                <w:rtl w:val="0"/>
               </w:rPr>
               <w:t xml:space="preserve"> </w:t>
             </w:r>
@@ -7679,6 +8305,7 @@
                 <w:szCs w:val="19"/>
                 <w:color w:val="24292E"/>
                 <w:lang w:val="en-US" w:bidi="fa-IR"/>
+                <w:rtl w:val="0"/>
               </w:rPr>
               <w:t>N</w:t>
             </w:r>
@@ -7689,6 +8316,7 @@
                 <w:szCs w:val="19"/>
                 <w:color w:val="4070a0"/>
                 <w:lang w:val="en-US" w:bidi="fa-IR"/>
+                <w:rtl w:val="0"/>
               </w:rPr>
               <w:t>'Pending'</w:t>
             </w:r>
@@ -7699,12 +8327,14 @@
                 <w:szCs w:val="19"/>
                 <w:color w:val="24292E"/>
                 <w:lang w:val="en-US" w:bidi="fa-IR"/>
+                <w:rtl w:val="0"/>
               </w:rPr>
               <w:t>;</w:t>
             </w:r>
           </w:p>
           <w:p>
             <w:pPr>
+              <w:bidi w:val="0"/>
               <w:spacing w:before="0" w:after="0" w:line="276" w:lineRule="auto"/>
               <w:jc w:val="left"/>
             </w:pPr>
@@ -7717,6 +8347,7 @@
                 <w:bCs/>
                 <w:color w:val="007020"/>
                 <w:lang w:val="en-US" w:bidi="fa-IR"/>
+                <w:rtl w:val="0"/>
               </w:rPr>
               <w:t>GO</w:t>
             </w:r>
@@ -7737,13 +8368,13 @@
         <w:tblLook w:firstColumn="1" w:firstRow="1" w:lastColumn="0" w:lastRow="0" w:noHBand="0" w:noVBand="1" w:val="04A0"/>
       </w:tblPr>
       <w:tblGrid>
-        <w:gridCol w:w="936"/>
-        <w:gridCol w:w="8702"/>
+        <w:gridCol w:w="1200"/>
+        <w:gridCol w:w="8438"/>
       </w:tblGrid>
       <w:tr>
         <w:tc>
           <w:tcPr>
-            <w:tcW w:type="dxa" w:w="936"/>
+            <w:tcW w:type="dxa" w:w="1200"/>
             <w:shd w:val="clear" w:color="auto" w:fill="6B2FA0"/>
             <w:tcMar>
               <w:top w:w="80" w:type="dxa"/>
@@ -7761,6 +8392,8 @@
           <w:p>
             <w:pPr>
               <w:jc w:val="center"/>
+              <w:keepNext/>
+              <w:keepLines/>
             </w:pPr>
             <w:r>
               <w:rPr>
@@ -7771,6 +8404,7 @@
                 <w:bCs/>
                 <w:color w:val="FFFFFF"/>
                 <w:lang w:val="en-US" w:bidi="fa-IR"/>
+                <w:rtl w:val="0"/>
               </w:rPr>
               <w:t>1.3</w:t>
             </w:r>
@@ -7778,7 +8412,7 @@
         </w:tc>
         <w:tc>
           <w:tcPr>
-            <w:tcW w:type="dxa" w:w="8702"/>
+            <w:tcW w:type="dxa" w:w="8438"/>
             <w:tcMar>
               <w:top w:w="80" w:type="dxa"/>
               <w:bottom w:w="80" w:type="dxa"/>
@@ -7794,7 +8428,10 @@
           </w:tcPr>
           <w:p>
             <w:pPr>
+              <w:bidi w:val="0"/>
               <w:jc w:val="start"/>
+              <w:keepNext/>
+              <w:keepLines/>
             </w:pPr>
             <w:r>
               <w:rPr>
@@ -7805,6 +8442,7 @@
                 <w:bCs/>
                 <w:color w:val="2D2D2D"/>
                 <w:lang w:val="en-US" w:bidi="fa-IR"/>
+                <w:rtl w:val="0"/>
               </w:rPr>
               <w:t>Cluster Node Telemetry</w:t>
             </w:r>
@@ -7815,11 +8453,13 @@
     <w:p>
       <w:pPr>
         <w:spacing w:before="0" w:after="120"/>
+        <w:keepNext/>
       </w:pPr>
       <w:r/>
     </w:p>
     <w:p>
       <w:pPr>
+        <w:bidi w:val="0"/>
         <w:spacing w:line="336" w:lineRule="auto" w:after="120"/>
         <w:jc w:val="both"/>
       </w:pPr>
@@ -7830,6 +8470,7 @@
           <w:szCs w:val="22"/>
           <w:color w:val="2D2D2D"/>
           <w:lang w:val="en-US" w:bidi="fa-IR"/>
+          <w:rtl w:val="0"/>
         </w:rPr>
         <w:t>Production</w:t>
       </w:r>
@@ -7850,6 +8491,7 @@
           <w:szCs w:val="22"/>
           <w:color w:val="2D2D2D"/>
           <w:lang w:val="en-US" w:bidi="fa-IR"/>
+          <w:rtl w:val="0"/>
         </w:rPr>
         <w:t>telemetry</w:t>
       </w:r>
@@ -7870,6 +8512,7 @@
           <w:szCs w:val="22"/>
           <w:color w:val="2D2D2D"/>
           <w:lang w:val="en-US" w:bidi="fa-IR"/>
+          <w:rtl w:val="0"/>
         </w:rPr>
         <w:t>verifies</w:t>
       </w:r>
@@ -7890,6 +8533,7 @@
           <w:szCs w:val="22"/>
           <w:color w:val="2D2D2D"/>
           <w:lang w:val="en-US" w:bidi="fa-IR"/>
+          <w:rtl w:val="0"/>
         </w:rPr>
         <w:t>memory</w:t>
       </w:r>
@@ -7910,6 +8554,7 @@
           <w:szCs w:val="22"/>
           <w:color w:val="2D2D2D"/>
           <w:lang w:val="en-US" w:bidi="fa-IR"/>
+          <w:rtl w:val="0"/>
         </w:rPr>
         <w:t>consumption</w:t>
       </w:r>
@@ -7940,6 +8585,7 @@
           <w:szCs w:val="22"/>
           <w:color w:val="2D2D2D"/>
           <w:lang w:val="en-US" w:bidi="fa-IR"/>
+          <w:rtl w:val="0"/>
         </w:rPr>
         <w:t>query</w:t>
       </w:r>
@@ -7960,6 +8606,7 @@
           <w:szCs w:val="22"/>
           <w:color w:val="2D2D2D"/>
           <w:lang w:val="en-US" w:bidi="fa-IR"/>
+          <w:rtl w:val="0"/>
         </w:rPr>
         <w:t>throughput</w:t>
       </w:r>
@@ -7990,6 +8637,7 @@
           <w:szCs w:val="22"/>
           <w:color w:val="2D2D2D"/>
           <w:lang w:val="en-US" w:bidi="fa-IR"/>
+          <w:rtl w:val="0"/>
         </w:rPr>
         <w:t>and</w:t>
       </w:r>
@@ -8010,6 +8658,7 @@
           <w:szCs w:val="22"/>
           <w:color w:val="2D2D2D"/>
           <w:lang w:val="en-US" w:bidi="fa-IR"/>
+          <w:rtl w:val="0"/>
         </w:rPr>
         <w:t>p99</w:t>
       </w:r>
@@ -8030,6 +8679,7 @@
           <w:szCs w:val="22"/>
           <w:color w:val="2D2D2D"/>
           <w:lang w:val="en-US" w:bidi="fa-IR"/>
+          <w:rtl w:val="0"/>
         </w:rPr>
         <w:t>latency</w:t>
       </w:r>
@@ -8050,6 +8700,7 @@
           <w:szCs w:val="22"/>
           <w:color w:val="2D2D2D"/>
           <w:lang w:val="en-US" w:bidi="fa-IR"/>
+          <w:rtl w:val="0"/>
         </w:rPr>
         <w:t>across</w:t>
       </w:r>
@@ -8070,6 +8721,7 @@
           <w:szCs w:val="22"/>
           <w:color w:val="2D2D2D"/>
           <w:lang w:val="en-US" w:bidi="fa-IR"/>
+          <w:rtl w:val="0"/>
         </w:rPr>
         <w:t>all</w:t>
       </w:r>
@@ -8090,6 +8742,7 @@
           <w:szCs w:val="22"/>
           <w:color w:val="2D2D2D"/>
           <w:lang w:val="en-US" w:bidi="fa-IR"/>
+          <w:rtl w:val="0"/>
         </w:rPr>
         <w:t>cluster</w:t>
       </w:r>
@@ -8110,12 +8763,14 @@
           <w:szCs w:val="22"/>
           <w:color w:val="2D2D2D"/>
           <w:lang w:val="en-US" w:bidi="fa-IR"/>
+          <w:rtl w:val="0"/>
         </w:rPr>
         <w:t>nodes.</w:t>
       </w:r>
     </w:p>
     <w:p>
       <w:pPr>
+        <w:bidi w:val="0"/>
         <w:spacing w:line="336" w:lineRule="auto" w:after="120"/>
         <w:jc w:val="both"/>
       </w:pPr>
@@ -8126,6 +8781,7 @@
           <w:szCs w:val="22"/>
           <w:color w:val="2D2D2D"/>
           <w:lang w:val="en-US" w:bidi="fa-IR"/>
+          <w:rtl w:val="0"/>
         </w:rPr>
         <w:t>Cluster</w:t>
       </w:r>
@@ -8146,6 +8802,7 @@
           <w:szCs w:val="22"/>
           <w:color w:val="2D2D2D"/>
           <w:lang w:val="en-US" w:bidi="fa-IR"/>
+          <w:rtl w:val="0"/>
         </w:rPr>
         <w:t>health</w:t>
       </w:r>
@@ -8166,6 +8823,7 @@
           <w:szCs w:val="22"/>
           <w:color w:val="2D2D2D"/>
           <w:lang w:val="en-US" w:bidi="fa-IR"/>
+          <w:rtl w:val="0"/>
         </w:rPr>
         <w:t>monitoring</w:t>
       </w:r>
@@ -8186,6 +8844,7 @@
           <w:szCs w:val="22"/>
           <w:color w:val="2D2D2D"/>
           <w:lang w:val="en-US" w:bidi="fa-IR"/>
+          <w:rtl w:val="0"/>
         </w:rPr>
         <w:t>daemons</w:t>
       </w:r>
@@ -8206,6 +8865,7 @@
           <w:szCs w:val="22"/>
           <w:color w:val="2D2D2D"/>
           <w:lang w:val="en-US" w:bidi="fa-IR"/>
+          <w:rtl w:val="0"/>
         </w:rPr>
         <w:t>emit</w:t>
       </w:r>
@@ -8226,6 +8886,7 @@
           <w:szCs w:val="22"/>
           <w:color w:val="2D2D2D"/>
           <w:lang w:val="en-US" w:bidi="fa-IR"/>
+          <w:rtl w:val="0"/>
         </w:rPr>
         <w:t>node</w:t>
       </w:r>
@@ -8246,6 +8907,7 @@
           <w:szCs w:val="22"/>
           <w:color w:val="2D2D2D"/>
           <w:lang w:val="en-US" w:bidi="fa-IR"/>
+          <w:rtl w:val="0"/>
         </w:rPr>
         <w:t>state</w:t>
       </w:r>
@@ -8266,6 +8928,7 @@
           <w:szCs w:val="22"/>
           <w:color w:val="2D2D2D"/>
           <w:lang w:val="en-US" w:bidi="fa-IR"/>
+          <w:rtl w:val="0"/>
         </w:rPr>
         <w:t>payloads</w:t>
       </w:r>
@@ -8286,6 +8949,7 @@
           <w:szCs w:val="22"/>
           <w:color w:val="2D2D2D"/>
           <w:lang w:val="en-US" w:bidi="fa-IR"/>
+          <w:rtl w:val="0"/>
         </w:rPr>
         <w:t>in</w:t>
       </w:r>
@@ -8306,6 +8970,7 @@
           <w:szCs w:val="22"/>
           <w:color w:val="2D2D2D"/>
           <w:lang w:val="en-US" w:bidi="fa-IR"/>
+          <w:rtl w:val="0"/>
         </w:rPr>
         <w:t>the</w:t>
       </w:r>
@@ -8326,6 +8991,7 @@
           <w:szCs w:val="22"/>
           <w:color w:val="2D2D2D"/>
           <w:lang w:val="en-US" w:bidi="fa-IR"/>
+          <w:rtl w:val="0"/>
         </w:rPr>
         <w:t>following</w:t>
       </w:r>
@@ -8346,6 +9012,7 @@
           <w:szCs w:val="22"/>
           <w:color w:val="2D2D2D"/>
           <w:lang w:val="en-US" w:bidi="fa-IR"/>
+          <w:rtl w:val="0"/>
         </w:rPr>
         <w:t>JSON</w:t>
       </w:r>
@@ -8366,6 +9033,7 @@
           <w:szCs w:val="22"/>
           <w:color w:val="2D2D2D"/>
           <w:lang w:val="en-US" w:bidi="fa-IR"/>
+          <w:rtl w:val="0"/>
         </w:rPr>
         <w:t>schema</w:t>
       </w:r>
@@ -8410,6 +9078,7 @@
           </w:tcPr>
           <w:p>
             <w:pPr>
+              <w:bidi w:val="0"/>
               <w:spacing w:before="0" w:after="0" w:line="276" w:lineRule="auto"/>
               <w:jc w:val="left"/>
             </w:pPr>
@@ -8420,12 +9089,14 @@
                 <w:szCs w:val="19"/>
                 <w:color w:val="24292E"/>
                 <w:lang w:val="en-US" w:bidi="fa-IR"/>
+                <w:rtl w:val="0"/>
               </w:rPr>
               <w:t>{</w:t>
             </w:r>
           </w:p>
           <w:p>
             <w:pPr>
+              <w:bidi w:val="0"/>
               <w:spacing w:before="0" w:after="0" w:line="276" w:lineRule="auto"/>
               <w:jc w:val="left"/>
             </w:pPr>
@@ -8436,6 +9107,7 @@
                 <w:szCs w:val="19"/>
                 <w:color w:val="bbbbbb"/>
                 <w:lang w:val="en-US" w:bidi="fa-IR"/>
+                <w:rtl w:val="0"/>
               </w:rPr>
               <w:t xml:space="preserve">  </w:t>
             </w:r>
@@ -8448,6 +9120,7 @@
                 <w:bCs/>
                 <w:color w:val="062873"/>
                 <w:lang w:val="en-US" w:bidi="fa-IR"/>
+                <w:rtl w:val="0"/>
               </w:rPr>
               <w:t>"clusterId"</w:t>
             </w:r>
@@ -8458,6 +9131,7 @@
                 <w:szCs w:val="19"/>
                 <w:color w:val="24292E"/>
                 <w:lang w:val="en-US" w:bidi="fa-IR"/>
+                <w:rtl w:val="0"/>
               </w:rPr>
               <w:t>:</w:t>
             </w:r>
@@ -8468,6 +9142,7 @@
                 <w:szCs w:val="19"/>
                 <w:color w:val="bbbbbb"/>
                 <w:lang w:val="en-US" w:bidi="fa-IR"/>
+                <w:rtl w:val="0"/>
               </w:rPr>
               <w:t xml:space="preserve"> </w:t>
             </w:r>
@@ -8478,6 +9153,7 @@
                 <w:szCs w:val="19"/>
                 <w:color w:val="4070a0"/>
                 <w:lang w:val="en-US" w:bidi="fa-IR"/>
+                <w:rtl w:val="0"/>
               </w:rPr>
               <w:t>"redis-cluster-eu-west-1"</w:t>
             </w:r>
@@ -8488,12 +9164,14 @@
                 <w:szCs w:val="19"/>
                 <w:color w:val="24292E"/>
                 <w:lang w:val="en-US" w:bidi="fa-IR"/>
+                <w:rtl w:val="0"/>
               </w:rPr>
               <w:t>,</w:t>
             </w:r>
           </w:p>
           <w:p>
             <w:pPr>
+              <w:bidi w:val="0"/>
               <w:spacing w:before="0" w:after="0" w:line="276" w:lineRule="auto"/>
               <w:jc w:val="left"/>
             </w:pPr>
@@ -8504,6 +9182,7 @@
                 <w:szCs w:val="19"/>
                 <w:color w:val="bbbbbb"/>
                 <w:lang w:val="en-US" w:bidi="fa-IR"/>
+                <w:rtl w:val="0"/>
               </w:rPr>
               <w:t xml:space="preserve">  </w:t>
             </w:r>
@@ -8516,6 +9195,7 @@
                 <w:bCs/>
                 <w:color w:val="062873"/>
                 <w:lang w:val="en-US" w:bidi="fa-IR"/>
+                <w:rtl w:val="0"/>
               </w:rPr>
               <w:t>"nodeId"</w:t>
             </w:r>
@@ -8526,6 +9206,7 @@
                 <w:szCs w:val="19"/>
                 <w:color w:val="24292E"/>
                 <w:lang w:val="en-US" w:bidi="fa-IR"/>
+                <w:rtl w:val="0"/>
               </w:rPr>
               <w:t>:</w:t>
             </w:r>
@@ -8536,6 +9217,7 @@
                 <w:szCs w:val="19"/>
                 <w:color w:val="bbbbbb"/>
                 <w:lang w:val="en-US" w:bidi="fa-IR"/>
+                <w:rtl w:val="0"/>
               </w:rPr>
               <w:t xml:space="preserve"> </w:t>
             </w:r>
@@ -8546,6 +9228,7 @@
                 <w:szCs w:val="19"/>
                 <w:color w:val="4070a0"/>
                 <w:lang w:val="en-US" w:bidi="fa-IR"/>
+                <w:rtl w:val="0"/>
               </w:rPr>
               <w:t>"redis-master-01"</w:t>
             </w:r>
@@ -8556,12 +9239,14 @@
                 <w:szCs w:val="19"/>
                 <w:color w:val="24292E"/>
                 <w:lang w:val="en-US" w:bidi="fa-IR"/>
+                <w:rtl w:val="0"/>
               </w:rPr>
               <w:t>,</w:t>
             </w:r>
           </w:p>
           <w:p>
             <w:pPr>
+              <w:bidi w:val="0"/>
               <w:spacing w:before="0" w:after="0" w:line="276" w:lineRule="auto"/>
               <w:jc w:val="left"/>
             </w:pPr>
@@ -8572,6 +9257,7 @@
                 <w:szCs w:val="19"/>
                 <w:color w:val="bbbbbb"/>
                 <w:lang w:val="en-US" w:bidi="fa-IR"/>
+                <w:rtl w:val="0"/>
               </w:rPr>
               <w:t xml:space="preserve">  </w:t>
             </w:r>
@@ -8584,6 +9270,7 @@
                 <w:bCs/>
                 <w:color w:val="062873"/>
                 <w:lang w:val="en-US" w:bidi="fa-IR"/>
+                <w:rtl w:val="0"/>
               </w:rPr>
               <w:t>"status"</w:t>
             </w:r>
@@ -8594,6 +9281,7 @@
                 <w:szCs w:val="19"/>
                 <w:color w:val="24292E"/>
                 <w:lang w:val="en-US" w:bidi="fa-IR"/>
+                <w:rtl w:val="0"/>
               </w:rPr>
               <w:t>:</w:t>
             </w:r>
@@ -8604,6 +9292,7 @@
                 <w:szCs w:val="19"/>
                 <w:color w:val="bbbbbb"/>
                 <w:lang w:val="en-US" w:bidi="fa-IR"/>
+                <w:rtl w:val="0"/>
               </w:rPr>
               <w:t xml:space="preserve"> </w:t>
             </w:r>
@@ -8614,6 +9303,7 @@
                 <w:szCs w:val="19"/>
                 <w:color w:val="4070a0"/>
                 <w:lang w:val="en-US" w:bidi="fa-IR"/>
+                <w:rtl w:val="0"/>
               </w:rPr>
               <w:t>"HEALTHY"</w:t>
             </w:r>
@@ -8624,12 +9314,14 @@
                 <w:szCs w:val="19"/>
                 <w:color w:val="24292E"/>
                 <w:lang w:val="en-US" w:bidi="fa-IR"/>
+                <w:rtl w:val="0"/>
               </w:rPr>
               <w:t>,</w:t>
             </w:r>
           </w:p>
           <w:p>
             <w:pPr>
+              <w:bidi w:val="0"/>
               <w:spacing w:before="0" w:after="0" w:line="276" w:lineRule="auto"/>
               <w:jc w:val="left"/>
             </w:pPr>
@@ -8640,6 +9332,7 @@
                 <w:szCs w:val="19"/>
                 <w:color w:val="bbbbbb"/>
                 <w:lang w:val="en-US" w:bidi="fa-IR"/>
+                <w:rtl w:val="0"/>
               </w:rPr>
               <w:t xml:space="preserve">  </w:t>
             </w:r>
@@ -8652,6 +9345,7 @@
                 <w:bCs/>
                 <w:color w:val="062873"/>
                 <w:lang w:val="en-US" w:bidi="fa-IR"/>
+                <w:rtl w:val="0"/>
               </w:rPr>
               <w:t>"metrics"</w:t>
             </w:r>
@@ -8662,6 +9356,7 @@
                 <w:szCs w:val="19"/>
                 <w:color w:val="24292E"/>
                 <w:lang w:val="en-US" w:bidi="fa-IR"/>
+                <w:rtl w:val="0"/>
               </w:rPr>
               <w:t>:</w:t>
             </w:r>
@@ -8672,6 +9367,7 @@
                 <w:szCs w:val="19"/>
                 <w:color w:val="bbbbbb"/>
                 <w:lang w:val="en-US" w:bidi="fa-IR"/>
+                <w:rtl w:val="0"/>
               </w:rPr>
               <w:t xml:space="preserve"> </w:t>
             </w:r>
@@ -8682,12 +9378,14 @@
                 <w:szCs w:val="19"/>
                 <w:color w:val="24292E"/>
                 <w:lang w:val="en-US" w:bidi="fa-IR"/>
+                <w:rtl w:val="0"/>
               </w:rPr>
               <w:t>{</w:t>
             </w:r>
           </w:p>
           <w:p>
             <w:pPr>
+              <w:bidi w:val="0"/>
               <w:spacing w:before="0" w:after="0" w:line="276" w:lineRule="auto"/>
               <w:jc w:val="left"/>
             </w:pPr>
@@ -8698,6 +9396,7 @@
                 <w:szCs w:val="19"/>
                 <w:color w:val="bbbbbb"/>
                 <w:lang w:val="en-US" w:bidi="fa-IR"/>
+                <w:rtl w:val="0"/>
               </w:rPr>
               <w:t xml:space="preserve">    </w:t>
             </w:r>
@@ -8710,6 +9409,7 @@
                 <w:bCs/>
                 <w:color w:val="062873"/>
                 <w:lang w:val="en-US" w:bidi="fa-IR"/>
+                <w:rtl w:val="0"/>
               </w:rPr>
               <w:t>"totalOpsPerSec"</w:t>
             </w:r>
@@ -8720,6 +9420,7 @@
                 <w:szCs w:val="19"/>
                 <w:color w:val="24292E"/>
                 <w:lang w:val="en-US" w:bidi="fa-IR"/>
+                <w:rtl w:val="0"/>
               </w:rPr>
               <w:t>:</w:t>
             </w:r>
@@ -8730,6 +9431,7 @@
                 <w:szCs w:val="19"/>
                 <w:color w:val="bbbbbb"/>
                 <w:lang w:val="en-US" w:bidi="fa-IR"/>
+                <w:rtl w:val="0"/>
               </w:rPr>
               <w:t xml:space="preserve"> </w:t>
             </w:r>
@@ -8740,6 +9442,7 @@
                 <w:szCs w:val="19"/>
                 <w:color w:val="40a070"/>
                 <w:lang w:val="en-US" w:bidi="fa-IR"/>
+                <w:rtl w:val="0"/>
               </w:rPr>
               <w:t>145000</w:t>
             </w:r>
@@ -8750,12 +9453,14 @@
                 <w:szCs w:val="19"/>
                 <w:color w:val="24292E"/>
                 <w:lang w:val="en-US" w:bidi="fa-IR"/>
+                <w:rtl w:val="0"/>
               </w:rPr>
               <w:t>,</w:t>
             </w:r>
           </w:p>
           <w:p>
             <w:pPr>
+              <w:bidi w:val="0"/>
               <w:spacing w:before="0" w:after="0" w:line="276" w:lineRule="auto"/>
               <w:jc w:val="left"/>
             </w:pPr>
@@ -8766,6 +9471,7 @@
                 <w:szCs w:val="19"/>
                 <w:color w:val="bbbbbb"/>
                 <w:lang w:val="en-US" w:bidi="fa-IR"/>
+                <w:rtl w:val="0"/>
               </w:rPr>
               <w:t xml:space="preserve">    </w:t>
             </w:r>
@@ -8778,6 +9484,7 @@
                 <w:bCs/>
                 <w:color w:val="062873"/>
                 <w:lang w:val="en-US" w:bidi="fa-IR"/>
+                <w:rtl w:val="0"/>
               </w:rPr>
               <w:t>"hitRatio"</w:t>
             </w:r>
@@ -8788,6 +9495,7 @@
                 <w:szCs w:val="19"/>
                 <w:color w:val="24292E"/>
                 <w:lang w:val="en-US" w:bidi="fa-IR"/>
+                <w:rtl w:val="0"/>
               </w:rPr>
               <w:t>:</w:t>
             </w:r>
@@ -8798,6 +9506,7 @@
                 <w:szCs w:val="19"/>
                 <w:color w:val="bbbbbb"/>
                 <w:lang w:val="en-US" w:bidi="fa-IR"/>
+                <w:rtl w:val="0"/>
               </w:rPr>
               <w:t xml:space="preserve"> </w:t>
             </w:r>
@@ -8808,6 +9517,7 @@
                 <w:szCs w:val="19"/>
                 <w:color w:val="40a070"/>
                 <w:lang w:val="en-US" w:bidi="fa-IR"/>
+                <w:rtl w:val="0"/>
               </w:rPr>
               <w:t>0.984</w:t>
             </w:r>
@@ -8818,12 +9528,14 @@
                 <w:szCs w:val="19"/>
                 <w:color w:val="24292E"/>
                 <w:lang w:val="en-US" w:bidi="fa-IR"/>
+                <w:rtl w:val="0"/>
               </w:rPr>
               <w:t>,</w:t>
             </w:r>
           </w:p>
           <w:p>
             <w:pPr>
+              <w:bidi w:val="0"/>
               <w:spacing w:before="0" w:after="0" w:line="276" w:lineRule="auto"/>
               <w:jc w:val="left"/>
             </w:pPr>
@@ -8834,6 +9546,7 @@
                 <w:szCs w:val="19"/>
                 <w:color w:val="bbbbbb"/>
                 <w:lang w:val="en-US" w:bidi="fa-IR"/>
+                <w:rtl w:val="0"/>
               </w:rPr>
               <w:t xml:space="preserve">    </w:t>
             </w:r>
@@ -8846,6 +9559,7 @@
                 <w:bCs/>
                 <w:color w:val="062873"/>
                 <w:lang w:val="en-US" w:bidi="fa-IR"/>
+                <w:rtl w:val="0"/>
               </w:rPr>
               <w:t>"memoryUsedBytes"</w:t>
             </w:r>
@@ -8856,6 +9570,7 @@
                 <w:szCs w:val="19"/>
                 <w:color w:val="24292E"/>
                 <w:lang w:val="en-US" w:bidi="fa-IR"/>
+                <w:rtl w:val="0"/>
               </w:rPr>
               <w:t>:</w:t>
             </w:r>
@@ -8866,6 +9581,7 @@
                 <w:szCs w:val="19"/>
                 <w:color w:val="bbbbbb"/>
                 <w:lang w:val="en-US" w:bidi="fa-IR"/>
+                <w:rtl w:val="0"/>
               </w:rPr>
               <w:t xml:space="preserve"> </w:t>
             </w:r>
@@ -8876,6 +9592,7 @@
                 <w:szCs w:val="19"/>
                 <w:color w:val="40a070"/>
                 <w:lang w:val="en-US" w:bidi="fa-IR"/>
+                <w:rtl w:val="0"/>
               </w:rPr>
               <w:t>34359738368</w:t>
             </w:r>
@@ -8886,12 +9603,14 @@
                 <w:szCs w:val="19"/>
                 <w:color w:val="24292E"/>
                 <w:lang w:val="en-US" w:bidi="fa-IR"/>
+                <w:rtl w:val="0"/>
               </w:rPr>
               <w:t>,</w:t>
             </w:r>
           </w:p>
           <w:p>
             <w:pPr>
+              <w:bidi w:val="0"/>
               <w:spacing w:before="0" w:after="0" w:line="276" w:lineRule="auto"/>
               <w:jc w:val="left"/>
             </w:pPr>
@@ -8902,6 +9621,7 @@
                 <w:szCs w:val="19"/>
                 <w:color w:val="bbbbbb"/>
                 <w:lang w:val="en-US" w:bidi="fa-IR"/>
+                <w:rtl w:val="0"/>
               </w:rPr>
               <w:t xml:space="preserve">    </w:t>
             </w:r>
@@ -8914,6 +9634,7 @@
                 <w:bCs/>
                 <w:color w:val="062873"/>
                 <w:lang w:val="en-US" w:bidi="fa-IR"/>
+                <w:rtl w:val="0"/>
               </w:rPr>
               <w:t>"replicationLagMs"</w:t>
             </w:r>
@@ -8924,6 +9645,7 @@
                 <w:szCs w:val="19"/>
                 <w:color w:val="24292E"/>
                 <w:lang w:val="en-US" w:bidi="fa-IR"/>
+                <w:rtl w:val="0"/>
               </w:rPr>
               <w:t>:</w:t>
             </w:r>
@@ -8934,6 +9656,7 @@
                 <w:szCs w:val="19"/>
                 <w:color w:val="bbbbbb"/>
                 <w:lang w:val="en-US" w:bidi="fa-IR"/>
+                <w:rtl w:val="0"/>
               </w:rPr>
               <w:t xml:space="preserve"> </w:t>
             </w:r>
@@ -8944,12 +9667,14 @@
                 <w:szCs w:val="19"/>
                 <w:color w:val="40a070"/>
                 <w:lang w:val="en-US" w:bidi="fa-IR"/>
+                <w:rtl w:val="0"/>
               </w:rPr>
               <w:t>0.35</w:t>
             </w:r>
           </w:p>
           <w:p>
             <w:pPr>
+              <w:bidi w:val="0"/>
               <w:spacing w:before="0" w:after="0" w:line="276" w:lineRule="auto"/>
               <w:jc w:val="left"/>
             </w:pPr>
@@ -8960,6 +9685,7 @@
                 <w:szCs w:val="19"/>
                 <w:color w:val="bbbbbb"/>
                 <w:lang w:val="en-US" w:bidi="fa-IR"/>
+                <w:rtl w:val="0"/>
               </w:rPr>
               <w:t xml:space="preserve">  </w:t>
             </w:r>
@@ -8970,12 +9696,14 @@
                 <w:szCs w:val="19"/>
                 <w:color w:val="24292E"/>
                 <w:lang w:val="en-US" w:bidi="fa-IR"/>
+                <w:rtl w:val="0"/>
               </w:rPr>
               <w:t>},</w:t>
             </w:r>
           </w:p>
           <w:p>
             <w:pPr>
+              <w:bidi w:val="0"/>
               <w:spacing w:before="0" w:after="0" w:line="276" w:lineRule="auto"/>
               <w:jc w:val="left"/>
             </w:pPr>
@@ -8986,6 +9714,7 @@
                 <w:szCs w:val="19"/>
                 <w:color w:val="bbbbbb"/>
                 <w:lang w:val="en-US" w:bidi="fa-IR"/>
+                <w:rtl w:val="0"/>
               </w:rPr>
               <w:t xml:space="preserve">  </w:t>
             </w:r>
@@ -8998,6 +9727,7 @@
                 <w:bCs/>
                 <w:color w:val="062873"/>
                 <w:lang w:val="en-US" w:bidi="fa-IR"/>
+                <w:rtl w:val="0"/>
               </w:rPr>
               <w:t>"timestamp"</w:t>
             </w:r>
@@ -9008,6 +9738,7 @@
                 <w:szCs w:val="19"/>
                 <w:color w:val="24292E"/>
                 <w:lang w:val="en-US" w:bidi="fa-IR"/>
+                <w:rtl w:val="0"/>
               </w:rPr>
               <w:t>:</w:t>
             </w:r>
@@ -9018,6 +9749,7 @@
                 <w:szCs w:val="19"/>
                 <w:color w:val="bbbbbb"/>
                 <w:lang w:val="en-US" w:bidi="fa-IR"/>
+                <w:rtl w:val="0"/>
               </w:rPr>
               <w:t xml:space="preserve"> </w:t>
             </w:r>
@@ -9028,12 +9760,14 @@
                 <w:szCs w:val="19"/>
                 <w:color w:val="4070a0"/>
                 <w:lang w:val="en-US" w:bidi="fa-IR"/>
+                <w:rtl w:val="0"/>
               </w:rPr>
               <w:t>"2026-09-05T14:30:00Z"</w:t>
             </w:r>
           </w:p>
           <w:p>
             <w:pPr>
+              <w:bidi w:val="0"/>
               <w:spacing w:before="0" w:after="0" w:line="276" w:lineRule="auto"/>
               <w:jc w:val="left"/>
             </w:pPr>
@@ -9044,6 +9778,7 @@
                 <w:szCs w:val="19"/>
                 <w:color w:val="24292E"/>
                 <w:lang w:val="en-US" w:bidi="fa-IR"/>
+                <w:rtl w:val="0"/>
               </w:rPr>
               <w:t>}</w:t>
             </w:r>
@@ -9061,11 +9796,12 @@
       <w:pPr>
         <w:spacing w:before="120" w:after="80"/>
         <w:jc w:val="center"/>
+        <w:keepLines/>
       </w:pPr>
       <w:r>
         <w:drawing>
           <wp:inline xmlns:a="http://schemas.openxmlformats.org/drawingml/2006/main" xmlns:pic="http://schemas.openxmlformats.org/drawingml/2006/picture">
-            <wp:extent cx="5760720" cy="2606547"/>
+            <wp:extent cx="6120130" cy="2769169"/>
             <wp:docPr id="2" name="Picture 2" descr="Primary cluster topology and network routing map" title="Primary cluster topology and network routing map"/>
             <wp:cNvGraphicFramePr>
               <a:graphicFrameLocks noChangeAspect="1"/>
@@ -9086,7 +9822,7 @@
                   <pic:spPr>
                     <a:xfrm>
                       <a:off x="0" y="0"/>
-                      <a:ext cx="5760720" cy="2606547"/>
+                      <a:ext cx="6120130" cy="2769169"/>
                     </a:xfrm>
                     <a:prstGeom prst="rect"/>
                   </pic:spPr>
@@ -9104,13 +9840,13 @@
         <w:tblLook w:firstColumn="1" w:firstRow="1" w:lastColumn="0" w:lastRow="0" w:noHBand="0" w:noVBand="1" w:val="04A0"/>
       </w:tblPr>
       <w:tblGrid>
-        <w:gridCol w:w="936"/>
-        <w:gridCol w:w="8702"/>
+        <w:gridCol w:w="1216"/>
+        <w:gridCol w:w="8422"/>
       </w:tblGrid>
       <w:tr>
         <w:tc>
           <w:tcPr>
-            <w:tcW w:type="dxa" w:w="936"/>
+            <w:tcW w:type="dxa" w:w="1216"/>
             <w:shd w:val="clear" w:color="auto" w:fill="6B2FA0"/>
             <w:tcMar>
               <w:top w:w="80" w:type="dxa"/>
@@ -9128,6 +9864,8 @@
           <w:p>
             <w:pPr>
               <w:jc w:val="center"/>
+              <w:keepNext/>
+              <w:keepLines/>
             </w:pPr>
             <w:r>
               <w:rPr>
@@ -9138,6 +9876,7 @@
                 <w:bCs/>
                 <w:color w:val="FFFFFF"/>
                 <w:lang w:val="en-US" w:bidi="fa-IR"/>
+                <w:rtl w:val="0"/>
               </w:rPr>
               <w:t>1.3.1</w:t>
             </w:r>
@@ -9145,7 +9884,7 @@
         </w:tc>
         <w:tc>
           <w:tcPr>
-            <w:tcW w:type="dxa" w:w="8702"/>
+            <w:tcW w:type="dxa" w:w="8422"/>
             <w:tcMar>
               <w:top w:w="80" w:type="dxa"/>
               <w:bottom w:w="80" w:type="dxa"/>
@@ -9161,7 +9900,10 @@
           </w:tcPr>
           <w:p>
             <w:pPr>
+              <w:bidi w:val="0"/>
               <w:jc w:val="start"/>
+              <w:keepNext/>
+              <w:keepLines/>
             </w:pPr>
             <w:r>
               <w:rPr>
@@ -9172,6 +9914,7 @@
                 <w:bCs/>
                 <w:color w:val="2D2D2D"/>
                 <w:lang w:val="en-US" w:bidi="fa-IR"/>
+                <w:rtl w:val="0"/>
               </w:rPr>
               <w:t>Cluster Node Status Matrix</w:t>
             </w:r>
@@ -9182,11 +9925,13 @@
     <w:p>
       <w:pPr>
         <w:spacing w:before="0" w:after="120"/>
+        <w:keepNext/>
       </w:pPr>
       <w:r/>
     </w:p>
     <w:p>
       <w:pPr>
+        <w:bidi w:val="0"/>
         <w:spacing w:line="336" w:lineRule="auto" w:after="120"/>
         <w:jc w:val="both"/>
       </w:pPr>
@@ -9197,6 +9942,7 @@
           <w:szCs w:val="22"/>
           <w:color w:val="2D2D2D"/>
           <w:lang w:val="en-US" w:bidi="fa-IR"/>
+          <w:rtl w:val="0"/>
         </w:rPr>
         <w:t>The</w:t>
       </w:r>
@@ -9217,6 +9963,7 @@
           <w:szCs w:val="22"/>
           <w:color w:val="2D2D2D"/>
           <w:lang w:val="en-US" w:bidi="fa-IR"/>
+          <w:rtl w:val="0"/>
         </w:rPr>
         <w:t>following</w:t>
       </w:r>
@@ -9237,6 +9984,7 @@
           <w:szCs w:val="22"/>
           <w:color w:val="2D2D2D"/>
           <w:lang w:val="en-US" w:bidi="fa-IR"/>
+          <w:rtl w:val="0"/>
         </w:rPr>
         <w:t>table</w:t>
       </w:r>
@@ -9257,6 +10005,7 @@
           <w:szCs w:val="22"/>
           <w:color w:val="2D2D2D"/>
           <w:lang w:val="en-US" w:bidi="fa-IR"/>
+          <w:rtl w:val="0"/>
         </w:rPr>
         <w:t>summarizes</w:t>
       </w:r>
@@ -9277,6 +10026,7 @@
           <w:szCs w:val="22"/>
           <w:color w:val="2D2D2D"/>
           <w:lang w:val="en-US" w:bidi="fa-IR"/>
+          <w:rtl w:val="0"/>
         </w:rPr>
         <w:t>node</w:t>
       </w:r>
@@ -9297,6 +10047,7 @@
           <w:szCs w:val="22"/>
           <w:color w:val="2D2D2D"/>
           <w:lang w:val="en-US" w:bidi="fa-IR"/>
+          <w:rtl w:val="0"/>
         </w:rPr>
         <w:t>roles</w:t>
       </w:r>
@@ -9327,6 +10078,7 @@
           <w:szCs w:val="22"/>
           <w:color w:val="2D2D2D"/>
           <w:lang w:val="en-US" w:bidi="fa-IR"/>
+          <w:rtl w:val="0"/>
         </w:rPr>
         <w:t>resource</w:t>
       </w:r>
@@ -9347,6 +10099,7 @@
           <w:szCs w:val="22"/>
           <w:color w:val="2D2D2D"/>
           <w:lang w:val="en-US" w:bidi="fa-IR"/>
+          <w:rtl w:val="0"/>
         </w:rPr>
         <w:t>allocations</w:t>
       </w:r>
@@ -9377,6 +10130,7 @@
           <w:szCs w:val="22"/>
           <w:color w:val="2D2D2D"/>
           <w:lang w:val="en-US" w:bidi="fa-IR"/>
+          <w:rtl w:val="0"/>
         </w:rPr>
         <w:t>and</w:t>
       </w:r>
@@ -9397,6 +10151,7 @@
           <w:szCs w:val="22"/>
           <w:color w:val="2D2D2D"/>
           <w:lang w:val="en-US" w:bidi="fa-IR"/>
+          <w:rtl w:val="0"/>
         </w:rPr>
         <w:t>operational</w:t>
       </w:r>
@@ -9417,6 +10172,7 @@
           <w:szCs w:val="22"/>
           <w:color w:val="2D2D2D"/>
           <w:lang w:val="en-US" w:bidi="fa-IR"/>
+          <w:rtl w:val="0"/>
         </w:rPr>
         <w:t>status</w:t>
       </w:r>
@@ -9469,6 +10225,7 @@
           </w:tcPr>
           <w:p>
             <w:pPr>
+              <w:bidi w:val="0"/>
               <w:spacing w:line="276" w:lineRule="auto" w:after="80"/>
               <w:jc w:val="left"/>
             </w:pPr>
@@ -9481,6 +10238,7 @@
                 <w:bCs/>
                 <w:color w:val="FFFFFF"/>
                 <w:lang w:val="en-US" w:bidi="fa-IR"/>
+                <w:rtl w:val="0"/>
               </w:rPr>
               <w:t>Node</w:t>
             </w:r>
@@ -9505,6 +10263,7 @@
                 <w:bCs/>
                 <w:color w:val="FFFFFF"/>
                 <w:lang w:val="en-US" w:bidi="fa-IR"/>
+                <w:rtl w:val="0"/>
               </w:rPr>
               <w:t>Identifier</w:t>
             </w:r>
@@ -9529,6 +10288,7 @@
           </w:tcPr>
           <w:p>
             <w:pPr>
+              <w:bidi w:val="0"/>
               <w:spacing w:line="276" w:lineRule="auto" w:after="80"/>
               <w:jc w:val="left"/>
             </w:pPr>
@@ -9541,6 +10301,7 @@
                 <w:bCs/>
                 <w:color w:val="FFFFFF"/>
                 <w:lang w:val="en-US" w:bidi="fa-IR"/>
+                <w:rtl w:val="0"/>
               </w:rPr>
               <w:t>Role</w:t>
             </w:r>
@@ -9565,6 +10326,7 @@
           </w:tcPr>
           <w:p>
             <w:pPr>
+              <w:bidi w:val="0"/>
               <w:spacing w:line="276" w:lineRule="auto" w:after="80"/>
               <w:jc w:val="left"/>
             </w:pPr>
@@ -9577,6 +10339,7 @@
                 <w:bCs/>
                 <w:color w:val="FFFFFF"/>
                 <w:lang w:val="en-US" w:bidi="fa-IR"/>
+                <w:rtl w:val="0"/>
               </w:rPr>
               <w:t>Memory</w:t>
             </w:r>
@@ -9601,6 +10364,7 @@
                 <w:bCs/>
                 <w:color w:val="FFFFFF"/>
                 <w:lang w:val="en-US" w:bidi="fa-IR"/>
+                <w:rtl w:val="0"/>
               </w:rPr>
               <w:t>Allocated</w:t>
             </w:r>
@@ -9625,6 +10389,7 @@
           </w:tcPr>
           <w:p>
             <w:pPr>
+              <w:bidi w:val="0"/>
               <w:spacing w:line="276" w:lineRule="auto" w:after="80"/>
               <w:jc w:val="left"/>
             </w:pPr>
@@ -9637,6 +10402,7 @@
                 <w:bCs/>
                 <w:color w:val="FFFFFF"/>
                 <w:lang w:val="en-US" w:bidi="fa-IR"/>
+                <w:rtl w:val="0"/>
               </w:rPr>
               <w:t>Latency</w:t>
             </w:r>
@@ -9661,6 +10427,7 @@
                 <w:bCs/>
                 <w:color w:val="FFFFFF"/>
                 <w:lang w:val="en-US" w:bidi="fa-IR"/>
+                <w:rtl w:val="0"/>
               </w:rPr>
               <w:t>(p99)</w:t>
             </w:r>
@@ -9685,6 +10452,7 @@
           </w:tcPr>
           <w:p>
             <w:pPr>
+              <w:bidi w:val="0"/>
               <w:spacing w:line="276" w:lineRule="auto" w:after="80"/>
               <w:jc w:val="left"/>
             </w:pPr>
@@ -9697,6 +10465,7 @@
                 <w:bCs/>
                 <w:color w:val="FFFFFF"/>
                 <w:lang w:val="en-US" w:bidi="fa-IR"/>
+                <w:rtl w:val="0"/>
               </w:rPr>
               <w:t>Replication</w:t>
             </w:r>
@@ -9721,6 +10490,7 @@
                 <w:bCs/>
                 <w:color w:val="FFFFFF"/>
                 <w:lang w:val="en-US" w:bidi="fa-IR"/>
+                <w:rtl w:val="0"/>
               </w:rPr>
               <w:t>Status</w:t>
             </w:r>
@@ -9745,6 +10515,7 @@
           </w:tcPr>
           <w:p>
             <w:pPr>
+              <w:bidi w:val="0"/>
               <w:spacing w:line="276" w:lineRule="auto" w:after="80"/>
               <w:jc w:val="left"/>
             </w:pPr>
@@ -9757,6 +10528,7 @@
                 <w:bCs/>
                 <w:color w:val="FFFFFF"/>
                 <w:lang w:val="en-US" w:bidi="fa-IR"/>
+                <w:rtl w:val="0"/>
               </w:rPr>
               <w:t>Health</w:t>
             </w:r>
@@ -9786,6 +10558,7 @@
           </w:tcPr>
           <w:p>
             <w:pPr>
+              <w:bidi w:val="0"/>
               <w:spacing w:line="276" w:lineRule="auto" w:after="80"/>
               <w:jc w:val="left"/>
             </w:pPr>
@@ -9796,6 +10569,7 @@
                 <w:szCs w:val="21"/>
                 <w:color w:val="2D2D2D"/>
                 <w:lang w:val="en-US" w:bidi="fa-IR"/>
+                <w:rtl w:val="0"/>
               </w:rPr>
               <w:t>redis-master-01</w:t>
             </w:r>
@@ -9820,6 +10594,7 @@
           </w:tcPr>
           <w:p>
             <w:pPr>
+              <w:bidi w:val="0"/>
               <w:spacing w:line="276" w:lineRule="auto" w:after="80"/>
               <w:jc w:val="left"/>
             </w:pPr>
@@ -9830,6 +10605,7 @@
                 <w:szCs w:val="21"/>
                 <w:color w:val="2D2D2D"/>
                 <w:lang w:val="en-US" w:bidi="fa-IR"/>
+                <w:rtl w:val="0"/>
               </w:rPr>
               <w:t>Primary</w:t>
             </w:r>
@@ -9854,6 +10630,7 @@
           </w:tcPr>
           <w:p>
             <w:pPr>
+              <w:bidi w:val="0"/>
               <w:spacing w:line="276" w:lineRule="auto" w:after="80"/>
               <w:jc w:val="left"/>
             </w:pPr>
@@ -9884,6 +10661,7 @@
                 <w:szCs w:val="21"/>
                 <w:color w:val="2D2D2D"/>
                 <w:lang w:val="en-US" w:bidi="fa-IR"/>
+                <w:rtl w:val="0"/>
               </w:rPr>
               <w:t>GB</w:t>
             </w:r>
@@ -9908,6 +10686,7 @@
           </w:tcPr>
           <w:p>
             <w:pPr>
+              <w:bidi w:val="0"/>
               <w:spacing w:line="276" w:lineRule="auto" w:after="80"/>
               <w:jc w:val="left"/>
             </w:pPr>
@@ -9938,6 +10717,7 @@
                 <w:szCs w:val="21"/>
                 <w:color w:val="2D2D2D"/>
                 <w:lang w:val="en-US" w:bidi="fa-IR"/>
+                <w:rtl w:val="0"/>
               </w:rPr>
               <w:t>ms</w:t>
             </w:r>
@@ -9962,6 +10742,7 @@
           </w:tcPr>
           <w:p>
             <w:pPr>
+              <w:bidi w:val="0"/>
               <w:spacing w:line="276" w:lineRule="auto" w:after="80"/>
               <w:jc w:val="left"/>
             </w:pPr>
@@ -9972,6 +10753,7 @@
                 <w:szCs w:val="21"/>
                 <w:color w:val="2D2D2D"/>
                 <w:lang w:val="en-US" w:bidi="fa-IR"/>
+                <w:rtl w:val="0"/>
               </w:rPr>
               <w:t>Primary</w:t>
             </w:r>
@@ -9992,6 +10774,7 @@
                 <w:szCs w:val="21"/>
                 <w:color w:val="2D2D2D"/>
                 <w:lang w:val="en-US" w:bidi="fa-IR"/>
+                <w:rtl w:val="0"/>
               </w:rPr>
               <w:t>Master</w:t>
             </w:r>
@@ -10016,6 +10799,7 @@
           </w:tcPr>
           <w:p>
             <w:pPr>
+              <w:bidi w:val="0"/>
               <w:spacing w:line="276" w:lineRule="auto" w:after="80"/>
               <w:jc w:val="left"/>
             </w:pPr>
@@ -10026,6 +10810,7 @@
                 <w:szCs w:val="21"/>
                 <w:color w:val="2D2D2D"/>
                 <w:lang w:val="en-US" w:bidi="fa-IR"/>
+                <w:rtl w:val="0"/>
               </w:rPr>
               <w:t>Healthy</w:t>
             </w:r>
@@ -10055,6 +10840,7 @@
           </w:tcPr>
           <w:p>
             <w:pPr>
+              <w:bidi w:val="0"/>
               <w:spacing w:line="276" w:lineRule="auto" w:after="80"/>
               <w:jc w:val="left"/>
             </w:pPr>
@@ -10065,6 +10851,7 @@
                 <w:szCs w:val="21"/>
                 <w:color w:val="2D2D2D"/>
                 <w:lang w:val="en-US" w:bidi="fa-IR"/>
+                <w:rtl w:val="0"/>
               </w:rPr>
               <w:t>redis-replica-01a</w:t>
             </w:r>
@@ -10089,6 +10876,7 @@
           </w:tcPr>
           <w:p>
             <w:pPr>
+              <w:bidi w:val="0"/>
               <w:spacing w:line="276" w:lineRule="auto" w:after="80"/>
               <w:jc w:val="left"/>
             </w:pPr>
@@ -10099,6 +10887,7 @@
                 <w:szCs w:val="21"/>
                 <w:color w:val="2D2D2D"/>
                 <w:lang w:val="en-US" w:bidi="fa-IR"/>
+                <w:rtl w:val="0"/>
               </w:rPr>
               <w:t>Replica</w:t>
             </w:r>
@@ -10123,6 +10912,7 @@
           </w:tcPr>
           <w:p>
             <w:pPr>
+              <w:bidi w:val="0"/>
               <w:spacing w:line="276" w:lineRule="auto" w:after="80"/>
               <w:jc w:val="left"/>
             </w:pPr>
@@ -10153,6 +10943,7 @@
                 <w:szCs w:val="21"/>
                 <w:color w:val="2D2D2D"/>
                 <w:lang w:val="en-US" w:bidi="fa-IR"/>
+                <w:rtl w:val="0"/>
               </w:rPr>
               <w:t>GB</w:t>
             </w:r>
@@ -10177,6 +10968,7 @@
           </w:tcPr>
           <w:p>
             <w:pPr>
+              <w:bidi w:val="0"/>
               <w:spacing w:line="276" w:lineRule="auto" w:after="80"/>
               <w:jc w:val="left"/>
             </w:pPr>
@@ -10207,6 +10999,7 @@
                 <w:szCs w:val="21"/>
                 <w:color w:val="2D2D2D"/>
                 <w:lang w:val="en-US" w:bidi="fa-IR"/>
+                <w:rtl w:val="0"/>
               </w:rPr>
               <w:t>ms</w:t>
             </w:r>
@@ -10231,6 +11024,7 @@
           </w:tcPr>
           <w:p>
             <w:pPr>
+              <w:bidi w:val="0"/>
               <w:spacing w:line="276" w:lineRule="auto" w:after="80"/>
               <w:jc w:val="left"/>
             </w:pPr>
@@ -10241,6 +11035,7 @@
                 <w:szCs w:val="21"/>
                 <w:color w:val="2D2D2D"/>
                 <w:lang w:val="en-US" w:bidi="fa-IR"/>
+                <w:rtl w:val="0"/>
               </w:rPr>
               <w:t>In-Sync</w:t>
             </w:r>
@@ -10271,6 +11066,7 @@
                 <w:szCs w:val="21"/>
                 <w:color w:val="2D2D2D"/>
                 <w:lang w:val="en-US" w:bidi="fa-IR"/>
+                <w:rtl w:val="0"/>
               </w:rPr>
               <w:t>Lag</w:t>
             </w:r>
@@ -10291,6 +11087,7 @@
                 <w:szCs w:val="21"/>
                 <w:color w:val="2D2D2D"/>
                 <w:lang w:val="en-US" w:bidi="fa-IR"/>
+                <w:rtl w:val="0"/>
               </w:rPr>
               <w:t>0ms</w:t>
             </w:r>
@@ -10325,6 +11122,7 @@
           </w:tcPr>
           <w:p>
             <w:pPr>
+              <w:bidi w:val="0"/>
               <w:spacing w:line="276" w:lineRule="auto" w:after="80"/>
               <w:jc w:val="left"/>
             </w:pPr>
@@ -10335,6 +11133,7 @@
                 <w:szCs w:val="21"/>
                 <w:color w:val="2D2D2D"/>
                 <w:lang w:val="en-US" w:bidi="fa-IR"/>
+                <w:rtl w:val="0"/>
               </w:rPr>
               <w:t>Healthy</w:t>
             </w:r>
@@ -10364,6 +11163,7 @@
           </w:tcPr>
           <w:p>
             <w:pPr>
+              <w:bidi w:val="0"/>
               <w:spacing w:line="276" w:lineRule="auto" w:after="80"/>
               <w:jc w:val="left"/>
             </w:pPr>
@@ -10374,6 +11174,7 @@
                 <w:szCs w:val="21"/>
                 <w:color w:val="2D2D2D"/>
                 <w:lang w:val="en-US" w:bidi="fa-IR"/>
+                <w:rtl w:val="0"/>
               </w:rPr>
               <w:t>redis-replica-01b</w:t>
             </w:r>
@@ -10398,6 +11199,7 @@
           </w:tcPr>
           <w:p>
             <w:pPr>
+              <w:bidi w:val="0"/>
               <w:spacing w:line="276" w:lineRule="auto" w:after="80"/>
               <w:jc w:val="left"/>
             </w:pPr>
@@ -10408,6 +11210,7 @@
                 <w:szCs w:val="21"/>
                 <w:color w:val="2D2D2D"/>
                 <w:lang w:val="en-US" w:bidi="fa-IR"/>
+                <w:rtl w:val="0"/>
               </w:rPr>
               <w:t>Replica</w:t>
             </w:r>
@@ -10432,6 +11235,7 @@
           </w:tcPr>
           <w:p>
             <w:pPr>
+              <w:bidi w:val="0"/>
               <w:spacing w:line="276" w:lineRule="auto" w:after="80"/>
               <w:jc w:val="left"/>
             </w:pPr>
@@ -10462,6 +11266,7 @@
                 <w:szCs w:val="21"/>
                 <w:color w:val="2D2D2D"/>
                 <w:lang w:val="en-US" w:bidi="fa-IR"/>
+                <w:rtl w:val="0"/>
               </w:rPr>
               <w:t>GB</w:t>
             </w:r>
@@ -10486,6 +11291,7 @@
           </w:tcPr>
           <w:p>
             <w:pPr>
+              <w:bidi w:val="0"/>
               <w:spacing w:line="276" w:lineRule="auto" w:after="80"/>
               <w:jc w:val="left"/>
             </w:pPr>
@@ -10516,6 +11322,7 @@
                 <w:szCs w:val="21"/>
                 <w:color w:val="2D2D2D"/>
                 <w:lang w:val="en-US" w:bidi="fa-IR"/>
+                <w:rtl w:val="0"/>
               </w:rPr>
               <w:t>ms</w:t>
             </w:r>
@@ -10540,6 +11347,7 @@
           </w:tcPr>
           <w:p>
             <w:pPr>
+              <w:bidi w:val="0"/>
               <w:spacing w:line="276" w:lineRule="auto" w:after="80"/>
               <w:jc w:val="left"/>
             </w:pPr>
@@ -10550,6 +11358,7 @@
                 <w:szCs w:val="21"/>
                 <w:color w:val="2D2D2D"/>
                 <w:lang w:val="en-US" w:bidi="fa-IR"/>
+                <w:rtl w:val="0"/>
               </w:rPr>
               <w:t>In-Sync</w:t>
             </w:r>
@@ -10580,6 +11389,7 @@
                 <w:szCs w:val="21"/>
                 <w:color w:val="2D2D2D"/>
                 <w:lang w:val="en-US" w:bidi="fa-IR"/>
+                <w:rtl w:val="0"/>
               </w:rPr>
               <w:t>Lag</w:t>
             </w:r>
@@ -10600,6 +11410,7 @@
                 <w:szCs w:val="21"/>
                 <w:color w:val="2D2D2D"/>
                 <w:lang w:val="en-US" w:bidi="fa-IR"/>
+                <w:rtl w:val="0"/>
               </w:rPr>
               <w:t>1ms</w:t>
             </w:r>
@@ -10634,6 +11445,7 @@
           </w:tcPr>
           <w:p>
             <w:pPr>
+              <w:bidi w:val="0"/>
               <w:spacing w:line="276" w:lineRule="auto" w:after="80"/>
               <w:jc w:val="left"/>
             </w:pPr>
@@ -10644,6 +11456,7 @@
                 <w:szCs w:val="21"/>
                 <w:color w:val="2D2D2D"/>
                 <w:lang w:val="en-US" w:bidi="fa-IR"/>
+                <w:rtl w:val="0"/>
               </w:rPr>
               <w:t>Healthy</w:t>
             </w:r>
@@ -10673,6 +11486,7 @@
           </w:tcPr>
           <w:p>
             <w:pPr>
+              <w:bidi w:val="0"/>
               <w:spacing w:line="276" w:lineRule="auto" w:after="80"/>
               <w:jc w:val="left"/>
             </w:pPr>
@@ -10683,6 +11497,7 @@
                 <w:szCs w:val="21"/>
                 <w:color w:val="2D2D2D"/>
                 <w:lang w:val="en-US" w:bidi="fa-IR"/>
+                <w:rtl w:val="0"/>
               </w:rPr>
               <w:t>redis-sentinel-01</w:t>
             </w:r>
@@ -10707,6 +11522,7 @@
           </w:tcPr>
           <w:p>
             <w:pPr>
+              <w:bidi w:val="0"/>
               <w:spacing w:line="276" w:lineRule="auto" w:after="80"/>
               <w:jc w:val="left"/>
             </w:pPr>
@@ -10717,6 +11533,7 @@
                 <w:szCs w:val="21"/>
                 <w:color w:val="2D2D2D"/>
                 <w:lang w:val="en-US" w:bidi="fa-IR"/>
+                <w:rtl w:val="0"/>
               </w:rPr>
               <w:t>Monitor</w:t>
             </w:r>
@@ -10741,6 +11558,7 @@
           </w:tcPr>
           <w:p>
             <w:pPr>
+              <w:bidi w:val="0"/>
               <w:spacing w:line="276" w:lineRule="auto" w:after="80"/>
               <w:jc w:val="left"/>
             </w:pPr>
@@ -10771,6 +11589,7 @@
                 <w:szCs w:val="21"/>
                 <w:color w:val="2D2D2D"/>
                 <w:lang w:val="en-US" w:bidi="fa-IR"/>
+                <w:rtl w:val="0"/>
               </w:rPr>
               <w:t>MB</w:t>
             </w:r>
@@ -10795,6 +11614,7 @@
           </w:tcPr>
           <w:p>
             <w:pPr>
+              <w:bidi w:val="0"/>
               <w:spacing w:line="276" w:lineRule="auto" w:after="80"/>
               <w:jc w:val="left"/>
             </w:pPr>
@@ -10825,6 +11645,7 @@
                 <w:szCs w:val="21"/>
                 <w:color w:val="2D2D2D"/>
                 <w:lang w:val="en-US" w:bidi="fa-IR"/>
+                <w:rtl w:val="0"/>
               </w:rPr>
               <w:t>ms</w:t>
             </w:r>
@@ -10849,6 +11670,7 @@
           </w:tcPr>
           <w:p>
             <w:pPr>
+              <w:bidi w:val="0"/>
               <w:spacing w:line="276" w:lineRule="auto" w:after="80"/>
               <w:jc w:val="left"/>
             </w:pPr>
@@ -10859,6 +11681,7 @@
                 <w:szCs w:val="21"/>
                 <w:color w:val="2D2D2D"/>
                 <w:lang w:val="en-US" w:bidi="fa-IR"/>
+                <w:rtl w:val="0"/>
               </w:rPr>
               <w:t>Quorum</w:t>
             </w:r>
@@ -10879,6 +11702,7 @@
                 <w:szCs w:val="21"/>
                 <w:color w:val="2D2D2D"/>
                 <w:lang w:val="en-US" w:bidi="fa-IR"/>
+                <w:rtl w:val="0"/>
               </w:rPr>
               <w:t>Active</w:t>
             </w:r>
@@ -10903,6 +11727,7 @@
           </w:tcPr>
           <w:p>
             <w:pPr>
+              <w:bidi w:val="0"/>
               <w:spacing w:line="276" w:lineRule="auto" w:after="80"/>
               <w:jc w:val="left"/>
             </w:pPr>
@@ -10913,6 +11738,7 @@
                 <w:szCs w:val="21"/>
                 <w:color w:val="2D2D2D"/>
                 <w:lang w:val="en-US" w:bidi="fa-IR"/>
+                <w:rtl w:val="0"/>
               </w:rPr>
               <w:t>Healthy</w:t>
             </w:r>
@@ -10933,13 +11759,13 @@
         <w:tblLook w:firstColumn="1" w:firstRow="1" w:lastColumn="0" w:lastRow="0" w:noHBand="0" w:noVBand="1" w:val="04A0"/>
       </w:tblPr>
       <w:tblGrid>
-        <w:gridCol w:w="936"/>
-        <w:gridCol w:w="8702"/>
+        <w:gridCol w:w="1200"/>
+        <w:gridCol w:w="8438"/>
       </w:tblGrid>
       <w:tr>
         <w:tc>
           <w:tcPr>
-            <w:tcW w:type="dxa" w:w="936"/>
+            <w:tcW w:type="dxa" w:w="1200"/>
             <w:shd w:val="clear" w:color="auto" w:fill="6B2FA0"/>
             <w:tcMar>
               <w:top w:w="80" w:type="dxa"/>
@@ -10957,6 +11783,8 @@
           <w:p>
             <w:pPr>
               <w:jc w:val="center"/>
+              <w:keepNext/>
+              <w:keepLines/>
             </w:pPr>
             <w:r>
               <w:rPr>
@@ -10967,6 +11795,7 @@
                 <w:bCs/>
                 <w:color w:val="FFFFFF"/>
                 <w:lang w:val="en-US" w:bidi="fa-IR"/>
+                <w:rtl w:val="0"/>
               </w:rPr>
               <w:t>1.4</w:t>
             </w:r>
@@ -10974,7 +11803,7 @@
         </w:tc>
         <w:tc>
           <w:tcPr>
-            <w:tcW w:type="dxa" w:w="8702"/>
+            <w:tcW w:type="dxa" w:w="8438"/>
             <w:tcMar>
               <w:top w:w="80" w:type="dxa"/>
               <w:bottom w:w="80" w:type="dxa"/>
@@ -10990,7 +11819,10 @@
           </w:tcPr>
           <w:p>
             <w:pPr>
+              <w:bidi w:val="0"/>
               <w:jc w:val="start"/>
+              <w:keepNext/>
+              <w:keepLines/>
             </w:pPr>
             <w:r>
               <w:rPr>
@@ -11001,6 +11833,7 @@
                 <w:bCs/>
                 <w:color w:val="2D2D2D"/>
                 <w:lang w:val="en-US" w:bidi="fa-IR"/>
+                <w:rtl w:val="0"/>
               </w:rPr>
               <w:t>Maintenance and Backup Procedures</w:t>
             </w:r>
@@ -11011,11 +11844,13 @@
     <w:p>
       <w:pPr>
         <w:spacing w:before="0" w:after="120"/>
+        <w:keepNext/>
       </w:pPr>
       <w:r/>
     </w:p>
     <w:p>
       <w:pPr>
+        <w:bidi w:val="0"/>
         <w:spacing w:line="336" w:lineRule="auto" w:after="120"/>
         <w:jc w:val="both"/>
       </w:pPr>
@@ -11026,6 +11861,7 @@
           <w:szCs w:val="22"/>
           <w:color w:val="2D2D2D"/>
           <w:lang w:val="en-US" w:bidi="fa-IR"/>
+          <w:rtl w:val="0"/>
         </w:rPr>
         <w:t>All</w:t>
       </w:r>
@@ -11046,6 +11882,7 @@
           <w:szCs w:val="22"/>
           <w:color w:val="2D2D2D"/>
           <w:lang w:val="en-US" w:bidi="fa-IR"/>
+          <w:rtl w:val="0"/>
         </w:rPr>
         <w:t>replica</w:t>
       </w:r>
@@ -11066,6 +11903,7 @@
           <w:szCs w:val="22"/>
           <w:color w:val="2D2D2D"/>
           <w:lang w:val="en-US" w:bidi="fa-IR"/>
+          <w:rtl w:val="0"/>
         </w:rPr>
         <w:t>snapshots</w:t>
       </w:r>
@@ -11086,6 +11924,7 @@
           <w:szCs w:val="22"/>
           <w:color w:val="2D2D2D"/>
           <w:lang w:val="en-US" w:bidi="fa-IR"/>
+          <w:rtl w:val="0"/>
         </w:rPr>
         <w:t>are</w:t>
       </w:r>
@@ -11106,6 +11945,7 @@
           <w:szCs w:val="22"/>
           <w:color w:val="2D2D2D"/>
           <w:lang w:val="en-US" w:bidi="fa-IR"/>
+          <w:rtl w:val="0"/>
         </w:rPr>
         <w:t>streamed</w:t>
       </w:r>
@@ -11126,6 +11966,7 @@
           <w:szCs w:val="22"/>
           <w:color w:val="2D2D2D"/>
           <w:lang w:val="en-US" w:bidi="fa-IR"/>
+          <w:rtl w:val="0"/>
         </w:rPr>
         <w:t>to</w:t>
       </w:r>
@@ -11146,6 +11987,7 @@
           <w:szCs w:val="22"/>
           <w:color w:val="2D2D2D"/>
           <w:lang w:val="en-US" w:bidi="fa-IR"/>
+          <w:rtl w:val="0"/>
         </w:rPr>
         <w:t>cold</w:t>
       </w:r>
@@ -11166,6 +12008,7 @@
           <w:szCs w:val="22"/>
           <w:color w:val="2D2D2D"/>
           <w:lang w:val="en-US" w:bidi="fa-IR"/>
+          <w:rtl w:val="0"/>
         </w:rPr>
         <w:t>storage</w:t>
       </w:r>
@@ -11186,6 +12029,7 @@
           <w:szCs w:val="22"/>
           <w:color w:val="2D2D2D"/>
           <w:lang w:val="en-US" w:bidi="fa-IR"/>
+          <w:rtl w:val="0"/>
         </w:rPr>
         <w:t>buckets</w:t>
       </w:r>
@@ -11206,6 +12050,7 @@
           <w:szCs w:val="22"/>
           <w:color w:val="2D2D2D"/>
           <w:lang w:val="en-US" w:bidi="fa-IR"/>
+          <w:rtl w:val="0"/>
         </w:rPr>
         <w:t>nightly.</w:t>
       </w:r>
@@ -11226,6 +12071,7 @@
           <w:szCs w:val="22"/>
           <w:color w:val="2D2D2D"/>
           <w:lang w:val="en-US" w:bidi="fa-IR"/>
+          <w:rtl w:val="0"/>
         </w:rPr>
         <w:t>Automated</w:t>
       </w:r>
@@ -11246,6 +12092,7 @@
           <w:szCs w:val="22"/>
           <w:color w:val="2D2D2D"/>
           <w:lang w:val="en-US" w:bidi="fa-IR"/>
+          <w:rtl w:val="0"/>
         </w:rPr>
         <w:t>verification</w:t>
       </w:r>
@@ -11266,6 +12113,7 @@
           <w:szCs w:val="22"/>
           <w:color w:val="2D2D2D"/>
           <w:lang w:val="en-US" w:bidi="fa-IR"/>
+          <w:rtl w:val="0"/>
         </w:rPr>
         <w:t>ensures</w:t>
       </w:r>
@@ -11286,6 +12134,7 @@
           <w:szCs w:val="22"/>
           <w:color w:val="2D2D2D"/>
           <w:lang w:val="en-US" w:bidi="fa-IR"/>
+          <w:rtl w:val="0"/>
         </w:rPr>
         <w:t>RPO</w:t>
       </w:r>
@@ -11316,6 +12165,7 @@
           <w:szCs w:val="22"/>
           <w:color w:val="2D2D2D"/>
           <w:lang w:val="en-US" w:bidi="fa-IR"/>
+          <w:rtl w:val="0"/>
         </w:rPr>
         <w:t>Recovery</w:t>
       </w:r>
@@ -11336,6 +12186,7 @@
           <w:szCs w:val="22"/>
           <w:color w:val="2D2D2D"/>
           <w:lang w:val="en-US" w:bidi="fa-IR"/>
+          <w:rtl w:val="0"/>
         </w:rPr>
         <w:t>Point</w:t>
       </w:r>
@@ -11356,6 +12207,7 @@
           <w:szCs w:val="22"/>
           <w:color w:val="2D2D2D"/>
           <w:lang w:val="en-US" w:bidi="fa-IR"/>
+          <w:rtl w:val="0"/>
         </w:rPr>
         <w:t>Objective</w:t>
       </w:r>
@@ -11386,6 +12238,7 @@
           <w:szCs w:val="22"/>
           <w:color w:val="2D2D2D"/>
           <w:lang w:val="en-US" w:bidi="fa-IR"/>
+          <w:rtl w:val="0"/>
         </w:rPr>
         <w:t>under</w:t>
       </w:r>
@@ -11426,6 +12279,7 @@
           <w:szCs w:val="22"/>
           <w:color w:val="2D2D2D"/>
           <w:lang w:val="en-US" w:bidi="fa-IR"/>
+          <w:rtl w:val="0"/>
         </w:rPr>
         <w:t>minutes</w:t>
       </w:r>
@@ -11446,6 +12300,7 @@
           <w:szCs w:val="22"/>
           <w:color w:val="2D2D2D"/>
           <w:lang w:val="en-US" w:bidi="fa-IR"/>
+          <w:rtl w:val="0"/>
         </w:rPr>
         <w:t>and</w:t>
       </w:r>
@@ -11466,6 +12321,7 @@
           <w:szCs w:val="22"/>
           <w:color w:val="2D2D2D"/>
           <w:lang w:val="en-US" w:bidi="fa-IR"/>
+          <w:rtl w:val="0"/>
         </w:rPr>
         <w:t>RTO</w:t>
       </w:r>
@@ -11496,6 +12352,7 @@
           <w:szCs w:val="22"/>
           <w:color w:val="2D2D2D"/>
           <w:lang w:val="en-US" w:bidi="fa-IR"/>
+          <w:rtl w:val="0"/>
         </w:rPr>
         <w:t>Recovery</w:t>
       </w:r>
@@ -11516,6 +12373,7 @@
           <w:szCs w:val="22"/>
           <w:color w:val="2D2D2D"/>
           <w:lang w:val="en-US" w:bidi="fa-IR"/>
+          <w:rtl w:val="0"/>
         </w:rPr>
         <w:t>Time</w:t>
       </w:r>
@@ -11536,6 +12394,7 @@
           <w:szCs w:val="22"/>
           <w:color w:val="2D2D2D"/>
           <w:lang w:val="en-US" w:bidi="fa-IR"/>
+          <w:rtl w:val="0"/>
         </w:rPr>
         <w:t>Objective</w:t>
       </w:r>
@@ -11566,6 +12425,7 @@
           <w:szCs w:val="22"/>
           <w:color w:val="2D2D2D"/>
           <w:lang w:val="en-US" w:bidi="fa-IR"/>
+          <w:rtl w:val="0"/>
         </w:rPr>
         <w:t>under</w:t>
       </w:r>
@@ -11606,6 +12466,7 @@
           <w:szCs w:val="22"/>
           <w:color w:val="2D2D2D"/>
           <w:lang w:val="en-US" w:bidi="fa-IR"/>
+          <w:rtl w:val="0"/>
         </w:rPr>
         <w:t>minutes.</w:t>
       </w:r>
@@ -11615,8 +12476,21 @@
       <w:pgMar w:top="1134" w:right="1134" w:bottom="1134" w:left="1134" w:header="720" w:footer="720" w:gutter="0"/>
       <w:cols w:space="720"/>
       <w:docGrid w:linePitch="360"/>
-      <w:bidi/>
+      <w:bidi w:val="1"/>
     </w:sectPr>
+    <w:bookmarkStart w:id="14412" w:name="distributed-cache-and-persistence-archit"/>
+    <w:bookmarkEnd w:id="14412">
+      <w:bookmarkStart w:id="14843" w:name="cache-aside-pattern-and-invalidation"/>
+      <w:bookmarkEnd w:id="14843"/>
+      <w:bookmarkStart w:id="5175" w:name="data-access-implementation"/>
+      <w:bookmarkEnd w:id="5175"/>
+      <w:bookmarkStart w:id="87943" w:name="cluster-node-telemetry"/>
+      <w:bookmarkEnd w:id="87943"/>
+      <w:bookmarkStart w:id="43071" w:name="cluster-node-status-matrix"/>
+      <w:bookmarkEnd w:id="43071"/>
+      <w:bookmarkStart w:id="90324" w:name="maintenance-and-backup-procedures"/>
+      <w:bookmarkEnd w:id="90324"/>
+    </w:bookmarkEnd>
   </w:body>
 </w:document>
 </file>
@@ -11985,7 +12859,7 @@
     <w:qFormat/>
     <w:rsid w:val="00FC693F"/>
     <w:pPr>
-      <w:bidi/>
+      <w:bidi w:val="1"/>
       <w:jc w:val="both"/>
     </w:pPr>
     <w:rPr>

--- a/tests/fixtures/english_technical_doc.docx
+++ b/tests/fixtures/english_technical_doc.docx
@@ -12478,18 +12478,18 @@
       <w:docGrid w:linePitch="360"/>
       <w:bidi w:val="1"/>
     </w:sectPr>
-    <w:bookmarkStart w:id="14412" w:name="distributed-cache-and-persistence-archit"/>
-    <w:bookmarkEnd w:id="14412">
-      <w:bookmarkStart w:id="14843" w:name="cache-aside-pattern-and-invalidation"/>
-      <w:bookmarkEnd w:id="14843"/>
-      <w:bookmarkStart w:id="5175" w:name="data-access-implementation"/>
-      <w:bookmarkEnd w:id="5175"/>
-      <w:bookmarkStart w:id="87943" w:name="cluster-node-telemetry"/>
-      <w:bookmarkEnd w:id="87943"/>
-      <w:bookmarkStart w:id="43071" w:name="cluster-node-status-matrix"/>
-      <w:bookmarkEnd w:id="43071"/>
-      <w:bookmarkStart w:id="90324" w:name="maintenance-and-backup-procedures"/>
-      <w:bookmarkEnd w:id="90324"/>
+    <w:bookmarkStart w:id="23772" w:name="distributed-cache-and-persistence-archit"/>
+    <w:bookmarkEnd w:id="23772">
+      <w:bookmarkStart w:id="10778" w:name="cache-aside-pattern-and-invalidation"/>
+      <w:bookmarkEnd w:id="10778"/>
+      <w:bookmarkStart w:id="91085" w:name="data-access-implementation"/>
+      <w:bookmarkEnd w:id="91085"/>
+      <w:bookmarkStart w:id="28463" w:name="cluster-node-telemetry"/>
+      <w:bookmarkEnd w:id="28463"/>
+      <w:bookmarkStart w:id="18695" w:name="cluster-node-status-matrix"/>
+      <w:bookmarkEnd w:id="18695"/>
+      <w:bookmarkStart w:id="31723" w:name="maintenance-and-backup-procedures"/>
+      <w:bookmarkEnd w:id="31723"/>
     </w:bookmarkEnd>
   </w:body>
 </w:document>
